--- a/development/tools/run-vignette/tables/Tern_3_group.docx
+++ b/development/tools/run-vignette/tables/Tern_3_group.docx
@@ -9,16 +9,16 @@
         <w:tblLook w:firstRow="1" w:lastRow="0" w:firstColumn="0" w:lastColumn="0" w:noHBand="0" w:noVBand="1"/>
       </w:tblPr>
       <w:tblGrid>
-        <w:gridCol w:w="2515"/>
+        <w:gridCol w:w="2605"/>
         <w:gridCol w:w="1434"/>
         <w:gridCol w:w="1365"/>
-        <w:gridCol w:w="1910"/>
+        <w:gridCol w:w="1365"/>
         <w:gridCol w:w="1203"/>
         <w:gridCol w:w="1014"/>
       </w:tblGrid>
       <w:tr>
         <w:trPr>
-          <w:trHeight w:val="713" w:hRule="auto"/>
+          <w:trHeight w:val="842" w:hRule="auto"/>
           <w:tblHeader/>
         </w:trPr>
         <w:tc>
@@ -72,7 +72,33 @@
                 <w:szCs w:val="18"/>
                 <w:color w:val="000000"/>
               </w:rPr>
-              <w:t xml:space="preserve">Variable</w:t>
+              <w:t xml:space="preserve">Category</w:t>
+            </w:r>
+            <w:r>
+              <w:rPr>
+                <w:rFonts w:ascii="Arial" w:hAnsi="Arial" w:eastAsia="Arial" w:cs="Arial"/>
+                <w:i w:val="false"/>
+                <w:b w:val="true"/>
+                <w:u w:val="none"/>
+                <w:strike w:val="false"/>
+                <w:sz w:val="18"/>
+                <w:szCs w:val="18"/>
+                <w:color w:val="000000"/>
+              </w:rPr>
+              <w:br/>
+            </w:r>
+            <w:r>
+              <w:rPr>
+                <w:rFonts w:ascii="Arial" w:hAnsi="Arial" w:eastAsia="Arial" w:cs="Arial"/>
+                <w:i w:val="false"/>
+                <w:b w:val="true"/>
+                <w:u w:val="none"/>
+                <w:strike w:val="false"/>
+                <w:sz w:val="18"/>
+                <w:szCs w:val="18"/>
+                <w:color w:val="000000"/>
+              </w:rPr>
+              <w:t xml:space="preserve">   Variable</w:t>
             </w:r>
           </w:p>
         </w:tc>
@@ -289,7 +315,33 @@
                 <w:szCs w:val="18"/>
                 <w:color w:val="000000"/>
               </w:rPr>
-              <w:t xml:space="preserve">Levamisole + 5FU</w:t>
+              <w:t xml:space="preserve">Levamisole</w:t>
+            </w:r>
+            <w:r>
+              <w:rPr>
+                <w:rFonts w:ascii="Arial" w:hAnsi="Arial" w:eastAsia="Arial" w:cs="Arial"/>
+                <w:i w:val="false"/>
+                <w:b w:val="true"/>
+                <w:u w:val="none"/>
+                <w:strike w:val="false"/>
+                <w:sz w:val="18"/>
+                <w:szCs w:val="18"/>
+                <w:color w:val="000000"/>
+              </w:rPr>
+              <w:br/>
+            </w:r>
+            <w:r>
+              <w:rPr>
+                <w:rFonts w:ascii="Arial" w:hAnsi="Arial" w:eastAsia="Arial" w:cs="Arial"/>
+                <w:i w:val="false"/>
+                <w:b w:val="true"/>
+                <w:u w:val="none"/>
+                <w:strike w:val="false"/>
+                <w:sz w:val="18"/>
+                <w:szCs w:val="18"/>
+                <w:color w:val="000000"/>
+              </w:rPr>
+              <w:t xml:space="preserve">+ 5FU</w:t>
             </w:r>
             <w:r>
               <w:rPr>
@@ -1859,12 +1911,13 @@
       </w:tr>
       <w:tr>
         <w:trPr>
-          <w:trHeight w:val="270" w:hRule="exact"/>
+          <w:trHeight w:val="369" w:hRule="exact"/>
         </w:trPr>
         <w:tc>
           <w:tcPr>
-            <w:tcBorders>
-              <w:bottom w:val="none" w:sz="0" w:space="0" w:color="000000"/>
+            <w:gridSpan w:val="6"/>
+            <w:tcBorders>
+              <w:bottom w:val="single" w:sz="4" w:space="0" w:color="000000"/>
               <w:top w:val="none" w:sz="0" w:space="0" w:color="000000"/>
               <w:left w:val="none" w:sz="0" w:space="0" w:color="000000"/>
               <w:right w:val="none" w:sz="0" w:space="0" w:color="000000"/>
@@ -1888,306 +1941,31 @@
                 <w:left w:val="none" w:sz="0" w:space="0" w:color="000000"/>
                 <w:right w:val="none" w:sz="0" w:space="0" w:color="000000"/>
               </w:pBdr>
-              <w:spacing w:after="20" w:before="0" w:line="240"/>
-              <w:ind w:left="180" w:right="120" w:firstLine="0" w:firstLineChars="0"/>
-              <w:rPr>
-                <w:rFonts w:ascii="Arial" w:hAnsi="Arial" w:eastAsia="Arial" w:cs="Arial"/>
-                <w:i w:val="false"/>
-                <w:b w:val="false"/>
-                <w:u w:val="none"/>
-                <w:strike w:val="false"/>
-                <w:sz w:val="18"/>
-                <w:szCs w:val="18"/>
-                <w:color w:val="000000"/>
-              </w:rPr>
-            </w:pPr>
-            <w:r>
-              <w:rPr>
-                <w:rFonts w:ascii="Arial" w:hAnsi="Arial" w:eastAsia="Arial" w:cs="Arial"/>
-                <w:i w:val="false"/>
-                <w:b w:val="false"/>
-                <w:u w:val="none"/>
-                <w:strike w:val="false"/>
-                <w:sz w:val="18"/>
-                <w:szCs w:val="18"/>
-                <w:color w:val="000000"/>
-              </w:rPr>
-              <w:t xml:space="preserve">Colonic obstruction</w:t>
-            </w:r>
-          </w:p>
-        </w:tc>
-        <w:tc>
-          <w:tcPr>
-            <w:tcBorders>
-              <w:bottom w:val="none" w:sz="0" w:space="0" w:color="000000"/>
-              <w:top w:val="none" w:sz="0" w:space="0" w:color="000000"/>
-              <w:left w:val="none" w:sz="0" w:space="0" w:color="000000"/>
-              <w:right w:val="none" w:sz="0" w:space="0" w:color="000000"/>
-            </w:tcBorders>
-            <w:shd w:val="clear" w:color="auto" w:fill="FFFFFF"/>
-            <w:tcMar>
-              <w:top w:w="0" w:type="dxa"/>
-              <w:bottom w:w="0" w:type="dxa"/>
-              <w:left w:w="0" w:type="dxa"/>
-              <w:right w:w="0" w:type="dxa"/>
-            </w:tcMar>
-            <w:vAlign w:val="center"/>
-          </w:tcPr>
-          <w:p>
-            <w:pPr>
-              <w:pStyle w:val="Normal"/>
-              <w:jc w:val="center"/>
-              <w:pBdr>
-                <w:bottom w:val="none" w:sz="0" w:space="0" w:color="000000"/>
-                <w:top w:val="none" w:sz="0" w:space="0" w:color="000000"/>
-                <w:left w:val="none" w:sz="0" w:space="0" w:color="000000"/>
-                <w:right w:val="none" w:sz="0" w:space="0" w:color="000000"/>
-              </w:pBdr>
-              <w:spacing w:after="20" w:before="0" w:line="240"/>
-              <w:ind w:left="0" w:right="120" w:firstLine="0" w:firstLineChars="0"/>
-              <w:rPr>
-                <w:rFonts w:ascii="Arial" w:hAnsi="Arial" w:eastAsia="Arial" w:cs="Arial"/>
-                <w:i w:val="false"/>
-                <w:b w:val="false"/>
-                <w:u w:val="none"/>
-                <w:strike w:val="false"/>
-                <w:sz w:val="18"/>
-                <w:szCs w:val="18"/>
-                <w:color w:val="000000"/>
-              </w:rPr>
-            </w:pPr>
-            <w:r>
-              <w:rPr>
-                <w:rFonts w:ascii="Arial" w:hAnsi="Arial" w:eastAsia="Arial" w:cs="Arial"/>
-                <w:i w:val="false"/>
-                <w:b w:val="false"/>
-                <w:u w:val="none"/>
-                <w:strike w:val="false"/>
-                <w:sz w:val="18"/>
-                <w:szCs w:val="18"/>
-                <w:color w:val="000000"/>
-              </w:rPr>
-              <w:t xml:space="preserve">63 (20%)</w:t>
-            </w:r>
-          </w:p>
-        </w:tc>
-        <w:tc>
-          <w:tcPr>
-            <w:tcBorders>
-              <w:bottom w:val="none" w:sz="0" w:space="0" w:color="000000"/>
-              <w:top w:val="none" w:sz="0" w:space="0" w:color="000000"/>
-              <w:left w:val="none" w:sz="0" w:space="0" w:color="000000"/>
-              <w:right w:val="none" w:sz="0" w:space="0" w:color="000000"/>
-            </w:tcBorders>
-            <w:shd w:val="clear" w:color="auto" w:fill="FFFFFF"/>
-            <w:tcMar>
-              <w:top w:w="0" w:type="dxa"/>
-              <w:bottom w:w="0" w:type="dxa"/>
-              <w:left w:w="0" w:type="dxa"/>
-              <w:right w:w="0" w:type="dxa"/>
-            </w:tcMar>
-            <w:vAlign w:val="center"/>
-          </w:tcPr>
-          <w:p>
-            <w:pPr>
-              <w:pStyle w:val="Normal"/>
-              <w:jc w:val="center"/>
-              <w:pBdr>
-                <w:bottom w:val="none" w:sz="0" w:space="0" w:color="000000"/>
-                <w:top w:val="none" w:sz="0" w:space="0" w:color="000000"/>
-                <w:left w:val="none" w:sz="0" w:space="0" w:color="000000"/>
-                <w:right w:val="none" w:sz="0" w:space="0" w:color="000000"/>
-              </w:pBdr>
-              <w:spacing w:after="20" w:before="0" w:line="240"/>
-              <w:ind w:left="0" w:right="120" w:firstLine="0" w:firstLineChars="0"/>
-              <w:rPr>
-                <w:rFonts w:ascii="Arial" w:hAnsi="Arial" w:eastAsia="Arial" w:cs="Arial"/>
-                <w:i w:val="false"/>
-                <w:b w:val="false"/>
-                <w:u w:val="none"/>
-                <w:strike w:val="false"/>
-                <w:sz w:val="18"/>
-                <w:szCs w:val="18"/>
-                <w:color w:val="000000"/>
-              </w:rPr>
-            </w:pPr>
-            <w:r>
-              <w:rPr>
-                <w:rFonts w:ascii="Arial" w:hAnsi="Arial" w:eastAsia="Arial" w:cs="Arial"/>
-                <w:i w:val="false"/>
-                <w:b w:val="false"/>
-                <w:u w:val="none"/>
-                <w:strike w:val="false"/>
-                <w:sz w:val="18"/>
-                <w:szCs w:val="18"/>
-                <w:color w:val="000000"/>
-              </w:rPr>
-              <w:t xml:space="preserve">63 (20%)</w:t>
-            </w:r>
-          </w:p>
-        </w:tc>
-        <w:tc>
-          <w:tcPr>
-            <w:tcBorders>
-              <w:bottom w:val="none" w:sz="0" w:space="0" w:color="000000"/>
-              <w:top w:val="none" w:sz="0" w:space="0" w:color="000000"/>
-              <w:left w:val="none" w:sz="0" w:space="0" w:color="000000"/>
-              <w:right w:val="none" w:sz="0" w:space="0" w:color="000000"/>
-            </w:tcBorders>
-            <w:shd w:val="clear" w:color="auto" w:fill="FFFFFF"/>
-            <w:tcMar>
-              <w:top w:w="0" w:type="dxa"/>
-              <w:bottom w:w="0" w:type="dxa"/>
-              <w:left w:w="0" w:type="dxa"/>
-              <w:right w:w="0" w:type="dxa"/>
-            </w:tcMar>
-            <w:vAlign w:val="center"/>
-          </w:tcPr>
-          <w:p>
-            <w:pPr>
-              <w:pStyle w:val="Normal"/>
-              <w:jc w:val="center"/>
-              <w:pBdr>
-                <w:bottom w:val="none" w:sz="0" w:space="0" w:color="000000"/>
-                <w:top w:val="none" w:sz="0" w:space="0" w:color="000000"/>
-                <w:left w:val="none" w:sz="0" w:space="0" w:color="000000"/>
-                <w:right w:val="none" w:sz="0" w:space="0" w:color="000000"/>
-              </w:pBdr>
-              <w:spacing w:after="20" w:before="0" w:line="240"/>
-              <w:ind w:left="0" w:right="120" w:firstLine="0" w:firstLineChars="0"/>
-              <w:rPr>
-                <w:rFonts w:ascii="Arial" w:hAnsi="Arial" w:eastAsia="Arial" w:cs="Arial"/>
-                <w:i w:val="false"/>
-                <w:b w:val="false"/>
-                <w:u w:val="none"/>
-                <w:strike w:val="false"/>
-                <w:sz w:val="18"/>
-                <w:szCs w:val="18"/>
-                <w:color w:val="000000"/>
-              </w:rPr>
-            </w:pPr>
-            <w:r>
-              <w:rPr>
-                <w:rFonts w:ascii="Arial" w:hAnsi="Arial" w:eastAsia="Arial" w:cs="Arial"/>
-                <w:i w:val="false"/>
-                <w:b w:val="false"/>
-                <w:u w:val="none"/>
-                <w:strike w:val="false"/>
-                <w:sz w:val="18"/>
-                <w:szCs w:val="18"/>
-                <w:color w:val="000000"/>
-              </w:rPr>
-              <w:t xml:space="preserve">54 (18%)</w:t>
-            </w:r>
-          </w:p>
-        </w:tc>
-        <w:tc>
-          <w:tcPr>
-            <w:tcBorders>
-              <w:bottom w:val="none" w:sz="0" w:space="0" w:color="000000"/>
-              <w:top w:val="none" w:sz="0" w:space="0" w:color="000000"/>
-              <w:left w:val="none" w:sz="0" w:space="0" w:color="000000"/>
-              <w:right w:val="none" w:sz="0" w:space="0" w:color="000000"/>
-            </w:tcBorders>
-            <w:shd w:val="clear" w:color="auto" w:fill="FFFFFF"/>
-            <w:tcMar>
-              <w:top w:w="0" w:type="dxa"/>
-              <w:bottom w:w="0" w:type="dxa"/>
-              <w:left w:w="0" w:type="dxa"/>
-              <w:right w:w="0" w:type="dxa"/>
-            </w:tcMar>
-            <w:vAlign w:val="center"/>
-          </w:tcPr>
-          <w:p>
-            <w:pPr>
-              <w:pStyle w:val="Normal"/>
-              <w:jc w:val="center"/>
-              <w:pBdr>
-                <w:bottom w:val="none" w:sz="0" w:space="0" w:color="000000"/>
-                <w:top w:val="none" w:sz="0" w:space="0" w:color="000000"/>
-                <w:left w:val="none" w:sz="0" w:space="0" w:color="000000"/>
-                <w:right w:val="none" w:sz="0" w:space="0" w:color="000000"/>
-              </w:pBdr>
-              <w:spacing w:after="20" w:before="0" w:line="240"/>
-              <w:ind w:left="0" w:right="120" w:firstLine="0" w:firstLineChars="0"/>
-              <w:rPr>
-                <w:rFonts w:ascii="Arial" w:hAnsi="Arial" w:eastAsia="Arial" w:cs="Arial"/>
-                <w:i w:val="false"/>
-                <w:b w:val="false"/>
-                <w:u w:val="none"/>
-                <w:strike w:val="false"/>
-                <w:sz w:val="18"/>
-                <w:szCs w:val="18"/>
-                <w:color w:val="000000"/>
-              </w:rPr>
-            </w:pPr>
-            <w:r>
-              <w:rPr>
-                <w:rFonts w:ascii="Arial" w:hAnsi="Arial" w:eastAsia="Arial" w:cs="Arial"/>
-                <w:i w:val="false"/>
-                <w:b w:val="false"/>
-                <w:u w:val="none"/>
-                <w:strike w:val="false"/>
-                <w:sz w:val="18"/>
-                <w:szCs w:val="18"/>
-                <w:color w:val="000000"/>
-              </w:rPr>
-              <w:t xml:space="preserve">180 (19%)</w:t>
-            </w:r>
-          </w:p>
-        </w:tc>
-        <w:tc>
-          <w:tcPr>
-            <w:tcBorders>
-              <w:bottom w:val="none" w:sz="0" w:space="0" w:color="000000"/>
-              <w:top w:val="none" w:sz="0" w:space="0" w:color="000000"/>
-              <w:left w:val="none" w:sz="0" w:space="0" w:color="000000"/>
-              <w:right w:val="none" w:sz="0" w:space="0" w:color="000000"/>
-            </w:tcBorders>
-            <w:shd w:val="clear" w:color="auto" w:fill="FFFFFF"/>
-            <w:tcMar>
-              <w:top w:w="0" w:type="dxa"/>
-              <w:bottom w:w="0" w:type="dxa"/>
-              <w:left w:w="0" w:type="dxa"/>
-              <w:right w:w="0" w:type="dxa"/>
-            </w:tcMar>
-            <w:vAlign w:val="center"/>
-          </w:tcPr>
-          <w:p>
-            <w:pPr>
-              <w:pStyle w:val="Normal"/>
-              <w:jc w:val="center"/>
-              <w:pBdr>
-                <w:bottom w:val="none" w:sz="0" w:space="0" w:color="000000"/>
-                <w:top w:val="none" w:sz="0" w:space="0" w:color="000000"/>
-                <w:left w:val="none" w:sz="0" w:space="0" w:color="000000"/>
-                <w:right w:val="none" w:sz="0" w:space="0" w:color="000000"/>
-              </w:pBdr>
-              <w:spacing w:after="20" w:before="0" w:line="240"/>
-              <w:ind w:left="0" w:right="120" w:firstLine="0" w:firstLineChars="0"/>
-              <w:rPr>
-                <w:rFonts w:ascii="Arial" w:hAnsi="Arial" w:eastAsia="Arial" w:cs="Arial"/>
-                <w:i w:val="false"/>
-                <w:b w:val="false"/>
-                <w:u w:val="none"/>
-                <w:strike w:val="false"/>
-                <w:sz w:val="18"/>
-                <w:szCs w:val="18"/>
-                <w:color w:val="000000"/>
-              </w:rPr>
-            </w:pPr>
-            <w:r>
-              <w:rPr>
-                <w:rFonts w:ascii="Arial" w:hAnsi="Arial" w:eastAsia="Arial" w:cs="Arial"/>
-                <w:i w:val="false"/>
-                <w:b w:val="false"/>
-                <w:u w:val="none"/>
-                <w:strike w:val="false"/>
-                <w:sz w:val="18"/>
-                <w:szCs w:val="18"/>
-                <w:color w:val="000000"/>
-              </w:rPr>
-              <w:t xml:space="preserve">0.683</w:t>
+              <w:spacing w:after="40" w:before="40" w:line="240"/>
+              <w:ind w:left="60" w:right="120" w:firstLine="0" w:firstLineChars="0"/>
+              <w:rPr>
+                <w:rFonts w:ascii="Arial" w:hAnsi="Arial" w:eastAsia="Arial" w:cs="Arial"/>
+                <w:i w:val="false"/>
+                <w:b w:val="true"/>
+                <w:u w:val="none"/>
+                <w:strike w:val="false"/>
+                <w:sz w:val="18"/>
+                <w:szCs w:val="18"/>
+                <w:color w:val="000000"/>
+              </w:rPr>
+            </w:pPr>
+            <w:r>
+              <w:rPr>
+                <w:rFonts w:ascii="Arial" w:hAnsi="Arial" w:eastAsia="Arial" w:cs="Arial"/>
+                <w:i w:val="false"/>
+                <w:b w:val="true"/>
+                <w:u w:val="none"/>
+                <w:strike w:val="false"/>
+                <w:sz w:val="18"/>
+                <w:szCs w:val="18"/>
+                <w:color w:val="000000"/>
+              </w:rPr>
+              <w:t xml:space="preserve">Surgical Findings</w:t>
             </w:r>
           </w:p>
         </w:tc>
@@ -2200,7 +1978,7 @@
           <w:tcPr>
             <w:tcBorders>
               <w:bottom w:val="none" w:sz="0" w:space="0" w:color="000000"/>
-              <w:top w:val="none" w:sz="0" w:space="0" w:color="000000"/>
+              <w:top w:val="single" w:sz="4" w:space="0" w:color="000000"/>
               <w:left w:val="none" w:sz="0" w:space="0" w:color="000000"/>
               <w:right w:val="none" w:sz="0" w:space="0" w:color="000000"/>
             </w:tcBorders>
@@ -2247,282 +2025,282 @@
                 <w:szCs w:val="18"/>
                 <w:color w:val="000000"/>
               </w:rPr>
-              <w:t xml:space="preserve">Bowel perforation</w:t>
-            </w:r>
-          </w:p>
-        </w:tc>
-        <w:tc>
-          <w:tcPr>
-            <w:tcBorders>
-              <w:bottom w:val="none" w:sz="0" w:space="0" w:color="000000"/>
-              <w:top w:val="none" w:sz="0" w:space="0" w:color="000000"/>
-              <w:left w:val="none" w:sz="0" w:space="0" w:color="000000"/>
-              <w:right w:val="none" w:sz="0" w:space="0" w:color="000000"/>
-            </w:tcBorders>
-            <w:shd w:val="clear" w:color="auto" w:fill="FFFFFF"/>
-            <w:tcMar>
-              <w:top w:w="0" w:type="dxa"/>
-              <w:bottom w:w="0" w:type="dxa"/>
-              <w:left w:w="0" w:type="dxa"/>
-              <w:right w:w="0" w:type="dxa"/>
-            </w:tcMar>
-            <w:vAlign w:val="center"/>
-          </w:tcPr>
-          <w:p>
-            <w:pPr>
-              <w:pStyle w:val="Normal"/>
-              <w:jc w:val="center"/>
-              <w:pBdr>
-                <w:bottom w:val="none" w:sz="0" w:space="0" w:color="000000"/>
-                <w:top w:val="none" w:sz="0" w:space="0" w:color="000000"/>
-                <w:left w:val="none" w:sz="0" w:space="0" w:color="000000"/>
-                <w:right w:val="none" w:sz="0" w:space="0" w:color="000000"/>
-              </w:pBdr>
-              <w:spacing w:after="20" w:before="0" w:line="240"/>
-              <w:ind w:left="0" w:right="120" w:firstLine="0" w:firstLineChars="0"/>
-              <w:rPr>
-                <w:rFonts w:ascii="Arial" w:hAnsi="Arial" w:eastAsia="Arial" w:cs="Arial"/>
-                <w:i w:val="false"/>
-                <w:b w:val="false"/>
-                <w:u w:val="none"/>
-                <w:strike w:val="false"/>
-                <w:sz w:val="18"/>
-                <w:szCs w:val="18"/>
-                <w:color w:val="000000"/>
-              </w:rPr>
-            </w:pPr>
-            <w:r>
-              <w:rPr>
-                <w:rFonts w:ascii="Arial" w:hAnsi="Arial" w:eastAsia="Arial" w:cs="Arial"/>
-                <w:i w:val="false"/>
-                <w:b w:val="false"/>
-                <w:u w:val="none"/>
-                <w:strike w:val="false"/>
-                <w:sz w:val="18"/>
-                <w:szCs w:val="18"/>
-                <w:color w:val="000000"/>
-              </w:rPr>
-              <w:t xml:space="preserve">9 (3%)</w:t>
-            </w:r>
-          </w:p>
-        </w:tc>
-        <w:tc>
-          <w:tcPr>
-            <w:tcBorders>
-              <w:bottom w:val="none" w:sz="0" w:space="0" w:color="000000"/>
-              <w:top w:val="none" w:sz="0" w:space="0" w:color="000000"/>
-              <w:left w:val="none" w:sz="0" w:space="0" w:color="000000"/>
-              <w:right w:val="none" w:sz="0" w:space="0" w:color="000000"/>
-            </w:tcBorders>
-            <w:shd w:val="clear" w:color="auto" w:fill="FFFFFF"/>
-            <w:tcMar>
-              <w:top w:w="0" w:type="dxa"/>
-              <w:bottom w:w="0" w:type="dxa"/>
-              <w:left w:w="0" w:type="dxa"/>
-              <w:right w:w="0" w:type="dxa"/>
-            </w:tcMar>
-            <w:vAlign w:val="center"/>
-          </w:tcPr>
-          <w:p>
-            <w:pPr>
-              <w:pStyle w:val="Normal"/>
-              <w:jc w:val="center"/>
-              <w:pBdr>
-                <w:bottom w:val="none" w:sz="0" w:space="0" w:color="000000"/>
-                <w:top w:val="none" w:sz="0" w:space="0" w:color="000000"/>
-                <w:left w:val="none" w:sz="0" w:space="0" w:color="000000"/>
-                <w:right w:val="none" w:sz="0" w:space="0" w:color="000000"/>
-              </w:pBdr>
-              <w:spacing w:after="20" w:before="0" w:line="240"/>
-              <w:ind w:left="0" w:right="120" w:firstLine="0" w:firstLineChars="0"/>
-              <w:rPr>
-                <w:rFonts w:ascii="Arial" w:hAnsi="Arial" w:eastAsia="Arial" w:cs="Arial"/>
-                <w:i w:val="false"/>
-                <w:b w:val="false"/>
-                <w:u w:val="none"/>
-                <w:strike w:val="false"/>
-                <w:sz w:val="18"/>
-                <w:szCs w:val="18"/>
-                <w:color w:val="000000"/>
-              </w:rPr>
-            </w:pPr>
-            <w:r>
-              <w:rPr>
-                <w:rFonts w:ascii="Arial" w:hAnsi="Arial" w:eastAsia="Arial" w:cs="Arial"/>
-                <w:i w:val="false"/>
-                <w:b w:val="false"/>
-                <w:u w:val="none"/>
-                <w:strike w:val="false"/>
-                <w:sz w:val="18"/>
-                <w:szCs w:val="18"/>
-                <w:color w:val="000000"/>
-              </w:rPr>
-              <w:t xml:space="preserve">10 (3%)</w:t>
-            </w:r>
-          </w:p>
-        </w:tc>
-        <w:tc>
-          <w:tcPr>
-            <w:tcBorders>
-              <w:bottom w:val="none" w:sz="0" w:space="0" w:color="000000"/>
-              <w:top w:val="none" w:sz="0" w:space="0" w:color="000000"/>
-              <w:left w:val="none" w:sz="0" w:space="0" w:color="000000"/>
-              <w:right w:val="none" w:sz="0" w:space="0" w:color="000000"/>
-            </w:tcBorders>
-            <w:shd w:val="clear" w:color="auto" w:fill="FFFFFF"/>
-            <w:tcMar>
-              <w:top w:w="0" w:type="dxa"/>
-              <w:bottom w:w="0" w:type="dxa"/>
-              <w:left w:w="0" w:type="dxa"/>
-              <w:right w:w="0" w:type="dxa"/>
-            </w:tcMar>
-            <w:vAlign w:val="center"/>
-          </w:tcPr>
-          <w:p>
-            <w:pPr>
-              <w:pStyle w:val="Normal"/>
-              <w:jc w:val="center"/>
-              <w:pBdr>
-                <w:bottom w:val="none" w:sz="0" w:space="0" w:color="000000"/>
-                <w:top w:val="none" w:sz="0" w:space="0" w:color="000000"/>
-                <w:left w:val="none" w:sz="0" w:space="0" w:color="000000"/>
-                <w:right w:val="none" w:sz="0" w:space="0" w:color="000000"/>
-              </w:pBdr>
-              <w:spacing w:after="20" w:before="0" w:line="240"/>
-              <w:ind w:left="0" w:right="120" w:firstLine="0" w:firstLineChars="0"/>
-              <w:rPr>
-                <w:rFonts w:ascii="Arial" w:hAnsi="Arial" w:eastAsia="Arial" w:cs="Arial"/>
-                <w:i w:val="false"/>
-                <w:b w:val="false"/>
-                <w:u w:val="none"/>
-                <w:strike w:val="false"/>
-                <w:sz w:val="18"/>
-                <w:szCs w:val="18"/>
-                <w:color w:val="000000"/>
-              </w:rPr>
-            </w:pPr>
-            <w:r>
-              <w:rPr>
-                <w:rFonts w:ascii="Arial" w:hAnsi="Arial" w:eastAsia="Arial" w:cs="Arial"/>
-                <w:i w:val="false"/>
-                <w:b w:val="false"/>
-                <w:u w:val="none"/>
-                <w:strike w:val="false"/>
-                <w:sz w:val="18"/>
-                <w:szCs w:val="18"/>
-                <w:color w:val="000000"/>
-              </w:rPr>
-              <w:t xml:space="preserve">8 (3%)</w:t>
-            </w:r>
-          </w:p>
-        </w:tc>
-        <w:tc>
-          <w:tcPr>
-            <w:tcBorders>
-              <w:bottom w:val="none" w:sz="0" w:space="0" w:color="000000"/>
-              <w:top w:val="none" w:sz="0" w:space="0" w:color="000000"/>
-              <w:left w:val="none" w:sz="0" w:space="0" w:color="000000"/>
-              <w:right w:val="none" w:sz="0" w:space="0" w:color="000000"/>
-            </w:tcBorders>
-            <w:shd w:val="clear" w:color="auto" w:fill="FFFFFF"/>
-            <w:tcMar>
-              <w:top w:w="0" w:type="dxa"/>
-              <w:bottom w:w="0" w:type="dxa"/>
-              <w:left w:w="0" w:type="dxa"/>
-              <w:right w:w="0" w:type="dxa"/>
-            </w:tcMar>
-            <w:vAlign w:val="center"/>
-          </w:tcPr>
-          <w:p>
-            <w:pPr>
-              <w:pStyle w:val="Normal"/>
-              <w:jc w:val="center"/>
-              <w:pBdr>
-                <w:bottom w:val="none" w:sz="0" w:space="0" w:color="000000"/>
-                <w:top w:val="none" w:sz="0" w:space="0" w:color="000000"/>
-                <w:left w:val="none" w:sz="0" w:space="0" w:color="000000"/>
-                <w:right w:val="none" w:sz="0" w:space="0" w:color="000000"/>
-              </w:pBdr>
-              <w:spacing w:after="20" w:before="0" w:line="240"/>
-              <w:ind w:left="0" w:right="120" w:firstLine="0" w:firstLineChars="0"/>
-              <w:rPr>
-                <w:rFonts w:ascii="Arial" w:hAnsi="Arial" w:eastAsia="Arial" w:cs="Arial"/>
-                <w:i w:val="false"/>
-                <w:b w:val="false"/>
-                <w:u w:val="none"/>
-                <w:strike w:val="false"/>
-                <w:sz w:val="18"/>
-                <w:szCs w:val="18"/>
-                <w:color w:val="000000"/>
-              </w:rPr>
-            </w:pPr>
-            <w:r>
-              <w:rPr>
-                <w:rFonts w:ascii="Arial" w:hAnsi="Arial" w:eastAsia="Arial" w:cs="Arial"/>
-                <w:i w:val="false"/>
-                <w:b w:val="false"/>
-                <w:u w:val="none"/>
-                <w:strike w:val="false"/>
-                <w:sz w:val="18"/>
-                <w:szCs w:val="18"/>
-                <w:color w:val="000000"/>
-              </w:rPr>
-              <w:t xml:space="preserve">27 (3%)</w:t>
-            </w:r>
-          </w:p>
-        </w:tc>
-        <w:tc>
-          <w:tcPr>
-            <w:tcBorders>
-              <w:bottom w:val="none" w:sz="0" w:space="0" w:color="000000"/>
-              <w:top w:val="none" w:sz="0" w:space="0" w:color="000000"/>
-              <w:left w:val="none" w:sz="0" w:space="0" w:color="000000"/>
-              <w:right w:val="none" w:sz="0" w:space="0" w:color="000000"/>
-            </w:tcBorders>
-            <w:shd w:val="clear" w:color="auto" w:fill="FFFFFF"/>
-            <w:tcMar>
-              <w:top w:w="0" w:type="dxa"/>
-              <w:bottom w:w="0" w:type="dxa"/>
-              <w:left w:w="0" w:type="dxa"/>
-              <w:right w:w="0" w:type="dxa"/>
-            </w:tcMar>
-            <w:vAlign w:val="center"/>
-          </w:tcPr>
-          <w:p>
-            <w:pPr>
-              <w:pStyle w:val="Normal"/>
-              <w:jc w:val="center"/>
-              <w:pBdr>
-                <w:bottom w:val="none" w:sz="0" w:space="0" w:color="000000"/>
-                <w:top w:val="none" w:sz="0" w:space="0" w:color="000000"/>
-                <w:left w:val="none" w:sz="0" w:space="0" w:color="000000"/>
-                <w:right w:val="none" w:sz="0" w:space="0" w:color="000000"/>
-              </w:pBdr>
-              <w:spacing w:after="20" w:before="0" w:line="240"/>
-              <w:ind w:left="0" w:right="120" w:firstLine="0" w:firstLineChars="0"/>
-              <w:rPr>
-                <w:rFonts w:ascii="Arial" w:hAnsi="Arial" w:eastAsia="Arial" w:cs="Arial"/>
-                <w:i w:val="false"/>
-                <w:b w:val="false"/>
-                <w:u w:val="none"/>
-                <w:strike w:val="false"/>
-                <w:sz w:val="18"/>
-                <w:szCs w:val="18"/>
-                <w:color w:val="000000"/>
-              </w:rPr>
-            </w:pPr>
-            <w:r>
-              <w:rPr>
-                <w:rFonts w:ascii="Arial" w:hAnsi="Arial" w:eastAsia="Arial" w:cs="Arial"/>
-                <w:i w:val="false"/>
-                <w:b w:val="false"/>
-                <w:u w:val="none"/>
-                <w:strike w:val="false"/>
-                <w:sz w:val="18"/>
-                <w:szCs w:val="18"/>
-                <w:color w:val="000000"/>
-              </w:rPr>
-              <w:t xml:space="preserve">0.907</w:t>
+              <w:t xml:space="preserve">Colonic Obstruction</w:t>
+            </w:r>
+          </w:p>
+        </w:tc>
+        <w:tc>
+          <w:tcPr>
+            <w:tcBorders>
+              <w:bottom w:val="none" w:sz="0" w:space="0" w:color="000000"/>
+              <w:top w:val="single" w:sz="4" w:space="0" w:color="000000"/>
+              <w:left w:val="none" w:sz="0" w:space="0" w:color="000000"/>
+              <w:right w:val="none" w:sz="0" w:space="0" w:color="000000"/>
+            </w:tcBorders>
+            <w:shd w:val="clear" w:color="auto" w:fill="FFFFFF"/>
+            <w:tcMar>
+              <w:top w:w="0" w:type="dxa"/>
+              <w:bottom w:w="0" w:type="dxa"/>
+              <w:left w:w="0" w:type="dxa"/>
+              <w:right w:w="0" w:type="dxa"/>
+            </w:tcMar>
+            <w:vAlign w:val="center"/>
+          </w:tcPr>
+          <w:p>
+            <w:pPr>
+              <w:pStyle w:val="Normal"/>
+              <w:jc w:val="center"/>
+              <w:pBdr>
+                <w:bottom w:val="none" w:sz="0" w:space="0" w:color="000000"/>
+                <w:top w:val="none" w:sz="0" w:space="0" w:color="000000"/>
+                <w:left w:val="none" w:sz="0" w:space="0" w:color="000000"/>
+                <w:right w:val="none" w:sz="0" w:space="0" w:color="000000"/>
+              </w:pBdr>
+              <w:spacing w:after="20" w:before="0" w:line="240"/>
+              <w:ind w:left="0" w:right="120" w:firstLine="0" w:firstLineChars="0"/>
+              <w:rPr>
+                <w:rFonts w:ascii="Arial" w:hAnsi="Arial" w:eastAsia="Arial" w:cs="Arial"/>
+                <w:i w:val="false"/>
+                <w:b w:val="false"/>
+                <w:u w:val="none"/>
+                <w:strike w:val="false"/>
+                <w:sz w:val="18"/>
+                <w:szCs w:val="18"/>
+                <w:color w:val="000000"/>
+              </w:rPr>
+            </w:pPr>
+            <w:r>
+              <w:rPr>
+                <w:rFonts w:ascii="Arial" w:hAnsi="Arial" w:eastAsia="Arial" w:cs="Arial"/>
+                <w:i w:val="false"/>
+                <w:b w:val="false"/>
+                <w:u w:val="none"/>
+                <w:strike w:val="false"/>
+                <w:sz w:val="18"/>
+                <w:szCs w:val="18"/>
+                <w:color w:val="000000"/>
+              </w:rPr>
+              <w:t xml:space="preserve">63 (20%)</w:t>
+            </w:r>
+          </w:p>
+        </w:tc>
+        <w:tc>
+          <w:tcPr>
+            <w:tcBorders>
+              <w:bottom w:val="none" w:sz="0" w:space="0" w:color="000000"/>
+              <w:top w:val="single" w:sz="4" w:space="0" w:color="000000"/>
+              <w:left w:val="none" w:sz="0" w:space="0" w:color="000000"/>
+              <w:right w:val="none" w:sz="0" w:space="0" w:color="000000"/>
+            </w:tcBorders>
+            <w:shd w:val="clear" w:color="auto" w:fill="FFFFFF"/>
+            <w:tcMar>
+              <w:top w:w="0" w:type="dxa"/>
+              <w:bottom w:w="0" w:type="dxa"/>
+              <w:left w:w="0" w:type="dxa"/>
+              <w:right w:w="0" w:type="dxa"/>
+            </w:tcMar>
+            <w:vAlign w:val="center"/>
+          </w:tcPr>
+          <w:p>
+            <w:pPr>
+              <w:pStyle w:val="Normal"/>
+              <w:jc w:val="center"/>
+              <w:pBdr>
+                <w:bottom w:val="none" w:sz="0" w:space="0" w:color="000000"/>
+                <w:top w:val="none" w:sz="0" w:space="0" w:color="000000"/>
+                <w:left w:val="none" w:sz="0" w:space="0" w:color="000000"/>
+                <w:right w:val="none" w:sz="0" w:space="0" w:color="000000"/>
+              </w:pBdr>
+              <w:spacing w:after="20" w:before="0" w:line="240"/>
+              <w:ind w:left="0" w:right="120" w:firstLine="0" w:firstLineChars="0"/>
+              <w:rPr>
+                <w:rFonts w:ascii="Arial" w:hAnsi="Arial" w:eastAsia="Arial" w:cs="Arial"/>
+                <w:i w:val="false"/>
+                <w:b w:val="false"/>
+                <w:u w:val="none"/>
+                <w:strike w:val="false"/>
+                <w:sz w:val="18"/>
+                <w:szCs w:val="18"/>
+                <w:color w:val="000000"/>
+              </w:rPr>
+            </w:pPr>
+            <w:r>
+              <w:rPr>
+                <w:rFonts w:ascii="Arial" w:hAnsi="Arial" w:eastAsia="Arial" w:cs="Arial"/>
+                <w:i w:val="false"/>
+                <w:b w:val="false"/>
+                <w:u w:val="none"/>
+                <w:strike w:val="false"/>
+                <w:sz w:val="18"/>
+                <w:szCs w:val="18"/>
+                <w:color w:val="000000"/>
+              </w:rPr>
+              <w:t xml:space="preserve">63 (20%)</w:t>
+            </w:r>
+          </w:p>
+        </w:tc>
+        <w:tc>
+          <w:tcPr>
+            <w:tcBorders>
+              <w:bottom w:val="none" w:sz="0" w:space="0" w:color="000000"/>
+              <w:top w:val="single" w:sz="4" w:space="0" w:color="000000"/>
+              <w:left w:val="none" w:sz="0" w:space="0" w:color="000000"/>
+              <w:right w:val="none" w:sz="0" w:space="0" w:color="000000"/>
+            </w:tcBorders>
+            <w:shd w:val="clear" w:color="auto" w:fill="FFFFFF"/>
+            <w:tcMar>
+              <w:top w:w="0" w:type="dxa"/>
+              <w:bottom w:w="0" w:type="dxa"/>
+              <w:left w:w="0" w:type="dxa"/>
+              <w:right w:w="0" w:type="dxa"/>
+            </w:tcMar>
+            <w:vAlign w:val="center"/>
+          </w:tcPr>
+          <w:p>
+            <w:pPr>
+              <w:pStyle w:val="Normal"/>
+              <w:jc w:val="center"/>
+              <w:pBdr>
+                <w:bottom w:val="none" w:sz="0" w:space="0" w:color="000000"/>
+                <w:top w:val="none" w:sz="0" w:space="0" w:color="000000"/>
+                <w:left w:val="none" w:sz="0" w:space="0" w:color="000000"/>
+                <w:right w:val="none" w:sz="0" w:space="0" w:color="000000"/>
+              </w:pBdr>
+              <w:spacing w:after="20" w:before="0" w:line="240"/>
+              <w:ind w:left="0" w:right="120" w:firstLine="0" w:firstLineChars="0"/>
+              <w:rPr>
+                <w:rFonts w:ascii="Arial" w:hAnsi="Arial" w:eastAsia="Arial" w:cs="Arial"/>
+                <w:i w:val="false"/>
+                <w:b w:val="false"/>
+                <w:u w:val="none"/>
+                <w:strike w:val="false"/>
+                <w:sz w:val="18"/>
+                <w:szCs w:val="18"/>
+                <w:color w:val="000000"/>
+              </w:rPr>
+            </w:pPr>
+            <w:r>
+              <w:rPr>
+                <w:rFonts w:ascii="Arial" w:hAnsi="Arial" w:eastAsia="Arial" w:cs="Arial"/>
+                <w:i w:val="false"/>
+                <w:b w:val="false"/>
+                <w:u w:val="none"/>
+                <w:strike w:val="false"/>
+                <w:sz w:val="18"/>
+                <w:szCs w:val="18"/>
+                <w:color w:val="000000"/>
+              </w:rPr>
+              <w:t xml:space="preserve">54 (18%)</w:t>
+            </w:r>
+          </w:p>
+        </w:tc>
+        <w:tc>
+          <w:tcPr>
+            <w:tcBorders>
+              <w:bottom w:val="none" w:sz="0" w:space="0" w:color="000000"/>
+              <w:top w:val="single" w:sz="4" w:space="0" w:color="000000"/>
+              <w:left w:val="none" w:sz="0" w:space="0" w:color="000000"/>
+              <w:right w:val="none" w:sz="0" w:space="0" w:color="000000"/>
+            </w:tcBorders>
+            <w:shd w:val="clear" w:color="auto" w:fill="FFFFFF"/>
+            <w:tcMar>
+              <w:top w:w="0" w:type="dxa"/>
+              <w:bottom w:w="0" w:type="dxa"/>
+              <w:left w:w="0" w:type="dxa"/>
+              <w:right w:w="0" w:type="dxa"/>
+            </w:tcMar>
+            <w:vAlign w:val="center"/>
+          </w:tcPr>
+          <w:p>
+            <w:pPr>
+              <w:pStyle w:val="Normal"/>
+              <w:jc w:val="center"/>
+              <w:pBdr>
+                <w:bottom w:val="none" w:sz="0" w:space="0" w:color="000000"/>
+                <w:top w:val="none" w:sz="0" w:space="0" w:color="000000"/>
+                <w:left w:val="none" w:sz="0" w:space="0" w:color="000000"/>
+                <w:right w:val="none" w:sz="0" w:space="0" w:color="000000"/>
+              </w:pBdr>
+              <w:spacing w:after="20" w:before="0" w:line="240"/>
+              <w:ind w:left="0" w:right="120" w:firstLine="0" w:firstLineChars="0"/>
+              <w:rPr>
+                <w:rFonts w:ascii="Arial" w:hAnsi="Arial" w:eastAsia="Arial" w:cs="Arial"/>
+                <w:i w:val="false"/>
+                <w:b w:val="false"/>
+                <w:u w:val="none"/>
+                <w:strike w:val="false"/>
+                <w:sz w:val="18"/>
+                <w:szCs w:val="18"/>
+                <w:color w:val="000000"/>
+              </w:rPr>
+            </w:pPr>
+            <w:r>
+              <w:rPr>
+                <w:rFonts w:ascii="Arial" w:hAnsi="Arial" w:eastAsia="Arial" w:cs="Arial"/>
+                <w:i w:val="false"/>
+                <w:b w:val="false"/>
+                <w:u w:val="none"/>
+                <w:strike w:val="false"/>
+                <w:sz w:val="18"/>
+                <w:szCs w:val="18"/>
+                <w:color w:val="000000"/>
+              </w:rPr>
+              <w:t xml:space="preserve">180 (19%)</w:t>
+            </w:r>
+          </w:p>
+        </w:tc>
+        <w:tc>
+          <w:tcPr>
+            <w:tcBorders>
+              <w:bottom w:val="none" w:sz="0" w:space="0" w:color="000000"/>
+              <w:top w:val="single" w:sz="4" w:space="0" w:color="000000"/>
+              <w:left w:val="none" w:sz="0" w:space="0" w:color="000000"/>
+              <w:right w:val="none" w:sz="0" w:space="0" w:color="000000"/>
+            </w:tcBorders>
+            <w:shd w:val="clear" w:color="auto" w:fill="FFFFFF"/>
+            <w:tcMar>
+              <w:top w:w="0" w:type="dxa"/>
+              <w:bottom w:w="0" w:type="dxa"/>
+              <w:left w:w="0" w:type="dxa"/>
+              <w:right w:w="0" w:type="dxa"/>
+            </w:tcMar>
+            <w:vAlign w:val="center"/>
+          </w:tcPr>
+          <w:p>
+            <w:pPr>
+              <w:pStyle w:val="Normal"/>
+              <w:jc w:val="center"/>
+              <w:pBdr>
+                <w:bottom w:val="none" w:sz="0" w:space="0" w:color="000000"/>
+                <w:top w:val="none" w:sz="0" w:space="0" w:color="000000"/>
+                <w:left w:val="none" w:sz="0" w:space="0" w:color="000000"/>
+                <w:right w:val="none" w:sz="0" w:space="0" w:color="000000"/>
+              </w:pBdr>
+              <w:spacing w:after="20" w:before="0" w:line="240"/>
+              <w:ind w:left="0" w:right="120" w:firstLine="0" w:firstLineChars="0"/>
+              <w:rPr>
+                <w:rFonts w:ascii="Arial" w:hAnsi="Arial" w:eastAsia="Arial" w:cs="Arial"/>
+                <w:i w:val="false"/>
+                <w:b w:val="false"/>
+                <w:u w:val="none"/>
+                <w:strike w:val="false"/>
+                <w:sz w:val="18"/>
+                <w:szCs w:val="18"/>
+                <w:color w:val="000000"/>
+              </w:rPr>
+            </w:pPr>
+            <w:r>
+              <w:rPr>
+                <w:rFonts w:ascii="Arial" w:hAnsi="Arial" w:eastAsia="Arial" w:cs="Arial"/>
+                <w:i w:val="false"/>
+                <w:b w:val="false"/>
+                <w:u w:val="none"/>
+                <w:strike w:val="false"/>
+                <w:sz w:val="18"/>
+                <w:szCs w:val="18"/>
+                <w:color w:val="000000"/>
+              </w:rPr>
+              <w:t xml:space="preserve">0.683</w:t>
             </w:r>
           </w:p>
         </w:tc>
@@ -2582,282 +2360,343 @@
                 <w:szCs w:val="18"/>
                 <w:color w:val="000000"/>
               </w:rPr>
-              <w:t xml:space="preserve">Positive lymph nodes (n)</w:t>
-            </w:r>
-          </w:p>
-        </w:tc>
-        <w:tc>
-          <w:tcPr>
-            <w:tcBorders>
-              <w:bottom w:val="none" w:sz="0" w:space="0" w:color="000000"/>
-              <w:top w:val="none" w:sz="0" w:space="0" w:color="000000"/>
-              <w:left w:val="none" w:sz="0" w:space="0" w:color="000000"/>
-              <w:right w:val="none" w:sz="0" w:space="0" w:color="000000"/>
-            </w:tcBorders>
-            <w:shd w:val="clear" w:color="auto" w:fill="FFFFFF"/>
-            <w:tcMar>
-              <w:top w:w="0" w:type="dxa"/>
-              <w:bottom w:w="0" w:type="dxa"/>
-              <w:left w:w="0" w:type="dxa"/>
-              <w:right w:w="0" w:type="dxa"/>
-            </w:tcMar>
-            <w:vAlign w:val="center"/>
-          </w:tcPr>
-          <w:p>
-            <w:pPr>
-              <w:pStyle w:val="Normal"/>
-              <w:jc w:val="center"/>
-              <w:pBdr>
-                <w:bottom w:val="none" w:sz="0" w:space="0" w:color="000000"/>
-                <w:top w:val="none" w:sz="0" w:space="0" w:color="000000"/>
-                <w:left w:val="none" w:sz="0" w:space="0" w:color="000000"/>
-                <w:right w:val="none" w:sz="0" w:space="0" w:color="000000"/>
-              </w:pBdr>
-              <w:spacing w:after="20" w:before="0" w:line="240"/>
-              <w:ind w:left="0" w:right="120" w:firstLine="0" w:firstLineChars="0"/>
-              <w:rPr>
-                <w:rFonts w:ascii="Arial" w:hAnsi="Arial" w:eastAsia="Arial" w:cs="Arial"/>
-                <w:i w:val="false"/>
-                <w:b w:val="false"/>
-                <w:u w:val="none"/>
-                <w:strike w:val="false"/>
-                <w:sz w:val="18"/>
-                <w:szCs w:val="18"/>
-                <w:color w:val="000000"/>
-              </w:rPr>
-            </w:pPr>
-            <w:r>
-              <w:rPr>
-                <w:rFonts w:ascii="Arial" w:hAnsi="Arial" w:eastAsia="Arial" w:cs="Arial"/>
-                <w:i w:val="false"/>
-                <w:b w:val="false"/>
-                <w:u w:val="none"/>
-                <w:strike w:val="false"/>
-                <w:sz w:val="18"/>
-                <w:szCs w:val="18"/>
-                <w:color w:val="000000"/>
-              </w:rPr>
-              <w:t xml:space="preserve">2 [1–5]</w:t>
-            </w:r>
-          </w:p>
-        </w:tc>
-        <w:tc>
-          <w:tcPr>
-            <w:tcBorders>
-              <w:bottom w:val="none" w:sz="0" w:space="0" w:color="000000"/>
-              <w:top w:val="none" w:sz="0" w:space="0" w:color="000000"/>
-              <w:left w:val="none" w:sz="0" w:space="0" w:color="000000"/>
-              <w:right w:val="none" w:sz="0" w:space="0" w:color="000000"/>
-            </w:tcBorders>
-            <w:shd w:val="clear" w:color="auto" w:fill="FFFFFF"/>
-            <w:tcMar>
-              <w:top w:w="0" w:type="dxa"/>
-              <w:bottom w:w="0" w:type="dxa"/>
-              <w:left w:w="0" w:type="dxa"/>
-              <w:right w:w="0" w:type="dxa"/>
-            </w:tcMar>
-            <w:vAlign w:val="center"/>
-          </w:tcPr>
-          <w:p>
-            <w:pPr>
-              <w:pStyle w:val="Normal"/>
-              <w:jc w:val="center"/>
-              <w:pBdr>
-                <w:bottom w:val="none" w:sz="0" w:space="0" w:color="000000"/>
-                <w:top w:val="none" w:sz="0" w:space="0" w:color="000000"/>
-                <w:left w:val="none" w:sz="0" w:space="0" w:color="000000"/>
-                <w:right w:val="none" w:sz="0" w:space="0" w:color="000000"/>
-              </w:pBdr>
-              <w:spacing w:after="20" w:before="0" w:line="240"/>
-              <w:ind w:left="0" w:right="120" w:firstLine="0" w:firstLineChars="0"/>
-              <w:rPr>
-                <w:rFonts w:ascii="Arial" w:hAnsi="Arial" w:eastAsia="Arial" w:cs="Arial"/>
-                <w:i w:val="false"/>
-                <w:b w:val="false"/>
-                <w:u w:val="none"/>
-                <w:strike w:val="false"/>
-                <w:sz w:val="18"/>
-                <w:szCs w:val="18"/>
-                <w:color w:val="000000"/>
-              </w:rPr>
-            </w:pPr>
-            <w:r>
-              <w:rPr>
-                <w:rFonts w:ascii="Arial" w:hAnsi="Arial" w:eastAsia="Arial" w:cs="Arial"/>
-                <w:i w:val="false"/>
-                <w:b w:val="false"/>
-                <w:u w:val="none"/>
-                <w:strike w:val="false"/>
-                <w:sz w:val="18"/>
-                <w:szCs w:val="18"/>
-                <w:color w:val="000000"/>
-              </w:rPr>
-              <w:t xml:space="preserve">2 [1–5]</w:t>
-            </w:r>
-          </w:p>
-        </w:tc>
-        <w:tc>
-          <w:tcPr>
-            <w:tcBorders>
-              <w:bottom w:val="none" w:sz="0" w:space="0" w:color="000000"/>
-              <w:top w:val="none" w:sz="0" w:space="0" w:color="000000"/>
-              <w:left w:val="none" w:sz="0" w:space="0" w:color="000000"/>
-              <w:right w:val="none" w:sz="0" w:space="0" w:color="000000"/>
-            </w:tcBorders>
-            <w:shd w:val="clear" w:color="auto" w:fill="FFFFFF"/>
-            <w:tcMar>
-              <w:top w:w="0" w:type="dxa"/>
-              <w:bottom w:w="0" w:type="dxa"/>
-              <w:left w:w="0" w:type="dxa"/>
-              <w:right w:w="0" w:type="dxa"/>
-            </w:tcMar>
-            <w:vAlign w:val="center"/>
-          </w:tcPr>
-          <w:p>
-            <w:pPr>
-              <w:pStyle w:val="Normal"/>
-              <w:jc w:val="center"/>
-              <w:pBdr>
-                <w:bottom w:val="none" w:sz="0" w:space="0" w:color="000000"/>
-                <w:top w:val="none" w:sz="0" w:space="0" w:color="000000"/>
-                <w:left w:val="none" w:sz="0" w:space="0" w:color="000000"/>
-                <w:right w:val="none" w:sz="0" w:space="0" w:color="000000"/>
-              </w:pBdr>
-              <w:spacing w:after="20" w:before="0" w:line="240"/>
-              <w:ind w:left="0" w:right="120" w:firstLine="0" w:firstLineChars="0"/>
-              <w:rPr>
-                <w:rFonts w:ascii="Arial" w:hAnsi="Arial" w:eastAsia="Arial" w:cs="Arial"/>
-                <w:i w:val="false"/>
-                <w:b w:val="false"/>
-                <w:u w:val="none"/>
-                <w:strike w:val="false"/>
-                <w:sz w:val="18"/>
-                <w:szCs w:val="18"/>
-                <w:color w:val="000000"/>
-              </w:rPr>
-            </w:pPr>
-            <w:r>
-              <w:rPr>
-                <w:rFonts w:ascii="Arial" w:hAnsi="Arial" w:eastAsia="Arial" w:cs="Arial"/>
-                <w:i w:val="false"/>
-                <w:b w:val="false"/>
-                <w:u w:val="none"/>
-                <w:strike w:val="false"/>
-                <w:sz w:val="18"/>
-                <w:szCs w:val="18"/>
-                <w:color w:val="000000"/>
-              </w:rPr>
-              <w:t xml:space="preserve">2 [1–4]</w:t>
-            </w:r>
-          </w:p>
-        </w:tc>
-        <w:tc>
-          <w:tcPr>
-            <w:tcBorders>
-              <w:bottom w:val="none" w:sz="0" w:space="0" w:color="000000"/>
-              <w:top w:val="none" w:sz="0" w:space="0" w:color="000000"/>
-              <w:left w:val="none" w:sz="0" w:space="0" w:color="000000"/>
-              <w:right w:val="none" w:sz="0" w:space="0" w:color="000000"/>
-            </w:tcBorders>
-            <w:shd w:val="clear" w:color="auto" w:fill="FFFFFF"/>
-            <w:tcMar>
-              <w:top w:w="0" w:type="dxa"/>
-              <w:bottom w:w="0" w:type="dxa"/>
-              <w:left w:w="0" w:type="dxa"/>
-              <w:right w:w="0" w:type="dxa"/>
-            </w:tcMar>
-            <w:vAlign w:val="center"/>
-          </w:tcPr>
-          <w:p>
-            <w:pPr>
-              <w:pStyle w:val="Normal"/>
-              <w:jc w:val="center"/>
-              <w:pBdr>
-                <w:bottom w:val="none" w:sz="0" w:space="0" w:color="000000"/>
-                <w:top w:val="none" w:sz="0" w:space="0" w:color="000000"/>
-                <w:left w:val="none" w:sz="0" w:space="0" w:color="000000"/>
-                <w:right w:val="none" w:sz="0" w:space="0" w:color="000000"/>
-              </w:pBdr>
-              <w:spacing w:after="20" w:before="0" w:line="240"/>
-              <w:ind w:left="0" w:right="120" w:firstLine="0" w:firstLineChars="0"/>
-              <w:rPr>
-                <w:rFonts w:ascii="Arial" w:hAnsi="Arial" w:eastAsia="Arial" w:cs="Arial"/>
-                <w:i w:val="false"/>
-                <w:b w:val="false"/>
-                <w:u w:val="none"/>
-                <w:strike w:val="false"/>
-                <w:sz w:val="18"/>
-                <w:szCs w:val="18"/>
-                <w:color w:val="000000"/>
-              </w:rPr>
-            </w:pPr>
-            <w:r>
-              <w:rPr>
-                <w:rFonts w:ascii="Arial" w:hAnsi="Arial" w:eastAsia="Arial" w:cs="Arial"/>
-                <w:i w:val="false"/>
-                <w:b w:val="false"/>
-                <w:u w:val="none"/>
-                <w:strike w:val="false"/>
-                <w:sz w:val="18"/>
-                <w:szCs w:val="18"/>
-                <w:color w:val="000000"/>
-              </w:rPr>
-              <w:t xml:space="preserve">2 [1–5]</w:t>
-            </w:r>
-          </w:p>
-        </w:tc>
-        <w:tc>
-          <w:tcPr>
-            <w:tcBorders>
-              <w:bottom w:val="none" w:sz="0" w:space="0" w:color="000000"/>
-              <w:top w:val="none" w:sz="0" w:space="0" w:color="000000"/>
-              <w:left w:val="none" w:sz="0" w:space="0" w:color="000000"/>
-              <w:right w:val="none" w:sz="0" w:space="0" w:color="000000"/>
-            </w:tcBorders>
-            <w:shd w:val="clear" w:color="auto" w:fill="FFFFFF"/>
-            <w:tcMar>
-              <w:top w:w="0" w:type="dxa"/>
-              <w:bottom w:w="0" w:type="dxa"/>
-              <w:left w:w="0" w:type="dxa"/>
-              <w:right w:w="0" w:type="dxa"/>
-            </w:tcMar>
-            <w:vAlign w:val="center"/>
-          </w:tcPr>
-          <w:p>
-            <w:pPr>
-              <w:pStyle w:val="Normal"/>
-              <w:jc w:val="center"/>
-              <w:pBdr>
-                <w:bottom w:val="none" w:sz="0" w:space="0" w:color="000000"/>
-                <w:top w:val="none" w:sz="0" w:space="0" w:color="000000"/>
-                <w:left w:val="none" w:sz="0" w:space="0" w:color="000000"/>
-                <w:right w:val="none" w:sz="0" w:space="0" w:color="000000"/>
-              </w:pBdr>
-              <w:spacing w:after="20" w:before="0" w:line="240"/>
-              <w:ind w:left="0" w:right="120" w:firstLine="0" w:firstLineChars="0"/>
-              <w:rPr>
-                <w:rFonts w:ascii="Arial" w:hAnsi="Arial" w:eastAsia="Arial" w:cs="Arial"/>
-                <w:i w:val="false"/>
-                <w:b w:val="false"/>
-                <w:u w:val="none"/>
-                <w:strike w:val="false"/>
-                <w:sz w:val="18"/>
-                <w:szCs w:val="18"/>
-                <w:color w:val="000000"/>
-              </w:rPr>
-            </w:pPr>
-            <w:r>
-              <w:rPr>
-                <w:rFonts w:ascii="Arial" w:hAnsi="Arial" w:eastAsia="Arial" w:cs="Arial"/>
-                <w:i w:val="false"/>
-                <w:b w:val="false"/>
-                <w:u w:val="none"/>
-                <w:strike w:val="false"/>
-                <w:sz w:val="18"/>
-                <w:szCs w:val="18"/>
-                <w:color w:val="000000"/>
-              </w:rPr>
-              <w:t xml:space="preserve">0.550</w:t>
+              <w:t xml:space="preserve">Bowel Perforation</w:t>
+            </w:r>
+          </w:p>
+        </w:tc>
+        <w:tc>
+          <w:tcPr>
+            <w:tcBorders>
+              <w:bottom w:val="none" w:sz="0" w:space="0" w:color="000000"/>
+              <w:top w:val="none" w:sz="0" w:space="0" w:color="000000"/>
+              <w:left w:val="none" w:sz="0" w:space="0" w:color="000000"/>
+              <w:right w:val="none" w:sz="0" w:space="0" w:color="000000"/>
+            </w:tcBorders>
+            <w:shd w:val="clear" w:color="auto" w:fill="FFFFFF"/>
+            <w:tcMar>
+              <w:top w:w="0" w:type="dxa"/>
+              <w:bottom w:w="0" w:type="dxa"/>
+              <w:left w:w="0" w:type="dxa"/>
+              <w:right w:w="0" w:type="dxa"/>
+            </w:tcMar>
+            <w:vAlign w:val="center"/>
+          </w:tcPr>
+          <w:p>
+            <w:pPr>
+              <w:pStyle w:val="Normal"/>
+              <w:jc w:val="center"/>
+              <w:pBdr>
+                <w:bottom w:val="none" w:sz="0" w:space="0" w:color="000000"/>
+                <w:top w:val="none" w:sz="0" w:space="0" w:color="000000"/>
+                <w:left w:val="none" w:sz="0" w:space="0" w:color="000000"/>
+                <w:right w:val="none" w:sz="0" w:space="0" w:color="000000"/>
+              </w:pBdr>
+              <w:spacing w:after="20" w:before="0" w:line="240"/>
+              <w:ind w:left="0" w:right="120" w:firstLine="0" w:firstLineChars="0"/>
+              <w:rPr>
+                <w:rFonts w:ascii="Arial" w:hAnsi="Arial" w:eastAsia="Arial" w:cs="Arial"/>
+                <w:i w:val="false"/>
+                <w:b w:val="false"/>
+                <w:u w:val="none"/>
+                <w:strike w:val="false"/>
+                <w:sz w:val="18"/>
+                <w:szCs w:val="18"/>
+                <w:color w:val="000000"/>
+              </w:rPr>
+            </w:pPr>
+            <w:r>
+              <w:rPr>
+                <w:rFonts w:ascii="Arial" w:hAnsi="Arial" w:eastAsia="Arial" w:cs="Arial"/>
+                <w:i w:val="false"/>
+                <w:b w:val="false"/>
+                <w:u w:val="none"/>
+                <w:strike w:val="false"/>
+                <w:sz w:val="18"/>
+                <w:szCs w:val="18"/>
+                <w:color w:val="000000"/>
+              </w:rPr>
+              <w:t xml:space="preserve">9 (3%)</w:t>
+            </w:r>
+          </w:p>
+        </w:tc>
+        <w:tc>
+          <w:tcPr>
+            <w:tcBorders>
+              <w:bottom w:val="none" w:sz="0" w:space="0" w:color="000000"/>
+              <w:top w:val="none" w:sz="0" w:space="0" w:color="000000"/>
+              <w:left w:val="none" w:sz="0" w:space="0" w:color="000000"/>
+              <w:right w:val="none" w:sz="0" w:space="0" w:color="000000"/>
+            </w:tcBorders>
+            <w:shd w:val="clear" w:color="auto" w:fill="FFFFFF"/>
+            <w:tcMar>
+              <w:top w:w="0" w:type="dxa"/>
+              <w:bottom w:w="0" w:type="dxa"/>
+              <w:left w:w="0" w:type="dxa"/>
+              <w:right w:w="0" w:type="dxa"/>
+            </w:tcMar>
+            <w:vAlign w:val="center"/>
+          </w:tcPr>
+          <w:p>
+            <w:pPr>
+              <w:pStyle w:val="Normal"/>
+              <w:jc w:val="center"/>
+              <w:pBdr>
+                <w:bottom w:val="none" w:sz="0" w:space="0" w:color="000000"/>
+                <w:top w:val="none" w:sz="0" w:space="0" w:color="000000"/>
+                <w:left w:val="none" w:sz="0" w:space="0" w:color="000000"/>
+                <w:right w:val="none" w:sz="0" w:space="0" w:color="000000"/>
+              </w:pBdr>
+              <w:spacing w:after="20" w:before="0" w:line="240"/>
+              <w:ind w:left="0" w:right="120" w:firstLine="0" w:firstLineChars="0"/>
+              <w:rPr>
+                <w:rFonts w:ascii="Arial" w:hAnsi="Arial" w:eastAsia="Arial" w:cs="Arial"/>
+                <w:i w:val="false"/>
+                <w:b w:val="false"/>
+                <w:u w:val="none"/>
+                <w:strike w:val="false"/>
+                <w:sz w:val="18"/>
+                <w:szCs w:val="18"/>
+                <w:color w:val="000000"/>
+              </w:rPr>
+            </w:pPr>
+            <w:r>
+              <w:rPr>
+                <w:rFonts w:ascii="Arial" w:hAnsi="Arial" w:eastAsia="Arial" w:cs="Arial"/>
+                <w:i w:val="false"/>
+                <w:b w:val="false"/>
+                <w:u w:val="none"/>
+                <w:strike w:val="false"/>
+                <w:sz w:val="18"/>
+                <w:szCs w:val="18"/>
+                <w:color w:val="000000"/>
+              </w:rPr>
+              <w:t xml:space="preserve">10 (3%)</w:t>
+            </w:r>
+          </w:p>
+        </w:tc>
+        <w:tc>
+          <w:tcPr>
+            <w:tcBorders>
+              <w:bottom w:val="none" w:sz="0" w:space="0" w:color="000000"/>
+              <w:top w:val="none" w:sz="0" w:space="0" w:color="000000"/>
+              <w:left w:val="none" w:sz="0" w:space="0" w:color="000000"/>
+              <w:right w:val="none" w:sz="0" w:space="0" w:color="000000"/>
+            </w:tcBorders>
+            <w:shd w:val="clear" w:color="auto" w:fill="FFFFFF"/>
+            <w:tcMar>
+              <w:top w:w="0" w:type="dxa"/>
+              <w:bottom w:w="0" w:type="dxa"/>
+              <w:left w:w="0" w:type="dxa"/>
+              <w:right w:w="0" w:type="dxa"/>
+            </w:tcMar>
+            <w:vAlign w:val="center"/>
+          </w:tcPr>
+          <w:p>
+            <w:pPr>
+              <w:pStyle w:val="Normal"/>
+              <w:jc w:val="center"/>
+              <w:pBdr>
+                <w:bottom w:val="none" w:sz="0" w:space="0" w:color="000000"/>
+                <w:top w:val="none" w:sz="0" w:space="0" w:color="000000"/>
+                <w:left w:val="none" w:sz="0" w:space="0" w:color="000000"/>
+                <w:right w:val="none" w:sz="0" w:space="0" w:color="000000"/>
+              </w:pBdr>
+              <w:spacing w:after="20" w:before="0" w:line="240"/>
+              <w:ind w:left="0" w:right="120" w:firstLine="0" w:firstLineChars="0"/>
+              <w:rPr>
+                <w:rFonts w:ascii="Arial" w:hAnsi="Arial" w:eastAsia="Arial" w:cs="Arial"/>
+                <w:i w:val="false"/>
+                <w:b w:val="false"/>
+                <w:u w:val="none"/>
+                <w:strike w:val="false"/>
+                <w:sz w:val="18"/>
+                <w:szCs w:val="18"/>
+                <w:color w:val="000000"/>
+              </w:rPr>
+            </w:pPr>
+            <w:r>
+              <w:rPr>
+                <w:rFonts w:ascii="Arial" w:hAnsi="Arial" w:eastAsia="Arial" w:cs="Arial"/>
+                <w:i w:val="false"/>
+                <w:b w:val="false"/>
+                <w:u w:val="none"/>
+                <w:strike w:val="false"/>
+                <w:sz w:val="18"/>
+                <w:szCs w:val="18"/>
+                <w:color w:val="000000"/>
+              </w:rPr>
+              <w:t xml:space="preserve">8 (3%)</w:t>
+            </w:r>
+          </w:p>
+        </w:tc>
+        <w:tc>
+          <w:tcPr>
+            <w:tcBorders>
+              <w:bottom w:val="none" w:sz="0" w:space="0" w:color="000000"/>
+              <w:top w:val="none" w:sz="0" w:space="0" w:color="000000"/>
+              <w:left w:val="none" w:sz="0" w:space="0" w:color="000000"/>
+              <w:right w:val="none" w:sz="0" w:space="0" w:color="000000"/>
+            </w:tcBorders>
+            <w:shd w:val="clear" w:color="auto" w:fill="FFFFFF"/>
+            <w:tcMar>
+              <w:top w:w="0" w:type="dxa"/>
+              <w:bottom w:w="0" w:type="dxa"/>
+              <w:left w:w="0" w:type="dxa"/>
+              <w:right w:w="0" w:type="dxa"/>
+            </w:tcMar>
+            <w:vAlign w:val="center"/>
+          </w:tcPr>
+          <w:p>
+            <w:pPr>
+              <w:pStyle w:val="Normal"/>
+              <w:jc w:val="center"/>
+              <w:pBdr>
+                <w:bottom w:val="none" w:sz="0" w:space="0" w:color="000000"/>
+                <w:top w:val="none" w:sz="0" w:space="0" w:color="000000"/>
+                <w:left w:val="none" w:sz="0" w:space="0" w:color="000000"/>
+                <w:right w:val="none" w:sz="0" w:space="0" w:color="000000"/>
+              </w:pBdr>
+              <w:spacing w:after="20" w:before="0" w:line="240"/>
+              <w:ind w:left="0" w:right="120" w:firstLine="0" w:firstLineChars="0"/>
+              <w:rPr>
+                <w:rFonts w:ascii="Arial" w:hAnsi="Arial" w:eastAsia="Arial" w:cs="Arial"/>
+                <w:i w:val="false"/>
+                <w:b w:val="false"/>
+                <w:u w:val="none"/>
+                <w:strike w:val="false"/>
+                <w:sz w:val="18"/>
+                <w:szCs w:val="18"/>
+                <w:color w:val="000000"/>
+              </w:rPr>
+            </w:pPr>
+            <w:r>
+              <w:rPr>
+                <w:rFonts w:ascii="Arial" w:hAnsi="Arial" w:eastAsia="Arial" w:cs="Arial"/>
+                <w:i w:val="false"/>
+                <w:b w:val="false"/>
+                <w:u w:val="none"/>
+                <w:strike w:val="false"/>
+                <w:sz w:val="18"/>
+                <w:szCs w:val="18"/>
+                <w:color w:val="000000"/>
+              </w:rPr>
+              <w:t xml:space="preserve">27 (3%)</w:t>
+            </w:r>
+          </w:p>
+        </w:tc>
+        <w:tc>
+          <w:tcPr>
+            <w:tcBorders>
+              <w:bottom w:val="none" w:sz="0" w:space="0" w:color="000000"/>
+              <w:top w:val="none" w:sz="0" w:space="0" w:color="000000"/>
+              <w:left w:val="none" w:sz="0" w:space="0" w:color="000000"/>
+              <w:right w:val="none" w:sz="0" w:space="0" w:color="000000"/>
+            </w:tcBorders>
+            <w:shd w:val="clear" w:color="auto" w:fill="FFFFFF"/>
+            <w:tcMar>
+              <w:top w:w="0" w:type="dxa"/>
+              <w:bottom w:w="0" w:type="dxa"/>
+              <w:left w:w="0" w:type="dxa"/>
+              <w:right w:w="0" w:type="dxa"/>
+            </w:tcMar>
+            <w:vAlign w:val="center"/>
+          </w:tcPr>
+          <w:p>
+            <w:pPr>
+              <w:pStyle w:val="Normal"/>
+              <w:jc w:val="center"/>
+              <w:pBdr>
+                <w:bottom w:val="none" w:sz="0" w:space="0" w:color="000000"/>
+                <w:top w:val="none" w:sz="0" w:space="0" w:color="000000"/>
+                <w:left w:val="none" w:sz="0" w:space="0" w:color="000000"/>
+                <w:right w:val="none" w:sz="0" w:space="0" w:color="000000"/>
+              </w:pBdr>
+              <w:spacing w:after="20" w:before="0" w:line="240"/>
+              <w:ind w:left="0" w:right="120" w:firstLine="0" w:firstLineChars="0"/>
+              <w:rPr>
+                <w:rFonts w:ascii="Arial" w:hAnsi="Arial" w:eastAsia="Arial" w:cs="Arial"/>
+                <w:i w:val="false"/>
+                <w:b w:val="false"/>
+                <w:u w:val="none"/>
+                <w:strike w:val="false"/>
+                <w:sz w:val="18"/>
+                <w:szCs w:val="18"/>
+                <w:color w:val="000000"/>
+              </w:rPr>
+            </w:pPr>
+            <w:r>
+              <w:rPr>
+                <w:rFonts w:ascii="Arial" w:hAnsi="Arial" w:eastAsia="Arial" w:cs="Arial"/>
+                <w:i w:val="false"/>
+                <w:b w:val="false"/>
+                <w:u w:val="none"/>
+                <w:strike w:val="false"/>
+                <w:sz w:val="18"/>
+                <w:szCs w:val="18"/>
+                <w:color w:val="000000"/>
+              </w:rPr>
+              <w:t xml:space="preserve">0.907</w:t>
+            </w:r>
+          </w:p>
+        </w:tc>
+      </w:tr>
+      <w:tr>
+        <w:trPr>
+          <w:trHeight w:val="369" w:hRule="exact"/>
+        </w:trPr>
+        <w:tc>
+          <w:tcPr>
+            <w:gridSpan w:val="6"/>
+            <w:tcBorders>
+              <w:bottom w:val="single" w:sz="4" w:space="0" w:color="000000"/>
+              <w:top w:val="none" w:sz="0" w:space="0" w:color="000000"/>
+              <w:left w:val="none" w:sz="0" w:space="0" w:color="000000"/>
+              <w:right w:val="none" w:sz="0" w:space="0" w:color="000000"/>
+            </w:tcBorders>
+            <w:shd w:val="clear" w:color="auto" w:fill="FFFFFF"/>
+            <w:tcMar>
+              <w:top w:w="0" w:type="dxa"/>
+              <w:bottom w:w="0" w:type="dxa"/>
+              <w:left w:w="0" w:type="dxa"/>
+              <w:right w:w="0" w:type="dxa"/>
+            </w:tcMar>
+            <w:vAlign w:val="center"/>
+          </w:tcPr>
+          <w:p>
+            <w:pPr>
+              <w:pStyle w:val="Normal"/>
+              <w:jc w:val="left"/>
+              <w:pBdr>
+                <w:bottom w:val="none" w:sz="0" w:space="0" w:color="000000"/>
+                <w:top w:val="none" w:sz="0" w:space="0" w:color="000000"/>
+                <w:left w:val="none" w:sz="0" w:space="0" w:color="000000"/>
+                <w:right w:val="none" w:sz="0" w:space="0" w:color="000000"/>
+              </w:pBdr>
+              <w:spacing w:after="40" w:before="40" w:line="240"/>
+              <w:ind w:left="60" w:right="120" w:firstLine="0" w:firstLineChars="0"/>
+              <w:rPr>
+                <w:rFonts w:ascii="Arial" w:hAnsi="Arial" w:eastAsia="Arial" w:cs="Arial"/>
+                <w:i w:val="false"/>
+                <w:b w:val="true"/>
+                <w:u w:val="none"/>
+                <w:strike w:val="false"/>
+                <w:sz w:val="18"/>
+                <w:szCs w:val="18"/>
+                <w:color w:val="000000"/>
+              </w:rPr>
+            </w:pPr>
+            <w:r>
+              <w:rPr>
+                <w:rFonts w:ascii="Arial" w:hAnsi="Arial" w:eastAsia="Arial" w:cs="Arial"/>
+                <w:i w:val="false"/>
+                <w:b w:val="true"/>
+                <w:u w:val="none"/>
+                <w:strike w:val="false"/>
+                <w:sz w:val="18"/>
+                <w:szCs w:val="18"/>
+                <w:color w:val="000000"/>
+              </w:rPr>
+              <w:t xml:space="preserve">Tumor Characteristics</w:t>
             </w:r>
           </w:p>
         </w:tc>
@@ -2870,7 +2709,7 @@
           <w:tcPr>
             <w:tcBorders>
               <w:bottom w:val="none" w:sz="0" w:space="0" w:color="000000"/>
-              <w:top w:val="none" w:sz="0" w:space="0" w:color="000000"/>
+              <w:top w:val="single" w:sz="4" w:space="0" w:color="000000"/>
               <w:left w:val="none" w:sz="0" w:space="0" w:color="000000"/>
               <w:right w:val="none" w:sz="0" w:space="0" w:color="000000"/>
             </w:tcBorders>
@@ -2917,282 +2756,282 @@
                 <w:szCs w:val="18"/>
                 <w:color w:val="000000"/>
               </w:rPr>
-              <w:t xml:space="preserve">&gt; 4 positive nodes</w:t>
-            </w:r>
-          </w:p>
-        </w:tc>
-        <w:tc>
-          <w:tcPr>
-            <w:tcBorders>
-              <w:bottom w:val="none" w:sz="0" w:space="0" w:color="000000"/>
-              <w:top w:val="none" w:sz="0" w:space="0" w:color="000000"/>
-              <w:left w:val="none" w:sz="0" w:space="0" w:color="000000"/>
-              <w:right w:val="none" w:sz="0" w:space="0" w:color="000000"/>
-            </w:tcBorders>
-            <w:shd w:val="clear" w:color="auto" w:fill="FFFFFF"/>
-            <w:tcMar>
-              <w:top w:w="0" w:type="dxa"/>
-              <w:bottom w:w="0" w:type="dxa"/>
-              <w:left w:w="0" w:type="dxa"/>
-              <w:right w:w="0" w:type="dxa"/>
-            </w:tcMar>
-            <w:vAlign w:val="center"/>
-          </w:tcPr>
-          <w:p>
-            <w:pPr>
-              <w:pStyle w:val="Normal"/>
-              <w:jc w:val="center"/>
-              <w:pBdr>
-                <w:bottom w:val="none" w:sz="0" w:space="0" w:color="000000"/>
-                <w:top w:val="none" w:sz="0" w:space="0" w:color="000000"/>
-                <w:left w:val="none" w:sz="0" w:space="0" w:color="000000"/>
-                <w:right w:val="none" w:sz="0" w:space="0" w:color="000000"/>
-              </w:pBdr>
-              <w:spacing w:after="20" w:before="0" w:line="240"/>
-              <w:ind w:left="0" w:right="120" w:firstLine="0" w:firstLineChars="0"/>
-              <w:rPr>
-                <w:rFonts w:ascii="Arial" w:hAnsi="Arial" w:eastAsia="Arial" w:cs="Arial"/>
-                <w:i w:val="false"/>
-                <w:b w:val="false"/>
-                <w:u w:val="none"/>
-                <w:strike w:val="false"/>
-                <w:sz w:val="18"/>
-                <w:szCs w:val="18"/>
-                <w:color w:val="000000"/>
-              </w:rPr>
-            </w:pPr>
-            <w:r>
-              <w:rPr>
-                <w:rFonts w:ascii="Arial" w:hAnsi="Arial" w:eastAsia="Arial" w:cs="Arial"/>
-                <w:i w:val="false"/>
-                <w:b w:val="false"/>
-                <w:u w:val="none"/>
-                <w:strike w:val="false"/>
-                <w:sz w:val="18"/>
-                <w:szCs w:val="18"/>
-                <w:color w:val="000000"/>
-              </w:rPr>
-              <w:t xml:space="preserve">87 (28%)</w:t>
-            </w:r>
-          </w:p>
-        </w:tc>
-        <w:tc>
-          <w:tcPr>
-            <w:tcBorders>
-              <w:bottom w:val="none" w:sz="0" w:space="0" w:color="000000"/>
-              <w:top w:val="none" w:sz="0" w:space="0" w:color="000000"/>
-              <w:left w:val="none" w:sz="0" w:space="0" w:color="000000"/>
-              <w:right w:val="none" w:sz="0" w:space="0" w:color="000000"/>
-            </w:tcBorders>
-            <w:shd w:val="clear" w:color="auto" w:fill="FFFFFF"/>
-            <w:tcMar>
-              <w:top w:w="0" w:type="dxa"/>
-              <w:bottom w:w="0" w:type="dxa"/>
-              <w:left w:w="0" w:type="dxa"/>
-              <w:right w:w="0" w:type="dxa"/>
-            </w:tcMar>
-            <w:vAlign w:val="center"/>
-          </w:tcPr>
-          <w:p>
-            <w:pPr>
-              <w:pStyle w:val="Normal"/>
-              <w:jc w:val="center"/>
-              <w:pBdr>
-                <w:bottom w:val="none" w:sz="0" w:space="0" w:color="000000"/>
-                <w:top w:val="none" w:sz="0" w:space="0" w:color="000000"/>
-                <w:left w:val="none" w:sz="0" w:space="0" w:color="000000"/>
-                <w:right w:val="none" w:sz="0" w:space="0" w:color="000000"/>
-              </w:pBdr>
-              <w:spacing w:after="20" w:before="0" w:line="240"/>
-              <w:ind w:left="0" w:right="120" w:firstLine="0" w:firstLineChars="0"/>
-              <w:rPr>
-                <w:rFonts w:ascii="Arial" w:hAnsi="Arial" w:eastAsia="Arial" w:cs="Arial"/>
-                <w:i w:val="false"/>
-                <w:b w:val="false"/>
-                <w:u w:val="none"/>
-                <w:strike w:val="false"/>
-                <w:sz w:val="18"/>
-                <w:szCs w:val="18"/>
-                <w:color w:val="000000"/>
-              </w:rPr>
-            </w:pPr>
-            <w:r>
-              <w:rPr>
-                <w:rFonts w:ascii="Arial" w:hAnsi="Arial" w:eastAsia="Arial" w:cs="Arial"/>
-                <w:i w:val="false"/>
-                <w:b w:val="false"/>
-                <w:u w:val="none"/>
-                <w:strike w:val="false"/>
-                <w:sz w:val="18"/>
-                <w:szCs w:val="18"/>
-                <w:color w:val="000000"/>
-              </w:rPr>
-              <w:t xml:space="preserve">89 (29%)</w:t>
-            </w:r>
-          </w:p>
-        </w:tc>
-        <w:tc>
-          <w:tcPr>
-            <w:tcBorders>
-              <w:bottom w:val="none" w:sz="0" w:space="0" w:color="000000"/>
-              <w:top w:val="none" w:sz="0" w:space="0" w:color="000000"/>
-              <w:left w:val="none" w:sz="0" w:space="0" w:color="000000"/>
-              <w:right w:val="none" w:sz="0" w:space="0" w:color="000000"/>
-            </w:tcBorders>
-            <w:shd w:val="clear" w:color="auto" w:fill="FFFFFF"/>
-            <w:tcMar>
-              <w:top w:w="0" w:type="dxa"/>
-              <w:bottom w:w="0" w:type="dxa"/>
-              <w:left w:w="0" w:type="dxa"/>
-              <w:right w:w="0" w:type="dxa"/>
-            </w:tcMar>
-            <w:vAlign w:val="center"/>
-          </w:tcPr>
-          <w:p>
-            <w:pPr>
-              <w:pStyle w:val="Normal"/>
-              <w:jc w:val="center"/>
-              <w:pBdr>
-                <w:bottom w:val="none" w:sz="0" w:space="0" w:color="000000"/>
-                <w:top w:val="none" w:sz="0" w:space="0" w:color="000000"/>
-                <w:left w:val="none" w:sz="0" w:space="0" w:color="000000"/>
-                <w:right w:val="none" w:sz="0" w:space="0" w:color="000000"/>
-              </w:pBdr>
-              <w:spacing w:after="20" w:before="0" w:line="240"/>
-              <w:ind w:left="0" w:right="120" w:firstLine="0" w:firstLineChars="0"/>
-              <w:rPr>
-                <w:rFonts w:ascii="Arial" w:hAnsi="Arial" w:eastAsia="Arial" w:cs="Arial"/>
-                <w:i w:val="false"/>
-                <w:b w:val="false"/>
-                <w:u w:val="none"/>
-                <w:strike w:val="false"/>
-                <w:sz w:val="18"/>
-                <w:szCs w:val="18"/>
-                <w:color w:val="000000"/>
-              </w:rPr>
-            </w:pPr>
-            <w:r>
-              <w:rPr>
-                <w:rFonts w:ascii="Arial" w:hAnsi="Arial" w:eastAsia="Arial" w:cs="Arial"/>
-                <w:i w:val="false"/>
-                <w:b w:val="false"/>
-                <w:u w:val="none"/>
-                <w:strike w:val="false"/>
-                <w:sz w:val="18"/>
-                <w:szCs w:val="18"/>
-                <w:color w:val="000000"/>
-              </w:rPr>
-              <w:t xml:space="preserve">79 (26%)</w:t>
-            </w:r>
-          </w:p>
-        </w:tc>
-        <w:tc>
-          <w:tcPr>
-            <w:tcBorders>
-              <w:bottom w:val="none" w:sz="0" w:space="0" w:color="000000"/>
-              <w:top w:val="none" w:sz="0" w:space="0" w:color="000000"/>
-              <w:left w:val="none" w:sz="0" w:space="0" w:color="000000"/>
-              <w:right w:val="none" w:sz="0" w:space="0" w:color="000000"/>
-            </w:tcBorders>
-            <w:shd w:val="clear" w:color="auto" w:fill="FFFFFF"/>
-            <w:tcMar>
-              <w:top w:w="0" w:type="dxa"/>
-              <w:bottom w:w="0" w:type="dxa"/>
-              <w:left w:w="0" w:type="dxa"/>
-              <w:right w:w="0" w:type="dxa"/>
-            </w:tcMar>
-            <w:vAlign w:val="center"/>
-          </w:tcPr>
-          <w:p>
-            <w:pPr>
-              <w:pStyle w:val="Normal"/>
-              <w:jc w:val="center"/>
-              <w:pBdr>
-                <w:bottom w:val="none" w:sz="0" w:space="0" w:color="000000"/>
-                <w:top w:val="none" w:sz="0" w:space="0" w:color="000000"/>
-                <w:left w:val="none" w:sz="0" w:space="0" w:color="000000"/>
-                <w:right w:val="none" w:sz="0" w:space="0" w:color="000000"/>
-              </w:pBdr>
-              <w:spacing w:after="20" w:before="0" w:line="240"/>
-              <w:ind w:left="0" w:right="120" w:firstLine="0" w:firstLineChars="0"/>
-              <w:rPr>
-                <w:rFonts w:ascii="Arial" w:hAnsi="Arial" w:eastAsia="Arial" w:cs="Arial"/>
-                <w:i w:val="false"/>
-                <w:b w:val="false"/>
-                <w:u w:val="none"/>
-                <w:strike w:val="false"/>
-                <w:sz w:val="18"/>
-                <w:szCs w:val="18"/>
-                <w:color w:val="000000"/>
-              </w:rPr>
-            </w:pPr>
-            <w:r>
-              <w:rPr>
-                <w:rFonts w:ascii="Arial" w:hAnsi="Arial" w:eastAsia="Arial" w:cs="Arial"/>
-                <w:i w:val="false"/>
-                <w:b w:val="false"/>
-                <w:u w:val="none"/>
-                <w:strike w:val="false"/>
-                <w:sz w:val="18"/>
-                <w:szCs w:val="18"/>
-                <w:color w:val="000000"/>
-              </w:rPr>
-              <w:t xml:space="preserve">255 (27%)</w:t>
-            </w:r>
-          </w:p>
-        </w:tc>
-        <w:tc>
-          <w:tcPr>
-            <w:tcBorders>
-              <w:bottom w:val="none" w:sz="0" w:space="0" w:color="000000"/>
-              <w:top w:val="none" w:sz="0" w:space="0" w:color="000000"/>
-              <w:left w:val="none" w:sz="0" w:space="0" w:color="000000"/>
-              <w:right w:val="none" w:sz="0" w:space="0" w:color="000000"/>
-            </w:tcBorders>
-            <w:shd w:val="clear" w:color="auto" w:fill="FFFFFF"/>
-            <w:tcMar>
-              <w:top w:w="0" w:type="dxa"/>
-              <w:bottom w:w="0" w:type="dxa"/>
-              <w:left w:w="0" w:type="dxa"/>
-              <w:right w:w="0" w:type="dxa"/>
-            </w:tcMar>
-            <w:vAlign w:val="center"/>
-          </w:tcPr>
-          <w:p>
-            <w:pPr>
-              <w:pStyle w:val="Normal"/>
-              <w:jc w:val="center"/>
-              <w:pBdr>
-                <w:bottom w:val="none" w:sz="0" w:space="0" w:color="000000"/>
-                <w:top w:val="none" w:sz="0" w:space="0" w:color="000000"/>
-                <w:left w:val="none" w:sz="0" w:space="0" w:color="000000"/>
-                <w:right w:val="none" w:sz="0" w:space="0" w:color="000000"/>
-              </w:pBdr>
-              <w:spacing w:after="20" w:before="0" w:line="240"/>
-              <w:ind w:left="0" w:right="120" w:firstLine="0" w:firstLineChars="0"/>
-              <w:rPr>
-                <w:rFonts w:ascii="Arial" w:hAnsi="Arial" w:eastAsia="Arial" w:cs="Arial"/>
-                <w:i w:val="false"/>
-                <w:b w:val="false"/>
-                <w:u w:val="none"/>
-                <w:strike w:val="false"/>
-                <w:sz w:val="18"/>
-                <w:szCs w:val="18"/>
-                <w:color w:val="000000"/>
-              </w:rPr>
-            </w:pPr>
-            <w:r>
-              <w:rPr>
-                <w:rFonts w:ascii="Arial" w:hAnsi="Arial" w:eastAsia="Arial" w:cs="Arial"/>
-                <w:i w:val="false"/>
-                <w:b w:val="false"/>
-                <w:u w:val="none"/>
-                <w:strike w:val="false"/>
-                <w:sz w:val="18"/>
-                <w:szCs w:val="18"/>
-                <w:color w:val="000000"/>
-              </w:rPr>
-              <w:t xml:space="preserve">0.749</w:t>
+              <w:t xml:space="preserve">Positive Lymph Nodes (n)</w:t>
+            </w:r>
+          </w:p>
+        </w:tc>
+        <w:tc>
+          <w:tcPr>
+            <w:tcBorders>
+              <w:bottom w:val="none" w:sz="0" w:space="0" w:color="000000"/>
+              <w:top w:val="single" w:sz="4" w:space="0" w:color="000000"/>
+              <w:left w:val="none" w:sz="0" w:space="0" w:color="000000"/>
+              <w:right w:val="none" w:sz="0" w:space="0" w:color="000000"/>
+            </w:tcBorders>
+            <w:shd w:val="clear" w:color="auto" w:fill="FFFFFF"/>
+            <w:tcMar>
+              <w:top w:w="0" w:type="dxa"/>
+              <w:bottom w:w="0" w:type="dxa"/>
+              <w:left w:w="0" w:type="dxa"/>
+              <w:right w:w="0" w:type="dxa"/>
+            </w:tcMar>
+            <w:vAlign w:val="center"/>
+          </w:tcPr>
+          <w:p>
+            <w:pPr>
+              <w:pStyle w:val="Normal"/>
+              <w:jc w:val="center"/>
+              <w:pBdr>
+                <w:bottom w:val="none" w:sz="0" w:space="0" w:color="000000"/>
+                <w:top w:val="none" w:sz="0" w:space="0" w:color="000000"/>
+                <w:left w:val="none" w:sz="0" w:space="0" w:color="000000"/>
+                <w:right w:val="none" w:sz="0" w:space="0" w:color="000000"/>
+              </w:pBdr>
+              <w:spacing w:after="20" w:before="0" w:line="240"/>
+              <w:ind w:left="0" w:right="120" w:firstLine="0" w:firstLineChars="0"/>
+              <w:rPr>
+                <w:rFonts w:ascii="Arial" w:hAnsi="Arial" w:eastAsia="Arial" w:cs="Arial"/>
+                <w:i w:val="false"/>
+                <w:b w:val="false"/>
+                <w:u w:val="none"/>
+                <w:strike w:val="false"/>
+                <w:sz w:val="18"/>
+                <w:szCs w:val="18"/>
+                <w:color w:val="000000"/>
+              </w:rPr>
+            </w:pPr>
+            <w:r>
+              <w:rPr>
+                <w:rFonts w:ascii="Arial" w:hAnsi="Arial" w:eastAsia="Arial" w:cs="Arial"/>
+                <w:i w:val="false"/>
+                <w:b w:val="false"/>
+                <w:u w:val="none"/>
+                <w:strike w:val="false"/>
+                <w:sz w:val="18"/>
+                <w:szCs w:val="18"/>
+                <w:color w:val="000000"/>
+              </w:rPr>
+              <w:t xml:space="preserve">2 [1–5]</w:t>
+            </w:r>
+          </w:p>
+        </w:tc>
+        <w:tc>
+          <w:tcPr>
+            <w:tcBorders>
+              <w:bottom w:val="none" w:sz="0" w:space="0" w:color="000000"/>
+              <w:top w:val="single" w:sz="4" w:space="0" w:color="000000"/>
+              <w:left w:val="none" w:sz="0" w:space="0" w:color="000000"/>
+              <w:right w:val="none" w:sz="0" w:space="0" w:color="000000"/>
+            </w:tcBorders>
+            <w:shd w:val="clear" w:color="auto" w:fill="FFFFFF"/>
+            <w:tcMar>
+              <w:top w:w="0" w:type="dxa"/>
+              <w:bottom w:w="0" w:type="dxa"/>
+              <w:left w:w="0" w:type="dxa"/>
+              <w:right w:w="0" w:type="dxa"/>
+            </w:tcMar>
+            <w:vAlign w:val="center"/>
+          </w:tcPr>
+          <w:p>
+            <w:pPr>
+              <w:pStyle w:val="Normal"/>
+              <w:jc w:val="center"/>
+              <w:pBdr>
+                <w:bottom w:val="none" w:sz="0" w:space="0" w:color="000000"/>
+                <w:top w:val="none" w:sz="0" w:space="0" w:color="000000"/>
+                <w:left w:val="none" w:sz="0" w:space="0" w:color="000000"/>
+                <w:right w:val="none" w:sz="0" w:space="0" w:color="000000"/>
+              </w:pBdr>
+              <w:spacing w:after="20" w:before="0" w:line="240"/>
+              <w:ind w:left="0" w:right="120" w:firstLine="0" w:firstLineChars="0"/>
+              <w:rPr>
+                <w:rFonts w:ascii="Arial" w:hAnsi="Arial" w:eastAsia="Arial" w:cs="Arial"/>
+                <w:i w:val="false"/>
+                <w:b w:val="false"/>
+                <w:u w:val="none"/>
+                <w:strike w:val="false"/>
+                <w:sz w:val="18"/>
+                <w:szCs w:val="18"/>
+                <w:color w:val="000000"/>
+              </w:rPr>
+            </w:pPr>
+            <w:r>
+              <w:rPr>
+                <w:rFonts w:ascii="Arial" w:hAnsi="Arial" w:eastAsia="Arial" w:cs="Arial"/>
+                <w:i w:val="false"/>
+                <w:b w:val="false"/>
+                <w:u w:val="none"/>
+                <w:strike w:val="false"/>
+                <w:sz w:val="18"/>
+                <w:szCs w:val="18"/>
+                <w:color w:val="000000"/>
+              </w:rPr>
+              <w:t xml:space="preserve">2 [1–5]</w:t>
+            </w:r>
+          </w:p>
+        </w:tc>
+        <w:tc>
+          <w:tcPr>
+            <w:tcBorders>
+              <w:bottom w:val="none" w:sz="0" w:space="0" w:color="000000"/>
+              <w:top w:val="single" w:sz="4" w:space="0" w:color="000000"/>
+              <w:left w:val="none" w:sz="0" w:space="0" w:color="000000"/>
+              <w:right w:val="none" w:sz="0" w:space="0" w:color="000000"/>
+            </w:tcBorders>
+            <w:shd w:val="clear" w:color="auto" w:fill="FFFFFF"/>
+            <w:tcMar>
+              <w:top w:w="0" w:type="dxa"/>
+              <w:bottom w:w="0" w:type="dxa"/>
+              <w:left w:w="0" w:type="dxa"/>
+              <w:right w:w="0" w:type="dxa"/>
+            </w:tcMar>
+            <w:vAlign w:val="center"/>
+          </w:tcPr>
+          <w:p>
+            <w:pPr>
+              <w:pStyle w:val="Normal"/>
+              <w:jc w:val="center"/>
+              <w:pBdr>
+                <w:bottom w:val="none" w:sz="0" w:space="0" w:color="000000"/>
+                <w:top w:val="none" w:sz="0" w:space="0" w:color="000000"/>
+                <w:left w:val="none" w:sz="0" w:space="0" w:color="000000"/>
+                <w:right w:val="none" w:sz="0" w:space="0" w:color="000000"/>
+              </w:pBdr>
+              <w:spacing w:after="20" w:before="0" w:line="240"/>
+              <w:ind w:left="0" w:right="120" w:firstLine="0" w:firstLineChars="0"/>
+              <w:rPr>
+                <w:rFonts w:ascii="Arial" w:hAnsi="Arial" w:eastAsia="Arial" w:cs="Arial"/>
+                <w:i w:val="false"/>
+                <w:b w:val="false"/>
+                <w:u w:val="none"/>
+                <w:strike w:val="false"/>
+                <w:sz w:val="18"/>
+                <w:szCs w:val="18"/>
+                <w:color w:val="000000"/>
+              </w:rPr>
+            </w:pPr>
+            <w:r>
+              <w:rPr>
+                <w:rFonts w:ascii="Arial" w:hAnsi="Arial" w:eastAsia="Arial" w:cs="Arial"/>
+                <w:i w:val="false"/>
+                <w:b w:val="false"/>
+                <w:u w:val="none"/>
+                <w:strike w:val="false"/>
+                <w:sz w:val="18"/>
+                <w:szCs w:val="18"/>
+                <w:color w:val="000000"/>
+              </w:rPr>
+              <w:t xml:space="preserve">2 [1–4]</w:t>
+            </w:r>
+          </w:p>
+        </w:tc>
+        <w:tc>
+          <w:tcPr>
+            <w:tcBorders>
+              <w:bottom w:val="none" w:sz="0" w:space="0" w:color="000000"/>
+              <w:top w:val="single" w:sz="4" w:space="0" w:color="000000"/>
+              <w:left w:val="none" w:sz="0" w:space="0" w:color="000000"/>
+              <w:right w:val="none" w:sz="0" w:space="0" w:color="000000"/>
+            </w:tcBorders>
+            <w:shd w:val="clear" w:color="auto" w:fill="FFFFFF"/>
+            <w:tcMar>
+              <w:top w:w="0" w:type="dxa"/>
+              <w:bottom w:w="0" w:type="dxa"/>
+              <w:left w:w="0" w:type="dxa"/>
+              <w:right w:w="0" w:type="dxa"/>
+            </w:tcMar>
+            <w:vAlign w:val="center"/>
+          </w:tcPr>
+          <w:p>
+            <w:pPr>
+              <w:pStyle w:val="Normal"/>
+              <w:jc w:val="center"/>
+              <w:pBdr>
+                <w:bottom w:val="none" w:sz="0" w:space="0" w:color="000000"/>
+                <w:top w:val="none" w:sz="0" w:space="0" w:color="000000"/>
+                <w:left w:val="none" w:sz="0" w:space="0" w:color="000000"/>
+                <w:right w:val="none" w:sz="0" w:space="0" w:color="000000"/>
+              </w:pBdr>
+              <w:spacing w:after="20" w:before="0" w:line="240"/>
+              <w:ind w:left="0" w:right="120" w:firstLine="0" w:firstLineChars="0"/>
+              <w:rPr>
+                <w:rFonts w:ascii="Arial" w:hAnsi="Arial" w:eastAsia="Arial" w:cs="Arial"/>
+                <w:i w:val="false"/>
+                <w:b w:val="false"/>
+                <w:u w:val="none"/>
+                <w:strike w:val="false"/>
+                <w:sz w:val="18"/>
+                <w:szCs w:val="18"/>
+                <w:color w:val="000000"/>
+              </w:rPr>
+            </w:pPr>
+            <w:r>
+              <w:rPr>
+                <w:rFonts w:ascii="Arial" w:hAnsi="Arial" w:eastAsia="Arial" w:cs="Arial"/>
+                <w:i w:val="false"/>
+                <w:b w:val="false"/>
+                <w:u w:val="none"/>
+                <w:strike w:val="false"/>
+                <w:sz w:val="18"/>
+                <w:szCs w:val="18"/>
+                <w:color w:val="000000"/>
+              </w:rPr>
+              <w:t xml:space="preserve">2 [1–5]</w:t>
+            </w:r>
+          </w:p>
+        </w:tc>
+        <w:tc>
+          <w:tcPr>
+            <w:tcBorders>
+              <w:bottom w:val="none" w:sz="0" w:space="0" w:color="000000"/>
+              <w:top w:val="single" w:sz="4" w:space="0" w:color="000000"/>
+              <w:left w:val="none" w:sz="0" w:space="0" w:color="000000"/>
+              <w:right w:val="none" w:sz="0" w:space="0" w:color="000000"/>
+            </w:tcBorders>
+            <w:shd w:val="clear" w:color="auto" w:fill="FFFFFF"/>
+            <w:tcMar>
+              <w:top w:w="0" w:type="dxa"/>
+              <w:bottom w:w="0" w:type="dxa"/>
+              <w:left w:w="0" w:type="dxa"/>
+              <w:right w:w="0" w:type="dxa"/>
+            </w:tcMar>
+            <w:vAlign w:val="center"/>
+          </w:tcPr>
+          <w:p>
+            <w:pPr>
+              <w:pStyle w:val="Normal"/>
+              <w:jc w:val="center"/>
+              <w:pBdr>
+                <w:bottom w:val="none" w:sz="0" w:space="0" w:color="000000"/>
+                <w:top w:val="none" w:sz="0" w:space="0" w:color="000000"/>
+                <w:left w:val="none" w:sz="0" w:space="0" w:color="000000"/>
+                <w:right w:val="none" w:sz="0" w:space="0" w:color="000000"/>
+              </w:pBdr>
+              <w:spacing w:after="20" w:before="0" w:line="240"/>
+              <w:ind w:left="0" w:right="120" w:firstLine="0" w:firstLineChars="0"/>
+              <w:rPr>
+                <w:rFonts w:ascii="Arial" w:hAnsi="Arial" w:eastAsia="Arial" w:cs="Arial"/>
+                <w:i w:val="false"/>
+                <w:b w:val="false"/>
+                <w:u w:val="none"/>
+                <w:strike w:val="false"/>
+                <w:sz w:val="18"/>
+                <w:szCs w:val="18"/>
+                <w:color w:val="000000"/>
+              </w:rPr>
+            </w:pPr>
+            <w:r>
+              <w:rPr>
+                <w:rFonts w:ascii="Arial" w:hAnsi="Arial" w:eastAsia="Arial" w:cs="Arial"/>
+                <w:i w:val="false"/>
+                <w:b w:val="false"/>
+                <w:u w:val="none"/>
+                <w:strike w:val="false"/>
+                <w:sz w:val="18"/>
+                <w:szCs w:val="18"/>
+                <w:color w:val="000000"/>
+              </w:rPr>
+              <w:t xml:space="preserve">0.550</w:t>
             </w:r>
           </w:p>
         </w:tc>
@@ -3252,282 +3091,282 @@
                 <w:szCs w:val="18"/>
                 <w:color w:val="000000"/>
               </w:rPr>
-              <w:t xml:space="preserve">Tumor adherence</w:t>
-            </w:r>
-          </w:p>
-        </w:tc>
-        <w:tc>
-          <w:tcPr>
-            <w:tcBorders>
-              <w:bottom w:val="none" w:sz="0" w:space="0" w:color="000000"/>
-              <w:top w:val="none" w:sz="0" w:space="0" w:color="000000"/>
-              <w:left w:val="none" w:sz="0" w:space="0" w:color="000000"/>
-              <w:right w:val="none" w:sz="0" w:space="0" w:color="000000"/>
-            </w:tcBorders>
-            <w:shd w:val="clear" w:color="auto" w:fill="FFFFFF"/>
-            <w:tcMar>
-              <w:top w:w="0" w:type="dxa"/>
-              <w:bottom w:w="0" w:type="dxa"/>
-              <w:left w:w="0" w:type="dxa"/>
-              <w:right w:w="0" w:type="dxa"/>
-            </w:tcMar>
-            <w:vAlign w:val="center"/>
-          </w:tcPr>
-          <w:p>
-            <w:pPr>
-              <w:pStyle w:val="Normal"/>
-              <w:jc w:val="center"/>
-              <w:pBdr>
-                <w:bottom w:val="none" w:sz="0" w:space="0" w:color="000000"/>
-                <w:top w:val="none" w:sz="0" w:space="0" w:color="000000"/>
-                <w:left w:val="none" w:sz="0" w:space="0" w:color="000000"/>
-                <w:right w:val="none" w:sz="0" w:space="0" w:color="000000"/>
-              </w:pBdr>
-              <w:spacing w:after="20" w:before="0" w:line="240"/>
-              <w:ind w:left="0" w:right="120" w:firstLine="0" w:firstLineChars="0"/>
-              <w:rPr>
-                <w:rFonts w:ascii="Arial" w:hAnsi="Arial" w:eastAsia="Arial" w:cs="Arial"/>
-                <w:i w:val="false"/>
-                <w:b w:val="false"/>
-                <w:u w:val="none"/>
-                <w:strike w:val="false"/>
-                <w:sz w:val="18"/>
-                <w:szCs w:val="18"/>
-                <w:color w:val="000000"/>
-              </w:rPr>
-            </w:pPr>
-            <w:r>
-              <w:rPr>
-                <w:rFonts w:ascii="Arial" w:hAnsi="Arial" w:eastAsia="Arial" w:cs="Arial"/>
-                <w:i w:val="false"/>
-                <w:b w:val="false"/>
-                <w:u w:val="none"/>
-                <w:strike w:val="false"/>
-                <w:sz w:val="18"/>
-                <w:szCs w:val="18"/>
-                <w:color w:val="000000"/>
-              </w:rPr>
-              <w:t xml:space="preserve">47 (15%)</w:t>
-            </w:r>
-          </w:p>
-        </w:tc>
-        <w:tc>
-          <w:tcPr>
-            <w:tcBorders>
-              <w:bottom w:val="none" w:sz="0" w:space="0" w:color="000000"/>
-              <w:top w:val="none" w:sz="0" w:space="0" w:color="000000"/>
-              <w:left w:val="none" w:sz="0" w:space="0" w:color="000000"/>
-              <w:right w:val="none" w:sz="0" w:space="0" w:color="000000"/>
-            </w:tcBorders>
-            <w:shd w:val="clear" w:color="auto" w:fill="FFFFFF"/>
-            <w:tcMar>
-              <w:top w:w="0" w:type="dxa"/>
-              <w:bottom w:w="0" w:type="dxa"/>
-              <w:left w:w="0" w:type="dxa"/>
-              <w:right w:w="0" w:type="dxa"/>
-            </w:tcMar>
-            <w:vAlign w:val="center"/>
-          </w:tcPr>
-          <w:p>
-            <w:pPr>
-              <w:pStyle w:val="Normal"/>
-              <w:jc w:val="center"/>
-              <w:pBdr>
-                <w:bottom w:val="none" w:sz="0" w:space="0" w:color="000000"/>
-                <w:top w:val="none" w:sz="0" w:space="0" w:color="000000"/>
-                <w:left w:val="none" w:sz="0" w:space="0" w:color="000000"/>
-                <w:right w:val="none" w:sz="0" w:space="0" w:color="000000"/>
-              </w:pBdr>
-              <w:spacing w:after="20" w:before="0" w:line="240"/>
-              <w:ind w:left="0" w:right="120" w:firstLine="0" w:firstLineChars="0"/>
-              <w:rPr>
-                <w:rFonts w:ascii="Arial" w:hAnsi="Arial" w:eastAsia="Arial" w:cs="Arial"/>
-                <w:i w:val="false"/>
-                <w:b w:val="false"/>
-                <w:u w:val="none"/>
-                <w:strike w:val="false"/>
-                <w:sz w:val="18"/>
-                <w:szCs w:val="18"/>
-                <w:color w:val="000000"/>
-              </w:rPr>
-            </w:pPr>
-            <w:r>
-              <w:rPr>
-                <w:rFonts w:ascii="Arial" w:hAnsi="Arial" w:eastAsia="Arial" w:cs="Arial"/>
-                <w:i w:val="false"/>
-                <w:b w:val="false"/>
-                <w:u w:val="none"/>
-                <w:strike w:val="false"/>
-                <w:sz w:val="18"/>
-                <w:szCs w:val="18"/>
-                <w:color w:val="000000"/>
-              </w:rPr>
-              <w:t xml:space="preserve">49 (16%)</w:t>
-            </w:r>
-          </w:p>
-        </w:tc>
-        <w:tc>
-          <w:tcPr>
-            <w:tcBorders>
-              <w:bottom w:val="none" w:sz="0" w:space="0" w:color="000000"/>
-              <w:top w:val="none" w:sz="0" w:space="0" w:color="000000"/>
-              <w:left w:val="none" w:sz="0" w:space="0" w:color="000000"/>
-              <w:right w:val="none" w:sz="0" w:space="0" w:color="000000"/>
-            </w:tcBorders>
-            <w:shd w:val="clear" w:color="auto" w:fill="FFFFFF"/>
-            <w:tcMar>
-              <w:top w:w="0" w:type="dxa"/>
-              <w:bottom w:w="0" w:type="dxa"/>
-              <w:left w:w="0" w:type="dxa"/>
-              <w:right w:w="0" w:type="dxa"/>
-            </w:tcMar>
-            <w:vAlign w:val="center"/>
-          </w:tcPr>
-          <w:p>
-            <w:pPr>
-              <w:pStyle w:val="Normal"/>
-              <w:jc w:val="center"/>
-              <w:pBdr>
-                <w:bottom w:val="none" w:sz="0" w:space="0" w:color="000000"/>
-                <w:top w:val="none" w:sz="0" w:space="0" w:color="000000"/>
-                <w:left w:val="none" w:sz="0" w:space="0" w:color="000000"/>
-                <w:right w:val="none" w:sz="0" w:space="0" w:color="000000"/>
-              </w:pBdr>
-              <w:spacing w:after="20" w:before="0" w:line="240"/>
-              <w:ind w:left="0" w:right="120" w:firstLine="0" w:firstLineChars="0"/>
-              <w:rPr>
-                <w:rFonts w:ascii="Arial" w:hAnsi="Arial" w:eastAsia="Arial" w:cs="Arial"/>
-                <w:i w:val="false"/>
-                <w:b w:val="false"/>
-                <w:u w:val="none"/>
-                <w:strike w:val="false"/>
-                <w:sz w:val="18"/>
-                <w:szCs w:val="18"/>
-                <w:color w:val="000000"/>
-              </w:rPr>
-            </w:pPr>
-            <w:r>
-              <w:rPr>
-                <w:rFonts w:ascii="Arial" w:hAnsi="Arial" w:eastAsia="Arial" w:cs="Arial"/>
-                <w:i w:val="false"/>
-                <w:b w:val="false"/>
-                <w:u w:val="none"/>
-                <w:strike w:val="false"/>
-                <w:sz w:val="18"/>
-                <w:szCs w:val="18"/>
-                <w:color w:val="000000"/>
-              </w:rPr>
-              <w:t xml:space="preserve">39 (13%)</w:t>
-            </w:r>
-          </w:p>
-        </w:tc>
-        <w:tc>
-          <w:tcPr>
-            <w:tcBorders>
-              <w:bottom w:val="none" w:sz="0" w:space="0" w:color="000000"/>
-              <w:top w:val="none" w:sz="0" w:space="0" w:color="000000"/>
-              <w:left w:val="none" w:sz="0" w:space="0" w:color="000000"/>
-              <w:right w:val="none" w:sz="0" w:space="0" w:color="000000"/>
-            </w:tcBorders>
-            <w:shd w:val="clear" w:color="auto" w:fill="FFFFFF"/>
-            <w:tcMar>
-              <w:top w:w="0" w:type="dxa"/>
-              <w:bottom w:w="0" w:type="dxa"/>
-              <w:left w:w="0" w:type="dxa"/>
-              <w:right w:w="0" w:type="dxa"/>
-            </w:tcMar>
-            <w:vAlign w:val="center"/>
-          </w:tcPr>
-          <w:p>
-            <w:pPr>
-              <w:pStyle w:val="Normal"/>
-              <w:jc w:val="center"/>
-              <w:pBdr>
-                <w:bottom w:val="none" w:sz="0" w:space="0" w:color="000000"/>
-                <w:top w:val="none" w:sz="0" w:space="0" w:color="000000"/>
-                <w:left w:val="none" w:sz="0" w:space="0" w:color="000000"/>
-                <w:right w:val="none" w:sz="0" w:space="0" w:color="000000"/>
-              </w:pBdr>
-              <w:spacing w:after="20" w:before="0" w:line="240"/>
-              <w:ind w:left="0" w:right="120" w:firstLine="0" w:firstLineChars="0"/>
-              <w:rPr>
-                <w:rFonts w:ascii="Arial" w:hAnsi="Arial" w:eastAsia="Arial" w:cs="Arial"/>
-                <w:i w:val="false"/>
-                <w:b w:val="false"/>
-                <w:u w:val="none"/>
-                <w:strike w:val="false"/>
-                <w:sz w:val="18"/>
-                <w:szCs w:val="18"/>
-                <w:color w:val="000000"/>
-              </w:rPr>
-            </w:pPr>
-            <w:r>
-              <w:rPr>
-                <w:rFonts w:ascii="Arial" w:hAnsi="Arial" w:eastAsia="Arial" w:cs="Arial"/>
-                <w:i w:val="false"/>
-                <w:b w:val="false"/>
-                <w:u w:val="none"/>
-                <w:strike w:val="false"/>
-                <w:sz w:val="18"/>
-                <w:szCs w:val="18"/>
-                <w:color w:val="000000"/>
-              </w:rPr>
-              <w:t xml:space="preserve">135 (15%)</w:t>
-            </w:r>
-          </w:p>
-        </w:tc>
-        <w:tc>
-          <w:tcPr>
-            <w:tcBorders>
-              <w:bottom w:val="none" w:sz="0" w:space="0" w:color="000000"/>
-              <w:top w:val="none" w:sz="0" w:space="0" w:color="000000"/>
-              <w:left w:val="none" w:sz="0" w:space="0" w:color="000000"/>
-              <w:right w:val="none" w:sz="0" w:space="0" w:color="000000"/>
-            </w:tcBorders>
-            <w:shd w:val="clear" w:color="auto" w:fill="FFFFFF"/>
-            <w:tcMar>
-              <w:top w:w="0" w:type="dxa"/>
-              <w:bottom w:w="0" w:type="dxa"/>
-              <w:left w:w="0" w:type="dxa"/>
-              <w:right w:w="0" w:type="dxa"/>
-            </w:tcMar>
-            <w:vAlign w:val="center"/>
-          </w:tcPr>
-          <w:p>
-            <w:pPr>
-              <w:pStyle w:val="Normal"/>
-              <w:jc w:val="center"/>
-              <w:pBdr>
-                <w:bottom w:val="none" w:sz="0" w:space="0" w:color="000000"/>
-                <w:top w:val="none" w:sz="0" w:space="0" w:color="000000"/>
-                <w:left w:val="none" w:sz="0" w:space="0" w:color="000000"/>
-                <w:right w:val="none" w:sz="0" w:space="0" w:color="000000"/>
-              </w:pBdr>
-              <w:spacing w:after="20" w:before="0" w:line="240"/>
-              <w:ind w:left="0" w:right="120" w:firstLine="0" w:firstLineChars="0"/>
-              <w:rPr>
-                <w:rFonts w:ascii="Arial" w:hAnsi="Arial" w:eastAsia="Arial" w:cs="Arial"/>
-                <w:i w:val="false"/>
-                <w:b w:val="false"/>
-                <w:u w:val="none"/>
-                <w:strike w:val="false"/>
-                <w:sz w:val="18"/>
-                <w:szCs w:val="18"/>
-                <w:color w:val="000000"/>
-              </w:rPr>
-            </w:pPr>
-            <w:r>
-              <w:rPr>
-                <w:rFonts w:ascii="Arial" w:hAnsi="Arial" w:eastAsia="Arial" w:cs="Arial"/>
-                <w:i w:val="false"/>
-                <w:b w:val="false"/>
-                <w:u w:val="none"/>
-                <w:strike w:val="false"/>
-                <w:sz w:val="18"/>
-                <w:szCs w:val="18"/>
-                <w:color w:val="000000"/>
-              </w:rPr>
-              <w:t xml:space="preserve">0.562</w:t>
+              <w:t xml:space="preserve">&gt; 4 Positive Nodes</w:t>
+            </w:r>
+          </w:p>
+        </w:tc>
+        <w:tc>
+          <w:tcPr>
+            <w:tcBorders>
+              <w:bottom w:val="none" w:sz="0" w:space="0" w:color="000000"/>
+              <w:top w:val="none" w:sz="0" w:space="0" w:color="000000"/>
+              <w:left w:val="none" w:sz="0" w:space="0" w:color="000000"/>
+              <w:right w:val="none" w:sz="0" w:space="0" w:color="000000"/>
+            </w:tcBorders>
+            <w:shd w:val="clear" w:color="auto" w:fill="FFFFFF"/>
+            <w:tcMar>
+              <w:top w:w="0" w:type="dxa"/>
+              <w:bottom w:w="0" w:type="dxa"/>
+              <w:left w:w="0" w:type="dxa"/>
+              <w:right w:w="0" w:type="dxa"/>
+            </w:tcMar>
+            <w:vAlign w:val="center"/>
+          </w:tcPr>
+          <w:p>
+            <w:pPr>
+              <w:pStyle w:val="Normal"/>
+              <w:jc w:val="center"/>
+              <w:pBdr>
+                <w:bottom w:val="none" w:sz="0" w:space="0" w:color="000000"/>
+                <w:top w:val="none" w:sz="0" w:space="0" w:color="000000"/>
+                <w:left w:val="none" w:sz="0" w:space="0" w:color="000000"/>
+                <w:right w:val="none" w:sz="0" w:space="0" w:color="000000"/>
+              </w:pBdr>
+              <w:spacing w:after="20" w:before="0" w:line="240"/>
+              <w:ind w:left="0" w:right="120" w:firstLine="0" w:firstLineChars="0"/>
+              <w:rPr>
+                <w:rFonts w:ascii="Arial" w:hAnsi="Arial" w:eastAsia="Arial" w:cs="Arial"/>
+                <w:i w:val="false"/>
+                <w:b w:val="false"/>
+                <w:u w:val="none"/>
+                <w:strike w:val="false"/>
+                <w:sz w:val="18"/>
+                <w:szCs w:val="18"/>
+                <w:color w:val="000000"/>
+              </w:rPr>
+            </w:pPr>
+            <w:r>
+              <w:rPr>
+                <w:rFonts w:ascii="Arial" w:hAnsi="Arial" w:eastAsia="Arial" w:cs="Arial"/>
+                <w:i w:val="false"/>
+                <w:b w:val="false"/>
+                <w:u w:val="none"/>
+                <w:strike w:val="false"/>
+                <w:sz w:val="18"/>
+                <w:szCs w:val="18"/>
+                <w:color w:val="000000"/>
+              </w:rPr>
+              <w:t xml:space="preserve">87 (28%)</w:t>
+            </w:r>
+          </w:p>
+        </w:tc>
+        <w:tc>
+          <w:tcPr>
+            <w:tcBorders>
+              <w:bottom w:val="none" w:sz="0" w:space="0" w:color="000000"/>
+              <w:top w:val="none" w:sz="0" w:space="0" w:color="000000"/>
+              <w:left w:val="none" w:sz="0" w:space="0" w:color="000000"/>
+              <w:right w:val="none" w:sz="0" w:space="0" w:color="000000"/>
+            </w:tcBorders>
+            <w:shd w:val="clear" w:color="auto" w:fill="FFFFFF"/>
+            <w:tcMar>
+              <w:top w:w="0" w:type="dxa"/>
+              <w:bottom w:w="0" w:type="dxa"/>
+              <w:left w:w="0" w:type="dxa"/>
+              <w:right w:w="0" w:type="dxa"/>
+            </w:tcMar>
+            <w:vAlign w:val="center"/>
+          </w:tcPr>
+          <w:p>
+            <w:pPr>
+              <w:pStyle w:val="Normal"/>
+              <w:jc w:val="center"/>
+              <w:pBdr>
+                <w:bottom w:val="none" w:sz="0" w:space="0" w:color="000000"/>
+                <w:top w:val="none" w:sz="0" w:space="0" w:color="000000"/>
+                <w:left w:val="none" w:sz="0" w:space="0" w:color="000000"/>
+                <w:right w:val="none" w:sz="0" w:space="0" w:color="000000"/>
+              </w:pBdr>
+              <w:spacing w:after="20" w:before="0" w:line="240"/>
+              <w:ind w:left="0" w:right="120" w:firstLine="0" w:firstLineChars="0"/>
+              <w:rPr>
+                <w:rFonts w:ascii="Arial" w:hAnsi="Arial" w:eastAsia="Arial" w:cs="Arial"/>
+                <w:i w:val="false"/>
+                <w:b w:val="false"/>
+                <w:u w:val="none"/>
+                <w:strike w:val="false"/>
+                <w:sz w:val="18"/>
+                <w:szCs w:val="18"/>
+                <w:color w:val="000000"/>
+              </w:rPr>
+            </w:pPr>
+            <w:r>
+              <w:rPr>
+                <w:rFonts w:ascii="Arial" w:hAnsi="Arial" w:eastAsia="Arial" w:cs="Arial"/>
+                <w:i w:val="false"/>
+                <w:b w:val="false"/>
+                <w:u w:val="none"/>
+                <w:strike w:val="false"/>
+                <w:sz w:val="18"/>
+                <w:szCs w:val="18"/>
+                <w:color w:val="000000"/>
+              </w:rPr>
+              <w:t xml:space="preserve">89 (29%)</w:t>
+            </w:r>
+          </w:p>
+        </w:tc>
+        <w:tc>
+          <w:tcPr>
+            <w:tcBorders>
+              <w:bottom w:val="none" w:sz="0" w:space="0" w:color="000000"/>
+              <w:top w:val="none" w:sz="0" w:space="0" w:color="000000"/>
+              <w:left w:val="none" w:sz="0" w:space="0" w:color="000000"/>
+              <w:right w:val="none" w:sz="0" w:space="0" w:color="000000"/>
+            </w:tcBorders>
+            <w:shd w:val="clear" w:color="auto" w:fill="FFFFFF"/>
+            <w:tcMar>
+              <w:top w:w="0" w:type="dxa"/>
+              <w:bottom w:w="0" w:type="dxa"/>
+              <w:left w:w="0" w:type="dxa"/>
+              <w:right w:w="0" w:type="dxa"/>
+            </w:tcMar>
+            <w:vAlign w:val="center"/>
+          </w:tcPr>
+          <w:p>
+            <w:pPr>
+              <w:pStyle w:val="Normal"/>
+              <w:jc w:val="center"/>
+              <w:pBdr>
+                <w:bottom w:val="none" w:sz="0" w:space="0" w:color="000000"/>
+                <w:top w:val="none" w:sz="0" w:space="0" w:color="000000"/>
+                <w:left w:val="none" w:sz="0" w:space="0" w:color="000000"/>
+                <w:right w:val="none" w:sz="0" w:space="0" w:color="000000"/>
+              </w:pBdr>
+              <w:spacing w:after="20" w:before="0" w:line="240"/>
+              <w:ind w:left="0" w:right="120" w:firstLine="0" w:firstLineChars="0"/>
+              <w:rPr>
+                <w:rFonts w:ascii="Arial" w:hAnsi="Arial" w:eastAsia="Arial" w:cs="Arial"/>
+                <w:i w:val="false"/>
+                <w:b w:val="false"/>
+                <w:u w:val="none"/>
+                <w:strike w:val="false"/>
+                <w:sz w:val="18"/>
+                <w:szCs w:val="18"/>
+                <w:color w:val="000000"/>
+              </w:rPr>
+            </w:pPr>
+            <w:r>
+              <w:rPr>
+                <w:rFonts w:ascii="Arial" w:hAnsi="Arial" w:eastAsia="Arial" w:cs="Arial"/>
+                <w:i w:val="false"/>
+                <w:b w:val="false"/>
+                <w:u w:val="none"/>
+                <w:strike w:val="false"/>
+                <w:sz w:val="18"/>
+                <w:szCs w:val="18"/>
+                <w:color w:val="000000"/>
+              </w:rPr>
+              <w:t xml:space="preserve">79 (26%)</w:t>
+            </w:r>
+          </w:p>
+        </w:tc>
+        <w:tc>
+          <w:tcPr>
+            <w:tcBorders>
+              <w:bottom w:val="none" w:sz="0" w:space="0" w:color="000000"/>
+              <w:top w:val="none" w:sz="0" w:space="0" w:color="000000"/>
+              <w:left w:val="none" w:sz="0" w:space="0" w:color="000000"/>
+              <w:right w:val="none" w:sz="0" w:space="0" w:color="000000"/>
+            </w:tcBorders>
+            <w:shd w:val="clear" w:color="auto" w:fill="FFFFFF"/>
+            <w:tcMar>
+              <w:top w:w="0" w:type="dxa"/>
+              <w:bottom w:w="0" w:type="dxa"/>
+              <w:left w:w="0" w:type="dxa"/>
+              <w:right w:w="0" w:type="dxa"/>
+            </w:tcMar>
+            <w:vAlign w:val="center"/>
+          </w:tcPr>
+          <w:p>
+            <w:pPr>
+              <w:pStyle w:val="Normal"/>
+              <w:jc w:val="center"/>
+              <w:pBdr>
+                <w:bottom w:val="none" w:sz="0" w:space="0" w:color="000000"/>
+                <w:top w:val="none" w:sz="0" w:space="0" w:color="000000"/>
+                <w:left w:val="none" w:sz="0" w:space="0" w:color="000000"/>
+                <w:right w:val="none" w:sz="0" w:space="0" w:color="000000"/>
+              </w:pBdr>
+              <w:spacing w:after="20" w:before="0" w:line="240"/>
+              <w:ind w:left="0" w:right="120" w:firstLine="0" w:firstLineChars="0"/>
+              <w:rPr>
+                <w:rFonts w:ascii="Arial" w:hAnsi="Arial" w:eastAsia="Arial" w:cs="Arial"/>
+                <w:i w:val="false"/>
+                <w:b w:val="false"/>
+                <w:u w:val="none"/>
+                <w:strike w:val="false"/>
+                <w:sz w:val="18"/>
+                <w:szCs w:val="18"/>
+                <w:color w:val="000000"/>
+              </w:rPr>
+            </w:pPr>
+            <w:r>
+              <w:rPr>
+                <w:rFonts w:ascii="Arial" w:hAnsi="Arial" w:eastAsia="Arial" w:cs="Arial"/>
+                <w:i w:val="false"/>
+                <w:b w:val="false"/>
+                <w:u w:val="none"/>
+                <w:strike w:val="false"/>
+                <w:sz w:val="18"/>
+                <w:szCs w:val="18"/>
+                <w:color w:val="000000"/>
+              </w:rPr>
+              <w:t xml:space="preserve">255 (27%)</w:t>
+            </w:r>
+          </w:p>
+        </w:tc>
+        <w:tc>
+          <w:tcPr>
+            <w:tcBorders>
+              <w:bottom w:val="none" w:sz="0" w:space="0" w:color="000000"/>
+              <w:top w:val="none" w:sz="0" w:space="0" w:color="000000"/>
+              <w:left w:val="none" w:sz="0" w:space="0" w:color="000000"/>
+              <w:right w:val="none" w:sz="0" w:space="0" w:color="000000"/>
+            </w:tcBorders>
+            <w:shd w:val="clear" w:color="auto" w:fill="FFFFFF"/>
+            <w:tcMar>
+              <w:top w:w="0" w:type="dxa"/>
+              <w:bottom w:w="0" w:type="dxa"/>
+              <w:left w:w="0" w:type="dxa"/>
+              <w:right w:w="0" w:type="dxa"/>
+            </w:tcMar>
+            <w:vAlign w:val="center"/>
+          </w:tcPr>
+          <w:p>
+            <w:pPr>
+              <w:pStyle w:val="Normal"/>
+              <w:jc w:val="center"/>
+              <w:pBdr>
+                <w:bottom w:val="none" w:sz="0" w:space="0" w:color="000000"/>
+                <w:top w:val="none" w:sz="0" w:space="0" w:color="000000"/>
+                <w:left w:val="none" w:sz="0" w:space="0" w:color="000000"/>
+                <w:right w:val="none" w:sz="0" w:space="0" w:color="000000"/>
+              </w:pBdr>
+              <w:spacing w:after="20" w:before="0" w:line="240"/>
+              <w:ind w:left="0" w:right="120" w:firstLine="0" w:firstLineChars="0"/>
+              <w:rPr>
+                <w:rFonts w:ascii="Arial" w:hAnsi="Arial" w:eastAsia="Arial" w:cs="Arial"/>
+                <w:i w:val="false"/>
+                <w:b w:val="false"/>
+                <w:u w:val="none"/>
+                <w:strike w:val="false"/>
+                <w:sz w:val="18"/>
+                <w:szCs w:val="18"/>
+                <w:color w:val="000000"/>
+              </w:rPr>
+            </w:pPr>
+            <w:r>
+              <w:rPr>
+                <w:rFonts w:ascii="Arial" w:hAnsi="Arial" w:eastAsia="Arial" w:cs="Arial"/>
+                <w:i w:val="false"/>
+                <w:b w:val="false"/>
+                <w:u w:val="none"/>
+                <w:strike w:val="false"/>
+                <w:sz w:val="18"/>
+                <w:szCs w:val="18"/>
+                <w:color w:val="000000"/>
+              </w:rPr>
+              <w:t xml:space="preserve">0.749</w:t>
             </w:r>
           </w:p>
         </w:tc>
@@ -3569,300 +3408,300 @@
                 <w:rFonts w:ascii="Arial" w:hAnsi="Arial" w:eastAsia="Arial" w:cs="Arial"/>
                 <w:i w:val="false"/>
                 <w:b w:val="false"/>
-                <w:u w:val="single"/>
-                <w:strike w:val="false"/>
-                <w:sz w:val="18"/>
-                <w:szCs w:val="18"/>
-                <w:color w:val="000000"/>
-              </w:rPr>
-            </w:pPr>
-            <w:r>
-              <w:rPr>
-                <w:rFonts w:ascii="Arial" w:hAnsi="Arial" w:eastAsia="Arial" w:cs="Arial"/>
-                <w:i w:val="false"/>
-                <w:b w:val="false"/>
-                <w:u w:val="single"/>
-                <w:strike w:val="false"/>
-                <w:sz w:val="18"/>
-                <w:szCs w:val="18"/>
-                <w:color w:val="000000"/>
-              </w:rPr>
-              <w:t xml:space="preserve">Tumor differentiation</w:t>
-            </w:r>
-          </w:p>
-        </w:tc>
-        <w:tc>
-          <w:tcPr>
-            <w:tcBorders>
-              <w:bottom w:val="none" w:sz="0" w:space="0" w:color="000000"/>
-              <w:top w:val="none" w:sz="0" w:space="0" w:color="000000"/>
-              <w:left w:val="none" w:sz="0" w:space="0" w:color="000000"/>
-              <w:right w:val="none" w:sz="0" w:space="0" w:color="000000"/>
-            </w:tcBorders>
-            <w:shd w:val="clear" w:color="auto" w:fill="FFFFFF"/>
-            <w:tcMar>
-              <w:top w:w="0" w:type="dxa"/>
-              <w:bottom w:w="0" w:type="dxa"/>
-              <w:left w:w="0" w:type="dxa"/>
-              <w:right w:w="0" w:type="dxa"/>
-            </w:tcMar>
-            <w:vAlign w:val="center"/>
-          </w:tcPr>
-          <w:p>
-            <w:pPr>
-              <w:pStyle w:val="Normal"/>
-              <w:jc w:val="center"/>
-              <w:pBdr>
-                <w:bottom w:val="none" w:sz="0" w:space="0" w:color="000000"/>
-                <w:top w:val="none" w:sz="0" w:space="0" w:color="000000"/>
-                <w:left w:val="none" w:sz="0" w:space="0" w:color="000000"/>
-                <w:right w:val="none" w:sz="0" w:space="0" w:color="000000"/>
-              </w:pBdr>
-              <w:spacing w:after="20" w:before="0" w:line="240"/>
-              <w:ind w:left="0" w:right="120" w:firstLine="0" w:firstLineChars="0"/>
-              <w:rPr>
-                <w:rFonts w:ascii="Arial" w:hAnsi="Arial" w:eastAsia="Arial" w:cs="Arial"/>
-                <w:i w:val="false"/>
-                <w:b w:val="false"/>
-                <w:u w:val="none"/>
-                <w:strike w:val="false"/>
-                <w:sz w:val="18"/>
-                <w:szCs w:val="18"/>
-                <w:color w:val="000000"/>
-              </w:rPr>
-            </w:pPr>
-            <w:r>
-              <w:rPr>
-                <w:rFonts w:ascii="Arial" w:hAnsi="Arial" w:eastAsia="Arial" w:cs="Arial"/>
-                <w:i w:val="false"/>
-                <w:b w:val="false"/>
-                <w:u w:val="none"/>
-                <w:strike w:val="false"/>
-                <w:sz w:val="18"/>
-                <w:szCs w:val="18"/>
-                <w:color w:val="000000"/>
-              </w:rPr>
-              <w:t xml:space="preserve"/>
-            </w:r>
-          </w:p>
-        </w:tc>
-        <w:tc>
-          <w:tcPr>
-            <w:tcBorders>
-              <w:bottom w:val="none" w:sz="0" w:space="0" w:color="000000"/>
-              <w:top w:val="none" w:sz="0" w:space="0" w:color="000000"/>
-              <w:left w:val="none" w:sz="0" w:space="0" w:color="000000"/>
-              <w:right w:val="none" w:sz="0" w:space="0" w:color="000000"/>
-            </w:tcBorders>
-            <w:shd w:val="clear" w:color="auto" w:fill="FFFFFF"/>
-            <w:tcMar>
-              <w:top w:w="0" w:type="dxa"/>
-              <w:bottom w:w="0" w:type="dxa"/>
-              <w:left w:w="0" w:type="dxa"/>
-              <w:right w:w="0" w:type="dxa"/>
-            </w:tcMar>
-            <w:vAlign w:val="center"/>
-          </w:tcPr>
-          <w:p>
-            <w:pPr>
-              <w:pStyle w:val="Normal"/>
-              <w:jc w:val="center"/>
-              <w:pBdr>
-                <w:bottom w:val="none" w:sz="0" w:space="0" w:color="000000"/>
-                <w:top w:val="none" w:sz="0" w:space="0" w:color="000000"/>
-                <w:left w:val="none" w:sz="0" w:space="0" w:color="000000"/>
-                <w:right w:val="none" w:sz="0" w:space="0" w:color="000000"/>
-              </w:pBdr>
-              <w:spacing w:after="20" w:before="0" w:line="240"/>
-              <w:ind w:left="0" w:right="120" w:firstLine="0" w:firstLineChars="0"/>
-              <w:rPr>
-                <w:rFonts w:ascii="Arial" w:hAnsi="Arial" w:eastAsia="Arial" w:cs="Arial"/>
-                <w:i w:val="false"/>
-                <w:b w:val="false"/>
-                <w:u w:val="none"/>
-                <w:strike w:val="false"/>
-                <w:sz w:val="18"/>
-                <w:szCs w:val="18"/>
-                <w:color w:val="000000"/>
-              </w:rPr>
-            </w:pPr>
-            <w:r>
-              <w:rPr>
-                <w:rFonts w:ascii="Arial" w:hAnsi="Arial" w:eastAsia="Arial" w:cs="Arial"/>
-                <w:i w:val="false"/>
-                <w:b w:val="false"/>
-                <w:u w:val="none"/>
-                <w:strike w:val="false"/>
-                <w:sz w:val="18"/>
-                <w:szCs w:val="18"/>
-                <w:color w:val="000000"/>
-              </w:rPr>
-              <w:t xml:space="preserve"/>
-            </w:r>
-          </w:p>
-        </w:tc>
-        <w:tc>
-          <w:tcPr>
-            <w:tcBorders>
-              <w:bottom w:val="none" w:sz="0" w:space="0" w:color="000000"/>
-              <w:top w:val="none" w:sz="0" w:space="0" w:color="000000"/>
-              <w:left w:val="none" w:sz="0" w:space="0" w:color="000000"/>
-              <w:right w:val="none" w:sz="0" w:space="0" w:color="000000"/>
-            </w:tcBorders>
-            <w:shd w:val="clear" w:color="auto" w:fill="FFFFFF"/>
-            <w:tcMar>
-              <w:top w:w="0" w:type="dxa"/>
-              <w:bottom w:w="0" w:type="dxa"/>
-              <w:left w:w="0" w:type="dxa"/>
-              <w:right w:w="0" w:type="dxa"/>
-            </w:tcMar>
-            <w:vAlign w:val="center"/>
-          </w:tcPr>
-          <w:p>
-            <w:pPr>
-              <w:pStyle w:val="Normal"/>
-              <w:jc w:val="center"/>
-              <w:pBdr>
-                <w:bottom w:val="none" w:sz="0" w:space="0" w:color="000000"/>
-                <w:top w:val="none" w:sz="0" w:space="0" w:color="000000"/>
-                <w:left w:val="none" w:sz="0" w:space="0" w:color="000000"/>
-                <w:right w:val="none" w:sz="0" w:space="0" w:color="000000"/>
-              </w:pBdr>
-              <w:spacing w:after="20" w:before="0" w:line="240"/>
-              <w:ind w:left="0" w:right="120" w:firstLine="0" w:firstLineChars="0"/>
-              <w:rPr>
-                <w:rFonts w:ascii="Arial" w:hAnsi="Arial" w:eastAsia="Arial" w:cs="Arial"/>
-                <w:i w:val="false"/>
-                <w:b w:val="false"/>
-                <w:u w:val="none"/>
-                <w:strike w:val="false"/>
-                <w:sz w:val="18"/>
-                <w:szCs w:val="18"/>
-                <w:color w:val="000000"/>
-              </w:rPr>
-            </w:pPr>
-            <w:r>
-              <w:rPr>
-                <w:rFonts w:ascii="Arial" w:hAnsi="Arial" w:eastAsia="Arial" w:cs="Arial"/>
-                <w:i w:val="false"/>
-                <w:b w:val="false"/>
-                <w:u w:val="none"/>
-                <w:strike w:val="false"/>
-                <w:sz w:val="18"/>
-                <w:szCs w:val="18"/>
-                <w:color w:val="000000"/>
-              </w:rPr>
-              <w:t xml:space="preserve"/>
-            </w:r>
-          </w:p>
-        </w:tc>
-        <w:tc>
-          <w:tcPr>
-            <w:tcBorders>
-              <w:bottom w:val="none" w:sz="0" w:space="0" w:color="000000"/>
-              <w:top w:val="none" w:sz="0" w:space="0" w:color="000000"/>
-              <w:left w:val="none" w:sz="0" w:space="0" w:color="000000"/>
-              <w:right w:val="none" w:sz="0" w:space="0" w:color="000000"/>
-            </w:tcBorders>
-            <w:shd w:val="clear" w:color="auto" w:fill="FFFFFF"/>
-            <w:tcMar>
-              <w:top w:w="0" w:type="dxa"/>
-              <w:bottom w:w="0" w:type="dxa"/>
-              <w:left w:w="0" w:type="dxa"/>
-              <w:right w:w="0" w:type="dxa"/>
-            </w:tcMar>
-            <w:vAlign w:val="center"/>
-          </w:tcPr>
-          <w:p>
-            <w:pPr>
-              <w:pStyle w:val="Normal"/>
-              <w:jc w:val="center"/>
-              <w:pBdr>
-                <w:bottom w:val="none" w:sz="0" w:space="0" w:color="000000"/>
-                <w:top w:val="none" w:sz="0" w:space="0" w:color="000000"/>
-                <w:left w:val="none" w:sz="0" w:space="0" w:color="000000"/>
-                <w:right w:val="none" w:sz="0" w:space="0" w:color="000000"/>
-              </w:pBdr>
-              <w:spacing w:after="20" w:before="0" w:line="240"/>
-              <w:ind w:left="0" w:right="120" w:firstLine="0" w:firstLineChars="0"/>
-              <w:rPr>
-                <w:rFonts w:ascii="Arial" w:hAnsi="Arial" w:eastAsia="Arial" w:cs="Arial"/>
-                <w:i w:val="false"/>
-                <w:b w:val="false"/>
-                <w:u w:val="none"/>
-                <w:strike w:val="false"/>
-                <w:sz w:val="18"/>
-                <w:szCs w:val="18"/>
-                <w:color w:val="000000"/>
-              </w:rPr>
-            </w:pPr>
-            <w:r>
-              <w:rPr>
-                <w:rFonts w:ascii="Arial" w:hAnsi="Arial" w:eastAsia="Arial" w:cs="Arial"/>
-                <w:i w:val="false"/>
-                <w:b w:val="false"/>
-                <w:u w:val="none"/>
-                <w:strike w:val="false"/>
-                <w:sz w:val="18"/>
-                <w:szCs w:val="18"/>
-                <w:color w:val="000000"/>
-              </w:rPr>
-              <w:t xml:space="preserve"/>
-            </w:r>
-          </w:p>
-        </w:tc>
-        <w:tc>
-          <w:tcPr>
-            <w:tcBorders>
-              <w:bottom w:val="none" w:sz="0" w:space="0" w:color="000000"/>
-              <w:top w:val="none" w:sz="0" w:space="0" w:color="000000"/>
-              <w:left w:val="none" w:sz="0" w:space="0" w:color="000000"/>
-              <w:right w:val="none" w:sz="0" w:space="0" w:color="000000"/>
-            </w:tcBorders>
-            <w:shd w:val="clear" w:color="auto" w:fill="FFFFFF"/>
-            <w:tcMar>
-              <w:top w:w="0" w:type="dxa"/>
-              <w:bottom w:w="0" w:type="dxa"/>
-              <w:left w:w="0" w:type="dxa"/>
-              <w:right w:w="0" w:type="dxa"/>
-            </w:tcMar>
-            <w:vAlign w:val="center"/>
-          </w:tcPr>
-          <w:p>
-            <w:pPr>
-              <w:pStyle w:val="Normal"/>
-              <w:jc w:val="center"/>
-              <w:pBdr>
-                <w:bottom w:val="none" w:sz="0" w:space="0" w:color="000000"/>
-                <w:top w:val="none" w:sz="0" w:space="0" w:color="000000"/>
-                <w:left w:val="none" w:sz="0" w:space="0" w:color="000000"/>
-                <w:right w:val="none" w:sz="0" w:space="0" w:color="000000"/>
-              </w:pBdr>
-              <w:spacing w:after="20" w:before="0" w:line="240"/>
-              <w:ind w:left="0" w:right="120" w:firstLine="0" w:firstLineChars="0"/>
-              <w:rPr>
-                <w:rFonts w:ascii="Arial" w:hAnsi="Arial" w:eastAsia="Arial" w:cs="Arial"/>
-                <w:i w:val="false"/>
-                <w:b w:val="false"/>
-                <w:u w:val="none"/>
-                <w:strike w:val="false"/>
-                <w:sz w:val="18"/>
-                <w:szCs w:val="18"/>
-                <w:color w:val="000000"/>
-              </w:rPr>
-            </w:pPr>
-            <w:r>
-              <w:rPr>
-                <w:rFonts w:ascii="Arial" w:hAnsi="Arial" w:eastAsia="Arial" w:cs="Arial"/>
-                <w:i w:val="false"/>
-                <w:b w:val="false"/>
-                <w:u w:val="none"/>
-                <w:strike w:val="false"/>
-                <w:sz w:val="18"/>
-                <w:szCs w:val="18"/>
-                <w:color w:val="000000"/>
-              </w:rPr>
-              <w:t xml:space="preserve"/>
+                <w:u w:val="none"/>
+                <w:strike w:val="false"/>
+                <w:sz w:val="18"/>
+                <w:szCs w:val="18"/>
+                <w:color w:val="000000"/>
+              </w:rPr>
+            </w:pPr>
+            <w:r>
+              <w:rPr>
+                <w:rFonts w:ascii="Arial" w:hAnsi="Arial" w:eastAsia="Arial" w:cs="Arial"/>
+                <w:i w:val="false"/>
+                <w:b w:val="false"/>
+                <w:u w:val="none"/>
+                <w:strike w:val="false"/>
+                <w:sz w:val="18"/>
+                <w:szCs w:val="18"/>
+                <w:color w:val="000000"/>
+              </w:rPr>
+              <w:t xml:space="preserve">Tumor Adherence</w:t>
+            </w:r>
+          </w:p>
+        </w:tc>
+        <w:tc>
+          <w:tcPr>
+            <w:tcBorders>
+              <w:bottom w:val="none" w:sz="0" w:space="0" w:color="000000"/>
+              <w:top w:val="none" w:sz="0" w:space="0" w:color="000000"/>
+              <w:left w:val="none" w:sz="0" w:space="0" w:color="000000"/>
+              <w:right w:val="none" w:sz="0" w:space="0" w:color="000000"/>
+            </w:tcBorders>
+            <w:shd w:val="clear" w:color="auto" w:fill="FFFFFF"/>
+            <w:tcMar>
+              <w:top w:w="0" w:type="dxa"/>
+              <w:bottom w:w="0" w:type="dxa"/>
+              <w:left w:w="0" w:type="dxa"/>
+              <w:right w:w="0" w:type="dxa"/>
+            </w:tcMar>
+            <w:vAlign w:val="center"/>
+          </w:tcPr>
+          <w:p>
+            <w:pPr>
+              <w:pStyle w:val="Normal"/>
+              <w:jc w:val="center"/>
+              <w:pBdr>
+                <w:bottom w:val="none" w:sz="0" w:space="0" w:color="000000"/>
+                <w:top w:val="none" w:sz="0" w:space="0" w:color="000000"/>
+                <w:left w:val="none" w:sz="0" w:space="0" w:color="000000"/>
+                <w:right w:val="none" w:sz="0" w:space="0" w:color="000000"/>
+              </w:pBdr>
+              <w:spacing w:after="20" w:before="0" w:line="240"/>
+              <w:ind w:left="0" w:right="120" w:firstLine="0" w:firstLineChars="0"/>
+              <w:rPr>
+                <w:rFonts w:ascii="Arial" w:hAnsi="Arial" w:eastAsia="Arial" w:cs="Arial"/>
+                <w:i w:val="false"/>
+                <w:b w:val="false"/>
+                <w:u w:val="none"/>
+                <w:strike w:val="false"/>
+                <w:sz w:val="18"/>
+                <w:szCs w:val="18"/>
+                <w:color w:val="000000"/>
+              </w:rPr>
+            </w:pPr>
+            <w:r>
+              <w:rPr>
+                <w:rFonts w:ascii="Arial" w:hAnsi="Arial" w:eastAsia="Arial" w:cs="Arial"/>
+                <w:i w:val="false"/>
+                <w:b w:val="false"/>
+                <w:u w:val="none"/>
+                <w:strike w:val="false"/>
+                <w:sz w:val="18"/>
+                <w:szCs w:val="18"/>
+                <w:color w:val="000000"/>
+              </w:rPr>
+              <w:t xml:space="preserve">47 (15%)</w:t>
+            </w:r>
+          </w:p>
+        </w:tc>
+        <w:tc>
+          <w:tcPr>
+            <w:tcBorders>
+              <w:bottom w:val="none" w:sz="0" w:space="0" w:color="000000"/>
+              <w:top w:val="none" w:sz="0" w:space="0" w:color="000000"/>
+              <w:left w:val="none" w:sz="0" w:space="0" w:color="000000"/>
+              <w:right w:val="none" w:sz="0" w:space="0" w:color="000000"/>
+            </w:tcBorders>
+            <w:shd w:val="clear" w:color="auto" w:fill="FFFFFF"/>
+            <w:tcMar>
+              <w:top w:w="0" w:type="dxa"/>
+              <w:bottom w:w="0" w:type="dxa"/>
+              <w:left w:w="0" w:type="dxa"/>
+              <w:right w:w="0" w:type="dxa"/>
+            </w:tcMar>
+            <w:vAlign w:val="center"/>
+          </w:tcPr>
+          <w:p>
+            <w:pPr>
+              <w:pStyle w:val="Normal"/>
+              <w:jc w:val="center"/>
+              <w:pBdr>
+                <w:bottom w:val="none" w:sz="0" w:space="0" w:color="000000"/>
+                <w:top w:val="none" w:sz="0" w:space="0" w:color="000000"/>
+                <w:left w:val="none" w:sz="0" w:space="0" w:color="000000"/>
+                <w:right w:val="none" w:sz="0" w:space="0" w:color="000000"/>
+              </w:pBdr>
+              <w:spacing w:after="20" w:before="0" w:line="240"/>
+              <w:ind w:left="0" w:right="120" w:firstLine="0" w:firstLineChars="0"/>
+              <w:rPr>
+                <w:rFonts w:ascii="Arial" w:hAnsi="Arial" w:eastAsia="Arial" w:cs="Arial"/>
+                <w:i w:val="false"/>
+                <w:b w:val="false"/>
+                <w:u w:val="none"/>
+                <w:strike w:val="false"/>
+                <w:sz w:val="18"/>
+                <w:szCs w:val="18"/>
+                <w:color w:val="000000"/>
+              </w:rPr>
+            </w:pPr>
+            <w:r>
+              <w:rPr>
+                <w:rFonts w:ascii="Arial" w:hAnsi="Arial" w:eastAsia="Arial" w:cs="Arial"/>
+                <w:i w:val="false"/>
+                <w:b w:val="false"/>
+                <w:u w:val="none"/>
+                <w:strike w:val="false"/>
+                <w:sz w:val="18"/>
+                <w:szCs w:val="18"/>
+                <w:color w:val="000000"/>
+              </w:rPr>
+              <w:t xml:space="preserve">49 (16%)</w:t>
+            </w:r>
+          </w:p>
+        </w:tc>
+        <w:tc>
+          <w:tcPr>
+            <w:tcBorders>
+              <w:bottom w:val="none" w:sz="0" w:space="0" w:color="000000"/>
+              <w:top w:val="none" w:sz="0" w:space="0" w:color="000000"/>
+              <w:left w:val="none" w:sz="0" w:space="0" w:color="000000"/>
+              <w:right w:val="none" w:sz="0" w:space="0" w:color="000000"/>
+            </w:tcBorders>
+            <w:shd w:val="clear" w:color="auto" w:fill="FFFFFF"/>
+            <w:tcMar>
+              <w:top w:w="0" w:type="dxa"/>
+              <w:bottom w:w="0" w:type="dxa"/>
+              <w:left w:w="0" w:type="dxa"/>
+              <w:right w:w="0" w:type="dxa"/>
+            </w:tcMar>
+            <w:vAlign w:val="center"/>
+          </w:tcPr>
+          <w:p>
+            <w:pPr>
+              <w:pStyle w:val="Normal"/>
+              <w:jc w:val="center"/>
+              <w:pBdr>
+                <w:bottom w:val="none" w:sz="0" w:space="0" w:color="000000"/>
+                <w:top w:val="none" w:sz="0" w:space="0" w:color="000000"/>
+                <w:left w:val="none" w:sz="0" w:space="0" w:color="000000"/>
+                <w:right w:val="none" w:sz="0" w:space="0" w:color="000000"/>
+              </w:pBdr>
+              <w:spacing w:after="20" w:before="0" w:line="240"/>
+              <w:ind w:left="0" w:right="120" w:firstLine="0" w:firstLineChars="0"/>
+              <w:rPr>
+                <w:rFonts w:ascii="Arial" w:hAnsi="Arial" w:eastAsia="Arial" w:cs="Arial"/>
+                <w:i w:val="false"/>
+                <w:b w:val="false"/>
+                <w:u w:val="none"/>
+                <w:strike w:val="false"/>
+                <w:sz w:val="18"/>
+                <w:szCs w:val="18"/>
+                <w:color w:val="000000"/>
+              </w:rPr>
+            </w:pPr>
+            <w:r>
+              <w:rPr>
+                <w:rFonts w:ascii="Arial" w:hAnsi="Arial" w:eastAsia="Arial" w:cs="Arial"/>
+                <w:i w:val="false"/>
+                <w:b w:val="false"/>
+                <w:u w:val="none"/>
+                <w:strike w:val="false"/>
+                <w:sz w:val="18"/>
+                <w:szCs w:val="18"/>
+                <w:color w:val="000000"/>
+              </w:rPr>
+              <w:t xml:space="preserve">39 (13%)</w:t>
+            </w:r>
+          </w:p>
+        </w:tc>
+        <w:tc>
+          <w:tcPr>
+            <w:tcBorders>
+              <w:bottom w:val="none" w:sz="0" w:space="0" w:color="000000"/>
+              <w:top w:val="none" w:sz="0" w:space="0" w:color="000000"/>
+              <w:left w:val="none" w:sz="0" w:space="0" w:color="000000"/>
+              <w:right w:val="none" w:sz="0" w:space="0" w:color="000000"/>
+            </w:tcBorders>
+            <w:shd w:val="clear" w:color="auto" w:fill="FFFFFF"/>
+            <w:tcMar>
+              <w:top w:w="0" w:type="dxa"/>
+              <w:bottom w:w="0" w:type="dxa"/>
+              <w:left w:w="0" w:type="dxa"/>
+              <w:right w:w="0" w:type="dxa"/>
+            </w:tcMar>
+            <w:vAlign w:val="center"/>
+          </w:tcPr>
+          <w:p>
+            <w:pPr>
+              <w:pStyle w:val="Normal"/>
+              <w:jc w:val="center"/>
+              <w:pBdr>
+                <w:bottom w:val="none" w:sz="0" w:space="0" w:color="000000"/>
+                <w:top w:val="none" w:sz="0" w:space="0" w:color="000000"/>
+                <w:left w:val="none" w:sz="0" w:space="0" w:color="000000"/>
+                <w:right w:val="none" w:sz="0" w:space="0" w:color="000000"/>
+              </w:pBdr>
+              <w:spacing w:after="20" w:before="0" w:line="240"/>
+              <w:ind w:left="0" w:right="120" w:firstLine="0" w:firstLineChars="0"/>
+              <w:rPr>
+                <w:rFonts w:ascii="Arial" w:hAnsi="Arial" w:eastAsia="Arial" w:cs="Arial"/>
+                <w:i w:val="false"/>
+                <w:b w:val="false"/>
+                <w:u w:val="none"/>
+                <w:strike w:val="false"/>
+                <w:sz w:val="18"/>
+                <w:szCs w:val="18"/>
+                <w:color w:val="000000"/>
+              </w:rPr>
+            </w:pPr>
+            <w:r>
+              <w:rPr>
+                <w:rFonts w:ascii="Arial" w:hAnsi="Arial" w:eastAsia="Arial" w:cs="Arial"/>
+                <w:i w:val="false"/>
+                <w:b w:val="false"/>
+                <w:u w:val="none"/>
+                <w:strike w:val="false"/>
+                <w:sz w:val="18"/>
+                <w:szCs w:val="18"/>
+                <w:color w:val="000000"/>
+              </w:rPr>
+              <w:t xml:space="preserve">135 (15%)</w:t>
+            </w:r>
+          </w:p>
+        </w:tc>
+        <w:tc>
+          <w:tcPr>
+            <w:tcBorders>
+              <w:bottom w:val="none" w:sz="0" w:space="0" w:color="000000"/>
+              <w:top w:val="none" w:sz="0" w:space="0" w:color="000000"/>
+              <w:left w:val="none" w:sz="0" w:space="0" w:color="000000"/>
+              <w:right w:val="none" w:sz="0" w:space="0" w:color="000000"/>
+            </w:tcBorders>
+            <w:shd w:val="clear" w:color="auto" w:fill="FFFFFF"/>
+            <w:tcMar>
+              <w:top w:w="0" w:type="dxa"/>
+              <w:bottom w:w="0" w:type="dxa"/>
+              <w:left w:w="0" w:type="dxa"/>
+              <w:right w:w="0" w:type="dxa"/>
+            </w:tcMar>
+            <w:vAlign w:val="center"/>
+          </w:tcPr>
+          <w:p>
+            <w:pPr>
+              <w:pStyle w:val="Normal"/>
+              <w:jc w:val="center"/>
+              <w:pBdr>
+                <w:bottom w:val="none" w:sz="0" w:space="0" w:color="000000"/>
+                <w:top w:val="none" w:sz="0" w:space="0" w:color="000000"/>
+                <w:left w:val="none" w:sz="0" w:space="0" w:color="000000"/>
+                <w:right w:val="none" w:sz="0" w:space="0" w:color="000000"/>
+              </w:pBdr>
+              <w:spacing w:after="20" w:before="0" w:line="240"/>
+              <w:ind w:left="0" w:right="120" w:firstLine="0" w:firstLineChars="0"/>
+              <w:rPr>
+                <w:rFonts w:ascii="Arial" w:hAnsi="Arial" w:eastAsia="Arial" w:cs="Arial"/>
+                <w:i w:val="false"/>
+                <w:b w:val="false"/>
+                <w:u w:val="none"/>
+                <w:strike w:val="false"/>
+                <w:sz w:val="18"/>
+                <w:szCs w:val="18"/>
+                <w:color w:val="000000"/>
+              </w:rPr>
+            </w:pPr>
+            <w:r>
+              <w:rPr>
+                <w:rFonts w:ascii="Arial" w:hAnsi="Arial" w:eastAsia="Arial" w:cs="Arial"/>
+                <w:i w:val="false"/>
+                <w:b w:val="false"/>
+                <w:u w:val="none"/>
+                <w:strike w:val="false"/>
+                <w:sz w:val="18"/>
+                <w:szCs w:val="18"/>
+                <w:color w:val="000000"/>
+              </w:rPr>
+              <w:t xml:space="preserve">0.562</w:t>
             </w:r>
           </w:p>
         </w:tc>
@@ -3899,305 +3738,305 @@
                 <w:right w:val="none" w:sz="0" w:space="0" w:color="000000"/>
               </w:pBdr>
               <w:spacing w:after="20" w:before="0" w:line="240"/>
-              <w:ind w:left="300" w:right="120" w:firstLine="0" w:firstLineChars="0"/>
-              <w:rPr>
-                <w:rFonts w:ascii="Arial" w:hAnsi="Arial" w:eastAsia="Arial" w:cs="Arial"/>
-                <w:i w:val="true"/>
-                <w:b w:val="false"/>
-                <w:u w:val="none"/>
-                <w:strike w:val="false"/>
-                <w:sz w:val="18"/>
-                <w:szCs w:val="18"/>
-                <w:color w:val="000000"/>
-              </w:rPr>
-            </w:pPr>
-            <w:r>
-              <w:rPr>
-                <w:rFonts w:ascii="Arial" w:hAnsi="Arial" w:eastAsia="Arial" w:cs="Arial"/>
-                <w:i w:val="true"/>
-                <w:b w:val="false"/>
-                <w:u w:val="none"/>
-                <w:strike w:val="false"/>
-                <w:sz w:val="18"/>
-                <w:szCs w:val="18"/>
-                <w:color w:val="000000"/>
-              </w:rPr>
-              <w:t xml:space="preserve">Well</w:t>
-            </w:r>
-          </w:p>
-        </w:tc>
-        <w:tc>
-          <w:tcPr>
-            <w:tcBorders>
-              <w:bottom w:val="none" w:sz="0" w:space="0" w:color="000000"/>
-              <w:top w:val="none" w:sz="0" w:space="0" w:color="000000"/>
-              <w:left w:val="none" w:sz="0" w:space="0" w:color="000000"/>
-              <w:right w:val="none" w:sz="0" w:space="0" w:color="000000"/>
-            </w:tcBorders>
-            <w:shd w:val="clear" w:color="auto" w:fill="FFFFFF"/>
-            <w:tcMar>
-              <w:top w:w="0" w:type="dxa"/>
-              <w:bottom w:w="0" w:type="dxa"/>
-              <w:left w:w="0" w:type="dxa"/>
-              <w:right w:w="0" w:type="dxa"/>
-            </w:tcMar>
-            <w:vAlign w:val="center"/>
-          </w:tcPr>
-          <w:p>
-            <w:pPr>
-              <w:pStyle w:val="Normal"/>
-              <w:jc w:val="center"/>
-              <w:pBdr>
-                <w:bottom w:val="none" w:sz="0" w:space="0" w:color="000000"/>
-                <w:top w:val="none" w:sz="0" w:space="0" w:color="000000"/>
-                <w:left w:val="none" w:sz="0" w:space="0" w:color="000000"/>
-                <w:right w:val="none" w:sz="0" w:space="0" w:color="000000"/>
-              </w:pBdr>
-              <w:spacing w:after="20" w:before="0" w:line="240"/>
-              <w:ind w:left="0" w:right="120" w:firstLine="0" w:firstLineChars="0"/>
-              <w:rPr>
-                <w:rFonts w:ascii="Arial" w:hAnsi="Arial" w:eastAsia="Arial" w:cs="Arial"/>
-                <w:i w:val="false"/>
-                <w:b w:val="false"/>
-                <w:u w:val="none"/>
-                <w:strike w:val="false"/>
-                <w:sz w:val="18"/>
-                <w:szCs w:val="18"/>
-                <w:color w:val="000000"/>
-              </w:rPr>
-            </w:pPr>
-            <w:r>
-              <w:rPr>
-                <w:rFonts w:ascii="Arial" w:hAnsi="Arial" w:eastAsia="Arial" w:cs="Arial"/>
-                <w:i w:val="false"/>
-                <w:b w:val="false"/>
-                <w:u w:val="none"/>
-                <w:strike w:val="false"/>
-                <w:sz w:val="18"/>
-                <w:szCs w:val="18"/>
-                <w:color w:val="000000"/>
-              </w:rPr>
-              <w:t xml:space="preserve">27 (9%)</w:t>
-            </w:r>
-          </w:p>
-        </w:tc>
-        <w:tc>
-          <w:tcPr>
-            <w:tcBorders>
-              <w:bottom w:val="none" w:sz="0" w:space="0" w:color="000000"/>
-              <w:top w:val="none" w:sz="0" w:space="0" w:color="000000"/>
-              <w:left w:val="none" w:sz="0" w:space="0" w:color="000000"/>
-              <w:right w:val="none" w:sz="0" w:space="0" w:color="000000"/>
-            </w:tcBorders>
-            <w:shd w:val="clear" w:color="auto" w:fill="FFFFFF"/>
-            <w:tcMar>
-              <w:top w:w="0" w:type="dxa"/>
-              <w:bottom w:w="0" w:type="dxa"/>
-              <w:left w:w="0" w:type="dxa"/>
-              <w:right w:w="0" w:type="dxa"/>
-            </w:tcMar>
-            <w:vAlign w:val="center"/>
-          </w:tcPr>
-          <w:p>
-            <w:pPr>
-              <w:pStyle w:val="Normal"/>
-              <w:jc w:val="center"/>
-              <w:pBdr>
-                <w:bottom w:val="none" w:sz="0" w:space="0" w:color="000000"/>
-                <w:top w:val="none" w:sz="0" w:space="0" w:color="000000"/>
-                <w:left w:val="none" w:sz="0" w:space="0" w:color="000000"/>
-                <w:right w:val="none" w:sz="0" w:space="0" w:color="000000"/>
-              </w:pBdr>
-              <w:spacing w:after="20" w:before="0" w:line="240"/>
-              <w:ind w:left="0" w:right="120" w:firstLine="0" w:firstLineChars="0"/>
-              <w:rPr>
-                <w:rFonts w:ascii="Arial" w:hAnsi="Arial" w:eastAsia="Arial" w:cs="Arial"/>
-                <w:i w:val="false"/>
-                <w:b w:val="false"/>
-                <w:u w:val="none"/>
-                <w:strike w:val="false"/>
-                <w:sz w:val="18"/>
-                <w:szCs w:val="18"/>
-                <w:color w:val="000000"/>
-              </w:rPr>
-            </w:pPr>
-            <w:r>
-              <w:rPr>
-                <w:rFonts w:ascii="Arial" w:hAnsi="Arial" w:eastAsia="Arial" w:cs="Arial"/>
-                <w:i w:val="false"/>
-                <w:b w:val="false"/>
-                <w:u w:val="none"/>
-                <w:strike w:val="false"/>
-                <w:sz w:val="18"/>
-                <w:szCs w:val="18"/>
-                <w:color w:val="000000"/>
-              </w:rPr>
-              <w:t xml:space="preserve">37 (12%)</w:t>
-            </w:r>
-          </w:p>
-        </w:tc>
-        <w:tc>
-          <w:tcPr>
-            <w:tcBorders>
-              <w:bottom w:val="none" w:sz="0" w:space="0" w:color="000000"/>
-              <w:top w:val="none" w:sz="0" w:space="0" w:color="000000"/>
-              <w:left w:val="none" w:sz="0" w:space="0" w:color="000000"/>
-              <w:right w:val="none" w:sz="0" w:space="0" w:color="000000"/>
-            </w:tcBorders>
-            <w:shd w:val="clear" w:color="auto" w:fill="FFFFFF"/>
-            <w:tcMar>
-              <w:top w:w="0" w:type="dxa"/>
-              <w:bottom w:w="0" w:type="dxa"/>
-              <w:left w:w="0" w:type="dxa"/>
-              <w:right w:w="0" w:type="dxa"/>
-            </w:tcMar>
-            <w:vAlign w:val="center"/>
-          </w:tcPr>
-          <w:p>
-            <w:pPr>
-              <w:pStyle w:val="Normal"/>
-              <w:jc w:val="center"/>
-              <w:pBdr>
-                <w:bottom w:val="none" w:sz="0" w:space="0" w:color="000000"/>
-                <w:top w:val="none" w:sz="0" w:space="0" w:color="000000"/>
-                <w:left w:val="none" w:sz="0" w:space="0" w:color="000000"/>
-                <w:right w:val="none" w:sz="0" w:space="0" w:color="000000"/>
-              </w:pBdr>
-              <w:spacing w:after="20" w:before="0" w:line="240"/>
-              <w:ind w:left="0" w:right="120" w:firstLine="0" w:firstLineChars="0"/>
-              <w:rPr>
-                <w:rFonts w:ascii="Arial" w:hAnsi="Arial" w:eastAsia="Arial" w:cs="Arial"/>
-                <w:i w:val="false"/>
-                <w:b w:val="false"/>
-                <w:u w:val="none"/>
-                <w:strike w:val="false"/>
-                <w:sz w:val="18"/>
-                <w:szCs w:val="18"/>
-                <w:color w:val="000000"/>
-              </w:rPr>
-            </w:pPr>
-            <w:r>
-              <w:rPr>
-                <w:rFonts w:ascii="Arial" w:hAnsi="Arial" w:eastAsia="Arial" w:cs="Arial"/>
-                <w:i w:val="false"/>
-                <w:b w:val="false"/>
-                <w:u w:val="none"/>
-                <w:strike w:val="false"/>
-                <w:sz w:val="18"/>
-                <w:szCs w:val="18"/>
-                <w:color w:val="000000"/>
-              </w:rPr>
-              <w:t xml:space="preserve">29 (10%)</w:t>
-            </w:r>
-          </w:p>
-        </w:tc>
-        <w:tc>
-          <w:tcPr>
-            <w:tcBorders>
-              <w:bottom w:val="none" w:sz="0" w:space="0" w:color="000000"/>
-              <w:top w:val="none" w:sz="0" w:space="0" w:color="000000"/>
-              <w:left w:val="none" w:sz="0" w:space="0" w:color="000000"/>
-              <w:right w:val="none" w:sz="0" w:space="0" w:color="000000"/>
-            </w:tcBorders>
-            <w:shd w:val="clear" w:color="auto" w:fill="FFFFFF"/>
-            <w:tcMar>
-              <w:top w:w="0" w:type="dxa"/>
-              <w:bottom w:w="0" w:type="dxa"/>
-              <w:left w:w="0" w:type="dxa"/>
-              <w:right w:w="0" w:type="dxa"/>
-            </w:tcMar>
-            <w:vAlign w:val="center"/>
-          </w:tcPr>
-          <w:p>
-            <w:pPr>
-              <w:pStyle w:val="Normal"/>
-              <w:jc w:val="center"/>
-              <w:pBdr>
-                <w:bottom w:val="none" w:sz="0" w:space="0" w:color="000000"/>
-                <w:top w:val="none" w:sz="0" w:space="0" w:color="000000"/>
-                <w:left w:val="none" w:sz="0" w:space="0" w:color="000000"/>
-                <w:right w:val="none" w:sz="0" w:space="0" w:color="000000"/>
-              </w:pBdr>
-              <w:spacing w:after="20" w:before="0" w:line="240"/>
-              <w:ind w:left="0" w:right="120" w:firstLine="0" w:firstLineChars="0"/>
-              <w:rPr>
-                <w:rFonts w:ascii="Arial" w:hAnsi="Arial" w:eastAsia="Arial" w:cs="Arial"/>
-                <w:i w:val="false"/>
-                <w:b w:val="false"/>
-                <w:u w:val="none"/>
-                <w:strike w:val="false"/>
-                <w:sz w:val="18"/>
-                <w:szCs w:val="18"/>
-                <w:color w:val="000000"/>
-              </w:rPr>
-            </w:pPr>
-            <w:r>
-              <w:rPr>
-                <w:rFonts w:ascii="Arial" w:hAnsi="Arial" w:eastAsia="Arial" w:cs="Arial"/>
-                <w:i w:val="false"/>
-                <w:b w:val="false"/>
-                <w:u w:val="none"/>
-                <w:strike w:val="false"/>
-                <w:sz w:val="18"/>
-                <w:szCs w:val="18"/>
-                <w:color w:val="000000"/>
-              </w:rPr>
-              <w:t xml:space="preserve">93 (10%)</w:t>
-            </w:r>
-          </w:p>
-        </w:tc>
-        <w:tc>
-          <w:tcPr>
-            <w:tcBorders>
-              <w:bottom w:val="none" w:sz="0" w:space="0" w:color="000000"/>
-              <w:top w:val="none" w:sz="0" w:space="0" w:color="000000"/>
-              <w:left w:val="none" w:sz="0" w:space="0" w:color="000000"/>
-              <w:right w:val="none" w:sz="0" w:space="0" w:color="000000"/>
-            </w:tcBorders>
-            <w:shd w:val="clear" w:color="auto" w:fill="FFFFFF"/>
-            <w:tcMar>
-              <w:top w:w="0" w:type="dxa"/>
-              <w:bottom w:w="0" w:type="dxa"/>
-              <w:left w:w="0" w:type="dxa"/>
-              <w:right w:w="0" w:type="dxa"/>
-            </w:tcMar>
-            <w:vAlign w:val="center"/>
-          </w:tcPr>
-          <w:p>
-            <w:pPr>
-              <w:pStyle w:val="Normal"/>
-              <w:jc w:val="center"/>
-              <w:pBdr>
-                <w:bottom w:val="none" w:sz="0" w:space="0" w:color="000000"/>
-                <w:top w:val="none" w:sz="0" w:space="0" w:color="000000"/>
-                <w:left w:val="none" w:sz="0" w:space="0" w:color="000000"/>
-                <w:right w:val="none" w:sz="0" w:space="0" w:color="000000"/>
-              </w:pBdr>
-              <w:spacing w:after="20" w:before="0" w:line="240"/>
-              <w:ind w:left="0" w:right="120" w:firstLine="0" w:firstLineChars="0"/>
-              <w:rPr>
-                <w:rFonts w:ascii="Arial" w:hAnsi="Arial" w:eastAsia="Arial" w:cs="Arial"/>
-                <w:i w:val="false"/>
-                <w:b w:val="false"/>
-                <w:u w:val="none"/>
-                <w:strike w:val="false"/>
-                <w:sz w:val="18"/>
-                <w:szCs w:val="18"/>
-                <w:color w:val="000000"/>
-              </w:rPr>
-            </w:pPr>
-            <w:r>
-              <w:rPr>
-                <w:rFonts w:ascii="Arial" w:hAnsi="Arial" w:eastAsia="Arial" w:cs="Arial"/>
-                <w:i w:val="false"/>
-                <w:b w:val="false"/>
-                <w:u w:val="none"/>
-                <w:strike w:val="false"/>
-                <w:sz w:val="18"/>
-                <w:szCs w:val="18"/>
-                <w:color w:val="000000"/>
-              </w:rPr>
-              <w:t xml:space="preserve">0.522</w:t>
+              <w:ind w:left="180" w:right="120" w:firstLine="0" w:firstLineChars="0"/>
+              <w:rPr>
+                <w:rFonts w:ascii="Arial" w:hAnsi="Arial" w:eastAsia="Arial" w:cs="Arial"/>
+                <w:i w:val="false"/>
+                <w:b w:val="false"/>
+                <w:u w:val="single"/>
+                <w:strike w:val="false"/>
+                <w:sz w:val="18"/>
+                <w:szCs w:val="18"/>
+                <w:color w:val="000000"/>
+              </w:rPr>
+            </w:pPr>
+            <w:r>
+              <w:rPr>
+                <w:rFonts w:ascii="Arial" w:hAnsi="Arial" w:eastAsia="Arial" w:cs="Arial"/>
+                <w:i w:val="false"/>
+                <w:b w:val="false"/>
+                <w:u w:val="single"/>
+                <w:strike w:val="false"/>
+                <w:sz w:val="18"/>
+                <w:szCs w:val="18"/>
+                <w:color w:val="000000"/>
+              </w:rPr>
+              <w:t xml:space="preserve">Tumor Differentiation</w:t>
+            </w:r>
+          </w:p>
+        </w:tc>
+        <w:tc>
+          <w:tcPr>
+            <w:tcBorders>
+              <w:bottom w:val="none" w:sz="0" w:space="0" w:color="000000"/>
+              <w:top w:val="none" w:sz="0" w:space="0" w:color="000000"/>
+              <w:left w:val="none" w:sz="0" w:space="0" w:color="000000"/>
+              <w:right w:val="none" w:sz="0" w:space="0" w:color="000000"/>
+            </w:tcBorders>
+            <w:shd w:val="clear" w:color="auto" w:fill="FFFFFF"/>
+            <w:tcMar>
+              <w:top w:w="0" w:type="dxa"/>
+              <w:bottom w:w="0" w:type="dxa"/>
+              <w:left w:w="0" w:type="dxa"/>
+              <w:right w:w="0" w:type="dxa"/>
+            </w:tcMar>
+            <w:vAlign w:val="center"/>
+          </w:tcPr>
+          <w:p>
+            <w:pPr>
+              <w:pStyle w:val="Normal"/>
+              <w:jc w:val="center"/>
+              <w:pBdr>
+                <w:bottom w:val="none" w:sz="0" w:space="0" w:color="000000"/>
+                <w:top w:val="none" w:sz="0" w:space="0" w:color="000000"/>
+                <w:left w:val="none" w:sz="0" w:space="0" w:color="000000"/>
+                <w:right w:val="none" w:sz="0" w:space="0" w:color="000000"/>
+              </w:pBdr>
+              <w:spacing w:after="20" w:before="0" w:line="240"/>
+              <w:ind w:left="0" w:right="120" w:firstLine="0" w:firstLineChars="0"/>
+              <w:rPr>
+                <w:rFonts w:ascii="Arial" w:hAnsi="Arial" w:eastAsia="Arial" w:cs="Arial"/>
+                <w:i w:val="false"/>
+                <w:b w:val="false"/>
+                <w:u w:val="none"/>
+                <w:strike w:val="false"/>
+                <w:sz w:val="18"/>
+                <w:szCs w:val="18"/>
+                <w:color w:val="000000"/>
+              </w:rPr>
+            </w:pPr>
+            <w:r>
+              <w:rPr>
+                <w:rFonts w:ascii="Arial" w:hAnsi="Arial" w:eastAsia="Arial" w:cs="Arial"/>
+                <w:i w:val="false"/>
+                <w:b w:val="false"/>
+                <w:u w:val="none"/>
+                <w:strike w:val="false"/>
+                <w:sz w:val="18"/>
+                <w:szCs w:val="18"/>
+                <w:color w:val="000000"/>
+              </w:rPr>
+              <w:t xml:space="preserve"/>
+            </w:r>
+          </w:p>
+        </w:tc>
+        <w:tc>
+          <w:tcPr>
+            <w:tcBorders>
+              <w:bottom w:val="none" w:sz="0" w:space="0" w:color="000000"/>
+              <w:top w:val="none" w:sz="0" w:space="0" w:color="000000"/>
+              <w:left w:val="none" w:sz="0" w:space="0" w:color="000000"/>
+              <w:right w:val="none" w:sz="0" w:space="0" w:color="000000"/>
+            </w:tcBorders>
+            <w:shd w:val="clear" w:color="auto" w:fill="FFFFFF"/>
+            <w:tcMar>
+              <w:top w:w="0" w:type="dxa"/>
+              <w:bottom w:w="0" w:type="dxa"/>
+              <w:left w:w="0" w:type="dxa"/>
+              <w:right w:w="0" w:type="dxa"/>
+            </w:tcMar>
+            <w:vAlign w:val="center"/>
+          </w:tcPr>
+          <w:p>
+            <w:pPr>
+              <w:pStyle w:val="Normal"/>
+              <w:jc w:val="center"/>
+              <w:pBdr>
+                <w:bottom w:val="none" w:sz="0" w:space="0" w:color="000000"/>
+                <w:top w:val="none" w:sz="0" w:space="0" w:color="000000"/>
+                <w:left w:val="none" w:sz="0" w:space="0" w:color="000000"/>
+                <w:right w:val="none" w:sz="0" w:space="0" w:color="000000"/>
+              </w:pBdr>
+              <w:spacing w:after="20" w:before="0" w:line="240"/>
+              <w:ind w:left="0" w:right="120" w:firstLine="0" w:firstLineChars="0"/>
+              <w:rPr>
+                <w:rFonts w:ascii="Arial" w:hAnsi="Arial" w:eastAsia="Arial" w:cs="Arial"/>
+                <w:i w:val="false"/>
+                <w:b w:val="false"/>
+                <w:u w:val="none"/>
+                <w:strike w:val="false"/>
+                <w:sz w:val="18"/>
+                <w:szCs w:val="18"/>
+                <w:color w:val="000000"/>
+              </w:rPr>
+            </w:pPr>
+            <w:r>
+              <w:rPr>
+                <w:rFonts w:ascii="Arial" w:hAnsi="Arial" w:eastAsia="Arial" w:cs="Arial"/>
+                <w:i w:val="false"/>
+                <w:b w:val="false"/>
+                <w:u w:val="none"/>
+                <w:strike w:val="false"/>
+                <w:sz w:val="18"/>
+                <w:szCs w:val="18"/>
+                <w:color w:val="000000"/>
+              </w:rPr>
+              <w:t xml:space="preserve"/>
+            </w:r>
+          </w:p>
+        </w:tc>
+        <w:tc>
+          <w:tcPr>
+            <w:tcBorders>
+              <w:bottom w:val="none" w:sz="0" w:space="0" w:color="000000"/>
+              <w:top w:val="none" w:sz="0" w:space="0" w:color="000000"/>
+              <w:left w:val="none" w:sz="0" w:space="0" w:color="000000"/>
+              <w:right w:val="none" w:sz="0" w:space="0" w:color="000000"/>
+            </w:tcBorders>
+            <w:shd w:val="clear" w:color="auto" w:fill="FFFFFF"/>
+            <w:tcMar>
+              <w:top w:w="0" w:type="dxa"/>
+              <w:bottom w:w="0" w:type="dxa"/>
+              <w:left w:w="0" w:type="dxa"/>
+              <w:right w:w="0" w:type="dxa"/>
+            </w:tcMar>
+            <w:vAlign w:val="center"/>
+          </w:tcPr>
+          <w:p>
+            <w:pPr>
+              <w:pStyle w:val="Normal"/>
+              <w:jc w:val="center"/>
+              <w:pBdr>
+                <w:bottom w:val="none" w:sz="0" w:space="0" w:color="000000"/>
+                <w:top w:val="none" w:sz="0" w:space="0" w:color="000000"/>
+                <w:left w:val="none" w:sz="0" w:space="0" w:color="000000"/>
+                <w:right w:val="none" w:sz="0" w:space="0" w:color="000000"/>
+              </w:pBdr>
+              <w:spacing w:after="20" w:before="0" w:line="240"/>
+              <w:ind w:left="0" w:right="120" w:firstLine="0" w:firstLineChars="0"/>
+              <w:rPr>
+                <w:rFonts w:ascii="Arial" w:hAnsi="Arial" w:eastAsia="Arial" w:cs="Arial"/>
+                <w:i w:val="false"/>
+                <w:b w:val="false"/>
+                <w:u w:val="none"/>
+                <w:strike w:val="false"/>
+                <w:sz w:val="18"/>
+                <w:szCs w:val="18"/>
+                <w:color w:val="000000"/>
+              </w:rPr>
+            </w:pPr>
+            <w:r>
+              <w:rPr>
+                <w:rFonts w:ascii="Arial" w:hAnsi="Arial" w:eastAsia="Arial" w:cs="Arial"/>
+                <w:i w:val="false"/>
+                <w:b w:val="false"/>
+                <w:u w:val="none"/>
+                <w:strike w:val="false"/>
+                <w:sz w:val="18"/>
+                <w:szCs w:val="18"/>
+                <w:color w:val="000000"/>
+              </w:rPr>
+              <w:t xml:space="preserve"/>
+            </w:r>
+          </w:p>
+        </w:tc>
+        <w:tc>
+          <w:tcPr>
+            <w:tcBorders>
+              <w:bottom w:val="none" w:sz="0" w:space="0" w:color="000000"/>
+              <w:top w:val="none" w:sz="0" w:space="0" w:color="000000"/>
+              <w:left w:val="none" w:sz="0" w:space="0" w:color="000000"/>
+              <w:right w:val="none" w:sz="0" w:space="0" w:color="000000"/>
+            </w:tcBorders>
+            <w:shd w:val="clear" w:color="auto" w:fill="FFFFFF"/>
+            <w:tcMar>
+              <w:top w:w="0" w:type="dxa"/>
+              <w:bottom w:w="0" w:type="dxa"/>
+              <w:left w:w="0" w:type="dxa"/>
+              <w:right w:w="0" w:type="dxa"/>
+            </w:tcMar>
+            <w:vAlign w:val="center"/>
+          </w:tcPr>
+          <w:p>
+            <w:pPr>
+              <w:pStyle w:val="Normal"/>
+              <w:jc w:val="center"/>
+              <w:pBdr>
+                <w:bottom w:val="none" w:sz="0" w:space="0" w:color="000000"/>
+                <w:top w:val="none" w:sz="0" w:space="0" w:color="000000"/>
+                <w:left w:val="none" w:sz="0" w:space="0" w:color="000000"/>
+                <w:right w:val="none" w:sz="0" w:space="0" w:color="000000"/>
+              </w:pBdr>
+              <w:spacing w:after="20" w:before="0" w:line="240"/>
+              <w:ind w:left="0" w:right="120" w:firstLine="0" w:firstLineChars="0"/>
+              <w:rPr>
+                <w:rFonts w:ascii="Arial" w:hAnsi="Arial" w:eastAsia="Arial" w:cs="Arial"/>
+                <w:i w:val="false"/>
+                <w:b w:val="false"/>
+                <w:u w:val="none"/>
+                <w:strike w:val="false"/>
+                <w:sz w:val="18"/>
+                <w:szCs w:val="18"/>
+                <w:color w:val="000000"/>
+              </w:rPr>
+            </w:pPr>
+            <w:r>
+              <w:rPr>
+                <w:rFonts w:ascii="Arial" w:hAnsi="Arial" w:eastAsia="Arial" w:cs="Arial"/>
+                <w:i w:val="false"/>
+                <w:b w:val="false"/>
+                <w:u w:val="none"/>
+                <w:strike w:val="false"/>
+                <w:sz w:val="18"/>
+                <w:szCs w:val="18"/>
+                <w:color w:val="000000"/>
+              </w:rPr>
+              <w:t xml:space="preserve"/>
+            </w:r>
+          </w:p>
+        </w:tc>
+        <w:tc>
+          <w:tcPr>
+            <w:tcBorders>
+              <w:bottom w:val="none" w:sz="0" w:space="0" w:color="000000"/>
+              <w:top w:val="none" w:sz="0" w:space="0" w:color="000000"/>
+              <w:left w:val="none" w:sz="0" w:space="0" w:color="000000"/>
+              <w:right w:val="none" w:sz="0" w:space="0" w:color="000000"/>
+            </w:tcBorders>
+            <w:shd w:val="clear" w:color="auto" w:fill="FFFFFF"/>
+            <w:tcMar>
+              <w:top w:w="0" w:type="dxa"/>
+              <w:bottom w:w="0" w:type="dxa"/>
+              <w:left w:w="0" w:type="dxa"/>
+              <w:right w:w="0" w:type="dxa"/>
+            </w:tcMar>
+            <w:vAlign w:val="center"/>
+          </w:tcPr>
+          <w:p>
+            <w:pPr>
+              <w:pStyle w:val="Normal"/>
+              <w:jc w:val="center"/>
+              <w:pBdr>
+                <w:bottom w:val="none" w:sz="0" w:space="0" w:color="000000"/>
+                <w:top w:val="none" w:sz="0" w:space="0" w:color="000000"/>
+                <w:left w:val="none" w:sz="0" w:space="0" w:color="000000"/>
+                <w:right w:val="none" w:sz="0" w:space="0" w:color="000000"/>
+              </w:pBdr>
+              <w:spacing w:after="20" w:before="0" w:line="240"/>
+              <w:ind w:left="0" w:right="120" w:firstLine="0" w:firstLineChars="0"/>
+              <w:rPr>
+                <w:rFonts w:ascii="Arial" w:hAnsi="Arial" w:eastAsia="Arial" w:cs="Arial"/>
+                <w:i w:val="false"/>
+                <w:b w:val="false"/>
+                <w:u w:val="none"/>
+                <w:strike w:val="false"/>
+                <w:sz w:val="18"/>
+                <w:szCs w:val="18"/>
+                <w:color w:val="000000"/>
+              </w:rPr>
+            </w:pPr>
+            <w:r>
+              <w:rPr>
+                <w:rFonts w:ascii="Arial" w:hAnsi="Arial" w:eastAsia="Arial" w:cs="Arial"/>
+                <w:i w:val="false"/>
+                <w:b w:val="false"/>
+                <w:u w:val="none"/>
+                <w:strike w:val="false"/>
+                <w:sz w:val="18"/>
+                <w:szCs w:val="18"/>
+                <w:color w:val="000000"/>
+              </w:rPr>
+              <w:t xml:space="preserve"/>
             </w:r>
           </w:p>
         </w:tc>
@@ -4257,282 +4096,282 @@
                 <w:szCs w:val="18"/>
                 <w:color w:val="000000"/>
               </w:rPr>
-              <w:t xml:space="preserve">Moderate</w:t>
-            </w:r>
-          </w:p>
-        </w:tc>
-        <w:tc>
-          <w:tcPr>
-            <w:tcBorders>
-              <w:bottom w:val="none" w:sz="0" w:space="0" w:color="000000"/>
-              <w:top w:val="none" w:sz="0" w:space="0" w:color="000000"/>
-              <w:left w:val="none" w:sz="0" w:space="0" w:color="000000"/>
-              <w:right w:val="none" w:sz="0" w:space="0" w:color="000000"/>
-            </w:tcBorders>
-            <w:shd w:val="clear" w:color="auto" w:fill="FFFFFF"/>
-            <w:tcMar>
-              <w:top w:w="0" w:type="dxa"/>
-              <w:bottom w:w="0" w:type="dxa"/>
-              <w:left w:w="0" w:type="dxa"/>
-              <w:right w:w="0" w:type="dxa"/>
-            </w:tcMar>
-            <w:vAlign w:val="center"/>
-          </w:tcPr>
-          <w:p>
-            <w:pPr>
-              <w:pStyle w:val="Normal"/>
-              <w:jc w:val="center"/>
-              <w:pBdr>
-                <w:bottom w:val="none" w:sz="0" w:space="0" w:color="000000"/>
-                <w:top w:val="none" w:sz="0" w:space="0" w:color="000000"/>
-                <w:left w:val="none" w:sz="0" w:space="0" w:color="000000"/>
-                <w:right w:val="none" w:sz="0" w:space="0" w:color="000000"/>
-              </w:pBdr>
-              <w:spacing w:after="20" w:before="0" w:line="240"/>
-              <w:ind w:left="0" w:right="120" w:firstLine="0" w:firstLineChars="0"/>
-              <w:rPr>
-                <w:rFonts w:ascii="Arial" w:hAnsi="Arial" w:eastAsia="Arial" w:cs="Arial"/>
-                <w:i w:val="false"/>
-                <w:b w:val="false"/>
-                <w:u w:val="none"/>
-                <w:strike w:val="false"/>
-                <w:sz w:val="18"/>
-                <w:szCs w:val="18"/>
-                <w:color w:val="000000"/>
-              </w:rPr>
-            </w:pPr>
-            <w:r>
-              <w:rPr>
-                <w:rFonts w:ascii="Arial" w:hAnsi="Arial" w:eastAsia="Arial" w:cs="Arial"/>
-                <w:i w:val="false"/>
-                <w:b w:val="false"/>
-                <w:u w:val="none"/>
-                <w:strike w:val="false"/>
-                <w:sz w:val="18"/>
-                <w:szCs w:val="18"/>
-                <w:color w:val="000000"/>
-              </w:rPr>
-              <w:t xml:space="preserve">229 (74%)</w:t>
-            </w:r>
-          </w:p>
-        </w:tc>
-        <w:tc>
-          <w:tcPr>
-            <w:tcBorders>
-              <w:bottom w:val="none" w:sz="0" w:space="0" w:color="000000"/>
-              <w:top w:val="none" w:sz="0" w:space="0" w:color="000000"/>
-              <w:left w:val="none" w:sz="0" w:space="0" w:color="000000"/>
-              <w:right w:val="none" w:sz="0" w:space="0" w:color="000000"/>
-            </w:tcBorders>
-            <w:shd w:val="clear" w:color="auto" w:fill="FFFFFF"/>
-            <w:tcMar>
-              <w:top w:w="0" w:type="dxa"/>
-              <w:bottom w:w="0" w:type="dxa"/>
-              <w:left w:w="0" w:type="dxa"/>
-              <w:right w:w="0" w:type="dxa"/>
-            </w:tcMar>
-            <w:vAlign w:val="center"/>
-          </w:tcPr>
-          <w:p>
-            <w:pPr>
-              <w:pStyle w:val="Normal"/>
-              <w:jc w:val="center"/>
-              <w:pBdr>
-                <w:bottom w:val="none" w:sz="0" w:space="0" w:color="000000"/>
-                <w:top w:val="none" w:sz="0" w:space="0" w:color="000000"/>
-                <w:left w:val="none" w:sz="0" w:space="0" w:color="000000"/>
-                <w:right w:val="none" w:sz="0" w:space="0" w:color="000000"/>
-              </w:pBdr>
-              <w:spacing w:after="20" w:before="0" w:line="240"/>
-              <w:ind w:left="0" w:right="120" w:firstLine="0" w:firstLineChars="0"/>
-              <w:rPr>
-                <w:rFonts w:ascii="Arial" w:hAnsi="Arial" w:eastAsia="Arial" w:cs="Arial"/>
-                <w:i w:val="false"/>
-                <w:b w:val="false"/>
-                <w:u w:val="none"/>
-                <w:strike w:val="false"/>
-                <w:sz w:val="18"/>
-                <w:szCs w:val="18"/>
-                <w:color w:val="000000"/>
-              </w:rPr>
-            </w:pPr>
-            <w:r>
-              <w:rPr>
-                <w:rFonts w:ascii="Arial" w:hAnsi="Arial" w:eastAsia="Arial" w:cs="Arial"/>
-                <w:i w:val="false"/>
-                <w:b w:val="false"/>
-                <w:u w:val="none"/>
-                <w:strike w:val="false"/>
-                <w:sz w:val="18"/>
-                <w:szCs w:val="18"/>
-                <w:color w:val="000000"/>
-              </w:rPr>
-              <w:t xml:space="preserve">219 (73%)</w:t>
-            </w:r>
-          </w:p>
-        </w:tc>
-        <w:tc>
-          <w:tcPr>
-            <w:tcBorders>
-              <w:bottom w:val="none" w:sz="0" w:space="0" w:color="000000"/>
-              <w:top w:val="none" w:sz="0" w:space="0" w:color="000000"/>
-              <w:left w:val="none" w:sz="0" w:space="0" w:color="000000"/>
-              <w:right w:val="none" w:sz="0" w:space="0" w:color="000000"/>
-            </w:tcBorders>
-            <w:shd w:val="clear" w:color="auto" w:fill="FFFFFF"/>
-            <w:tcMar>
-              <w:top w:w="0" w:type="dxa"/>
-              <w:bottom w:w="0" w:type="dxa"/>
-              <w:left w:w="0" w:type="dxa"/>
-              <w:right w:w="0" w:type="dxa"/>
-            </w:tcMar>
-            <w:vAlign w:val="center"/>
-          </w:tcPr>
-          <w:p>
-            <w:pPr>
-              <w:pStyle w:val="Normal"/>
-              <w:jc w:val="center"/>
-              <w:pBdr>
-                <w:bottom w:val="none" w:sz="0" w:space="0" w:color="000000"/>
-                <w:top w:val="none" w:sz="0" w:space="0" w:color="000000"/>
-                <w:left w:val="none" w:sz="0" w:space="0" w:color="000000"/>
-                <w:right w:val="none" w:sz="0" w:space="0" w:color="000000"/>
-              </w:pBdr>
-              <w:spacing w:after="20" w:before="0" w:line="240"/>
-              <w:ind w:left="0" w:right="120" w:firstLine="0" w:firstLineChars="0"/>
-              <w:rPr>
-                <w:rFonts w:ascii="Arial" w:hAnsi="Arial" w:eastAsia="Arial" w:cs="Arial"/>
-                <w:i w:val="false"/>
-                <w:b w:val="false"/>
-                <w:u w:val="none"/>
-                <w:strike w:val="false"/>
-                <w:sz w:val="18"/>
-                <w:szCs w:val="18"/>
-                <w:color w:val="000000"/>
-              </w:rPr>
-            </w:pPr>
-            <w:r>
-              <w:rPr>
-                <w:rFonts w:ascii="Arial" w:hAnsi="Arial" w:eastAsia="Arial" w:cs="Arial"/>
-                <w:i w:val="false"/>
-                <w:b w:val="false"/>
-                <w:u w:val="none"/>
-                <w:strike w:val="false"/>
-                <w:sz w:val="18"/>
-                <w:szCs w:val="18"/>
-                <w:color w:val="000000"/>
-              </w:rPr>
-              <w:t xml:space="preserve">215 (72%)</w:t>
-            </w:r>
-          </w:p>
-        </w:tc>
-        <w:tc>
-          <w:tcPr>
-            <w:tcBorders>
-              <w:bottom w:val="none" w:sz="0" w:space="0" w:color="000000"/>
-              <w:top w:val="none" w:sz="0" w:space="0" w:color="000000"/>
-              <w:left w:val="none" w:sz="0" w:space="0" w:color="000000"/>
-              <w:right w:val="none" w:sz="0" w:space="0" w:color="000000"/>
-            </w:tcBorders>
-            <w:shd w:val="clear" w:color="auto" w:fill="FFFFFF"/>
-            <w:tcMar>
-              <w:top w:w="0" w:type="dxa"/>
-              <w:bottom w:w="0" w:type="dxa"/>
-              <w:left w:w="0" w:type="dxa"/>
-              <w:right w:w="0" w:type="dxa"/>
-            </w:tcMar>
-            <w:vAlign w:val="center"/>
-          </w:tcPr>
-          <w:p>
-            <w:pPr>
-              <w:pStyle w:val="Normal"/>
-              <w:jc w:val="center"/>
-              <w:pBdr>
-                <w:bottom w:val="none" w:sz="0" w:space="0" w:color="000000"/>
-                <w:top w:val="none" w:sz="0" w:space="0" w:color="000000"/>
-                <w:left w:val="none" w:sz="0" w:space="0" w:color="000000"/>
-                <w:right w:val="none" w:sz="0" w:space="0" w:color="000000"/>
-              </w:pBdr>
-              <w:spacing w:after="20" w:before="0" w:line="240"/>
-              <w:ind w:left="0" w:right="120" w:firstLine="0" w:firstLineChars="0"/>
-              <w:rPr>
-                <w:rFonts w:ascii="Arial" w:hAnsi="Arial" w:eastAsia="Arial" w:cs="Arial"/>
-                <w:i w:val="false"/>
-                <w:b w:val="false"/>
-                <w:u w:val="none"/>
-                <w:strike w:val="false"/>
-                <w:sz w:val="18"/>
-                <w:szCs w:val="18"/>
-                <w:color w:val="000000"/>
-              </w:rPr>
-            </w:pPr>
-            <w:r>
-              <w:rPr>
-                <w:rFonts w:ascii="Arial" w:hAnsi="Arial" w:eastAsia="Arial" w:cs="Arial"/>
-                <w:i w:val="false"/>
-                <w:b w:val="false"/>
-                <w:u w:val="none"/>
-                <w:strike w:val="false"/>
-                <w:sz w:val="18"/>
-                <w:szCs w:val="18"/>
-                <w:color w:val="000000"/>
-              </w:rPr>
-              <w:t xml:space="preserve">663 (73%)</w:t>
-            </w:r>
-          </w:p>
-        </w:tc>
-        <w:tc>
-          <w:tcPr>
-            <w:tcBorders>
-              <w:bottom w:val="none" w:sz="0" w:space="0" w:color="000000"/>
-              <w:top w:val="none" w:sz="0" w:space="0" w:color="000000"/>
-              <w:left w:val="none" w:sz="0" w:space="0" w:color="000000"/>
-              <w:right w:val="none" w:sz="0" w:space="0" w:color="000000"/>
-            </w:tcBorders>
-            <w:shd w:val="clear" w:color="auto" w:fill="FFFFFF"/>
-            <w:tcMar>
-              <w:top w:w="0" w:type="dxa"/>
-              <w:bottom w:w="0" w:type="dxa"/>
-              <w:left w:w="0" w:type="dxa"/>
-              <w:right w:w="0" w:type="dxa"/>
-            </w:tcMar>
-            <w:vAlign w:val="center"/>
-          </w:tcPr>
-          <w:p>
-            <w:pPr>
-              <w:pStyle w:val="Normal"/>
-              <w:jc w:val="center"/>
-              <w:pBdr>
-                <w:bottom w:val="none" w:sz="0" w:space="0" w:color="000000"/>
-                <w:top w:val="none" w:sz="0" w:space="0" w:color="000000"/>
-                <w:left w:val="none" w:sz="0" w:space="0" w:color="000000"/>
-                <w:right w:val="none" w:sz="0" w:space="0" w:color="000000"/>
-              </w:pBdr>
-              <w:spacing w:after="20" w:before="0" w:line="240"/>
-              <w:ind w:left="0" w:right="120" w:firstLine="0" w:firstLineChars="0"/>
-              <w:rPr>
-                <w:rFonts w:ascii="Arial" w:hAnsi="Arial" w:eastAsia="Arial" w:cs="Arial"/>
-                <w:i w:val="false"/>
-                <w:b w:val="false"/>
-                <w:u w:val="none"/>
-                <w:strike w:val="false"/>
-                <w:sz w:val="18"/>
-                <w:szCs w:val="18"/>
-                <w:color w:val="000000"/>
-              </w:rPr>
-            </w:pPr>
-            <w:r>
-              <w:rPr>
-                <w:rFonts w:ascii="Arial" w:hAnsi="Arial" w:eastAsia="Arial" w:cs="Arial"/>
-                <w:i w:val="false"/>
-                <w:b w:val="false"/>
-                <w:u w:val="none"/>
-                <w:strike w:val="false"/>
-                <w:sz w:val="18"/>
-                <w:szCs w:val="18"/>
-                <w:color w:val="000000"/>
-              </w:rPr>
-              <w:t xml:space="preserve">-</w:t>
+              <w:t xml:space="preserve">Well</w:t>
+            </w:r>
+          </w:p>
+        </w:tc>
+        <w:tc>
+          <w:tcPr>
+            <w:tcBorders>
+              <w:bottom w:val="none" w:sz="0" w:space="0" w:color="000000"/>
+              <w:top w:val="none" w:sz="0" w:space="0" w:color="000000"/>
+              <w:left w:val="none" w:sz="0" w:space="0" w:color="000000"/>
+              <w:right w:val="none" w:sz="0" w:space="0" w:color="000000"/>
+            </w:tcBorders>
+            <w:shd w:val="clear" w:color="auto" w:fill="FFFFFF"/>
+            <w:tcMar>
+              <w:top w:w="0" w:type="dxa"/>
+              <w:bottom w:w="0" w:type="dxa"/>
+              <w:left w:w="0" w:type="dxa"/>
+              <w:right w:w="0" w:type="dxa"/>
+            </w:tcMar>
+            <w:vAlign w:val="center"/>
+          </w:tcPr>
+          <w:p>
+            <w:pPr>
+              <w:pStyle w:val="Normal"/>
+              <w:jc w:val="center"/>
+              <w:pBdr>
+                <w:bottom w:val="none" w:sz="0" w:space="0" w:color="000000"/>
+                <w:top w:val="none" w:sz="0" w:space="0" w:color="000000"/>
+                <w:left w:val="none" w:sz="0" w:space="0" w:color="000000"/>
+                <w:right w:val="none" w:sz="0" w:space="0" w:color="000000"/>
+              </w:pBdr>
+              <w:spacing w:after="20" w:before="0" w:line="240"/>
+              <w:ind w:left="0" w:right="120" w:firstLine="0" w:firstLineChars="0"/>
+              <w:rPr>
+                <w:rFonts w:ascii="Arial" w:hAnsi="Arial" w:eastAsia="Arial" w:cs="Arial"/>
+                <w:i w:val="false"/>
+                <w:b w:val="false"/>
+                <w:u w:val="none"/>
+                <w:strike w:val="false"/>
+                <w:sz w:val="18"/>
+                <w:szCs w:val="18"/>
+                <w:color w:val="000000"/>
+              </w:rPr>
+            </w:pPr>
+            <w:r>
+              <w:rPr>
+                <w:rFonts w:ascii="Arial" w:hAnsi="Arial" w:eastAsia="Arial" w:cs="Arial"/>
+                <w:i w:val="false"/>
+                <w:b w:val="false"/>
+                <w:u w:val="none"/>
+                <w:strike w:val="false"/>
+                <w:sz w:val="18"/>
+                <w:szCs w:val="18"/>
+                <w:color w:val="000000"/>
+              </w:rPr>
+              <w:t xml:space="preserve">27 (9%)</w:t>
+            </w:r>
+          </w:p>
+        </w:tc>
+        <w:tc>
+          <w:tcPr>
+            <w:tcBorders>
+              <w:bottom w:val="none" w:sz="0" w:space="0" w:color="000000"/>
+              <w:top w:val="none" w:sz="0" w:space="0" w:color="000000"/>
+              <w:left w:val="none" w:sz="0" w:space="0" w:color="000000"/>
+              <w:right w:val="none" w:sz="0" w:space="0" w:color="000000"/>
+            </w:tcBorders>
+            <w:shd w:val="clear" w:color="auto" w:fill="FFFFFF"/>
+            <w:tcMar>
+              <w:top w:w="0" w:type="dxa"/>
+              <w:bottom w:w="0" w:type="dxa"/>
+              <w:left w:w="0" w:type="dxa"/>
+              <w:right w:w="0" w:type="dxa"/>
+            </w:tcMar>
+            <w:vAlign w:val="center"/>
+          </w:tcPr>
+          <w:p>
+            <w:pPr>
+              <w:pStyle w:val="Normal"/>
+              <w:jc w:val="center"/>
+              <w:pBdr>
+                <w:bottom w:val="none" w:sz="0" w:space="0" w:color="000000"/>
+                <w:top w:val="none" w:sz="0" w:space="0" w:color="000000"/>
+                <w:left w:val="none" w:sz="0" w:space="0" w:color="000000"/>
+                <w:right w:val="none" w:sz="0" w:space="0" w:color="000000"/>
+              </w:pBdr>
+              <w:spacing w:after="20" w:before="0" w:line="240"/>
+              <w:ind w:left="0" w:right="120" w:firstLine="0" w:firstLineChars="0"/>
+              <w:rPr>
+                <w:rFonts w:ascii="Arial" w:hAnsi="Arial" w:eastAsia="Arial" w:cs="Arial"/>
+                <w:i w:val="false"/>
+                <w:b w:val="false"/>
+                <w:u w:val="none"/>
+                <w:strike w:val="false"/>
+                <w:sz w:val="18"/>
+                <w:szCs w:val="18"/>
+                <w:color w:val="000000"/>
+              </w:rPr>
+            </w:pPr>
+            <w:r>
+              <w:rPr>
+                <w:rFonts w:ascii="Arial" w:hAnsi="Arial" w:eastAsia="Arial" w:cs="Arial"/>
+                <w:i w:val="false"/>
+                <w:b w:val="false"/>
+                <w:u w:val="none"/>
+                <w:strike w:val="false"/>
+                <w:sz w:val="18"/>
+                <w:szCs w:val="18"/>
+                <w:color w:val="000000"/>
+              </w:rPr>
+              <w:t xml:space="preserve">37 (12%)</w:t>
+            </w:r>
+          </w:p>
+        </w:tc>
+        <w:tc>
+          <w:tcPr>
+            <w:tcBorders>
+              <w:bottom w:val="none" w:sz="0" w:space="0" w:color="000000"/>
+              <w:top w:val="none" w:sz="0" w:space="0" w:color="000000"/>
+              <w:left w:val="none" w:sz="0" w:space="0" w:color="000000"/>
+              <w:right w:val="none" w:sz="0" w:space="0" w:color="000000"/>
+            </w:tcBorders>
+            <w:shd w:val="clear" w:color="auto" w:fill="FFFFFF"/>
+            <w:tcMar>
+              <w:top w:w="0" w:type="dxa"/>
+              <w:bottom w:w="0" w:type="dxa"/>
+              <w:left w:w="0" w:type="dxa"/>
+              <w:right w:w="0" w:type="dxa"/>
+            </w:tcMar>
+            <w:vAlign w:val="center"/>
+          </w:tcPr>
+          <w:p>
+            <w:pPr>
+              <w:pStyle w:val="Normal"/>
+              <w:jc w:val="center"/>
+              <w:pBdr>
+                <w:bottom w:val="none" w:sz="0" w:space="0" w:color="000000"/>
+                <w:top w:val="none" w:sz="0" w:space="0" w:color="000000"/>
+                <w:left w:val="none" w:sz="0" w:space="0" w:color="000000"/>
+                <w:right w:val="none" w:sz="0" w:space="0" w:color="000000"/>
+              </w:pBdr>
+              <w:spacing w:after="20" w:before="0" w:line="240"/>
+              <w:ind w:left="0" w:right="120" w:firstLine="0" w:firstLineChars="0"/>
+              <w:rPr>
+                <w:rFonts w:ascii="Arial" w:hAnsi="Arial" w:eastAsia="Arial" w:cs="Arial"/>
+                <w:i w:val="false"/>
+                <w:b w:val="false"/>
+                <w:u w:val="none"/>
+                <w:strike w:val="false"/>
+                <w:sz w:val="18"/>
+                <w:szCs w:val="18"/>
+                <w:color w:val="000000"/>
+              </w:rPr>
+            </w:pPr>
+            <w:r>
+              <w:rPr>
+                <w:rFonts w:ascii="Arial" w:hAnsi="Arial" w:eastAsia="Arial" w:cs="Arial"/>
+                <w:i w:val="false"/>
+                <w:b w:val="false"/>
+                <w:u w:val="none"/>
+                <w:strike w:val="false"/>
+                <w:sz w:val="18"/>
+                <w:szCs w:val="18"/>
+                <w:color w:val="000000"/>
+              </w:rPr>
+              <w:t xml:space="preserve">29 (10%)</w:t>
+            </w:r>
+          </w:p>
+        </w:tc>
+        <w:tc>
+          <w:tcPr>
+            <w:tcBorders>
+              <w:bottom w:val="none" w:sz="0" w:space="0" w:color="000000"/>
+              <w:top w:val="none" w:sz="0" w:space="0" w:color="000000"/>
+              <w:left w:val="none" w:sz="0" w:space="0" w:color="000000"/>
+              <w:right w:val="none" w:sz="0" w:space="0" w:color="000000"/>
+            </w:tcBorders>
+            <w:shd w:val="clear" w:color="auto" w:fill="FFFFFF"/>
+            <w:tcMar>
+              <w:top w:w="0" w:type="dxa"/>
+              <w:bottom w:w="0" w:type="dxa"/>
+              <w:left w:w="0" w:type="dxa"/>
+              <w:right w:w="0" w:type="dxa"/>
+            </w:tcMar>
+            <w:vAlign w:val="center"/>
+          </w:tcPr>
+          <w:p>
+            <w:pPr>
+              <w:pStyle w:val="Normal"/>
+              <w:jc w:val="center"/>
+              <w:pBdr>
+                <w:bottom w:val="none" w:sz="0" w:space="0" w:color="000000"/>
+                <w:top w:val="none" w:sz="0" w:space="0" w:color="000000"/>
+                <w:left w:val="none" w:sz="0" w:space="0" w:color="000000"/>
+                <w:right w:val="none" w:sz="0" w:space="0" w:color="000000"/>
+              </w:pBdr>
+              <w:spacing w:after="20" w:before="0" w:line="240"/>
+              <w:ind w:left="0" w:right="120" w:firstLine="0" w:firstLineChars="0"/>
+              <w:rPr>
+                <w:rFonts w:ascii="Arial" w:hAnsi="Arial" w:eastAsia="Arial" w:cs="Arial"/>
+                <w:i w:val="false"/>
+                <w:b w:val="false"/>
+                <w:u w:val="none"/>
+                <w:strike w:val="false"/>
+                <w:sz w:val="18"/>
+                <w:szCs w:val="18"/>
+                <w:color w:val="000000"/>
+              </w:rPr>
+            </w:pPr>
+            <w:r>
+              <w:rPr>
+                <w:rFonts w:ascii="Arial" w:hAnsi="Arial" w:eastAsia="Arial" w:cs="Arial"/>
+                <w:i w:val="false"/>
+                <w:b w:val="false"/>
+                <w:u w:val="none"/>
+                <w:strike w:val="false"/>
+                <w:sz w:val="18"/>
+                <w:szCs w:val="18"/>
+                <w:color w:val="000000"/>
+              </w:rPr>
+              <w:t xml:space="preserve">93 (10%)</w:t>
+            </w:r>
+          </w:p>
+        </w:tc>
+        <w:tc>
+          <w:tcPr>
+            <w:tcBorders>
+              <w:bottom w:val="none" w:sz="0" w:space="0" w:color="000000"/>
+              <w:top w:val="none" w:sz="0" w:space="0" w:color="000000"/>
+              <w:left w:val="none" w:sz="0" w:space="0" w:color="000000"/>
+              <w:right w:val="none" w:sz="0" w:space="0" w:color="000000"/>
+            </w:tcBorders>
+            <w:shd w:val="clear" w:color="auto" w:fill="FFFFFF"/>
+            <w:tcMar>
+              <w:top w:w="0" w:type="dxa"/>
+              <w:bottom w:w="0" w:type="dxa"/>
+              <w:left w:w="0" w:type="dxa"/>
+              <w:right w:w="0" w:type="dxa"/>
+            </w:tcMar>
+            <w:vAlign w:val="center"/>
+          </w:tcPr>
+          <w:p>
+            <w:pPr>
+              <w:pStyle w:val="Normal"/>
+              <w:jc w:val="center"/>
+              <w:pBdr>
+                <w:bottom w:val="none" w:sz="0" w:space="0" w:color="000000"/>
+                <w:top w:val="none" w:sz="0" w:space="0" w:color="000000"/>
+                <w:left w:val="none" w:sz="0" w:space="0" w:color="000000"/>
+                <w:right w:val="none" w:sz="0" w:space="0" w:color="000000"/>
+              </w:pBdr>
+              <w:spacing w:after="20" w:before="0" w:line="240"/>
+              <w:ind w:left="0" w:right="120" w:firstLine="0" w:firstLineChars="0"/>
+              <w:rPr>
+                <w:rFonts w:ascii="Arial" w:hAnsi="Arial" w:eastAsia="Arial" w:cs="Arial"/>
+                <w:i w:val="false"/>
+                <w:b w:val="false"/>
+                <w:u w:val="none"/>
+                <w:strike w:val="false"/>
+                <w:sz w:val="18"/>
+                <w:szCs w:val="18"/>
+                <w:color w:val="000000"/>
+              </w:rPr>
+            </w:pPr>
+            <w:r>
+              <w:rPr>
+                <w:rFonts w:ascii="Arial" w:hAnsi="Arial" w:eastAsia="Arial" w:cs="Arial"/>
+                <w:i w:val="false"/>
+                <w:b w:val="false"/>
+                <w:u w:val="none"/>
+                <w:strike w:val="false"/>
+                <w:sz w:val="18"/>
+                <w:szCs w:val="18"/>
+                <w:color w:val="000000"/>
+              </w:rPr>
+              <w:t xml:space="preserve">0.522</w:t>
             </w:r>
           </w:p>
         </w:tc>
@@ -4592,227 +4431,227 @@
                 <w:szCs w:val="18"/>
                 <w:color w:val="000000"/>
               </w:rPr>
-              <w:t xml:space="preserve">Poor</w:t>
-            </w:r>
-          </w:p>
-        </w:tc>
-        <w:tc>
-          <w:tcPr>
-            <w:tcBorders>
-              <w:bottom w:val="none" w:sz="0" w:space="0" w:color="000000"/>
-              <w:top w:val="none" w:sz="0" w:space="0" w:color="000000"/>
-              <w:left w:val="none" w:sz="0" w:space="0" w:color="000000"/>
-              <w:right w:val="none" w:sz="0" w:space="0" w:color="000000"/>
-            </w:tcBorders>
-            <w:shd w:val="clear" w:color="auto" w:fill="FFFFFF"/>
-            <w:tcMar>
-              <w:top w:w="0" w:type="dxa"/>
-              <w:bottom w:w="0" w:type="dxa"/>
-              <w:left w:w="0" w:type="dxa"/>
-              <w:right w:w="0" w:type="dxa"/>
-            </w:tcMar>
-            <w:vAlign w:val="center"/>
-          </w:tcPr>
-          <w:p>
-            <w:pPr>
-              <w:pStyle w:val="Normal"/>
-              <w:jc w:val="center"/>
-              <w:pBdr>
-                <w:bottom w:val="none" w:sz="0" w:space="0" w:color="000000"/>
-                <w:top w:val="none" w:sz="0" w:space="0" w:color="000000"/>
-                <w:left w:val="none" w:sz="0" w:space="0" w:color="000000"/>
-                <w:right w:val="none" w:sz="0" w:space="0" w:color="000000"/>
-              </w:pBdr>
-              <w:spacing w:after="20" w:before="0" w:line="240"/>
-              <w:ind w:left="0" w:right="120" w:firstLine="0" w:firstLineChars="0"/>
-              <w:rPr>
-                <w:rFonts w:ascii="Arial" w:hAnsi="Arial" w:eastAsia="Arial" w:cs="Arial"/>
-                <w:i w:val="false"/>
-                <w:b w:val="false"/>
-                <w:u w:val="none"/>
-                <w:strike w:val="false"/>
-                <w:sz w:val="18"/>
-                <w:szCs w:val="18"/>
-                <w:color w:val="000000"/>
-              </w:rPr>
-            </w:pPr>
-            <w:r>
-              <w:rPr>
-                <w:rFonts w:ascii="Arial" w:hAnsi="Arial" w:eastAsia="Arial" w:cs="Arial"/>
-                <w:i w:val="false"/>
-                <w:b w:val="false"/>
-                <w:u w:val="none"/>
-                <w:strike w:val="false"/>
-                <w:sz w:val="18"/>
-                <w:szCs w:val="18"/>
-                <w:color w:val="000000"/>
-              </w:rPr>
-              <w:t xml:space="preserve">52 (17%)</w:t>
-            </w:r>
-          </w:p>
-        </w:tc>
-        <w:tc>
-          <w:tcPr>
-            <w:tcBorders>
-              <w:bottom w:val="none" w:sz="0" w:space="0" w:color="000000"/>
-              <w:top w:val="none" w:sz="0" w:space="0" w:color="000000"/>
-              <w:left w:val="none" w:sz="0" w:space="0" w:color="000000"/>
-              <w:right w:val="none" w:sz="0" w:space="0" w:color="000000"/>
-            </w:tcBorders>
-            <w:shd w:val="clear" w:color="auto" w:fill="FFFFFF"/>
-            <w:tcMar>
-              <w:top w:w="0" w:type="dxa"/>
-              <w:bottom w:w="0" w:type="dxa"/>
-              <w:left w:w="0" w:type="dxa"/>
-              <w:right w:w="0" w:type="dxa"/>
-            </w:tcMar>
-            <w:vAlign w:val="center"/>
-          </w:tcPr>
-          <w:p>
-            <w:pPr>
-              <w:pStyle w:val="Normal"/>
-              <w:jc w:val="center"/>
-              <w:pBdr>
-                <w:bottom w:val="none" w:sz="0" w:space="0" w:color="000000"/>
-                <w:top w:val="none" w:sz="0" w:space="0" w:color="000000"/>
-                <w:left w:val="none" w:sz="0" w:space="0" w:color="000000"/>
-                <w:right w:val="none" w:sz="0" w:space="0" w:color="000000"/>
-              </w:pBdr>
-              <w:spacing w:after="20" w:before="0" w:line="240"/>
-              <w:ind w:left="0" w:right="120" w:firstLine="0" w:firstLineChars="0"/>
-              <w:rPr>
-                <w:rFonts w:ascii="Arial" w:hAnsi="Arial" w:eastAsia="Arial" w:cs="Arial"/>
-                <w:i w:val="false"/>
-                <w:b w:val="false"/>
-                <w:u w:val="none"/>
-                <w:strike w:val="false"/>
-                <w:sz w:val="18"/>
-                <w:szCs w:val="18"/>
-                <w:color w:val="000000"/>
-              </w:rPr>
-            </w:pPr>
-            <w:r>
-              <w:rPr>
-                <w:rFonts w:ascii="Arial" w:hAnsi="Arial" w:eastAsia="Arial" w:cs="Arial"/>
-                <w:i w:val="false"/>
-                <w:b w:val="false"/>
-                <w:u w:val="none"/>
-                <w:strike w:val="false"/>
-                <w:sz w:val="18"/>
-                <w:szCs w:val="18"/>
-                <w:color w:val="000000"/>
-              </w:rPr>
-              <w:t xml:space="preserve">44 (15%)</w:t>
-            </w:r>
-          </w:p>
-        </w:tc>
-        <w:tc>
-          <w:tcPr>
-            <w:tcBorders>
-              <w:bottom w:val="none" w:sz="0" w:space="0" w:color="000000"/>
-              <w:top w:val="none" w:sz="0" w:space="0" w:color="000000"/>
-              <w:left w:val="none" w:sz="0" w:space="0" w:color="000000"/>
-              <w:right w:val="none" w:sz="0" w:space="0" w:color="000000"/>
-            </w:tcBorders>
-            <w:shd w:val="clear" w:color="auto" w:fill="FFFFFF"/>
-            <w:tcMar>
-              <w:top w:w="0" w:type="dxa"/>
-              <w:bottom w:w="0" w:type="dxa"/>
-              <w:left w:w="0" w:type="dxa"/>
-              <w:right w:w="0" w:type="dxa"/>
-            </w:tcMar>
-            <w:vAlign w:val="center"/>
-          </w:tcPr>
-          <w:p>
-            <w:pPr>
-              <w:pStyle w:val="Normal"/>
-              <w:jc w:val="center"/>
-              <w:pBdr>
-                <w:bottom w:val="none" w:sz="0" w:space="0" w:color="000000"/>
-                <w:top w:val="none" w:sz="0" w:space="0" w:color="000000"/>
-                <w:left w:val="none" w:sz="0" w:space="0" w:color="000000"/>
-                <w:right w:val="none" w:sz="0" w:space="0" w:color="000000"/>
-              </w:pBdr>
-              <w:spacing w:after="20" w:before="0" w:line="240"/>
-              <w:ind w:left="0" w:right="120" w:firstLine="0" w:firstLineChars="0"/>
-              <w:rPr>
-                <w:rFonts w:ascii="Arial" w:hAnsi="Arial" w:eastAsia="Arial" w:cs="Arial"/>
-                <w:i w:val="false"/>
-                <w:b w:val="false"/>
-                <w:u w:val="none"/>
-                <w:strike w:val="false"/>
-                <w:sz w:val="18"/>
-                <w:szCs w:val="18"/>
-                <w:color w:val="000000"/>
-              </w:rPr>
-            </w:pPr>
-            <w:r>
-              <w:rPr>
-                <w:rFonts w:ascii="Arial" w:hAnsi="Arial" w:eastAsia="Arial" w:cs="Arial"/>
-                <w:i w:val="false"/>
-                <w:b w:val="false"/>
-                <w:u w:val="none"/>
-                <w:strike w:val="false"/>
-                <w:sz w:val="18"/>
-                <w:szCs w:val="18"/>
-                <w:color w:val="000000"/>
-              </w:rPr>
-              <w:t xml:space="preserve">54 (18%)</w:t>
-            </w:r>
-          </w:p>
-        </w:tc>
-        <w:tc>
-          <w:tcPr>
-            <w:tcBorders>
-              <w:bottom w:val="none" w:sz="0" w:space="0" w:color="000000"/>
-              <w:top w:val="none" w:sz="0" w:space="0" w:color="000000"/>
-              <w:left w:val="none" w:sz="0" w:space="0" w:color="000000"/>
-              <w:right w:val="none" w:sz="0" w:space="0" w:color="000000"/>
-            </w:tcBorders>
-            <w:shd w:val="clear" w:color="auto" w:fill="FFFFFF"/>
-            <w:tcMar>
-              <w:top w:w="0" w:type="dxa"/>
-              <w:bottom w:w="0" w:type="dxa"/>
-              <w:left w:w="0" w:type="dxa"/>
-              <w:right w:w="0" w:type="dxa"/>
-            </w:tcMar>
-            <w:vAlign w:val="center"/>
-          </w:tcPr>
-          <w:p>
-            <w:pPr>
-              <w:pStyle w:val="Normal"/>
-              <w:jc w:val="center"/>
-              <w:pBdr>
-                <w:bottom w:val="none" w:sz="0" w:space="0" w:color="000000"/>
-                <w:top w:val="none" w:sz="0" w:space="0" w:color="000000"/>
-                <w:left w:val="none" w:sz="0" w:space="0" w:color="000000"/>
-                <w:right w:val="none" w:sz="0" w:space="0" w:color="000000"/>
-              </w:pBdr>
-              <w:spacing w:after="20" w:before="0" w:line="240"/>
-              <w:ind w:left="0" w:right="120" w:firstLine="0" w:firstLineChars="0"/>
-              <w:rPr>
-                <w:rFonts w:ascii="Arial" w:hAnsi="Arial" w:eastAsia="Arial" w:cs="Arial"/>
-                <w:i w:val="false"/>
-                <w:b w:val="false"/>
-                <w:u w:val="none"/>
-                <w:strike w:val="false"/>
-                <w:sz w:val="18"/>
-                <w:szCs w:val="18"/>
-                <w:color w:val="000000"/>
-              </w:rPr>
-            </w:pPr>
-            <w:r>
-              <w:rPr>
-                <w:rFonts w:ascii="Arial" w:hAnsi="Arial" w:eastAsia="Arial" w:cs="Arial"/>
-                <w:i w:val="false"/>
-                <w:b w:val="false"/>
-                <w:u w:val="none"/>
-                <w:strike w:val="false"/>
-                <w:sz w:val="18"/>
-                <w:szCs w:val="18"/>
-                <w:color w:val="000000"/>
-              </w:rPr>
-              <w:t xml:space="preserve">150 (17%)</w:t>
+              <w:t xml:space="preserve">Moderate</w:t>
+            </w:r>
+          </w:p>
+        </w:tc>
+        <w:tc>
+          <w:tcPr>
+            <w:tcBorders>
+              <w:bottom w:val="none" w:sz="0" w:space="0" w:color="000000"/>
+              <w:top w:val="none" w:sz="0" w:space="0" w:color="000000"/>
+              <w:left w:val="none" w:sz="0" w:space="0" w:color="000000"/>
+              <w:right w:val="none" w:sz="0" w:space="0" w:color="000000"/>
+            </w:tcBorders>
+            <w:shd w:val="clear" w:color="auto" w:fill="FFFFFF"/>
+            <w:tcMar>
+              <w:top w:w="0" w:type="dxa"/>
+              <w:bottom w:w="0" w:type="dxa"/>
+              <w:left w:w="0" w:type="dxa"/>
+              <w:right w:w="0" w:type="dxa"/>
+            </w:tcMar>
+            <w:vAlign w:val="center"/>
+          </w:tcPr>
+          <w:p>
+            <w:pPr>
+              <w:pStyle w:val="Normal"/>
+              <w:jc w:val="center"/>
+              <w:pBdr>
+                <w:bottom w:val="none" w:sz="0" w:space="0" w:color="000000"/>
+                <w:top w:val="none" w:sz="0" w:space="0" w:color="000000"/>
+                <w:left w:val="none" w:sz="0" w:space="0" w:color="000000"/>
+                <w:right w:val="none" w:sz="0" w:space="0" w:color="000000"/>
+              </w:pBdr>
+              <w:spacing w:after="20" w:before="0" w:line="240"/>
+              <w:ind w:left="0" w:right="120" w:firstLine="0" w:firstLineChars="0"/>
+              <w:rPr>
+                <w:rFonts w:ascii="Arial" w:hAnsi="Arial" w:eastAsia="Arial" w:cs="Arial"/>
+                <w:i w:val="false"/>
+                <w:b w:val="false"/>
+                <w:u w:val="none"/>
+                <w:strike w:val="false"/>
+                <w:sz w:val="18"/>
+                <w:szCs w:val="18"/>
+                <w:color w:val="000000"/>
+              </w:rPr>
+            </w:pPr>
+            <w:r>
+              <w:rPr>
+                <w:rFonts w:ascii="Arial" w:hAnsi="Arial" w:eastAsia="Arial" w:cs="Arial"/>
+                <w:i w:val="false"/>
+                <w:b w:val="false"/>
+                <w:u w:val="none"/>
+                <w:strike w:val="false"/>
+                <w:sz w:val="18"/>
+                <w:szCs w:val="18"/>
+                <w:color w:val="000000"/>
+              </w:rPr>
+              <w:t xml:space="preserve">229 (74%)</w:t>
+            </w:r>
+          </w:p>
+        </w:tc>
+        <w:tc>
+          <w:tcPr>
+            <w:tcBorders>
+              <w:bottom w:val="none" w:sz="0" w:space="0" w:color="000000"/>
+              <w:top w:val="none" w:sz="0" w:space="0" w:color="000000"/>
+              <w:left w:val="none" w:sz="0" w:space="0" w:color="000000"/>
+              <w:right w:val="none" w:sz="0" w:space="0" w:color="000000"/>
+            </w:tcBorders>
+            <w:shd w:val="clear" w:color="auto" w:fill="FFFFFF"/>
+            <w:tcMar>
+              <w:top w:w="0" w:type="dxa"/>
+              <w:bottom w:w="0" w:type="dxa"/>
+              <w:left w:w="0" w:type="dxa"/>
+              <w:right w:w="0" w:type="dxa"/>
+            </w:tcMar>
+            <w:vAlign w:val="center"/>
+          </w:tcPr>
+          <w:p>
+            <w:pPr>
+              <w:pStyle w:val="Normal"/>
+              <w:jc w:val="center"/>
+              <w:pBdr>
+                <w:bottom w:val="none" w:sz="0" w:space="0" w:color="000000"/>
+                <w:top w:val="none" w:sz="0" w:space="0" w:color="000000"/>
+                <w:left w:val="none" w:sz="0" w:space="0" w:color="000000"/>
+                <w:right w:val="none" w:sz="0" w:space="0" w:color="000000"/>
+              </w:pBdr>
+              <w:spacing w:after="20" w:before="0" w:line="240"/>
+              <w:ind w:left="0" w:right="120" w:firstLine="0" w:firstLineChars="0"/>
+              <w:rPr>
+                <w:rFonts w:ascii="Arial" w:hAnsi="Arial" w:eastAsia="Arial" w:cs="Arial"/>
+                <w:i w:val="false"/>
+                <w:b w:val="false"/>
+                <w:u w:val="none"/>
+                <w:strike w:val="false"/>
+                <w:sz w:val="18"/>
+                <w:szCs w:val="18"/>
+                <w:color w:val="000000"/>
+              </w:rPr>
+            </w:pPr>
+            <w:r>
+              <w:rPr>
+                <w:rFonts w:ascii="Arial" w:hAnsi="Arial" w:eastAsia="Arial" w:cs="Arial"/>
+                <w:i w:val="false"/>
+                <w:b w:val="false"/>
+                <w:u w:val="none"/>
+                <w:strike w:val="false"/>
+                <w:sz w:val="18"/>
+                <w:szCs w:val="18"/>
+                <w:color w:val="000000"/>
+              </w:rPr>
+              <w:t xml:space="preserve">219 (73%)</w:t>
+            </w:r>
+          </w:p>
+        </w:tc>
+        <w:tc>
+          <w:tcPr>
+            <w:tcBorders>
+              <w:bottom w:val="none" w:sz="0" w:space="0" w:color="000000"/>
+              <w:top w:val="none" w:sz="0" w:space="0" w:color="000000"/>
+              <w:left w:val="none" w:sz="0" w:space="0" w:color="000000"/>
+              <w:right w:val="none" w:sz="0" w:space="0" w:color="000000"/>
+            </w:tcBorders>
+            <w:shd w:val="clear" w:color="auto" w:fill="FFFFFF"/>
+            <w:tcMar>
+              <w:top w:w="0" w:type="dxa"/>
+              <w:bottom w:w="0" w:type="dxa"/>
+              <w:left w:w="0" w:type="dxa"/>
+              <w:right w:w="0" w:type="dxa"/>
+            </w:tcMar>
+            <w:vAlign w:val="center"/>
+          </w:tcPr>
+          <w:p>
+            <w:pPr>
+              <w:pStyle w:val="Normal"/>
+              <w:jc w:val="center"/>
+              <w:pBdr>
+                <w:bottom w:val="none" w:sz="0" w:space="0" w:color="000000"/>
+                <w:top w:val="none" w:sz="0" w:space="0" w:color="000000"/>
+                <w:left w:val="none" w:sz="0" w:space="0" w:color="000000"/>
+                <w:right w:val="none" w:sz="0" w:space="0" w:color="000000"/>
+              </w:pBdr>
+              <w:spacing w:after="20" w:before="0" w:line="240"/>
+              <w:ind w:left="0" w:right="120" w:firstLine="0" w:firstLineChars="0"/>
+              <w:rPr>
+                <w:rFonts w:ascii="Arial" w:hAnsi="Arial" w:eastAsia="Arial" w:cs="Arial"/>
+                <w:i w:val="false"/>
+                <w:b w:val="false"/>
+                <w:u w:val="none"/>
+                <w:strike w:val="false"/>
+                <w:sz w:val="18"/>
+                <w:szCs w:val="18"/>
+                <w:color w:val="000000"/>
+              </w:rPr>
+            </w:pPr>
+            <w:r>
+              <w:rPr>
+                <w:rFonts w:ascii="Arial" w:hAnsi="Arial" w:eastAsia="Arial" w:cs="Arial"/>
+                <w:i w:val="false"/>
+                <w:b w:val="false"/>
+                <w:u w:val="none"/>
+                <w:strike w:val="false"/>
+                <w:sz w:val="18"/>
+                <w:szCs w:val="18"/>
+                <w:color w:val="000000"/>
+              </w:rPr>
+              <w:t xml:space="preserve">215 (72%)</w:t>
+            </w:r>
+          </w:p>
+        </w:tc>
+        <w:tc>
+          <w:tcPr>
+            <w:tcBorders>
+              <w:bottom w:val="none" w:sz="0" w:space="0" w:color="000000"/>
+              <w:top w:val="none" w:sz="0" w:space="0" w:color="000000"/>
+              <w:left w:val="none" w:sz="0" w:space="0" w:color="000000"/>
+              <w:right w:val="none" w:sz="0" w:space="0" w:color="000000"/>
+            </w:tcBorders>
+            <w:shd w:val="clear" w:color="auto" w:fill="FFFFFF"/>
+            <w:tcMar>
+              <w:top w:w="0" w:type="dxa"/>
+              <w:bottom w:w="0" w:type="dxa"/>
+              <w:left w:w="0" w:type="dxa"/>
+              <w:right w:w="0" w:type="dxa"/>
+            </w:tcMar>
+            <w:vAlign w:val="center"/>
+          </w:tcPr>
+          <w:p>
+            <w:pPr>
+              <w:pStyle w:val="Normal"/>
+              <w:jc w:val="center"/>
+              <w:pBdr>
+                <w:bottom w:val="none" w:sz="0" w:space="0" w:color="000000"/>
+                <w:top w:val="none" w:sz="0" w:space="0" w:color="000000"/>
+                <w:left w:val="none" w:sz="0" w:space="0" w:color="000000"/>
+                <w:right w:val="none" w:sz="0" w:space="0" w:color="000000"/>
+              </w:pBdr>
+              <w:spacing w:after="20" w:before="0" w:line="240"/>
+              <w:ind w:left="0" w:right="120" w:firstLine="0" w:firstLineChars="0"/>
+              <w:rPr>
+                <w:rFonts w:ascii="Arial" w:hAnsi="Arial" w:eastAsia="Arial" w:cs="Arial"/>
+                <w:i w:val="false"/>
+                <w:b w:val="false"/>
+                <w:u w:val="none"/>
+                <w:strike w:val="false"/>
+                <w:sz w:val="18"/>
+                <w:szCs w:val="18"/>
+                <w:color w:val="000000"/>
+              </w:rPr>
+            </w:pPr>
+            <w:r>
+              <w:rPr>
+                <w:rFonts w:ascii="Arial" w:hAnsi="Arial" w:eastAsia="Arial" w:cs="Arial"/>
+                <w:i w:val="false"/>
+                <w:b w:val="false"/>
+                <w:u w:val="none"/>
+                <w:strike w:val="false"/>
+                <w:sz w:val="18"/>
+                <w:szCs w:val="18"/>
+                <w:color w:val="000000"/>
+              </w:rPr>
+              <w:t xml:space="preserve">663 (73%)</w:t>
             </w:r>
           </w:p>
         </w:tc>
@@ -4904,305 +4743,305 @@
                 <w:right w:val="none" w:sz="0" w:space="0" w:color="000000"/>
               </w:pBdr>
               <w:spacing w:after="20" w:before="0" w:line="240"/>
-              <w:ind w:left="180" w:right="120" w:firstLine="0" w:firstLineChars="0"/>
-              <w:rPr>
-                <w:rFonts w:ascii="Arial" w:hAnsi="Arial" w:eastAsia="Arial" w:cs="Arial"/>
-                <w:i w:val="false"/>
-                <w:b w:val="false"/>
-                <w:u w:val="single"/>
-                <w:strike w:val="false"/>
-                <w:sz w:val="18"/>
-                <w:szCs w:val="18"/>
-                <w:color w:val="000000"/>
-              </w:rPr>
-            </w:pPr>
-            <w:r>
-              <w:rPr>
-                <w:rFonts w:ascii="Arial" w:hAnsi="Arial" w:eastAsia="Arial" w:cs="Arial"/>
-                <w:i w:val="false"/>
-                <w:b w:val="false"/>
-                <w:u w:val="single"/>
-                <w:strike w:val="false"/>
-                <w:sz w:val="18"/>
-                <w:szCs w:val="18"/>
-                <w:color w:val="000000"/>
-              </w:rPr>
-              <w:t xml:space="preserve">Extent of local spread</w:t>
-            </w:r>
-          </w:p>
-        </w:tc>
-        <w:tc>
-          <w:tcPr>
-            <w:tcBorders>
-              <w:bottom w:val="none" w:sz="0" w:space="0" w:color="000000"/>
-              <w:top w:val="none" w:sz="0" w:space="0" w:color="000000"/>
-              <w:left w:val="none" w:sz="0" w:space="0" w:color="000000"/>
-              <w:right w:val="none" w:sz="0" w:space="0" w:color="000000"/>
-            </w:tcBorders>
-            <w:shd w:val="clear" w:color="auto" w:fill="FFFFFF"/>
-            <w:tcMar>
-              <w:top w:w="0" w:type="dxa"/>
-              <w:bottom w:w="0" w:type="dxa"/>
-              <w:left w:w="0" w:type="dxa"/>
-              <w:right w:w="0" w:type="dxa"/>
-            </w:tcMar>
-            <w:vAlign w:val="center"/>
-          </w:tcPr>
-          <w:p>
-            <w:pPr>
-              <w:pStyle w:val="Normal"/>
-              <w:jc w:val="center"/>
-              <w:pBdr>
-                <w:bottom w:val="none" w:sz="0" w:space="0" w:color="000000"/>
-                <w:top w:val="none" w:sz="0" w:space="0" w:color="000000"/>
-                <w:left w:val="none" w:sz="0" w:space="0" w:color="000000"/>
-                <w:right w:val="none" w:sz="0" w:space="0" w:color="000000"/>
-              </w:pBdr>
-              <w:spacing w:after="20" w:before="0" w:line="240"/>
-              <w:ind w:left="0" w:right="120" w:firstLine="0" w:firstLineChars="0"/>
-              <w:rPr>
-                <w:rFonts w:ascii="Arial" w:hAnsi="Arial" w:eastAsia="Arial" w:cs="Arial"/>
-                <w:i w:val="false"/>
-                <w:b w:val="false"/>
-                <w:u w:val="none"/>
-                <w:strike w:val="false"/>
-                <w:sz w:val="18"/>
-                <w:szCs w:val="18"/>
-                <w:color w:val="000000"/>
-              </w:rPr>
-            </w:pPr>
-            <w:r>
-              <w:rPr>
-                <w:rFonts w:ascii="Arial" w:hAnsi="Arial" w:eastAsia="Arial" w:cs="Arial"/>
-                <w:i w:val="false"/>
-                <w:b w:val="false"/>
-                <w:u w:val="none"/>
-                <w:strike w:val="false"/>
-                <w:sz w:val="18"/>
-                <w:szCs w:val="18"/>
-                <w:color w:val="000000"/>
-              </w:rPr>
-              <w:t xml:space="preserve"/>
-            </w:r>
-          </w:p>
-        </w:tc>
-        <w:tc>
-          <w:tcPr>
-            <w:tcBorders>
-              <w:bottom w:val="none" w:sz="0" w:space="0" w:color="000000"/>
-              <w:top w:val="none" w:sz="0" w:space="0" w:color="000000"/>
-              <w:left w:val="none" w:sz="0" w:space="0" w:color="000000"/>
-              <w:right w:val="none" w:sz="0" w:space="0" w:color="000000"/>
-            </w:tcBorders>
-            <w:shd w:val="clear" w:color="auto" w:fill="FFFFFF"/>
-            <w:tcMar>
-              <w:top w:w="0" w:type="dxa"/>
-              <w:bottom w:w="0" w:type="dxa"/>
-              <w:left w:w="0" w:type="dxa"/>
-              <w:right w:w="0" w:type="dxa"/>
-            </w:tcMar>
-            <w:vAlign w:val="center"/>
-          </w:tcPr>
-          <w:p>
-            <w:pPr>
-              <w:pStyle w:val="Normal"/>
-              <w:jc w:val="center"/>
-              <w:pBdr>
-                <w:bottom w:val="none" w:sz="0" w:space="0" w:color="000000"/>
-                <w:top w:val="none" w:sz="0" w:space="0" w:color="000000"/>
-                <w:left w:val="none" w:sz="0" w:space="0" w:color="000000"/>
-                <w:right w:val="none" w:sz="0" w:space="0" w:color="000000"/>
-              </w:pBdr>
-              <w:spacing w:after="20" w:before="0" w:line="240"/>
-              <w:ind w:left="0" w:right="120" w:firstLine="0" w:firstLineChars="0"/>
-              <w:rPr>
-                <w:rFonts w:ascii="Arial" w:hAnsi="Arial" w:eastAsia="Arial" w:cs="Arial"/>
-                <w:i w:val="false"/>
-                <w:b w:val="false"/>
-                <w:u w:val="none"/>
-                <w:strike w:val="false"/>
-                <w:sz w:val="18"/>
-                <w:szCs w:val="18"/>
-                <w:color w:val="000000"/>
-              </w:rPr>
-            </w:pPr>
-            <w:r>
-              <w:rPr>
-                <w:rFonts w:ascii="Arial" w:hAnsi="Arial" w:eastAsia="Arial" w:cs="Arial"/>
-                <w:i w:val="false"/>
-                <w:b w:val="false"/>
-                <w:u w:val="none"/>
-                <w:strike w:val="false"/>
-                <w:sz w:val="18"/>
-                <w:szCs w:val="18"/>
-                <w:color w:val="000000"/>
-              </w:rPr>
-              <w:t xml:space="preserve"/>
-            </w:r>
-          </w:p>
-        </w:tc>
-        <w:tc>
-          <w:tcPr>
-            <w:tcBorders>
-              <w:bottom w:val="none" w:sz="0" w:space="0" w:color="000000"/>
-              <w:top w:val="none" w:sz="0" w:space="0" w:color="000000"/>
-              <w:left w:val="none" w:sz="0" w:space="0" w:color="000000"/>
-              <w:right w:val="none" w:sz="0" w:space="0" w:color="000000"/>
-            </w:tcBorders>
-            <w:shd w:val="clear" w:color="auto" w:fill="FFFFFF"/>
-            <w:tcMar>
-              <w:top w:w="0" w:type="dxa"/>
-              <w:bottom w:w="0" w:type="dxa"/>
-              <w:left w:w="0" w:type="dxa"/>
-              <w:right w:w="0" w:type="dxa"/>
-            </w:tcMar>
-            <w:vAlign w:val="center"/>
-          </w:tcPr>
-          <w:p>
-            <w:pPr>
-              <w:pStyle w:val="Normal"/>
-              <w:jc w:val="center"/>
-              <w:pBdr>
-                <w:bottom w:val="none" w:sz="0" w:space="0" w:color="000000"/>
-                <w:top w:val="none" w:sz="0" w:space="0" w:color="000000"/>
-                <w:left w:val="none" w:sz="0" w:space="0" w:color="000000"/>
-                <w:right w:val="none" w:sz="0" w:space="0" w:color="000000"/>
-              </w:pBdr>
-              <w:spacing w:after="20" w:before="0" w:line="240"/>
-              <w:ind w:left="0" w:right="120" w:firstLine="0" w:firstLineChars="0"/>
-              <w:rPr>
-                <w:rFonts w:ascii="Arial" w:hAnsi="Arial" w:eastAsia="Arial" w:cs="Arial"/>
-                <w:i w:val="false"/>
-                <w:b w:val="false"/>
-                <w:u w:val="none"/>
-                <w:strike w:val="false"/>
-                <w:sz w:val="18"/>
-                <w:szCs w:val="18"/>
-                <w:color w:val="000000"/>
-              </w:rPr>
-            </w:pPr>
-            <w:r>
-              <w:rPr>
-                <w:rFonts w:ascii="Arial" w:hAnsi="Arial" w:eastAsia="Arial" w:cs="Arial"/>
-                <w:i w:val="false"/>
-                <w:b w:val="false"/>
-                <w:u w:val="none"/>
-                <w:strike w:val="false"/>
-                <w:sz w:val="18"/>
-                <w:szCs w:val="18"/>
-                <w:color w:val="000000"/>
-              </w:rPr>
-              <w:t xml:space="preserve"/>
-            </w:r>
-          </w:p>
-        </w:tc>
-        <w:tc>
-          <w:tcPr>
-            <w:tcBorders>
-              <w:bottom w:val="none" w:sz="0" w:space="0" w:color="000000"/>
-              <w:top w:val="none" w:sz="0" w:space="0" w:color="000000"/>
-              <w:left w:val="none" w:sz="0" w:space="0" w:color="000000"/>
-              <w:right w:val="none" w:sz="0" w:space="0" w:color="000000"/>
-            </w:tcBorders>
-            <w:shd w:val="clear" w:color="auto" w:fill="FFFFFF"/>
-            <w:tcMar>
-              <w:top w:w="0" w:type="dxa"/>
-              <w:bottom w:w="0" w:type="dxa"/>
-              <w:left w:w="0" w:type="dxa"/>
-              <w:right w:w="0" w:type="dxa"/>
-            </w:tcMar>
-            <w:vAlign w:val="center"/>
-          </w:tcPr>
-          <w:p>
-            <w:pPr>
-              <w:pStyle w:val="Normal"/>
-              <w:jc w:val="center"/>
-              <w:pBdr>
-                <w:bottom w:val="none" w:sz="0" w:space="0" w:color="000000"/>
-                <w:top w:val="none" w:sz="0" w:space="0" w:color="000000"/>
-                <w:left w:val="none" w:sz="0" w:space="0" w:color="000000"/>
-                <w:right w:val="none" w:sz="0" w:space="0" w:color="000000"/>
-              </w:pBdr>
-              <w:spacing w:after="20" w:before="0" w:line="240"/>
-              <w:ind w:left="0" w:right="120" w:firstLine="0" w:firstLineChars="0"/>
-              <w:rPr>
-                <w:rFonts w:ascii="Arial" w:hAnsi="Arial" w:eastAsia="Arial" w:cs="Arial"/>
-                <w:i w:val="false"/>
-                <w:b w:val="false"/>
-                <w:u w:val="none"/>
-                <w:strike w:val="false"/>
-                <w:sz w:val="18"/>
-                <w:szCs w:val="18"/>
-                <w:color w:val="000000"/>
-              </w:rPr>
-            </w:pPr>
-            <w:r>
-              <w:rPr>
-                <w:rFonts w:ascii="Arial" w:hAnsi="Arial" w:eastAsia="Arial" w:cs="Arial"/>
-                <w:i w:val="false"/>
-                <w:b w:val="false"/>
-                <w:u w:val="none"/>
-                <w:strike w:val="false"/>
-                <w:sz w:val="18"/>
-                <w:szCs w:val="18"/>
-                <w:color w:val="000000"/>
-              </w:rPr>
-              <w:t xml:space="preserve"/>
-            </w:r>
-          </w:p>
-        </w:tc>
-        <w:tc>
-          <w:tcPr>
-            <w:tcBorders>
-              <w:bottom w:val="none" w:sz="0" w:space="0" w:color="000000"/>
-              <w:top w:val="none" w:sz="0" w:space="0" w:color="000000"/>
-              <w:left w:val="none" w:sz="0" w:space="0" w:color="000000"/>
-              <w:right w:val="none" w:sz="0" w:space="0" w:color="000000"/>
-            </w:tcBorders>
-            <w:shd w:val="clear" w:color="auto" w:fill="FFFFFF"/>
-            <w:tcMar>
-              <w:top w:w="0" w:type="dxa"/>
-              <w:bottom w:w="0" w:type="dxa"/>
-              <w:left w:w="0" w:type="dxa"/>
-              <w:right w:w="0" w:type="dxa"/>
-            </w:tcMar>
-            <w:vAlign w:val="center"/>
-          </w:tcPr>
-          <w:p>
-            <w:pPr>
-              <w:pStyle w:val="Normal"/>
-              <w:jc w:val="center"/>
-              <w:pBdr>
-                <w:bottom w:val="none" w:sz="0" w:space="0" w:color="000000"/>
-                <w:top w:val="none" w:sz="0" w:space="0" w:color="000000"/>
-                <w:left w:val="none" w:sz="0" w:space="0" w:color="000000"/>
-                <w:right w:val="none" w:sz="0" w:space="0" w:color="000000"/>
-              </w:pBdr>
-              <w:spacing w:after="20" w:before="0" w:line="240"/>
-              <w:ind w:left="0" w:right="120" w:firstLine="0" w:firstLineChars="0"/>
-              <w:rPr>
-                <w:rFonts w:ascii="Arial" w:hAnsi="Arial" w:eastAsia="Arial" w:cs="Arial"/>
-                <w:i w:val="false"/>
-                <w:b w:val="false"/>
-                <w:u w:val="none"/>
-                <w:strike w:val="false"/>
-                <w:sz w:val="18"/>
-                <w:szCs w:val="18"/>
-                <w:color w:val="000000"/>
-              </w:rPr>
-            </w:pPr>
-            <w:r>
-              <w:rPr>
-                <w:rFonts w:ascii="Arial" w:hAnsi="Arial" w:eastAsia="Arial" w:cs="Arial"/>
-                <w:i w:val="false"/>
-                <w:b w:val="false"/>
-                <w:u w:val="none"/>
-                <w:strike w:val="false"/>
-                <w:sz w:val="18"/>
-                <w:szCs w:val="18"/>
-                <w:color w:val="000000"/>
-              </w:rPr>
-              <w:t xml:space="preserve"/>
+              <w:ind w:left="300" w:right="120" w:firstLine="0" w:firstLineChars="0"/>
+              <w:rPr>
+                <w:rFonts w:ascii="Arial" w:hAnsi="Arial" w:eastAsia="Arial" w:cs="Arial"/>
+                <w:i w:val="true"/>
+                <w:b w:val="false"/>
+                <w:u w:val="none"/>
+                <w:strike w:val="false"/>
+                <w:sz w:val="18"/>
+                <w:szCs w:val="18"/>
+                <w:color w:val="000000"/>
+              </w:rPr>
+            </w:pPr>
+            <w:r>
+              <w:rPr>
+                <w:rFonts w:ascii="Arial" w:hAnsi="Arial" w:eastAsia="Arial" w:cs="Arial"/>
+                <w:i w:val="true"/>
+                <w:b w:val="false"/>
+                <w:u w:val="none"/>
+                <w:strike w:val="false"/>
+                <w:sz w:val="18"/>
+                <w:szCs w:val="18"/>
+                <w:color w:val="000000"/>
+              </w:rPr>
+              <w:t xml:space="preserve">Poor</w:t>
+            </w:r>
+          </w:p>
+        </w:tc>
+        <w:tc>
+          <w:tcPr>
+            <w:tcBorders>
+              <w:bottom w:val="none" w:sz="0" w:space="0" w:color="000000"/>
+              <w:top w:val="none" w:sz="0" w:space="0" w:color="000000"/>
+              <w:left w:val="none" w:sz="0" w:space="0" w:color="000000"/>
+              <w:right w:val="none" w:sz="0" w:space="0" w:color="000000"/>
+            </w:tcBorders>
+            <w:shd w:val="clear" w:color="auto" w:fill="FFFFFF"/>
+            <w:tcMar>
+              <w:top w:w="0" w:type="dxa"/>
+              <w:bottom w:w="0" w:type="dxa"/>
+              <w:left w:w="0" w:type="dxa"/>
+              <w:right w:w="0" w:type="dxa"/>
+            </w:tcMar>
+            <w:vAlign w:val="center"/>
+          </w:tcPr>
+          <w:p>
+            <w:pPr>
+              <w:pStyle w:val="Normal"/>
+              <w:jc w:val="center"/>
+              <w:pBdr>
+                <w:bottom w:val="none" w:sz="0" w:space="0" w:color="000000"/>
+                <w:top w:val="none" w:sz="0" w:space="0" w:color="000000"/>
+                <w:left w:val="none" w:sz="0" w:space="0" w:color="000000"/>
+                <w:right w:val="none" w:sz="0" w:space="0" w:color="000000"/>
+              </w:pBdr>
+              <w:spacing w:after="20" w:before="0" w:line="240"/>
+              <w:ind w:left="0" w:right="120" w:firstLine="0" w:firstLineChars="0"/>
+              <w:rPr>
+                <w:rFonts w:ascii="Arial" w:hAnsi="Arial" w:eastAsia="Arial" w:cs="Arial"/>
+                <w:i w:val="false"/>
+                <w:b w:val="false"/>
+                <w:u w:val="none"/>
+                <w:strike w:val="false"/>
+                <w:sz w:val="18"/>
+                <w:szCs w:val="18"/>
+                <w:color w:val="000000"/>
+              </w:rPr>
+            </w:pPr>
+            <w:r>
+              <w:rPr>
+                <w:rFonts w:ascii="Arial" w:hAnsi="Arial" w:eastAsia="Arial" w:cs="Arial"/>
+                <w:i w:val="false"/>
+                <w:b w:val="false"/>
+                <w:u w:val="none"/>
+                <w:strike w:val="false"/>
+                <w:sz w:val="18"/>
+                <w:szCs w:val="18"/>
+                <w:color w:val="000000"/>
+              </w:rPr>
+              <w:t xml:space="preserve">52 (17%)</w:t>
+            </w:r>
+          </w:p>
+        </w:tc>
+        <w:tc>
+          <w:tcPr>
+            <w:tcBorders>
+              <w:bottom w:val="none" w:sz="0" w:space="0" w:color="000000"/>
+              <w:top w:val="none" w:sz="0" w:space="0" w:color="000000"/>
+              <w:left w:val="none" w:sz="0" w:space="0" w:color="000000"/>
+              <w:right w:val="none" w:sz="0" w:space="0" w:color="000000"/>
+            </w:tcBorders>
+            <w:shd w:val="clear" w:color="auto" w:fill="FFFFFF"/>
+            <w:tcMar>
+              <w:top w:w="0" w:type="dxa"/>
+              <w:bottom w:w="0" w:type="dxa"/>
+              <w:left w:w="0" w:type="dxa"/>
+              <w:right w:w="0" w:type="dxa"/>
+            </w:tcMar>
+            <w:vAlign w:val="center"/>
+          </w:tcPr>
+          <w:p>
+            <w:pPr>
+              <w:pStyle w:val="Normal"/>
+              <w:jc w:val="center"/>
+              <w:pBdr>
+                <w:bottom w:val="none" w:sz="0" w:space="0" w:color="000000"/>
+                <w:top w:val="none" w:sz="0" w:space="0" w:color="000000"/>
+                <w:left w:val="none" w:sz="0" w:space="0" w:color="000000"/>
+                <w:right w:val="none" w:sz="0" w:space="0" w:color="000000"/>
+              </w:pBdr>
+              <w:spacing w:after="20" w:before="0" w:line="240"/>
+              <w:ind w:left="0" w:right="120" w:firstLine="0" w:firstLineChars="0"/>
+              <w:rPr>
+                <w:rFonts w:ascii="Arial" w:hAnsi="Arial" w:eastAsia="Arial" w:cs="Arial"/>
+                <w:i w:val="false"/>
+                <w:b w:val="false"/>
+                <w:u w:val="none"/>
+                <w:strike w:val="false"/>
+                <w:sz w:val="18"/>
+                <w:szCs w:val="18"/>
+                <w:color w:val="000000"/>
+              </w:rPr>
+            </w:pPr>
+            <w:r>
+              <w:rPr>
+                <w:rFonts w:ascii="Arial" w:hAnsi="Arial" w:eastAsia="Arial" w:cs="Arial"/>
+                <w:i w:val="false"/>
+                <w:b w:val="false"/>
+                <w:u w:val="none"/>
+                <w:strike w:val="false"/>
+                <w:sz w:val="18"/>
+                <w:szCs w:val="18"/>
+                <w:color w:val="000000"/>
+              </w:rPr>
+              <w:t xml:space="preserve">44 (15%)</w:t>
+            </w:r>
+          </w:p>
+        </w:tc>
+        <w:tc>
+          <w:tcPr>
+            <w:tcBorders>
+              <w:bottom w:val="none" w:sz="0" w:space="0" w:color="000000"/>
+              <w:top w:val="none" w:sz="0" w:space="0" w:color="000000"/>
+              <w:left w:val="none" w:sz="0" w:space="0" w:color="000000"/>
+              <w:right w:val="none" w:sz="0" w:space="0" w:color="000000"/>
+            </w:tcBorders>
+            <w:shd w:val="clear" w:color="auto" w:fill="FFFFFF"/>
+            <w:tcMar>
+              <w:top w:w="0" w:type="dxa"/>
+              <w:bottom w:w="0" w:type="dxa"/>
+              <w:left w:w="0" w:type="dxa"/>
+              <w:right w:w="0" w:type="dxa"/>
+            </w:tcMar>
+            <w:vAlign w:val="center"/>
+          </w:tcPr>
+          <w:p>
+            <w:pPr>
+              <w:pStyle w:val="Normal"/>
+              <w:jc w:val="center"/>
+              <w:pBdr>
+                <w:bottom w:val="none" w:sz="0" w:space="0" w:color="000000"/>
+                <w:top w:val="none" w:sz="0" w:space="0" w:color="000000"/>
+                <w:left w:val="none" w:sz="0" w:space="0" w:color="000000"/>
+                <w:right w:val="none" w:sz="0" w:space="0" w:color="000000"/>
+              </w:pBdr>
+              <w:spacing w:after="20" w:before="0" w:line="240"/>
+              <w:ind w:left="0" w:right="120" w:firstLine="0" w:firstLineChars="0"/>
+              <w:rPr>
+                <w:rFonts w:ascii="Arial" w:hAnsi="Arial" w:eastAsia="Arial" w:cs="Arial"/>
+                <w:i w:val="false"/>
+                <w:b w:val="false"/>
+                <w:u w:val="none"/>
+                <w:strike w:val="false"/>
+                <w:sz w:val="18"/>
+                <w:szCs w:val="18"/>
+                <w:color w:val="000000"/>
+              </w:rPr>
+            </w:pPr>
+            <w:r>
+              <w:rPr>
+                <w:rFonts w:ascii="Arial" w:hAnsi="Arial" w:eastAsia="Arial" w:cs="Arial"/>
+                <w:i w:val="false"/>
+                <w:b w:val="false"/>
+                <w:u w:val="none"/>
+                <w:strike w:val="false"/>
+                <w:sz w:val="18"/>
+                <w:szCs w:val="18"/>
+                <w:color w:val="000000"/>
+              </w:rPr>
+              <w:t xml:space="preserve">54 (18%)</w:t>
+            </w:r>
+          </w:p>
+        </w:tc>
+        <w:tc>
+          <w:tcPr>
+            <w:tcBorders>
+              <w:bottom w:val="none" w:sz="0" w:space="0" w:color="000000"/>
+              <w:top w:val="none" w:sz="0" w:space="0" w:color="000000"/>
+              <w:left w:val="none" w:sz="0" w:space="0" w:color="000000"/>
+              <w:right w:val="none" w:sz="0" w:space="0" w:color="000000"/>
+            </w:tcBorders>
+            <w:shd w:val="clear" w:color="auto" w:fill="FFFFFF"/>
+            <w:tcMar>
+              <w:top w:w="0" w:type="dxa"/>
+              <w:bottom w:w="0" w:type="dxa"/>
+              <w:left w:w="0" w:type="dxa"/>
+              <w:right w:w="0" w:type="dxa"/>
+            </w:tcMar>
+            <w:vAlign w:val="center"/>
+          </w:tcPr>
+          <w:p>
+            <w:pPr>
+              <w:pStyle w:val="Normal"/>
+              <w:jc w:val="center"/>
+              <w:pBdr>
+                <w:bottom w:val="none" w:sz="0" w:space="0" w:color="000000"/>
+                <w:top w:val="none" w:sz="0" w:space="0" w:color="000000"/>
+                <w:left w:val="none" w:sz="0" w:space="0" w:color="000000"/>
+                <w:right w:val="none" w:sz="0" w:space="0" w:color="000000"/>
+              </w:pBdr>
+              <w:spacing w:after="20" w:before="0" w:line="240"/>
+              <w:ind w:left="0" w:right="120" w:firstLine="0" w:firstLineChars="0"/>
+              <w:rPr>
+                <w:rFonts w:ascii="Arial" w:hAnsi="Arial" w:eastAsia="Arial" w:cs="Arial"/>
+                <w:i w:val="false"/>
+                <w:b w:val="false"/>
+                <w:u w:val="none"/>
+                <w:strike w:val="false"/>
+                <w:sz w:val="18"/>
+                <w:szCs w:val="18"/>
+                <w:color w:val="000000"/>
+              </w:rPr>
+            </w:pPr>
+            <w:r>
+              <w:rPr>
+                <w:rFonts w:ascii="Arial" w:hAnsi="Arial" w:eastAsia="Arial" w:cs="Arial"/>
+                <w:i w:val="false"/>
+                <w:b w:val="false"/>
+                <w:u w:val="none"/>
+                <w:strike w:val="false"/>
+                <w:sz w:val="18"/>
+                <w:szCs w:val="18"/>
+                <w:color w:val="000000"/>
+              </w:rPr>
+              <w:t xml:space="preserve">150 (17%)</w:t>
+            </w:r>
+          </w:p>
+        </w:tc>
+        <w:tc>
+          <w:tcPr>
+            <w:tcBorders>
+              <w:bottom w:val="none" w:sz="0" w:space="0" w:color="000000"/>
+              <w:top w:val="none" w:sz="0" w:space="0" w:color="000000"/>
+              <w:left w:val="none" w:sz="0" w:space="0" w:color="000000"/>
+              <w:right w:val="none" w:sz="0" w:space="0" w:color="000000"/>
+            </w:tcBorders>
+            <w:shd w:val="clear" w:color="auto" w:fill="FFFFFF"/>
+            <w:tcMar>
+              <w:top w:w="0" w:type="dxa"/>
+              <w:bottom w:w="0" w:type="dxa"/>
+              <w:left w:w="0" w:type="dxa"/>
+              <w:right w:w="0" w:type="dxa"/>
+            </w:tcMar>
+            <w:vAlign w:val="center"/>
+          </w:tcPr>
+          <w:p>
+            <w:pPr>
+              <w:pStyle w:val="Normal"/>
+              <w:jc w:val="center"/>
+              <w:pBdr>
+                <w:bottom w:val="none" w:sz="0" w:space="0" w:color="000000"/>
+                <w:top w:val="none" w:sz="0" w:space="0" w:color="000000"/>
+                <w:left w:val="none" w:sz="0" w:space="0" w:color="000000"/>
+                <w:right w:val="none" w:sz="0" w:space="0" w:color="000000"/>
+              </w:pBdr>
+              <w:spacing w:after="20" w:before="0" w:line="240"/>
+              <w:ind w:left="0" w:right="120" w:firstLine="0" w:firstLineChars="0"/>
+              <w:rPr>
+                <w:rFonts w:ascii="Arial" w:hAnsi="Arial" w:eastAsia="Arial" w:cs="Arial"/>
+                <w:i w:val="false"/>
+                <w:b w:val="false"/>
+                <w:u w:val="none"/>
+                <w:strike w:val="false"/>
+                <w:sz w:val="18"/>
+                <w:szCs w:val="18"/>
+                <w:color w:val="000000"/>
+              </w:rPr>
+            </w:pPr>
+            <w:r>
+              <w:rPr>
+                <w:rFonts w:ascii="Arial" w:hAnsi="Arial" w:eastAsia="Arial" w:cs="Arial"/>
+                <w:i w:val="false"/>
+                <w:b w:val="false"/>
+                <w:u w:val="none"/>
+                <w:strike w:val="false"/>
+                <w:sz w:val="18"/>
+                <w:szCs w:val="18"/>
+                <w:color w:val="000000"/>
+              </w:rPr>
+              <w:t xml:space="preserve">-</w:t>
             </w:r>
           </w:p>
         </w:tc>
@@ -5239,305 +5078,305 @@
                 <w:right w:val="none" w:sz="0" w:space="0" w:color="000000"/>
               </w:pBdr>
               <w:spacing w:after="20" w:before="0" w:line="240"/>
-              <w:ind w:left="300" w:right="120" w:firstLine="0" w:firstLineChars="0"/>
-              <w:rPr>
-                <w:rFonts w:ascii="Arial" w:hAnsi="Arial" w:eastAsia="Arial" w:cs="Arial"/>
-                <w:i w:val="true"/>
-                <w:b w:val="false"/>
-                <w:u w:val="none"/>
-                <w:strike w:val="false"/>
-                <w:sz w:val="18"/>
-                <w:szCs w:val="18"/>
-                <w:color w:val="000000"/>
-              </w:rPr>
-            </w:pPr>
-            <w:r>
-              <w:rPr>
-                <w:rFonts w:ascii="Arial" w:hAnsi="Arial" w:eastAsia="Arial" w:cs="Arial"/>
-                <w:i w:val="true"/>
-                <w:b w:val="false"/>
-                <w:u w:val="none"/>
-                <w:strike w:val="false"/>
-                <w:sz w:val="18"/>
-                <w:szCs w:val="18"/>
-                <w:color w:val="000000"/>
-              </w:rPr>
-              <w:t xml:space="preserve">Submucosa</w:t>
-            </w:r>
-          </w:p>
-        </w:tc>
-        <w:tc>
-          <w:tcPr>
-            <w:tcBorders>
-              <w:bottom w:val="none" w:sz="0" w:space="0" w:color="000000"/>
-              <w:top w:val="none" w:sz="0" w:space="0" w:color="000000"/>
-              <w:left w:val="none" w:sz="0" w:space="0" w:color="000000"/>
-              <w:right w:val="none" w:sz="0" w:space="0" w:color="000000"/>
-            </w:tcBorders>
-            <w:shd w:val="clear" w:color="auto" w:fill="FFFFFF"/>
-            <w:tcMar>
-              <w:top w:w="0" w:type="dxa"/>
-              <w:bottom w:w="0" w:type="dxa"/>
-              <w:left w:w="0" w:type="dxa"/>
-              <w:right w:w="0" w:type="dxa"/>
-            </w:tcMar>
-            <w:vAlign w:val="center"/>
-          </w:tcPr>
-          <w:p>
-            <w:pPr>
-              <w:pStyle w:val="Normal"/>
-              <w:jc w:val="center"/>
-              <w:pBdr>
-                <w:bottom w:val="none" w:sz="0" w:space="0" w:color="000000"/>
-                <w:top w:val="none" w:sz="0" w:space="0" w:color="000000"/>
-                <w:left w:val="none" w:sz="0" w:space="0" w:color="000000"/>
-                <w:right w:val="none" w:sz="0" w:space="0" w:color="000000"/>
-              </w:pBdr>
-              <w:spacing w:after="20" w:before="0" w:line="240"/>
-              <w:ind w:left="0" w:right="120" w:firstLine="0" w:firstLineChars="0"/>
-              <w:rPr>
-                <w:rFonts w:ascii="Arial" w:hAnsi="Arial" w:eastAsia="Arial" w:cs="Arial"/>
-                <w:i w:val="false"/>
-                <w:b w:val="false"/>
-                <w:u w:val="none"/>
-                <w:strike w:val="false"/>
-                <w:sz w:val="18"/>
-                <w:szCs w:val="18"/>
-                <w:color w:val="000000"/>
-              </w:rPr>
-            </w:pPr>
-            <w:r>
-              <w:rPr>
-                <w:rFonts w:ascii="Arial" w:hAnsi="Arial" w:eastAsia="Arial" w:cs="Arial"/>
-                <w:i w:val="false"/>
-                <w:b w:val="false"/>
-                <w:u w:val="none"/>
-                <w:strike w:val="false"/>
-                <w:sz w:val="18"/>
-                <w:szCs w:val="18"/>
-                <w:color w:val="000000"/>
-              </w:rPr>
-              <w:t xml:space="preserve">8 (3%)</w:t>
-            </w:r>
-          </w:p>
-        </w:tc>
-        <w:tc>
-          <w:tcPr>
-            <w:tcBorders>
-              <w:bottom w:val="none" w:sz="0" w:space="0" w:color="000000"/>
-              <w:top w:val="none" w:sz="0" w:space="0" w:color="000000"/>
-              <w:left w:val="none" w:sz="0" w:space="0" w:color="000000"/>
-              <w:right w:val="none" w:sz="0" w:space="0" w:color="000000"/>
-            </w:tcBorders>
-            <w:shd w:val="clear" w:color="auto" w:fill="FFFFFF"/>
-            <w:tcMar>
-              <w:top w:w="0" w:type="dxa"/>
-              <w:bottom w:w="0" w:type="dxa"/>
-              <w:left w:w="0" w:type="dxa"/>
-              <w:right w:w="0" w:type="dxa"/>
-            </w:tcMar>
-            <w:vAlign w:val="center"/>
-          </w:tcPr>
-          <w:p>
-            <w:pPr>
-              <w:pStyle w:val="Normal"/>
-              <w:jc w:val="center"/>
-              <w:pBdr>
-                <w:bottom w:val="none" w:sz="0" w:space="0" w:color="000000"/>
-                <w:top w:val="none" w:sz="0" w:space="0" w:color="000000"/>
-                <w:left w:val="none" w:sz="0" w:space="0" w:color="000000"/>
-                <w:right w:val="none" w:sz="0" w:space="0" w:color="000000"/>
-              </w:pBdr>
-              <w:spacing w:after="20" w:before="0" w:line="240"/>
-              <w:ind w:left="0" w:right="120" w:firstLine="0" w:firstLineChars="0"/>
-              <w:rPr>
-                <w:rFonts w:ascii="Arial" w:hAnsi="Arial" w:eastAsia="Arial" w:cs="Arial"/>
-                <w:i w:val="false"/>
-                <w:b w:val="false"/>
-                <w:u w:val="none"/>
-                <w:strike w:val="false"/>
-                <w:sz w:val="18"/>
-                <w:szCs w:val="18"/>
-                <w:color w:val="000000"/>
-              </w:rPr>
-            </w:pPr>
-            <w:r>
-              <w:rPr>
-                <w:rFonts w:ascii="Arial" w:hAnsi="Arial" w:eastAsia="Arial" w:cs="Arial"/>
-                <w:i w:val="false"/>
-                <w:b w:val="false"/>
-                <w:u w:val="none"/>
-                <w:strike w:val="false"/>
-                <w:sz w:val="18"/>
-                <w:szCs w:val="18"/>
-                <w:color w:val="000000"/>
-              </w:rPr>
-              <w:t xml:space="preserve">3 (1%)</w:t>
-            </w:r>
-          </w:p>
-        </w:tc>
-        <w:tc>
-          <w:tcPr>
-            <w:tcBorders>
-              <w:bottom w:val="none" w:sz="0" w:space="0" w:color="000000"/>
-              <w:top w:val="none" w:sz="0" w:space="0" w:color="000000"/>
-              <w:left w:val="none" w:sz="0" w:space="0" w:color="000000"/>
-              <w:right w:val="none" w:sz="0" w:space="0" w:color="000000"/>
-            </w:tcBorders>
-            <w:shd w:val="clear" w:color="auto" w:fill="FFFFFF"/>
-            <w:tcMar>
-              <w:top w:w="0" w:type="dxa"/>
-              <w:bottom w:w="0" w:type="dxa"/>
-              <w:left w:w="0" w:type="dxa"/>
-              <w:right w:w="0" w:type="dxa"/>
-            </w:tcMar>
-            <w:vAlign w:val="center"/>
-          </w:tcPr>
-          <w:p>
-            <w:pPr>
-              <w:pStyle w:val="Normal"/>
-              <w:jc w:val="center"/>
-              <w:pBdr>
-                <w:bottom w:val="none" w:sz="0" w:space="0" w:color="000000"/>
-                <w:top w:val="none" w:sz="0" w:space="0" w:color="000000"/>
-                <w:left w:val="none" w:sz="0" w:space="0" w:color="000000"/>
-                <w:right w:val="none" w:sz="0" w:space="0" w:color="000000"/>
-              </w:pBdr>
-              <w:spacing w:after="20" w:before="0" w:line="240"/>
-              <w:ind w:left="0" w:right="120" w:firstLine="0" w:firstLineChars="0"/>
-              <w:rPr>
-                <w:rFonts w:ascii="Arial" w:hAnsi="Arial" w:eastAsia="Arial" w:cs="Arial"/>
-                <w:i w:val="false"/>
-                <w:b w:val="false"/>
-                <w:u w:val="none"/>
-                <w:strike w:val="false"/>
-                <w:sz w:val="18"/>
-                <w:szCs w:val="18"/>
-                <w:color w:val="000000"/>
-              </w:rPr>
-            </w:pPr>
-            <w:r>
-              <w:rPr>
-                <w:rFonts w:ascii="Arial" w:hAnsi="Arial" w:eastAsia="Arial" w:cs="Arial"/>
-                <w:i w:val="false"/>
-                <w:b w:val="false"/>
-                <w:u w:val="none"/>
-                <w:strike w:val="false"/>
-                <w:sz w:val="18"/>
-                <w:szCs w:val="18"/>
-                <w:color w:val="000000"/>
-              </w:rPr>
-              <w:t xml:space="preserve">10 (3%)</w:t>
-            </w:r>
-          </w:p>
-        </w:tc>
-        <w:tc>
-          <w:tcPr>
-            <w:tcBorders>
-              <w:bottom w:val="none" w:sz="0" w:space="0" w:color="000000"/>
-              <w:top w:val="none" w:sz="0" w:space="0" w:color="000000"/>
-              <w:left w:val="none" w:sz="0" w:space="0" w:color="000000"/>
-              <w:right w:val="none" w:sz="0" w:space="0" w:color="000000"/>
-            </w:tcBorders>
-            <w:shd w:val="clear" w:color="auto" w:fill="FFFFFF"/>
-            <w:tcMar>
-              <w:top w:w="0" w:type="dxa"/>
-              <w:bottom w:w="0" w:type="dxa"/>
-              <w:left w:w="0" w:type="dxa"/>
-              <w:right w:w="0" w:type="dxa"/>
-            </w:tcMar>
-            <w:vAlign w:val="center"/>
-          </w:tcPr>
-          <w:p>
-            <w:pPr>
-              <w:pStyle w:val="Normal"/>
-              <w:jc w:val="center"/>
-              <w:pBdr>
-                <w:bottom w:val="none" w:sz="0" w:space="0" w:color="000000"/>
-                <w:top w:val="none" w:sz="0" w:space="0" w:color="000000"/>
-                <w:left w:val="none" w:sz="0" w:space="0" w:color="000000"/>
-                <w:right w:val="none" w:sz="0" w:space="0" w:color="000000"/>
-              </w:pBdr>
-              <w:spacing w:after="20" w:before="0" w:line="240"/>
-              <w:ind w:left="0" w:right="120" w:firstLine="0" w:firstLineChars="0"/>
-              <w:rPr>
-                <w:rFonts w:ascii="Arial" w:hAnsi="Arial" w:eastAsia="Arial" w:cs="Arial"/>
-                <w:i w:val="false"/>
-                <w:b w:val="false"/>
-                <w:u w:val="none"/>
-                <w:strike w:val="false"/>
-                <w:sz w:val="18"/>
-                <w:szCs w:val="18"/>
-                <w:color w:val="000000"/>
-              </w:rPr>
-            </w:pPr>
-            <w:r>
-              <w:rPr>
-                <w:rFonts w:ascii="Arial" w:hAnsi="Arial" w:eastAsia="Arial" w:cs="Arial"/>
-                <w:i w:val="false"/>
-                <w:b w:val="false"/>
-                <w:u w:val="none"/>
-                <w:strike w:val="false"/>
-                <w:sz w:val="18"/>
-                <w:szCs w:val="18"/>
-                <w:color w:val="000000"/>
-              </w:rPr>
-              <w:t xml:space="preserve">21 (2%)</w:t>
-            </w:r>
-          </w:p>
-        </w:tc>
-        <w:tc>
-          <w:tcPr>
-            <w:tcBorders>
-              <w:bottom w:val="none" w:sz="0" w:space="0" w:color="000000"/>
-              <w:top w:val="none" w:sz="0" w:space="0" w:color="000000"/>
-              <w:left w:val="none" w:sz="0" w:space="0" w:color="000000"/>
-              <w:right w:val="none" w:sz="0" w:space="0" w:color="000000"/>
-            </w:tcBorders>
-            <w:shd w:val="clear" w:color="auto" w:fill="FFFFFF"/>
-            <w:tcMar>
-              <w:top w:w="0" w:type="dxa"/>
-              <w:bottom w:w="0" w:type="dxa"/>
-              <w:left w:w="0" w:type="dxa"/>
-              <w:right w:w="0" w:type="dxa"/>
-            </w:tcMar>
-            <w:vAlign w:val="center"/>
-          </w:tcPr>
-          <w:p>
-            <w:pPr>
-              <w:pStyle w:val="Normal"/>
-              <w:jc w:val="center"/>
-              <w:pBdr>
-                <w:bottom w:val="none" w:sz="0" w:space="0" w:color="000000"/>
-                <w:top w:val="none" w:sz="0" w:space="0" w:color="000000"/>
-                <w:left w:val="none" w:sz="0" w:space="0" w:color="000000"/>
-                <w:right w:val="none" w:sz="0" w:space="0" w:color="000000"/>
-              </w:pBdr>
-              <w:spacing w:after="20" w:before="0" w:line="240"/>
-              <w:ind w:left="0" w:right="120" w:firstLine="0" w:firstLineChars="0"/>
-              <w:rPr>
-                <w:rFonts w:ascii="Arial" w:hAnsi="Arial" w:eastAsia="Arial" w:cs="Arial"/>
-                <w:i w:val="false"/>
-                <w:b w:val="false"/>
-                <w:u w:val="none"/>
-                <w:strike w:val="false"/>
-                <w:sz w:val="18"/>
-                <w:szCs w:val="18"/>
-                <w:color w:val="000000"/>
-              </w:rPr>
-            </w:pPr>
-            <w:r>
-              <w:rPr>
-                <w:rFonts w:ascii="Arial" w:hAnsi="Arial" w:eastAsia="Arial" w:cs="Arial"/>
-                <w:i w:val="false"/>
-                <w:b w:val="false"/>
-                <w:u w:val="none"/>
-                <w:strike w:val="false"/>
-                <w:sz w:val="18"/>
-                <w:szCs w:val="18"/>
-                <w:color w:val="000000"/>
-              </w:rPr>
-              <w:t xml:space="preserve">0.264</w:t>
+              <w:ind w:left="180" w:right="120" w:firstLine="0" w:firstLineChars="0"/>
+              <w:rPr>
+                <w:rFonts w:ascii="Arial" w:hAnsi="Arial" w:eastAsia="Arial" w:cs="Arial"/>
+                <w:i w:val="false"/>
+                <w:b w:val="false"/>
+                <w:u w:val="single"/>
+                <w:strike w:val="false"/>
+                <w:sz w:val="18"/>
+                <w:szCs w:val="18"/>
+                <w:color w:val="000000"/>
+              </w:rPr>
+            </w:pPr>
+            <w:r>
+              <w:rPr>
+                <w:rFonts w:ascii="Arial" w:hAnsi="Arial" w:eastAsia="Arial" w:cs="Arial"/>
+                <w:i w:val="false"/>
+                <w:b w:val="false"/>
+                <w:u w:val="single"/>
+                <w:strike w:val="false"/>
+                <w:sz w:val="18"/>
+                <w:szCs w:val="18"/>
+                <w:color w:val="000000"/>
+              </w:rPr>
+              <w:t xml:space="preserve">Extent Of Local Spread</w:t>
+            </w:r>
+          </w:p>
+        </w:tc>
+        <w:tc>
+          <w:tcPr>
+            <w:tcBorders>
+              <w:bottom w:val="none" w:sz="0" w:space="0" w:color="000000"/>
+              <w:top w:val="none" w:sz="0" w:space="0" w:color="000000"/>
+              <w:left w:val="none" w:sz="0" w:space="0" w:color="000000"/>
+              <w:right w:val="none" w:sz="0" w:space="0" w:color="000000"/>
+            </w:tcBorders>
+            <w:shd w:val="clear" w:color="auto" w:fill="FFFFFF"/>
+            <w:tcMar>
+              <w:top w:w="0" w:type="dxa"/>
+              <w:bottom w:w="0" w:type="dxa"/>
+              <w:left w:w="0" w:type="dxa"/>
+              <w:right w:w="0" w:type="dxa"/>
+            </w:tcMar>
+            <w:vAlign w:val="center"/>
+          </w:tcPr>
+          <w:p>
+            <w:pPr>
+              <w:pStyle w:val="Normal"/>
+              <w:jc w:val="center"/>
+              <w:pBdr>
+                <w:bottom w:val="none" w:sz="0" w:space="0" w:color="000000"/>
+                <w:top w:val="none" w:sz="0" w:space="0" w:color="000000"/>
+                <w:left w:val="none" w:sz="0" w:space="0" w:color="000000"/>
+                <w:right w:val="none" w:sz="0" w:space="0" w:color="000000"/>
+              </w:pBdr>
+              <w:spacing w:after="20" w:before="0" w:line="240"/>
+              <w:ind w:left="0" w:right="120" w:firstLine="0" w:firstLineChars="0"/>
+              <w:rPr>
+                <w:rFonts w:ascii="Arial" w:hAnsi="Arial" w:eastAsia="Arial" w:cs="Arial"/>
+                <w:i w:val="false"/>
+                <w:b w:val="false"/>
+                <w:u w:val="none"/>
+                <w:strike w:val="false"/>
+                <w:sz w:val="18"/>
+                <w:szCs w:val="18"/>
+                <w:color w:val="000000"/>
+              </w:rPr>
+            </w:pPr>
+            <w:r>
+              <w:rPr>
+                <w:rFonts w:ascii="Arial" w:hAnsi="Arial" w:eastAsia="Arial" w:cs="Arial"/>
+                <w:i w:val="false"/>
+                <w:b w:val="false"/>
+                <w:u w:val="none"/>
+                <w:strike w:val="false"/>
+                <w:sz w:val="18"/>
+                <w:szCs w:val="18"/>
+                <w:color w:val="000000"/>
+              </w:rPr>
+              <w:t xml:space="preserve"/>
+            </w:r>
+          </w:p>
+        </w:tc>
+        <w:tc>
+          <w:tcPr>
+            <w:tcBorders>
+              <w:bottom w:val="none" w:sz="0" w:space="0" w:color="000000"/>
+              <w:top w:val="none" w:sz="0" w:space="0" w:color="000000"/>
+              <w:left w:val="none" w:sz="0" w:space="0" w:color="000000"/>
+              <w:right w:val="none" w:sz="0" w:space="0" w:color="000000"/>
+            </w:tcBorders>
+            <w:shd w:val="clear" w:color="auto" w:fill="FFFFFF"/>
+            <w:tcMar>
+              <w:top w:w="0" w:type="dxa"/>
+              <w:bottom w:w="0" w:type="dxa"/>
+              <w:left w:w="0" w:type="dxa"/>
+              <w:right w:w="0" w:type="dxa"/>
+            </w:tcMar>
+            <w:vAlign w:val="center"/>
+          </w:tcPr>
+          <w:p>
+            <w:pPr>
+              <w:pStyle w:val="Normal"/>
+              <w:jc w:val="center"/>
+              <w:pBdr>
+                <w:bottom w:val="none" w:sz="0" w:space="0" w:color="000000"/>
+                <w:top w:val="none" w:sz="0" w:space="0" w:color="000000"/>
+                <w:left w:val="none" w:sz="0" w:space="0" w:color="000000"/>
+                <w:right w:val="none" w:sz="0" w:space="0" w:color="000000"/>
+              </w:pBdr>
+              <w:spacing w:after="20" w:before="0" w:line="240"/>
+              <w:ind w:left="0" w:right="120" w:firstLine="0" w:firstLineChars="0"/>
+              <w:rPr>
+                <w:rFonts w:ascii="Arial" w:hAnsi="Arial" w:eastAsia="Arial" w:cs="Arial"/>
+                <w:i w:val="false"/>
+                <w:b w:val="false"/>
+                <w:u w:val="none"/>
+                <w:strike w:val="false"/>
+                <w:sz w:val="18"/>
+                <w:szCs w:val="18"/>
+                <w:color w:val="000000"/>
+              </w:rPr>
+            </w:pPr>
+            <w:r>
+              <w:rPr>
+                <w:rFonts w:ascii="Arial" w:hAnsi="Arial" w:eastAsia="Arial" w:cs="Arial"/>
+                <w:i w:val="false"/>
+                <w:b w:val="false"/>
+                <w:u w:val="none"/>
+                <w:strike w:val="false"/>
+                <w:sz w:val="18"/>
+                <w:szCs w:val="18"/>
+                <w:color w:val="000000"/>
+              </w:rPr>
+              <w:t xml:space="preserve"/>
+            </w:r>
+          </w:p>
+        </w:tc>
+        <w:tc>
+          <w:tcPr>
+            <w:tcBorders>
+              <w:bottom w:val="none" w:sz="0" w:space="0" w:color="000000"/>
+              <w:top w:val="none" w:sz="0" w:space="0" w:color="000000"/>
+              <w:left w:val="none" w:sz="0" w:space="0" w:color="000000"/>
+              <w:right w:val="none" w:sz="0" w:space="0" w:color="000000"/>
+            </w:tcBorders>
+            <w:shd w:val="clear" w:color="auto" w:fill="FFFFFF"/>
+            <w:tcMar>
+              <w:top w:w="0" w:type="dxa"/>
+              <w:bottom w:w="0" w:type="dxa"/>
+              <w:left w:w="0" w:type="dxa"/>
+              <w:right w:w="0" w:type="dxa"/>
+            </w:tcMar>
+            <w:vAlign w:val="center"/>
+          </w:tcPr>
+          <w:p>
+            <w:pPr>
+              <w:pStyle w:val="Normal"/>
+              <w:jc w:val="center"/>
+              <w:pBdr>
+                <w:bottom w:val="none" w:sz="0" w:space="0" w:color="000000"/>
+                <w:top w:val="none" w:sz="0" w:space="0" w:color="000000"/>
+                <w:left w:val="none" w:sz="0" w:space="0" w:color="000000"/>
+                <w:right w:val="none" w:sz="0" w:space="0" w:color="000000"/>
+              </w:pBdr>
+              <w:spacing w:after="20" w:before="0" w:line="240"/>
+              <w:ind w:left="0" w:right="120" w:firstLine="0" w:firstLineChars="0"/>
+              <w:rPr>
+                <w:rFonts w:ascii="Arial" w:hAnsi="Arial" w:eastAsia="Arial" w:cs="Arial"/>
+                <w:i w:val="false"/>
+                <w:b w:val="false"/>
+                <w:u w:val="none"/>
+                <w:strike w:val="false"/>
+                <w:sz w:val="18"/>
+                <w:szCs w:val="18"/>
+                <w:color w:val="000000"/>
+              </w:rPr>
+            </w:pPr>
+            <w:r>
+              <w:rPr>
+                <w:rFonts w:ascii="Arial" w:hAnsi="Arial" w:eastAsia="Arial" w:cs="Arial"/>
+                <w:i w:val="false"/>
+                <w:b w:val="false"/>
+                <w:u w:val="none"/>
+                <w:strike w:val="false"/>
+                <w:sz w:val="18"/>
+                <w:szCs w:val="18"/>
+                <w:color w:val="000000"/>
+              </w:rPr>
+              <w:t xml:space="preserve"/>
+            </w:r>
+          </w:p>
+        </w:tc>
+        <w:tc>
+          <w:tcPr>
+            <w:tcBorders>
+              <w:bottom w:val="none" w:sz="0" w:space="0" w:color="000000"/>
+              <w:top w:val="none" w:sz="0" w:space="0" w:color="000000"/>
+              <w:left w:val="none" w:sz="0" w:space="0" w:color="000000"/>
+              <w:right w:val="none" w:sz="0" w:space="0" w:color="000000"/>
+            </w:tcBorders>
+            <w:shd w:val="clear" w:color="auto" w:fill="FFFFFF"/>
+            <w:tcMar>
+              <w:top w:w="0" w:type="dxa"/>
+              <w:bottom w:w="0" w:type="dxa"/>
+              <w:left w:w="0" w:type="dxa"/>
+              <w:right w:w="0" w:type="dxa"/>
+            </w:tcMar>
+            <w:vAlign w:val="center"/>
+          </w:tcPr>
+          <w:p>
+            <w:pPr>
+              <w:pStyle w:val="Normal"/>
+              <w:jc w:val="center"/>
+              <w:pBdr>
+                <w:bottom w:val="none" w:sz="0" w:space="0" w:color="000000"/>
+                <w:top w:val="none" w:sz="0" w:space="0" w:color="000000"/>
+                <w:left w:val="none" w:sz="0" w:space="0" w:color="000000"/>
+                <w:right w:val="none" w:sz="0" w:space="0" w:color="000000"/>
+              </w:pBdr>
+              <w:spacing w:after="20" w:before="0" w:line="240"/>
+              <w:ind w:left="0" w:right="120" w:firstLine="0" w:firstLineChars="0"/>
+              <w:rPr>
+                <w:rFonts w:ascii="Arial" w:hAnsi="Arial" w:eastAsia="Arial" w:cs="Arial"/>
+                <w:i w:val="false"/>
+                <w:b w:val="false"/>
+                <w:u w:val="none"/>
+                <w:strike w:val="false"/>
+                <w:sz w:val="18"/>
+                <w:szCs w:val="18"/>
+                <w:color w:val="000000"/>
+              </w:rPr>
+            </w:pPr>
+            <w:r>
+              <w:rPr>
+                <w:rFonts w:ascii="Arial" w:hAnsi="Arial" w:eastAsia="Arial" w:cs="Arial"/>
+                <w:i w:val="false"/>
+                <w:b w:val="false"/>
+                <w:u w:val="none"/>
+                <w:strike w:val="false"/>
+                <w:sz w:val="18"/>
+                <w:szCs w:val="18"/>
+                <w:color w:val="000000"/>
+              </w:rPr>
+              <w:t xml:space="preserve"/>
+            </w:r>
+          </w:p>
+        </w:tc>
+        <w:tc>
+          <w:tcPr>
+            <w:tcBorders>
+              <w:bottom w:val="none" w:sz="0" w:space="0" w:color="000000"/>
+              <w:top w:val="none" w:sz="0" w:space="0" w:color="000000"/>
+              <w:left w:val="none" w:sz="0" w:space="0" w:color="000000"/>
+              <w:right w:val="none" w:sz="0" w:space="0" w:color="000000"/>
+            </w:tcBorders>
+            <w:shd w:val="clear" w:color="auto" w:fill="FFFFFF"/>
+            <w:tcMar>
+              <w:top w:w="0" w:type="dxa"/>
+              <w:bottom w:w="0" w:type="dxa"/>
+              <w:left w:w="0" w:type="dxa"/>
+              <w:right w:w="0" w:type="dxa"/>
+            </w:tcMar>
+            <w:vAlign w:val="center"/>
+          </w:tcPr>
+          <w:p>
+            <w:pPr>
+              <w:pStyle w:val="Normal"/>
+              <w:jc w:val="center"/>
+              <w:pBdr>
+                <w:bottom w:val="none" w:sz="0" w:space="0" w:color="000000"/>
+                <w:top w:val="none" w:sz="0" w:space="0" w:color="000000"/>
+                <w:left w:val="none" w:sz="0" w:space="0" w:color="000000"/>
+                <w:right w:val="none" w:sz="0" w:space="0" w:color="000000"/>
+              </w:pBdr>
+              <w:spacing w:after="20" w:before="0" w:line="240"/>
+              <w:ind w:left="0" w:right="120" w:firstLine="0" w:firstLineChars="0"/>
+              <w:rPr>
+                <w:rFonts w:ascii="Arial" w:hAnsi="Arial" w:eastAsia="Arial" w:cs="Arial"/>
+                <w:i w:val="false"/>
+                <w:b w:val="false"/>
+                <w:u w:val="none"/>
+                <w:strike w:val="false"/>
+                <w:sz w:val="18"/>
+                <w:szCs w:val="18"/>
+                <w:color w:val="000000"/>
+              </w:rPr>
+            </w:pPr>
+            <w:r>
+              <w:rPr>
+                <w:rFonts w:ascii="Arial" w:hAnsi="Arial" w:eastAsia="Arial" w:cs="Arial"/>
+                <w:i w:val="false"/>
+                <w:b w:val="false"/>
+                <w:u w:val="none"/>
+                <w:strike w:val="false"/>
+                <w:sz w:val="18"/>
+                <w:szCs w:val="18"/>
+                <w:color w:val="000000"/>
+              </w:rPr>
+              <w:t xml:space="preserve"/>
             </w:r>
           </w:p>
         </w:tc>
@@ -5597,282 +5436,282 @@
                 <w:szCs w:val="18"/>
                 <w:color w:val="000000"/>
               </w:rPr>
-              <w:t xml:space="preserve">Muscle</w:t>
-            </w:r>
-          </w:p>
-        </w:tc>
-        <w:tc>
-          <w:tcPr>
-            <w:tcBorders>
-              <w:bottom w:val="none" w:sz="0" w:space="0" w:color="000000"/>
-              <w:top w:val="none" w:sz="0" w:space="0" w:color="000000"/>
-              <w:left w:val="none" w:sz="0" w:space="0" w:color="000000"/>
-              <w:right w:val="none" w:sz="0" w:space="0" w:color="000000"/>
-            </w:tcBorders>
-            <w:shd w:val="clear" w:color="auto" w:fill="FFFFFF"/>
-            <w:tcMar>
-              <w:top w:w="0" w:type="dxa"/>
-              <w:bottom w:w="0" w:type="dxa"/>
-              <w:left w:w="0" w:type="dxa"/>
-              <w:right w:w="0" w:type="dxa"/>
-            </w:tcMar>
-            <w:vAlign w:val="center"/>
-          </w:tcPr>
-          <w:p>
-            <w:pPr>
-              <w:pStyle w:val="Normal"/>
-              <w:jc w:val="center"/>
-              <w:pBdr>
-                <w:bottom w:val="none" w:sz="0" w:space="0" w:color="000000"/>
-                <w:top w:val="none" w:sz="0" w:space="0" w:color="000000"/>
-                <w:left w:val="none" w:sz="0" w:space="0" w:color="000000"/>
-                <w:right w:val="none" w:sz="0" w:space="0" w:color="000000"/>
-              </w:pBdr>
-              <w:spacing w:after="20" w:before="0" w:line="240"/>
-              <w:ind w:left="0" w:right="120" w:firstLine="0" w:firstLineChars="0"/>
-              <w:rPr>
-                <w:rFonts w:ascii="Arial" w:hAnsi="Arial" w:eastAsia="Arial" w:cs="Arial"/>
-                <w:i w:val="false"/>
-                <w:b w:val="false"/>
-                <w:u w:val="none"/>
-                <w:strike w:val="false"/>
-                <w:sz w:val="18"/>
-                <w:szCs w:val="18"/>
-                <w:color w:val="000000"/>
-              </w:rPr>
-            </w:pPr>
-            <w:r>
-              <w:rPr>
-                <w:rFonts w:ascii="Arial" w:hAnsi="Arial" w:eastAsia="Arial" w:cs="Arial"/>
-                <w:i w:val="false"/>
-                <w:b w:val="false"/>
-                <w:u w:val="none"/>
-                <w:strike w:val="false"/>
-                <w:sz w:val="18"/>
-                <w:szCs w:val="18"/>
-                <w:color w:val="000000"/>
-              </w:rPr>
-              <w:t xml:space="preserve">38 (12%)</w:t>
-            </w:r>
-          </w:p>
-        </w:tc>
-        <w:tc>
-          <w:tcPr>
-            <w:tcBorders>
-              <w:bottom w:val="none" w:sz="0" w:space="0" w:color="000000"/>
-              <w:top w:val="none" w:sz="0" w:space="0" w:color="000000"/>
-              <w:left w:val="none" w:sz="0" w:space="0" w:color="000000"/>
-              <w:right w:val="none" w:sz="0" w:space="0" w:color="000000"/>
-            </w:tcBorders>
-            <w:shd w:val="clear" w:color="auto" w:fill="FFFFFF"/>
-            <w:tcMar>
-              <w:top w:w="0" w:type="dxa"/>
-              <w:bottom w:w="0" w:type="dxa"/>
-              <w:left w:w="0" w:type="dxa"/>
-              <w:right w:w="0" w:type="dxa"/>
-            </w:tcMar>
-            <w:vAlign w:val="center"/>
-          </w:tcPr>
-          <w:p>
-            <w:pPr>
-              <w:pStyle w:val="Normal"/>
-              <w:jc w:val="center"/>
-              <w:pBdr>
-                <w:bottom w:val="none" w:sz="0" w:space="0" w:color="000000"/>
-                <w:top w:val="none" w:sz="0" w:space="0" w:color="000000"/>
-                <w:left w:val="none" w:sz="0" w:space="0" w:color="000000"/>
-                <w:right w:val="none" w:sz="0" w:space="0" w:color="000000"/>
-              </w:pBdr>
-              <w:spacing w:after="20" w:before="0" w:line="240"/>
-              <w:ind w:left="0" w:right="120" w:firstLine="0" w:firstLineChars="0"/>
-              <w:rPr>
-                <w:rFonts w:ascii="Arial" w:hAnsi="Arial" w:eastAsia="Arial" w:cs="Arial"/>
-                <w:i w:val="false"/>
-                <w:b w:val="false"/>
-                <w:u w:val="none"/>
-                <w:strike w:val="false"/>
-                <w:sz w:val="18"/>
-                <w:szCs w:val="18"/>
-                <w:color w:val="000000"/>
-              </w:rPr>
-            </w:pPr>
-            <w:r>
-              <w:rPr>
-                <w:rFonts w:ascii="Arial" w:hAnsi="Arial" w:eastAsia="Arial" w:cs="Arial"/>
-                <w:i w:val="false"/>
-                <w:b w:val="false"/>
-                <w:u w:val="none"/>
-                <w:strike w:val="false"/>
-                <w:sz w:val="18"/>
-                <w:szCs w:val="18"/>
-                <w:color w:val="000000"/>
-              </w:rPr>
-              <w:t xml:space="preserve">36 (12%)</w:t>
-            </w:r>
-          </w:p>
-        </w:tc>
-        <w:tc>
-          <w:tcPr>
-            <w:tcBorders>
-              <w:bottom w:val="none" w:sz="0" w:space="0" w:color="000000"/>
-              <w:top w:val="none" w:sz="0" w:space="0" w:color="000000"/>
-              <w:left w:val="none" w:sz="0" w:space="0" w:color="000000"/>
-              <w:right w:val="none" w:sz="0" w:space="0" w:color="000000"/>
-            </w:tcBorders>
-            <w:shd w:val="clear" w:color="auto" w:fill="FFFFFF"/>
-            <w:tcMar>
-              <w:top w:w="0" w:type="dxa"/>
-              <w:bottom w:w="0" w:type="dxa"/>
-              <w:left w:w="0" w:type="dxa"/>
-              <w:right w:w="0" w:type="dxa"/>
-            </w:tcMar>
-            <w:vAlign w:val="center"/>
-          </w:tcPr>
-          <w:p>
-            <w:pPr>
-              <w:pStyle w:val="Normal"/>
-              <w:jc w:val="center"/>
-              <w:pBdr>
-                <w:bottom w:val="none" w:sz="0" w:space="0" w:color="000000"/>
-                <w:top w:val="none" w:sz="0" w:space="0" w:color="000000"/>
-                <w:left w:val="none" w:sz="0" w:space="0" w:color="000000"/>
-                <w:right w:val="none" w:sz="0" w:space="0" w:color="000000"/>
-              </w:pBdr>
-              <w:spacing w:after="20" w:before="0" w:line="240"/>
-              <w:ind w:left="0" w:right="120" w:firstLine="0" w:firstLineChars="0"/>
-              <w:rPr>
-                <w:rFonts w:ascii="Arial" w:hAnsi="Arial" w:eastAsia="Arial" w:cs="Arial"/>
-                <w:i w:val="false"/>
-                <w:b w:val="false"/>
-                <w:u w:val="none"/>
-                <w:strike w:val="false"/>
-                <w:sz w:val="18"/>
-                <w:szCs w:val="18"/>
-                <w:color w:val="000000"/>
-              </w:rPr>
-            </w:pPr>
-            <w:r>
-              <w:rPr>
-                <w:rFonts w:ascii="Arial" w:hAnsi="Arial" w:eastAsia="Arial" w:cs="Arial"/>
-                <w:i w:val="false"/>
-                <w:b w:val="false"/>
-                <w:u w:val="none"/>
-                <w:strike w:val="false"/>
-                <w:sz w:val="18"/>
-                <w:szCs w:val="18"/>
-                <w:color w:val="000000"/>
-              </w:rPr>
-              <w:t xml:space="preserve">32 (11%)</w:t>
-            </w:r>
-          </w:p>
-        </w:tc>
-        <w:tc>
-          <w:tcPr>
-            <w:tcBorders>
-              <w:bottom w:val="none" w:sz="0" w:space="0" w:color="000000"/>
-              <w:top w:val="none" w:sz="0" w:space="0" w:color="000000"/>
-              <w:left w:val="none" w:sz="0" w:space="0" w:color="000000"/>
-              <w:right w:val="none" w:sz="0" w:space="0" w:color="000000"/>
-            </w:tcBorders>
-            <w:shd w:val="clear" w:color="auto" w:fill="FFFFFF"/>
-            <w:tcMar>
-              <w:top w:w="0" w:type="dxa"/>
-              <w:bottom w:w="0" w:type="dxa"/>
-              <w:left w:w="0" w:type="dxa"/>
-              <w:right w:w="0" w:type="dxa"/>
-            </w:tcMar>
-            <w:vAlign w:val="center"/>
-          </w:tcPr>
-          <w:p>
-            <w:pPr>
-              <w:pStyle w:val="Normal"/>
-              <w:jc w:val="center"/>
-              <w:pBdr>
-                <w:bottom w:val="none" w:sz="0" w:space="0" w:color="000000"/>
-                <w:top w:val="none" w:sz="0" w:space="0" w:color="000000"/>
-                <w:left w:val="none" w:sz="0" w:space="0" w:color="000000"/>
-                <w:right w:val="none" w:sz="0" w:space="0" w:color="000000"/>
-              </w:pBdr>
-              <w:spacing w:after="20" w:before="0" w:line="240"/>
-              <w:ind w:left="0" w:right="120" w:firstLine="0" w:firstLineChars="0"/>
-              <w:rPr>
-                <w:rFonts w:ascii="Arial" w:hAnsi="Arial" w:eastAsia="Arial" w:cs="Arial"/>
-                <w:i w:val="false"/>
-                <w:b w:val="false"/>
-                <w:u w:val="none"/>
-                <w:strike w:val="false"/>
-                <w:sz w:val="18"/>
-                <w:szCs w:val="18"/>
-                <w:color w:val="000000"/>
-              </w:rPr>
-            </w:pPr>
-            <w:r>
-              <w:rPr>
-                <w:rFonts w:ascii="Arial" w:hAnsi="Arial" w:eastAsia="Arial" w:cs="Arial"/>
-                <w:i w:val="false"/>
-                <w:b w:val="false"/>
-                <w:u w:val="none"/>
-                <w:strike w:val="false"/>
-                <w:sz w:val="18"/>
-                <w:szCs w:val="18"/>
-                <w:color w:val="000000"/>
-              </w:rPr>
-              <w:t xml:space="preserve">106 (11%)</w:t>
-            </w:r>
-          </w:p>
-        </w:tc>
-        <w:tc>
-          <w:tcPr>
-            <w:tcBorders>
-              <w:bottom w:val="none" w:sz="0" w:space="0" w:color="000000"/>
-              <w:top w:val="none" w:sz="0" w:space="0" w:color="000000"/>
-              <w:left w:val="none" w:sz="0" w:space="0" w:color="000000"/>
-              <w:right w:val="none" w:sz="0" w:space="0" w:color="000000"/>
-            </w:tcBorders>
-            <w:shd w:val="clear" w:color="auto" w:fill="FFFFFF"/>
-            <w:tcMar>
-              <w:top w:w="0" w:type="dxa"/>
-              <w:bottom w:w="0" w:type="dxa"/>
-              <w:left w:w="0" w:type="dxa"/>
-              <w:right w:w="0" w:type="dxa"/>
-            </w:tcMar>
-            <w:vAlign w:val="center"/>
-          </w:tcPr>
-          <w:p>
-            <w:pPr>
-              <w:pStyle w:val="Normal"/>
-              <w:jc w:val="center"/>
-              <w:pBdr>
-                <w:bottom w:val="none" w:sz="0" w:space="0" w:color="000000"/>
-                <w:top w:val="none" w:sz="0" w:space="0" w:color="000000"/>
-                <w:left w:val="none" w:sz="0" w:space="0" w:color="000000"/>
-                <w:right w:val="none" w:sz="0" w:space="0" w:color="000000"/>
-              </w:pBdr>
-              <w:spacing w:after="20" w:before="0" w:line="240"/>
-              <w:ind w:left="0" w:right="120" w:firstLine="0" w:firstLineChars="0"/>
-              <w:rPr>
-                <w:rFonts w:ascii="Arial" w:hAnsi="Arial" w:eastAsia="Arial" w:cs="Arial"/>
-                <w:i w:val="false"/>
-                <w:b w:val="false"/>
-                <w:u w:val="none"/>
-                <w:strike w:val="false"/>
-                <w:sz w:val="18"/>
-                <w:szCs w:val="18"/>
-                <w:color w:val="000000"/>
-              </w:rPr>
-            </w:pPr>
-            <w:r>
-              <w:rPr>
-                <w:rFonts w:ascii="Arial" w:hAnsi="Arial" w:eastAsia="Arial" w:cs="Arial"/>
-                <w:i w:val="false"/>
-                <w:b w:val="false"/>
-                <w:u w:val="none"/>
-                <w:strike w:val="false"/>
-                <w:sz w:val="18"/>
-                <w:szCs w:val="18"/>
-                <w:color w:val="000000"/>
-              </w:rPr>
-              <w:t xml:space="preserve">-</w:t>
+              <w:t xml:space="preserve">Submucosa</w:t>
+            </w:r>
+          </w:p>
+        </w:tc>
+        <w:tc>
+          <w:tcPr>
+            <w:tcBorders>
+              <w:bottom w:val="none" w:sz="0" w:space="0" w:color="000000"/>
+              <w:top w:val="none" w:sz="0" w:space="0" w:color="000000"/>
+              <w:left w:val="none" w:sz="0" w:space="0" w:color="000000"/>
+              <w:right w:val="none" w:sz="0" w:space="0" w:color="000000"/>
+            </w:tcBorders>
+            <w:shd w:val="clear" w:color="auto" w:fill="FFFFFF"/>
+            <w:tcMar>
+              <w:top w:w="0" w:type="dxa"/>
+              <w:bottom w:w="0" w:type="dxa"/>
+              <w:left w:w="0" w:type="dxa"/>
+              <w:right w:w="0" w:type="dxa"/>
+            </w:tcMar>
+            <w:vAlign w:val="center"/>
+          </w:tcPr>
+          <w:p>
+            <w:pPr>
+              <w:pStyle w:val="Normal"/>
+              <w:jc w:val="center"/>
+              <w:pBdr>
+                <w:bottom w:val="none" w:sz="0" w:space="0" w:color="000000"/>
+                <w:top w:val="none" w:sz="0" w:space="0" w:color="000000"/>
+                <w:left w:val="none" w:sz="0" w:space="0" w:color="000000"/>
+                <w:right w:val="none" w:sz="0" w:space="0" w:color="000000"/>
+              </w:pBdr>
+              <w:spacing w:after="20" w:before="0" w:line="240"/>
+              <w:ind w:left="0" w:right="120" w:firstLine="0" w:firstLineChars="0"/>
+              <w:rPr>
+                <w:rFonts w:ascii="Arial" w:hAnsi="Arial" w:eastAsia="Arial" w:cs="Arial"/>
+                <w:i w:val="false"/>
+                <w:b w:val="false"/>
+                <w:u w:val="none"/>
+                <w:strike w:val="false"/>
+                <w:sz w:val="18"/>
+                <w:szCs w:val="18"/>
+                <w:color w:val="000000"/>
+              </w:rPr>
+            </w:pPr>
+            <w:r>
+              <w:rPr>
+                <w:rFonts w:ascii="Arial" w:hAnsi="Arial" w:eastAsia="Arial" w:cs="Arial"/>
+                <w:i w:val="false"/>
+                <w:b w:val="false"/>
+                <w:u w:val="none"/>
+                <w:strike w:val="false"/>
+                <w:sz w:val="18"/>
+                <w:szCs w:val="18"/>
+                <w:color w:val="000000"/>
+              </w:rPr>
+              <w:t xml:space="preserve">8 (3%)</w:t>
+            </w:r>
+          </w:p>
+        </w:tc>
+        <w:tc>
+          <w:tcPr>
+            <w:tcBorders>
+              <w:bottom w:val="none" w:sz="0" w:space="0" w:color="000000"/>
+              <w:top w:val="none" w:sz="0" w:space="0" w:color="000000"/>
+              <w:left w:val="none" w:sz="0" w:space="0" w:color="000000"/>
+              <w:right w:val="none" w:sz="0" w:space="0" w:color="000000"/>
+            </w:tcBorders>
+            <w:shd w:val="clear" w:color="auto" w:fill="FFFFFF"/>
+            <w:tcMar>
+              <w:top w:w="0" w:type="dxa"/>
+              <w:bottom w:w="0" w:type="dxa"/>
+              <w:left w:w="0" w:type="dxa"/>
+              <w:right w:w="0" w:type="dxa"/>
+            </w:tcMar>
+            <w:vAlign w:val="center"/>
+          </w:tcPr>
+          <w:p>
+            <w:pPr>
+              <w:pStyle w:val="Normal"/>
+              <w:jc w:val="center"/>
+              <w:pBdr>
+                <w:bottom w:val="none" w:sz="0" w:space="0" w:color="000000"/>
+                <w:top w:val="none" w:sz="0" w:space="0" w:color="000000"/>
+                <w:left w:val="none" w:sz="0" w:space="0" w:color="000000"/>
+                <w:right w:val="none" w:sz="0" w:space="0" w:color="000000"/>
+              </w:pBdr>
+              <w:spacing w:after="20" w:before="0" w:line="240"/>
+              <w:ind w:left="0" w:right="120" w:firstLine="0" w:firstLineChars="0"/>
+              <w:rPr>
+                <w:rFonts w:ascii="Arial" w:hAnsi="Arial" w:eastAsia="Arial" w:cs="Arial"/>
+                <w:i w:val="false"/>
+                <w:b w:val="false"/>
+                <w:u w:val="none"/>
+                <w:strike w:val="false"/>
+                <w:sz w:val="18"/>
+                <w:szCs w:val="18"/>
+                <w:color w:val="000000"/>
+              </w:rPr>
+            </w:pPr>
+            <w:r>
+              <w:rPr>
+                <w:rFonts w:ascii="Arial" w:hAnsi="Arial" w:eastAsia="Arial" w:cs="Arial"/>
+                <w:i w:val="false"/>
+                <w:b w:val="false"/>
+                <w:u w:val="none"/>
+                <w:strike w:val="false"/>
+                <w:sz w:val="18"/>
+                <w:szCs w:val="18"/>
+                <w:color w:val="000000"/>
+              </w:rPr>
+              <w:t xml:space="preserve">3 (1%)</w:t>
+            </w:r>
+          </w:p>
+        </w:tc>
+        <w:tc>
+          <w:tcPr>
+            <w:tcBorders>
+              <w:bottom w:val="none" w:sz="0" w:space="0" w:color="000000"/>
+              <w:top w:val="none" w:sz="0" w:space="0" w:color="000000"/>
+              <w:left w:val="none" w:sz="0" w:space="0" w:color="000000"/>
+              <w:right w:val="none" w:sz="0" w:space="0" w:color="000000"/>
+            </w:tcBorders>
+            <w:shd w:val="clear" w:color="auto" w:fill="FFFFFF"/>
+            <w:tcMar>
+              <w:top w:w="0" w:type="dxa"/>
+              <w:bottom w:w="0" w:type="dxa"/>
+              <w:left w:w="0" w:type="dxa"/>
+              <w:right w:w="0" w:type="dxa"/>
+            </w:tcMar>
+            <w:vAlign w:val="center"/>
+          </w:tcPr>
+          <w:p>
+            <w:pPr>
+              <w:pStyle w:val="Normal"/>
+              <w:jc w:val="center"/>
+              <w:pBdr>
+                <w:bottom w:val="none" w:sz="0" w:space="0" w:color="000000"/>
+                <w:top w:val="none" w:sz="0" w:space="0" w:color="000000"/>
+                <w:left w:val="none" w:sz="0" w:space="0" w:color="000000"/>
+                <w:right w:val="none" w:sz="0" w:space="0" w:color="000000"/>
+              </w:pBdr>
+              <w:spacing w:after="20" w:before="0" w:line="240"/>
+              <w:ind w:left="0" w:right="120" w:firstLine="0" w:firstLineChars="0"/>
+              <w:rPr>
+                <w:rFonts w:ascii="Arial" w:hAnsi="Arial" w:eastAsia="Arial" w:cs="Arial"/>
+                <w:i w:val="false"/>
+                <w:b w:val="false"/>
+                <w:u w:val="none"/>
+                <w:strike w:val="false"/>
+                <w:sz w:val="18"/>
+                <w:szCs w:val="18"/>
+                <w:color w:val="000000"/>
+              </w:rPr>
+            </w:pPr>
+            <w:r>
+              <w:rPr>
+                <w:rFonts w:ascii="Arial" w:hAnsi="Arial" w:eastAsia="Arial" w:cs="Arial"/>
+                <w:i w:val="false"/>
+                <w:b w:val="false"/>
+                <w:u w:val="none"/>
+                <w:strike w:val="false"/>
+                <w:sz w:val="18"/>
+                <w:szCs w:val="18"/>
+                <w:color w:val="000000"/>
+              </w:rPr>
+              <w:t xml:space="preserve">10 (3%)</w:t>
+            </w:r>
+          </w:p>
+        </w:tc>
+        <w:tc>
+          <w:tcPr>
+            <w:tcBorders>
+              <w:bottom w:val="none" w:sz="0" w:space="0" w:color="000000"/>
+              <w:top w:val="none" w:sz="0" w:space="0" w:color="000000"/>
+              <w:left w:val="none" w:sz="0" w:space="0" w:color="000000"/>
+              <w:right w:val="none" w:sz="0" w:space="0" w:color="000000"/>
+            </w:tcBorders>
+            <w:shd w:val="clear" w:color="auto" w:fill="FFFFFF"/>
+            <w:tcMar>
+              <w:top w:w="0" w:type="dxa"/>
+              <w:bottom w:w="0" w:type="dxa"/>
+              <w:left w:w="0" w:type="dxa"/>
+              <w:right w:w="0" w:type="dxa"/>
+            </w:tcMar>
+            <w:vAlign w:val="center"/>
+          </w:tcPr>
+          <w:p>
+            <w:pPr>
+              <w:pStyle w:val="Normal"/>
+              <w:jc w:val="center"/>
+              <w:pBdr>
+                <w:bottom w:val="none" w:sz="0" w:space="0" w:color="000000"/>
+                <w:top w:val="none" w:sz="0" w:space="0" w:color="000000"/>
+                <w:left w:val="none" w:sz="0" w:space="0" w:color="000000"/>
+                <w:right w:val="none" w:sz="0" w:space="0" w:color="000000"/>
+              </w:pBdr>
+              <w:spacing w:after="20" w:before="0" w:line="240"/>
+              <w:ind w:left="0" w:right="120" w:firstLine="0" w:firstLineChars="0"/>
+              <w:rPr>
+                <w:rFonts w:ascii="Arial" w:hAnsi="Arial" w:eastAsia="Arial" w:cs="Arial"/>
+                <w:i w:val="false"/>
+                <w:b w:val="false"/>
+                <w:u w:val="none"/>
+                <w:strike w:val="false"/>
+                <w:sz w:val="18"/>
+                <w:szCs w:val="18"/>
+                <w:color w:val="000000"/>
+              </w:rPr>
+            </w:pPr>
+            <w:r>
+              <w:rPr>
+                <w:rFonts w:ascii="Arial" w:hAnsi="Arial" w:eastAsia="Arial" w:cs="Arial"/>
+                <w:i w:val="false"/>
+                <w:b w:val="false"/>
+                <w:u w:val="none"/>
+                <w:strike w:val="false"/>
+                <w:sz w:val="18"/>
+                <w:szCs w:val="18"/>
+                <w:color w:val="000000"/>
+              </w:rPr>
+              <w:t xml:space="preserve">21 (2%)</w:t>
+            </w:r>
+          </w:p>
+        </w:tc>
+        <w:tc>
+          <w:tcPr>
+            <w:tcBorders>
+              <w:bottom w:val="none" w:sz="0" w:space="0" w:color="000000"/>
+              <w:top w:val="none" w:sz="0" w:space="0" w:color="000000"/>
+              <w:left w:val="none" w:sz="0" w:space="0" w:color="000000"/>
+              <w:right w:val="none" w:sz="0" w:space="0" w:color="000000"/>
+            </w:tcBorders>
+            <w:shd w:val="clear" w:color="auto" w:fill="FFFFFF"/>
+            <w:tcMar>
+              <w:top w:w="0" w:type="dxa"/>
+              <w:bottom w:w="0" w:type="dxa"/>
+              <w:left w:w="0" w:type="dxa"/>
+              <w:right w:w="0" w:type="dxa"/>
+            </w:tcMar>
+            <w:vAlign w:val="center"/>
+          </w:tcPr>
+          <w:p>
+            <w:pPr>
+              <w:pStyle w:val="Normal"/>
+              <w:jc w:val="center"/>
+              <w:pBdr>
+                <w:bottom w:val="none" w:sz="0" w:space="0" w:color="000000"/>
+                <w:top w:val="none" w:sz="0" w:space="0" w:color="000000"/>
+                <w:left w:val="none" w:sz="0" w:space="0" w:color="000000"/>
+                <w:right w:val="none" w:sz="0" w:space="0" w:color="000000"/>
+              </w:pBdr>
+              <w:spacing w:after="20" w:before="0" w:line="240"/>
+              <w:ind w:left="0" w:right="120" w:firstLine="0" w:firstLineChars="0"/>
+              <w:rPr>
+                <w:rFonts w:ascii="Arial" w:hAnsi="Arial" w:eastAsia="Arial" w:cs="Arial"/>
+                <w:i w:val="false"/>
+                <w:b w:val="false"/>
+                <w:u w:val="none"/>
+                <w:strike w:val="false"/>
+                <w:sz w:val="18"/>
+                <w:szCs w:val="18"/>
+                <w:color w:val="000000"/>
+              </w:rPr>
+            </w:pPr>
+            <w:r>
+              <w:rPr>
+                <w:rFonts w:ascii="Arial" w:hAnsi="Arial" w:eastAsia="Arial" w:cs="Arial"/>
+                <w:i w:val="false"/>
+                <w:b w:val="false"/>
+                <w:u w:val="none"/>
+                <w:strike w:val="false"/>
+                <w:sz w:val="18"/>
+                <w:szCs w:val="18"/>
+                <w:color w:val="000000"/>
+              </w:rPr>
+              <w:t xml:space="preserve">0.264</w:t>
             </w:r>
           </w:p>
         </w:tc>
@@ -5932,227 +5771,227 @@
                 <w:szCs w:val="18"/>
                 <w:color w:val="000000"/>
               </w:rPr>
-              <w:t xml:space="preserve">Serosa</w:t>
-            </w:r>
-          </w:p>
-        </w:tc>
-        <w:tc>
-          <w:tcPr>
-            <w:tcBorders>
-              <w:bottom w:val="none" w:sz="0" w:space="0" w:color="000000"/>
-              <w:top w:val="none" w:sz="0" w:space="0" w:color="000000"/>
-              <w:left w:val="none" w:sz="0" w:space="0" w:color="000000"/>
-              <w:right w:val="none" w:sz="0" w:space="0" w:color="000000"/>
-            </w:tcBorders>
-            <w:shd w:val="clear" w:color="auto" w:fill="FFFFFF"/>
-            <w:tcMar>
-              <w:top w:w="0" w:type="dxa"/>
-              <w:bottom w:w="0" w:type="dxa"/>
-              <w:left w:w="0" w:type="dxa"/>
-              <w:right w:w="0" w:type="dxa"/>
-            </w:tcMar>
-            <w:vAlign w:val="center"/>
-          </w:tcPr>
-          <w:p>
-            <w:pPr>
-              <w:pStyle w:val="Normal"/>
-              <w:jc w:val="center"/>
-              <w:pBdr>
-                <w:bottom w:val="none" w:sz="0" w:space="0" w:color="000000"/>
-                <w:top w:val="none" w:sz="0" w:space="0" w:color="000000"/>
-                <w:left w:val="none" w:sz="0" w:space="0" w:color="000000"/>
-                <w:right w:val="none" w:sz="0" w:space="0" w:color="000000"/>
-              </w:pBdr>
-              <w:spacing w:after="20" w:before="0" w:line="240"/>
-              <w:ind w:left="0" w:right="120" w:firstLine="0" w:firstLineChars="0"/>
-              <w:rPr>
-                <w:rFonts w:ascii="Arial" w:hAnsi="Arial" w:eastAsia="Arial" w:cs="Arial"/>
-                <w:i w:val="false"/>
-                <w:b w:val="false"/>
-                <w:u w:val="none"/>
-                <w:strike w:val="false"/>
-                <w:sz w:val="18"/>
-                <w:szCs w:val="18"/>
-                <w:color w:val="000000"/>
-              </w:rPr>
-            </w:pPr>
-            <w:r>
-              <w:rPr>
-                <w:rFonts w:ascii="Arial" w:hAnsi="Arial" w:eastAsia="Arial" w:cs="Arial"/>
-                <w:i w:val="false"/>
-                <w:b w:val="false"/>
-                <w:u w:val="none"/>
-                <w:strike w:val="false"/>
-                <w:sz w:val="18"/>
-                <w:szCs w:val="18"/>
-                <w:color w:val="000000"/>
-              </w:rPr>
-              <w:t xml:space="preserve">249 (79%)</w:t>
-            </w:r>
-          </w:p>
-        </w:tc>
-        <w:tc>
-          <w:tcPr>
-            <w:tcBorders>
-              <w:bottom w:val="none" w:sz="0" w:space="0" w:color="000000"/>
-              <w:top w:val="none" w:sz="0" w:space="0" w:color="000000"/>
-              <w:left w:val="none" w:sz="0" w:space="0" w:color="000000"/>
-              <w:right w:val="none" w:sz="0" w:space="0" w:color="000000"/>
-            </w:tcBorders>
-            <w:shd w:val="clear" w:color="auto" w:fill="FFFFFF"/>
-            <w:tcMar>
-              <w:top w:w="0" w:type="dxa"/>
-              <w:bottom w:w="0" w:type="dxa"/>
-              <w:left w:w="0" w:type="dxa"/>
-              <w:right w:w="0" w:type="dxa"/>
-            </w:tcMar>
-            <w:vAlign w:val="center"/>
-          </w:tcPr>
-          <w:p>
-            <w:pPr>
-              <w:pStyle w:val="Normal"/>
-              <w:jc w:val="center"/>
-              <w:pBdr>
-                <w:bottom w:val="none" w:sz="0" w:space="0" w:color="000000"/>
-                <w:top w:val="none" w:sz="0" w:space="0" w:color="000000"/>
-                <w:left w:val="none" w:sz="0" w:space="0" w:color="000000"/>
-                <w:right w:val="none" w:sz="0" w:space="0" w:color="000000"/>
-              </w:pBdr>
-              <w:spacing w:after="20" w:before="0" w:line="240"/>
-              <w:ind w:left="0" w:right="120" w:firstLine="0" w:firstLineChars="0"/>
-              <w:rPr>
-                <w:rFonts w:ascii="Arial" w:hAnsi="Arial" w:eastAsia="Arial" w:cs="Arial"/>
-                <w:i w:val="false"/>
-                <w:b w:val="false"/>
-                <w:u w:val="none"/>
-                <w:strike w:val="false"/>
-                <w:sz w:val="18"/>
-                <w:szCs w:val="18"/>
-                <w:color w:val="000000"/>
-              </w:rPr>
-            </w:pPr>
-            <w:r>
-              <w:rPr>
-                <w:rFonts w:ascii="Arial" w:hAnsi="Arial" w:eastAsia="Arial" w:cs="Arial"/>
-                <w:i w:val="false"/>
-                <w:b w:val="false"/>
-                <w:u w:val="none"/>
-                <w:strike w:val="false"/>
-                <w:sz w:val="18"/>
-                <w:szCs w:val="18"/>
-                <w:color w:val="000000"/>
-              </w:rPr>
-              <w:t xml:space="preserve">259 (84%)</w:t>
-            </w:r>
-          </w:p>
-        </w:tc>
-        <w:tc>
-          <w:tcPr>
-            <w:tcBorders>
-              <w:bottom w:val="none" w:sz="0" w:space="0" w:color="000000"/>
-              <w:top w:val="none" w:sz="0" w:space="0" w:color="000000"/>
-              <w:left w:val="none" w:sz="0" w:space="0" w:color="000000"/>
-              <w:right w:val="none" w:sz="0" w:space="0" w:color="000000"/>
-            </w:tcBorders>
-            <w:shd w:val="clear" w:color="auto" w:fill="FFFFFF"/>
-            <w:tcMar>
-              <w:top w:w="0" w:type="dxa"/>
-              <w:bottom w:w="0" w:type="dxa"/>
-              <w:left w:w="0" w:type="dxa"/>
-              <w:right w:w="0" w:type="dxa"/>
-            </w:tcMar>
-            <w:vAlign w:val="center"/>
-          </w:tcPr>
-          <w:p>
-            <w:pPr>
-              <w:pStyle w:val="Normal"/>
-              <w:jc w:val="center"/>
-              <w:pBdr>
-                <w:bottom w:val="none" w:sz="0" w:space="0" w:color="000000"/>
-                <w:top w:val="none" w:sz="0" w:space="0" w:color="000000"/>
-                <w:left w:val="none" w:sz="0" w:space="0" w:color="000000"/>
-                <w:right w:val="none" w:sz="0" w:space="0" w:color="000000"/>
-              </w:pBdr>
-              <w:spacing w:after="20" w:before="0" w:line="240"/>
-              <w:ind w:left="0" w:right="120" w:firstLine="0" w:firstLineChars="0"/>
-              <w:rPr>
-                <w:rFonts w:ascii="Arial" w:hAnsi="Arial" w:eastAsia="Arial" w:cs="Arial"/>
-                <w:i w:val="false"/>
-                <w:b w:val="false"/>
-                <w:u w:val="none"/>
-                <w:strike w:val="false"/>
-                <w:sz w:val="18"/>
-                <w:szCs w:val="18"/>
-                <w:color w:val="000000"/>
-              </w:rPr>
-            </w:pPr>
-            <w:r>
-              <w:rPr>
-                <w:rFonts w:ascii="Arial" w:hAnsi="Arial" w:eastAsia="Arial" w:cs="Arial"/>
-                <w:i w:val="false"/>
-                <w:b w:val="false"/>
-                <w:u w:val="none"/>
-                <w:strike w:val="false"/>
-                <w:sz w:val="18"/>
-                <w:szCs w:val="18"/>
-                <w:color w:val="000000"/>
-              </w:rPr>
-              <w:t xml:space="preserve">251 (83%)</w:t>
-            </w:r>
-          </w:p>
-        </w:tc>
-        <w:tc>
-          <w:tcPr>
-            <w:tcBorders>
-              <w:bottom w:val="none" w:sz="0" w:space="0" w:color="000000"/>
-              <w:top w:val="none" w:sz="0" w:space="0" w:color="000000"/>
-              <w:left w:val="none" w:sz="0" w:space="0" w:color="000000"/>
-              <w:right w:val="none" w:sz="0" w:space="0" w:color="000000"/>
-            </w:tcBorders>
-            <w:shd w:val="clear" w:color="auto" w:fill="FFFFFF"/>
-            <w:tcMar>
-              <w:top w:w="0" w:type="dxa"/>
-              <w:bottom w:w="0" w:type="dxa"/>
-              <w:left w:w="0" w:type="dxa"/>
-              <w:right w:w="0" w:type="dxa"/>
-            </w:tcMar>
-            <w:vAlign w:val="center"/>
-          </w:tcPr>
-          <w:p>
-            <w:pPr>
-              <w:pStyle w:val="Normal"/>
-              <w:jc w:val="center"/>
-              <w:pBdr>
-                <w:bottom w:val="none" w:sz="0" w:space="0" w:color="000000"/>
-                <w:top w:val="none" w:sz="0" w:space="0" w:color="000000"/>
-                <w:left w:val="none" w:sz="0" w:space="0" w:color="000000"/>
-                <w:right w:val="none" w:sz="0" w:space="0" w:color="000000"/>
-              </w:pBdr>
-              <w:spacing w:after="20" w:before="0" w:line="240"/>
-              <w:ind w:left="0" w:right="120" w:firstLine="0" w:firstLineChars="0"/>
-              <w:rPr>
-                <w:rFonts w:ascii="Arial" w:hAnsi="Arial" w:eastAsia="Arial" w:cs="Arial"/>
-                <w:i w:val="false"/>
-                <w:b w:val="false"/>
-                <w:u w:val="none"/>
-                <w:strike w:val="false"/>
-                <w:sz w:val="18"/>
-                <w:szCs w:val="18"/>
-                <w:color w:val="000000"/>
-              </w:rPr>
-            </w:pPr>
-            <w:r>
-              <w:rPr>
-                <w:rFonts w:ascii="Arial" w:hAnsi="Arial" w:eastAsia="Arial" w:cs="Arial"/>
-                <w:i w:val="false"/>
-                <w:b w:val="false"/>
-                <w:u w:val="none"/>
-                <w:strike w:val="false"/>
-                <w:sz w:val="18"/>
-                <w:szCs w:val="18"/>
-                <w:color w:val="000000"/>
-              </w:rPr>
-              <w:t xml:space="preserve">759 (82%)</w:t>
+              <w:t xml:space="preserve">Muscle</w:t>
+            </w:r>
+          </w:p>
+        </w:tc>
+        <w:tc>
+          <w:tcPr>
+            <w:tcBorders>
+              <w:bottom w:val="none" w:sz="0" w:space="0" w:color="000000"/>
+              <w:top w:val="none" w:sz="0" w:space="0" w:color="000000"/>
+              <w:left w:val="none" w:sz="0" w:space="0" w:color="000000"/>
+              <w:right w:val="none" w:sz="0" w:space="0" w:color="000000"/>
+            </w:tcBorders>
+            <w:shd w:val="clear" w:color="auto" w:fill="FFFFFF"/>
+            <w:tcMar>
+              <w:top w:w="0" w:type="dxa"/>
+              <w:bottom w:w="0" w:type="dxa"/>
+              <w:left w:w="0" w:type="dxa"/>
+              <w:right w:w="0" w:type="dxa"/>
+            </w:tcMar>
+            <w:vAlign w:val="center"/>
+          </w:tcPr>
+          <w:p>
+            <w:pPr>
+              <w:pStyle w:val="Normal"/>
+              <w:jc w:val="center"/>
+              <w:pBdr>
+                <w:bottom w:val="none" w:sz="0" w:space="0" w:color="000000"/>
+                <w:top w:val="none" w:sz="0" w:space="0" w:color="000000"/>
+                <w:left w:val="none" w:sz="0" w:space="0" w:color="000000"/>
+                <w:right w:val="none" w:sz="0" w:space="0" w:color="000000"/>
+              </w:pBdr>
+              <w:spacing w:after="20" w:before="0" w:line="240"/>
+              <w:ind w:left="0" w:right="120" w:firstLine="0" w:firstLineChars="0"/>
+              <w:rPr>
+                <w:rFonts w:ascii="Arial" w:hAnsi="Arial" w:eastAsia="Arial" w:cs="Arial"/>
+                <w:i w:val="false"/>
+                <w:b w:val="false"/>
+                <w:u w:val="none"/>
+                <w:strike w:val="false"/>
+                <w:sz w:val="18"/>
+                <w:szCs w:val="18"/>
+                <w:color w:val="000000"/>
+              </w:rPr>
+            </w:pPr>
+            <w:r>
+              <w:rPr>
+                <w:rFonts w:ascii="Arial" w:hAnsi="Arial" w:eastAsia="Arial" w:cs="Arial"/>
+                <w:i w:val="false"/>
+                <w:b w:val="false"/>
+                <w:u w:val="none"/>
+                <w:strike w:val="false"/>
+                <w:sz w:val="18"/>
+                <w:szCs w:val="18"/>
+                <w:color w:val="000000"/>
+              </w:rPr>
+              <w:t xml:space="preserve">38 (12%)</w:t>
+            </w:r>
+          </w:p>
+        </w:tc>
+        <w:tc>
+          <w:tcPr>
+            <w:tcBorders>
+              <w:bottom w:val="none" w:sz="0" w:space="0" w:color="000000"/>
+              <w:top w:val="none" w:sz="0" w:space="0" w:color="000000"/>
+              <w:left w:val="none" w:sz="0" w:space="0" w:color="000000"/>
+              <w:right w:val="none" w:sz="0" w:space="0" w:color="000000"/>
+            </w:tcBorders>
+            <w:shd w:val="clear" w:color="auto" w:fill="FFFFFF"/>
+            <w:tcMar>
+              <w:top w:w="0" w:type="dxa"/>
+              <w:bottom w:w="0" w:type="dxa"/>
+              <w:left w:w="0" w:type="dxa"/>
+              <w:right w:w="0" w:type="dxa"/>
+            </w:tcMar>
+            <w:vAlign w:val="center"/>
+          </w:tcPr>
+          <w:p>
+            <w:pPr>
+              <w:pStyle w:val="Normal"/>
+              <w:jc w:val="center"/>
+              <w:pBdr>
+                <w:bottom w:val="none" w:sz="0" w:space="0" w:color="000000"/>
+                <w:top w:val="none" w:sz="0" w:space="0" w:color="000000"/>
+                <w:left w:val="none" w:sz="0" w:space="0" w:color="000000"/>
+                <w:right w:val="none" w:sz="0" w:space="0" w:color="000000"/>
+              </w:pBdr>
+              <w:spacing w:after="20" w:before="0" w:line="240"/>
+              <w:ind w:left="0" w:right="120" w:firstLine="0" w:firstLineChars="0"/>
+              <w:rPr>
+                <w:rFonts w:ascii="Arial" w:hAnsi="Arial" w:eastAsia="Arial" w:cs="Arial"/>
+                <w:i w:val="false"/>
+                <w:b w:val="false"/>
+                <w:u w:val="none"/>
+                <w:strike w:val="false"/>
+                <w:sz w:val="18"/>
+                <w:szCs w:val="18"/>
+                <w:color w:val="000000"/>
+              </w:rPr>
+            </w:pPr>
+            <w:r>
+              <w:rPr>
+                <w:rFonts w:ascii="Arial" w:hAnsi="Arial" w:eastAsia="Arial" w:cs="Arial"/>
+                <w:i w:val="false"/>
+                <w:b w:val="false"/>
+                <w:u w:val="none"/>
+                <w:strike w:val="false"/>
+                <w:sz w:val="18"/>
+                <w:szCs w:val="18"/>
+                <w:color w:val="000000"/>
+              </w:rPr>
+              <w:t xml:space="preserve">36 (12%)</w:t>
+            </w:r>
+          </w:p>
+        </w:tc>
+        <w:tc>
+          <w:tcPr>
+            <w:tcBorders>
+              <w:bottom w:val="none" w:sz="0" w:space="0" w:color="000000"/>
+              <w:top w:val="none" w:sz="0" w:space="0" w:color="000000"/>
+              <w:left w:val="none" w:sz="0" w:space="0" w:color="000000"/>
+              <w:right w:val="none" w:sz="0" w:space="0" w:color="000000"/>
+            </w:tcBorders>
+            <w:shd w:val="clear" w:color="auto" w:fill="FFFFFF"/>
+            <w:tcMar>
+              <w:top w:w="0" w:type="dxa"/>
+              <w:bottom w:w="0" w:type="dxa"/>
+              <w:left w:w="0" w:type="dxa"/>
+              <w:right w:w="0" w:type="dxa"/>
+            </w:tcMar>
+            <w:vAlign w:val="center"/>
+          </w:tcPr>
+          <w:p>
+            <w:pPr>
+              <w:pStyle w:val="Normal"/>
+              <w:jc w:val="center"/>
+              <w:pBdr>
+                <w:bottom w:val="none" w:sz="0" w:space="0" w:color="000000"/>
+                <w:top w:val="none" w:sz="0" w:space="0" w:color="000000"/>
+                <w:left w:val="none" w:sz="0" w:space="0" w:color="000000"/>
+                <w:right w:val="none" w:sz="0" w:space="0" w:color="000000"/>
+              </w:pBdr>
+              <w:spacing w:after="20" w:before="0" w:line="240"/>
+              <w:ind w:left="0" w:right="120" w:firstLine="0" w:firstLineChars="0"/>
+              <w:rPr>
+                <w:rFonts w:ascii="Arial" w:hAnsi="Arial" w:eastAsia="Arial" w:cs="Arial"/>
+                <w:i w:val="false"/>
+                <w:b w:val="false"/>
+                <w:u w:val="none"/>
+                <w:strike w:val="false"/>
+                <w:sz w:val="18"/>
+                <w:szCs w:val="18"/>
+                <w:color w:val="000000"/>
+              </w:rPr>
+            </w:pPr>
+            <w:r>
+              <w:rPr>
+                <w:rFonts w:ascii="Arial" w:hAnsi="Arial" w:eastAsia="Arial" w:cs="Arial"/>
+                <w:i w:val="false"/>
+                <w:b w:val="false"/>
+                <w:u w:val="none"/>
+                <w:strike w:val="false"/>
+                <w:sz w:val="18"/>
+                <w:szCs w:val="18"/>
+                <w:color w:val="000000"/>
+              </w:rPr>
+              <w:t xml:space="preserve">32 (11%)</w:t>
+            </w:r>
+          </w:p>
+        </w:tc>
+        <w:tc>
+          <w:tcPr>
+            <w:tcBorders>
+              <w:bottom w:val="none" w:sz="0" w:space="0" w:color="000000"/>
+              <w:top w:val="none" w:sz="0" w:space="0" w:color="000000"/>
+              <w:left w:val="none" w:sz="0" w:space="0" w:color="000000"/>
+              <w:right w:val="none" w:sz="0" w:space="0" w:color="000000"/>
+            </w:tcBorders>
+            <w:shd w:val="clear" w:color="auto" w:fill="FFFFFF"/>
+            <w:tcMar>
+              <w:top w:w="0" w:type="dxa"/>
+              <w:bottom w:w="0" w:type="dxa"/>
+              <w:left w:w="0" w:type="dxa"/>
+              <w:right w:w="0" w:type="dxa"/>
+            </w:tcMar>
+            <w:vAlign w:val="center"/>
+          </w:tcPr>
+          <w:p>
+            <w:pPr>
+              <w:pStyle w:val="Normal"/>
+              <w:jc w:val="center"/>
+              <w:pBdr>
+                <w:bottom w:val="none" w:sz="0" w:space="0" w:color="000000"/>
+                <w:top w:val="none" w:sz="0" w:space="0" w:color="000000"/>
+                <w:left w:val="none" w:sz="0" w:space="0" w:color="000000"/>
+                <w:right w:val="none" w:sz="0" w:space="0" w:color="000000"/>
+              </w:pBdr>
+              <w:spacing w:after="20" w:before="0" w:line="240"/>
+              <w:ind w:left="0" w:right="120" w:firstLine="0" w:firstLineChars="0"/>
+              <w:rPr>
+                <w:rFonts w:ascii="Arial" w:hAnsi="Arial" w:eastAsia="Arial" w:cs="Arial"/>
+                <w:i w:val="false"/>
+                <w:b w:val="false"/>
+                <w:u w:val="none"/>
+                <w:strike w:val="false"/>
+                <w:sz w:val="18"/>
+                <w:szCs w:val="18"/>
+                <w:color w:val="000000"/>
+              </w:rPr>
+            </w:pPr>
+            <w:r>
+              <w:rPr>
+                <w:rFonts w:ascii="Arial" w:hAnsi="Arial" w:eastAsia="Arial" w:cs="Arial"/>
+                <w:i w:val="false"/>
+                <w:b w:val="false"/>
+                <w:u w:val="none"/>
+                <w:strike w:val="false"/>
+                <w:sz w:val="18"/>
+                <w:szCs w:val="18"/>
+                <w:color w:val="000000"/>
+              </w:rPr>
+              <w:t xml:space="preserve">106 (11%)</w:t>
             </w:r>
           </w:p>
         </w:tc>
@@ -6267,7 +6106,342 @@
                 <w:szCs w:val="18"/>
                 <w:color w:val="000000"/>
               </w:rPr>
-              <w:t xml:space="preserve">Contiguous structures</w:t>
+              <w:t xml:space="preserve">Serosa</w:t>
+            </w:r>
+          </w:p>
+        </w:tc>
+        <w:tc>
+          <w:tcPr>
+            <w:tcBorders>
+              <w:bottom w:val="none" w:sz="0" w:space="0" w:color="000000"/>
+              <w:top w:val="none" w:sz="0" w:space="0" w:color="000000"/>
+              <w:left w:val="none" w:sz="0" w:space="0" w:color="000000"/>
+              <w:right w:val="none" w:sz="0" w:space="0" w:color="000000"/>
+            </w:tcBorders>
+            <w:shd w:val="clear" w:color="auto" w:fill="FFFFFF"/>
+            <w:tcMar>
+              <w:top w:w="0" w:type="dxa"/>
+              <w:bottom w:w="0" w:type="dxa"/>
+              <w:left w:w="0" w:type="dxa"/>
+              <w:right w:w="0" w:type="dxa"/>
+            </w:tcMar>
+            <w:vAlign w:val="center"/>
+          </w:tcPr>
+          <w:p>
+            <w:pPr>
+              <w:pStyle w:val="Normal"/>
+              <w:jc w:val="center"/>
+              <w:pBdr>
+                <w:bottom w:val="none" w:sz="0" w:space="0" w:color="000000"/>
+                <w:top w:val="none" w:sz="0" w:space="0" w:color="000000"/>
+                <w:left w:val="none" w:sz="0" w:space="0" w:color="000000"/>
+                <w:right w:val="none" w:sz="0" w:space="0" w:color="000000"/>
+              </w:pBdr>
+              <w:spacing w:after="20" w:before="0" w:line="240"/>
+              <w:ind w:left="0" w:right="120" w:firstLine="0" w:firstLineChars="0"/>
+              <w:rPr>
+                <w:rFonts w:ascii="Arial" w:hAnsi="Arial" w:eastAsia="Arial" w:cs="Arial"/>
+                <w:i w:val="false"/>
+                <w:b w:val="false"/>
+                <w:u w:val="none"/>
+                <w:strike w:val="false"/>
+                <w:sz w:val="18"/>
+                <w:szCs w:val="18"/>
+                <w:color w:val="000000"/>
+              </w:rPr>
+            </w:pPr>
+            <w:r>
+              <w:rPr>
+                <w:rFonts w:ascii="Arial" w:hAnsi="Arial" w:eastAsia="Arial" w:cs="Arial"/>
+                <w:i w:val="false"/>
+                <w:b w:val="false"/>
+                <w:u w:val="none"/>
+                <w:strike w:val="false"/>
+                <w:sz w:val="18"/>
+                <w:szCs w:val="18"/>
+                <w:color w:val="000000"/>
+              </w:rPr>
+              <w:t xml:space="preserve">249 (79%)</w:t>
+            </w:r>
+          </w:p>
+        </w:tc>
+        <w:tc>
+          <w:tcPr>
+            <w:tcBorders>
+              <w:bottom w:val="none" w:sz="0" w:space="0" w:color="000000"/>
+              <w:top w:val="none" w:sz="0" w:space="0" w:color="000000"/>
+              <w:left w:val="none" w:sz="0" w:space="0" w:color="000000"/>
+              <w:right w:val="none" w:sz="0" w:space="0" w:color="000000"/>
+            </w:tcBorders>
+            <w:shd w:val="clear" w:color="auto" w:fill="FFFFFF"/>
+            <w:tcMar>
+              <w:top w:w="0" w:type="dxa"/>
+              <w:bottom w:w="0" w:type="dxa"/>
+              <w:left w:w="0" w:type="dxa"/>
+              <w:right w:w="0" w:type="dxa"/>
+            </w:tcMar>
+            <w:vAlign w:val="center"/>
+          </w:tcPr>
+          <w:p>
+            <w:pPr>
+              <w:pStyle w:val="Normal"/>
+              <w:jc w:val="center"/>
+              <w:pBdr>
+                <w:bottom w:val="none" w:sz="0" w:space="0" w:color="000000"/>
+                <w:top w:val="none" w:sz="0" w:space="0" w:color="000000"/>
+                <w:left w:val="none" w:sz="0" w:space="0" w:color="000000"/>
+                <w:right w:val="none" w:sz="0" w:space="0" w:color="000000"/>
+              </w:pBdr>
+              <w:spacing w:after="20" w:before="0" w:line="240"/>
+              <w:ind w:left="0" w:right="120" w:firstLine="0" w:firstLineChars="0"/>
+              <w:rPr>
+                <w:rFonts w:ascii="Arial" w:hAnsi="Arial" w:eastAsia="Arial" w:cs="Arial"/>
+                <w:i w:val="false"/>
+                <w:b w:val="false"/>
+                <w:u w:val="none"/>
+                <w:strike w:val="false"/>
+                <w:sz w:val="18"/>
+                <w:szCs w:val="18"/>
+                <w:color w:val="000000"/>
+              </w:rPr>
+            </w:pPr>
+            <w:r>
+              <w:rPr>
+                <w:rFonts w:ascii="Arial" w:hAnsi="Arial" w:eastAsia="Arial" w:cs="Arial"/>
+                <w:i w:val="false"/>
+                <w:b w:val="false"/>
+                <w:u w:val="none"/>
+                <w:strike w:val="false"/>
+                <w:sz w:val="18"/>
+                <w:szCs w:val="18"/>
+                <w:color w:val="000000"/>
+              </w:rPr>
+              <w:t xml:space="preserve">259 (84%)</w:t>
+            </w:r>
+          </w:p>
+        </w:tc>
+        <w:tc>
+          <w:tcPr>
+            <w:tcBorders>
+              <w:bottom w:val="none" w:sz="0" w:space="0" w:color="000000"/>
+              <w:top w:val="none" w:sz="0" w:space="0" w:color="000000"/>
+              <w:left w:val="none" w:sz="0" w:space="0" w:color="000000"/>
+              <w:right w:val="none" w:sz="0" w:space="0" w:color="000000"/>
+            </w:tcBorders>
+            <w:shd w:val="clear" w:color="auto" w:fill="FFFFFF"/>
+            <w:tcMar>
+              <w:top w:w="0" w:type="dxa"/>
+              <w:bottom w:w="0" w:type="dxa"/>
+              <w:left w:w="0" w:type="dxa"/>
+              <w:right w:w="0" w:type="dxa"/>
+            </w:tcMar>
+            <w:vAlign w:val="center"/>
+          </w:tcPr>
+          <w:p>
+            <w:pPr>
+              <w:pStyle w:val="Normal"/>
+              <w:jc w:val="center"/>
+              <w:pBdr>
+                <w:bottom w:val="none" w:sz="0" w:space="0" w:color="000000"/>
+                <w:top w:val="none" w:sz="0" w:space="0" w:color="000000"/>
+                <w:left w:val="none" w:sz="0" w:space="0" w:color="000000"/>
+                <w:right w:val="none" w:sz="0" w:space="0" w:color="000000"/>
+              </w:pBdr>
+              <w:spacing w:after="20" w:before="0" w:line="240"/>
+              <w:ind w:left="0" w:right="120" w:firstLine="0" w:firstLineChars="0"/>
+              <w:rPr>
+                <w:rFonts w:ascii="Arial" w:hAnsi="Arial" w:eastAsia="Arial" w:cs="Arial"/>
+                <w:i w:val="false"/>
+                <w:b w:val="false"/>
+                <w:u w:val="none"/>
+                <w:strike w:val="false"/>
+                <w:sz w:val="18"/>
+                <w:szCs w:val="18"/>
+                <w:color w:val="000000"/>
+              </w:rPr>
+            </w:pPr>
+            <w:r>
+              <w:rPr>
+                <w:rFonts w:ascii="Arial" w:hAnsi="Arial" w:eastAsia="Arial" w:cs="Arial"/>
+                <w:i w:val="false"/>
+                <w:b w:val="false"/>
+                <w:u w:val="none"/>
+                <w:strike w:val="false"/>
+                <w:sz w:val="18"/>
+                <w:szCs w:val="18"/>
+                <w:color w:val="000000"/>
+              </w:rPr>
+              <w:t xml:space="preserve">251 (83%)</w:t>
+            </w:r>
+          </w:p>
+        </w:tc>
+        <w:tc>
+          <w:tcPr>
+            <w:tcBorders>
+              <w:bottom w:val="none" w:sz="0" w:space="0" w:color="000000"/>
+              <w:top w:val="none" w:sz="0" w:space="0" w:color="000000"/>
+              <w:left w:val="none" w:sz="0" w:space="0" w:color="000000"/>
+              <w:right w:val="none" w:sz="0" w:space="0" w:color="000000"/>
+            </w:tcBorders>
+            <w:shd w:val="clear" w:color="auto" w:fill="FFFFFF"/>
+            <w:tcMar>
+              <w:top w:w="0" w:type="dxa"/>
+              <w:bottom w:w="0" w:type="dxa"/>
+              <w:left w:w="0" w:type="dxa"/>
+              <w:right w:w="0" w:type="dxa"/>
+            </w:tcMar>
+            <w:vAlign w:val="center"/>
+          </w:tcPr>
+          <w:p>
+            <w:pPr>
+              <w:pStyle w:val="Normal"/>
+              <w:jc w:val="center"/>
+              <w:pBdr>
+                <w:bottom w:val="none" w:sz="0" w:space="0" w:color="000000"/>
+                <w:top w:val="none" w:sz="0" w:space="0" w:color="000000"/>
+                <w:left w:val="none" w:sz="0" w:space="0" w:color="000000"/>
+                <w:right w:val="none" w:sz="0" w:space="0" w:color="000000"/>
+              </w:pBdr>
+              <w:spacing w:after="20" w:before="0" w:line="240"/>
+              <w:ind w:left="0" w:right="120" w:firstLine="0" w:firstLineChars="0"/>
+              <w:rPr>
+                <w:rFonts w:ascii="Arial" w:hAnsi="Arial" w:eastAsia="Arial" w:cs="Arial"/>
+                <w:i w:val="false"/>
+                <w:b w:val="false"/>
+                <w:u w:val="none"/>
+                <w:strike w:val="false"/>
+                <w:sz w:val="18"/>
+                <w:szCs w:val="18"/>
+                <w:color w:val="000000"/>
+              </w:rPr>
+            </w:pPr>
+            <w:r>
+              <w:rPr>
+                <w:rFonts w:ascii="Arial" w:hAnsi="Arial" w:eastAsia="Arial" w:cs="Arial"/>
+                <w:i w:val="false"/>
+                <w:b w:val="false"/>
+                <w:u w:val="none"/>
+                <w:strike w:val="false"/>
+                <w:sz w:val="18"/>
+                <w:szCs w:val="18"/>
+                <w:color w:val="000000"/>
+              </w:rPr>
+              <w:t xml:space="preserve">759 (82%)</w:t>
+            </w:r>
+          </w:p>
+        </w:tc>
+        <w:tc>
+          <w:tcPr>
+            <w:tcBorders>
+              <w:bottom w:val="none" w:sz="0" w:space="0" w:color="000000"/>
+              <w:top w:val="none" w:sz="0" w:space="0" w:color="000000"/>
+              <w:left w:val="none" w:sz="0" w:space="0" w:color="000000"/>
+              <w:right w:val="none" w:sz="0" w:space="0" w:color="000000"/>
+            </w:tcBorders>
+            <w:shd w:val="clear" w:color="auto" w:fill="FFFFFF"/>
+            <w:tcMar>
+              <w:top w:w="0" w:type="dxa"/>
+              <w:bottom w:w="0" w:type="dxa"/>
+              <w:left w:w="0" w:type="dxa"/>
+              <w:right w:w="0" w:type="dxa"/>
+            </w:tcMar>
+            <w:vAlign w:val="center"/>
+          </w:tcPr>
+          <w:p>
+            <w:pPr>
+              <w:pStyle w:val="Normal"/>
+              <w:jc w:val="center"/>
+              <w:pBdr>
+                <w:bottom w:val="none" w:sz="0" w:space="0" w:color="000000"/>
+                <w:top w:val="none" w:sz="0" w:space="0" w:color="000000"/>
+                <w:left w:val="none" w:sz="0" w:space="0" w:color="000000"/>
+                <w:right w:val="none" w:sz="0" w:space="0" w:color="000000"/>
+              </w:pBdr>
+              <w:spacing w:after="20" w:before="0" w:line="240"/>
+              <w:ind w:left="0" w:right="120" w:firstLine="0" w:firstLineChars="0"/>
+              <w:rPr>
+                <w:rFonts w:ascii="Arial" w:hAnsi="Arial" w:eastAsia="Arial" w:cs="Arial"/>
+                <w:i w:val="false"/>
+                <w:b w:val="false"/>
+                <w:u w:val="none"/>
+                <w:strike w:val="false"/>
+                <w:sz w:val="18"/>
+                <w:szCs w:val="18"/>
+                <w:color w:val="000000"/>
+              </w:rPr>
+            </w:pPr>
+            <w:r>
+              <w:rPr>
+                <w:rFonts w:ascii="Arial" w:hAnsi="Arial" w:eastAsia="Arial" w:cs="Arial"/>
+                <w:i w:val="false"/>
+                <w:b w:val="false"/>
+                <w:u w:val="none"/>
+                <w:strike w:val="false"/>
+                <w:sz w:val="18"/>
+                <w:szCs w:val="18"/>
+                <w:color w:val="000000"/>
+              </w:rPr>
+              <w:t xml:space="preserve">-</w:t>
+            </w:r>
+          </w:p>
+        </w:tc>
+      </w:tr>
+      <w:tr>
+        <w:trPr>
+          <w:trHeight w:val="270" w:hRule="exact"/>
+        </w:trPr>
+        <w:tc>
+          <w:tcPr>
+            <w:tcBorders>
+              <w:bottom w:val="none" w:sz="0" w:space="0" w:color="000000"/>
+              <w:top w:val="none" w:sz="0" w:space="0" w:color="000000"/>
+              <w:left w:val="none" w:sz="0" w:space="0" w:color="000000"/>
+              <w:right w:val="none" w:sz="0" w:space="0" w:color="000000"/>
+            </w:tcBorders>
+            <w:shd w:val="clear" w:color="auto" w:fill="FFFFFF"/>
+            <w:tcMar>
+              <w:top w:w="0" w:type="dxa"/>
+              <w:bottom w:w="0" w:type="dxa"/>
+              <w:left w:w="0" w:type="dxa"/>
+              <w:right w:w="0" w:type="dxa"/>
+            </w:tcMar>
+            <w:vAlign w:val="center"/>
+          </w:tcPr>
+          <w:p>
+            <w:pPr>
+              <w:pStyle w:val="Normal"/>
+              <w:jc w:val="left"/>
+              <w:pBdr>
+                <w:bottom w:val="none" w:sz="0" w:space="0" w:color="000000"/>
+                <w:top w:val="none" w:sz="0" w:space="0" w:color="000000"/>
+                <w:left w:val="none" w:sz="0" w:space="0" w:color="000000"/>
+                <w:right w:val="none" w:sz="0" w:space="0" w:color="000000"/>
+              </w:pBdr>
+              <w:spacing w:after="20" w:before="0" w:line="240"/>
+              <w:ind w:left="300" w:right="120" w:firstLine="0" w:firstLineChars="0"/>
+              <w:rPr>
+                <w:rFonts w:ascii="Arial" w:hAnsi="Arial" w:eastAsia="Arial" w:cs="Arial"/>
+                <w:i w:val="true"/>
+                <w:b w:val="false"/>
+                <w:u w:val="none"/>
+                <w:strike w:val="false"/>
+                <w:sz w:val="18"/>
+                <w:szCs w:val="18"/>
+                <w:color w:val="000000"/>
+              </w:rPr>
+            </w:pPr>
+            <w:r>
+              <w:rPr>
+                <w:rFonts w:ascii="Arial" w:hAnsi="Arial" w:eastAsia="Arial" w:cs="Arial"/>
+                <w:i w:val="true"/>
+                <w:b w:val="false"/>
+                <w:u w:val="none"/>
+                <w:strike w:val="false"/>
+                <w:sz w:val="18"/>
+                <w:szCs w:val="18"/>
+                <w:color w:val="000000"/>
+              </w:rPr>
+              <w:t xml:space="preserve">Contiguous Structures</w:t>
             </w:r>
           </w:p>
         </w:tc>
@@ -6998,7 +7172,7 @@
                 <w:szCs w:val="18"/>
                 <w:color w:val="000000"/>
               </w:rPr>
-              <w:t xml:space="preserve">No recurrence</w:t>
+              <w:t xml:space="preserve">No Recurrence</w:t>
             </w:r>
           </w:p>
         </w:tc>

--- a/development/tools/run-vignette/tables/Tern_3_group.docx
+++ b/development/tools/run-vignette/tables/Tern_3_group.docx
@@ -21,6 +21,7 @@
           <w:trHeight w:val="842" w:hRule="auto"/>
           <w:tblHeader/>
         </w:trPr>
+        header 1
         <w:tc>
           <w:tcPr>
             <w:tcBorders>
@@ -40,7 +41,6 @@
           </w:tcPr>
           <w:p>
             <w:pPr>
-              <w:pStyle w:val="Normal"/>
               <w:jc w:val="left"/>
               <w:pBdr>
                 <w:bottom w:val="none" w:sz="0" w:space="0" w:color="000000"/>
@@ -121,7 +121,6 @@
           </w:tcPr>
           <w:p>
             <w:pPr>
-              <w:pStyle w:val="Normal"/>
               <w:jc w:val="center"/>
               <w:pBdr>
                 <w:bottom w:val="none" w:sz="0" w:space="0" w:color="000000"/>
@@ -202,7 +201,6 @@
           </w:tcPr>
           <w:p>
             <w:pPr>
-              <w:pStyle w:val="Normal"/>
               <w:jc w:val="center"/>
               <w:pBdr>
                 <w:bottom w:val="none" w:sz="0" w:space="0" w:color="000000"/>
@@ -283,7 +281,6 @@
           </w:tcPr>
           <w:p>
             <w:pPr>
-              <w:pStyle w:val="Normal"/>
               <w:jc w:val="center"/>
               <w:pBdr>
                 <w:bottom w:val="none" w:sz="0" w:space="0" w:color="000000"/>
@@ -390,7 +387,6 @@
           </w:tcPr>
           <w:p>
             <w:pPr>
-              <w:pStyle w:val="Normal"/>
               <w:jc w:val="center"/>
               <w:pBdr>
                 <w:bottom w:val="none" w:sz="0" w:space="0" w:color="000000"/>
@@ -471,7 +467,6 @@
           </w:tcPr>
           <w:p>
             <w:pPr>
-              <w:pStyle w:val="Normal"/>
               <w:jc w:val="center"/>
               <w:pBdr>
                 <w:bottom w:val="none" w:sz="0" w:space="0" w:color="000000"/>
@@ -512,6 +507,7 @@
         <w:trPr>
           <w:trHeight w:val="369" w:hRule="exact"/>
         </w:trPr>
+        body 1
         <w:tc>
           <w:tcPr>
             <w:gridSpan w:val="6"/>
@@ -532,7 +528,6 @@
           </w:tcPr>
           <w:p>
             <w:pPr>
-              <w:pStyle w:val="Normal"/>
               <w:jc w:val="left"/>
               <w:pBdr>
                 <w:bottom w:val="none" w:sz="0" w:space="0" w:color="000000"/>
@@ -573,6 +568,7 @@
         <w:trPr>
           <w:trHeight w:val="270" w:hRule="exact"/>
         </w:trPr>
+        body 2
         <w:tc>
           <w:tcPr>
             <w:tcBorders>
@@ -592,7 +588,6 @@
           </w:tcPr>
           <w:p>
             <w:pPr>
-              <w:pStyle w:val="Normal"/>
               <w:jc w:val="left"/>
               <w:pBdr>
                 <w:bottom w:val="none" w:sz="0" w:space="0" w:color="000000"/>
@@ -647,7 +642,6 @@
           </w:tcPr>
           <w:p>
             <w:pPr>
-              <w:pStyle w:val="Normal"/>
               <w:jc w:val="center"/>
               <w:pBdr>
                 <w:bottom w:val="none" w:sz="0" w:space="0" w:color="000000"/>
@@ -702,7 +696,6 @@
           </w:tcPr>
           <w:p>
             <w:pPr>
-              <w:pStyle w:val="Normal"/>
               <w:jc w:val="center"/>
               <w:pBdr>
                 <w:bottom w:val="none" w:sz="0" w:space="0" w:color="000000"/>
@@ -757,7 +750,6 @@
           </w:tcPr>
           <w:p>
             <w:pPr>
-              <w:pStyle w:val="Normal"/>
               <w:jc w:val="center"/>
               <w:pBdr>
                 <w:bottom w:val="none" w:sz="0" w:space="0" w:color="000000"/>
@@ -812,7 +804,6 @@
           </w:tcPr>
           <w:p>
             <w:pPr>
-              <w:pStyle w:val="Normal"/>
               <w:jc w:val="center"/>
               <w:pBdr>
                 <w:bottom w:val="none" w:sz="0" w:space="0" w:color="000000"/>
@@ -867,7 +858,6 @@
           </w:tcPr>
           <w:p>
             <w:pPr>
-              <w:pStyle w:val="Normal"/>
               <w:jc w:val="center"/>
               <w:pBdr>
                 <w:bottom w:val="none" w:sz="0" w:space="0" w:color="000000"/>
@@ -908,26 +898,26 @@
         <w:trPr>
           <w:trHeight w:val="270" w:hRule="exact"/>
         </w:trPr>
-        <w:tc>
-          <w:tcPr>
-            <w:tcBorders>
-              <w:bottom w:val="none" w:sz="0" w:space="0" w:color="000000"/>
-              <w:top w:val="none" w:sz="0" w:space="0" w:color="000000"/>
-              <w:left w:val="none" w:sz="0" w:space="0" w:color="000000"/>
-              <w:right w:val="none" w:sz="0" w:space="0" w:color="000000"/>
-            </w:tcBorders>
-            <w:shd w:val="clear" w:color="auto" w:fill="FFFFFF"/>
-            <w:tcMar>
-              <w:top w:w="0" w:type="dxa"/>
-              <w:bottom w:w="0" w:type="dxa"/>
-              <w:left w:w="0" w:type="dxa"/>
-              <w:right w:w="0" w:type="dxa"/>
-            </w:tcMar>
-            <w:vAlign w:val="center"/>
-          </w:tcPr>
-          <w:p>
-            <w:pPr>
-              <w:pStyle w:val="Normal"/>
+        body 3
+        <w:tc>
+          <w:tcPr>
+            <w:tcBorders>
+              <w:bottom w:val="none" w:sz="0" w:space="0" w:color="000000"/>
+              <w:top w:val="none" w:sz="0" w:space="0" w:color="000000"/>
+              <w:left w:val="none" w:sz="0" w:space="0" w:color="000000"/>
+              <w:right w:val="none" w:sz="0" w:space="0" w:color="000000"/>
+            </w:tcBorders>
+            <w:shd w:val="clear" w:color="auto" w:fill="FFFFFF"/>
+            <w:tcMar>
+              <w:top w:w="0" w:type="dxa"/>
+              <w:bottom w:w="0" w:type="dxa"/>
+              <w:left w:w="0" w:type="dxa"/>
+              <w:right w:w="0" w:type="dxa"/>
+            </w:tcMar>
+            <w:vAlign w:val="center"/>
+          </w:tcPr>
+          <w:p>
+            <w:pPr>
               <w:jc w:val="left"/>
               <w:pBdr>
                 <w:bottom w:val="none" w:sz="0" w:space="0" w:color="000000"/>
@@ -982,7 +972,6 @@
           </w:tcPr>
           <w:p>
             <w:pPr>
-              <w:pStyle w:val="Normal"/>
               <w:jc w:val="center"/>
               <w:pBdr>
                 <w:bottom w:val="none" w:sz="0" w:space="0" w:color="000000"/>
@@ -1037,7 +1026,6 @@
           </w:tcPr>
           <w:p>
             <w:pPr>
-              <w:pStyle w:val="Normal"/>
               <w:jc w:val="center"/>
               <w:pBdr>
                 <w:bottom w:val="none" w:sz="0" w:space="0" w:color="000000"/>
@@ -1092,7 +1080,6 @@
           </w:tcPr>
           <w:p>
             <w:pPr>
-              <w:pStyle w:val="Normal"/>
               <w:jc w:val="center"/>
               <w:pBdr>
                 <w:bottom w:val="none" w:sz="0" w:space="0" w:color="000000"/>
@@ -1147,7 +1134,6 @@
           </w:tcPr>
           <w:p>
             <w:pPr>
-              <w:pStyle w:val="Normal"/>
               <w:jc w:val="center"/>
               <w:pBdr>
                 <w:bottom w:val="none" w:sz="0" w:space="0" w:color="000000"/>
@@ -1202,7 +1188,6 @@
           </w:tcPr>
           <w:p>
             <w:pPr>
-              <w:pStyle w:val="Normal"/>
               <w:jc w:val="center"/>
               <w:pBdr>
                 <w:bottom w:val="none" w:sz="0" w:space="0" w:color="000000"/>
@@ -1243,26 +1228,26 @@
         <w:trPr>
           <w:trHeight w:val="270" w:hRule="exact"/>
         </w:trPr>
-        <w:tc>
-          <w:tcPr>
-            <w:tcBorders>
-              <w:bottom w:val="none" w:sz="0" w:space="0" w:color="000000"/>
-              <w:top w:val="none" w:sz="0" w:space="0" w:color="000000"/>
-              <w:left w:val="none" w:sz="0" w:space="0" w:color="000000"/>
-              <w:right w:val="none" w:sz="0" w:space="0" w:color="000000"/>
-            </w:tcBorders>
-            <w:shd w:val="clear" w:color="auto" w:fill="FFFFFF"/>
-            <w:tcMar>
-              <w:top w:w="0" w:type="dxa"/>
-              <w:bottom w:w="0" w:type="dxa"/>
-              <w:left w:w="0" w:type="dxa"/>
-              <w:right w:w="0" w:type="dxa"/>
-            </w:tcMar>
-            <w:vAlign w:val="center"/>
-          </w:tcPr>
-          <w:p>
-            <w:pPr>
-              <w:pStyle w:val="Normal"/>
+        body 4
+        <w:tc>
+          <w:tcPr>
+            <w:tcBorders>
+              <w:bottom w:val="none" w:sz="0" w:space="0" w:color="000000"/>
+              <w:top w:val="none" w:sz="0" w:space="0" w:color="000000"/>
+              <w:left w:val="none" w:sz="0" w:space="0" w:color="000000"/>
+              <w:right w:val="none" w:sz="0" w:space="0" w:color="000000"/>
+            </w:tcBorders>
+            <w:shd w:val="clear" w:color="auto" w:fill="FFFFFF"/>
+            <w:tcMar>
+              <w:top w:w="0" w:type="dxa"/>
+              <w:bottom w:w="0" w:type="dxa"/>
+              <w:left w:w="0" w:type="dxa"/>
+              <w:right w:w="0" w:type="dxa"/>
+            </w:tcMar>
+            <w:vAlign w:val="center"/>
+          </w:tcPr>
+          <w:p>
+            <w:pPr>
               <w:jc w:val="left"/>
               <w:pBdr>
                 <w:bottom w:val="none" w:sz="0" w:space="0" w:color="000000"/>
@@ -1317,7 +1302,6 @@
           </w:tcPr>
           <w:p>
             <w:pPr>
-              <w:pStyle w:val="Normal"/>
               <w:jc w:val="center"/>
               <w:pBdr>
                 <w:bottom w:val="none" w:sz="0" w:space="0" w:color="000000"/>
@@ -1372,7 +1356,6 @@
           </w:tcPr>
           <w:p>
             <w:pPr>
-              <w:pStyle w:val="Normal"/>
               <w:jc w:val="center"/>
               <w:pBdr>
                 <w:bottom w:val="none" w:sz="0" w:space="0" w:color="000000"/>
@@ -1427,7 +1410,6 @@
           </w:tcPr>
           <w:p>
             <w:pPr>
-              <w:pStyle w:val="Normal"/>
               <w:jc w:val="center"/>
               <w:pBdr>
                 <w:bottom w:val="none" w:sz="0" w:space="0" w:color="000000"/>
@@ -1482,7 +1464,6 @@
           </w:tcPr>
           <w:p>
             <w:pPr>
-              <w:pStyle w:val="Normal"/>
               <w:jc w:val="center"/>
               <w:pBdr>
                 <w:bottom w:val="none" w:sz="0" w:space="0" w:color="000000"/>
@@ -1537,7 +1518,6 @@
           </w:tcPr>
           <w:p>
             <w:pPr>
-              <w:pStyle w:val="Normal"/>
               <w:jc w:val="center"/>
               <w:pBdr>
                 <w:bottom w:val="none" w:sz="0" w:space="0" w:color="000000"/>
@@ -1578,26 +1558,26 @@
         <w:trPr>
           <w:trHeight w:val="270" w:hRule="exact"/>
         </w:trPr>
-        <w:tc>
-          <w:tcPr>
-            <w:tcBorders>
-              <w:bottom w:val="none" w:sz="0" w:space="0" w:color="000000"/>
-              <w:top w:val="none" w:sz="0" w:space="0" w:color="000000"/>
-              <w:left w:val="none" w:sz="0" w:space="0" w:color="000000"/>
-              <w:right w:val="none" w:sz="0" w:space="0" w:color="000000"/>
-            </w:tcBorders>
-            <w:shd w:val="clear" w:color="auto" w:fill="FFFFFF"/>
-            <w:tcMar>
-              <w:top w:w="0" w:type="dxa"/>
-              <w:bottom w:w="0" w:type="dxa"/>
-              <w:left w:w="0" w:type="dxa"/>
-              <w:right w:w="0" w:type="dxa"/>
-            </w:tcMar>
-            <w:vAlign w:val="center"/>
-          </w:tcPr>
-          <w:p>
-            <w:pPr>
-              <w:pStyle w:val="Normal"/>
+        body 5
+        <w:tc>
+          <w:tcPr>
+            <w:tcBorders>
+              <w:bottom w:val="none" w:sz="0" w:space="0" w:color="000000"/>
+              <w:top w:val="none" w:sz="0" w:space="0" w:color="000000"/>
+              <w:left w:val="none" w:sz="0" w:space="0" w:color="000000"/>
+              <w:right w:val="none" w:sz="0" w:space="0" w:color="000000"/>
+            </w:tcBorders>
+            <w:shd w:val="clear" w:color="auto" w:fill="FFFFFF"/>
+            <w:tcMar>
+              <w:top w:w="0" w:type="dxa"/>
+              <w:bottom w:w="0" w:type="dxa"/>
+              <w:left w:w="0" w:type="dxa"/>
+              <w:right w:w="0" w:type="dxa"/>
+            </w:tcMar>
+            <w:vAlign w:val="center"/>
+          </w:tcPr>
+          <w:p>
+            <w:pPr>
               <w:jc w:val="left"/>
               <w:pBdr>
                 <w:bottom w:val="none" w:sz="0" w:space="0" w:color="000000"/>
@@ -1652,7 +1632,6 @@
           </w:tcPr>
           <w:p>
             <w:pPr>
-              <w:pStyle w:val="Normal"/>
               <w:jc w:val="center"/>
               <w:pBdr>
                 <w:bottom w:val="none" w:sz="0" w:space="0" w:color="000000"/>
@@ -1707,7 +1686,6 @@
           </w:tcPr>
           <w:p>
             <w:pPr>
-              <w:pStyle w:val="Normal"/>
               <w:jc w:val="center"/>
               <w:pBdr>
                 <w:bottom w:val="none" w:sz="0" w:space="0" w:color="000000"/>
@@ -1762,7 +1740,6 @@
           </w:tcPr>
           <w:p>
             <w:pPr>
-              <w:pStyle w:val="Normal"/>
               <w:jc w:val="center"/>
               <w:pBdr>
                 <w:bottom w:val="none" w:sz="0" w:space="0" w:color="000000"/>
@@ -1817,7 +1794,6 @@
           </w:tcPr>
           <w:p>
             <w:pPr>
-              <w:pStyle w:val="Normal"/>
               <w:jc w:val="center"/>
               <w:pBdr>
                 <w:bottom w:val="none" w:sz="0" w:space="0" w:color="000000"/>
@@ -1872,7 +1848,6 @@
           </w:tcPr>
           <w:p>
             <w:pPr>
-              <w:pStyle w:val="Normal"/>
               <w:jc w:val="center"/>
               <w:pBdr>
                 <w:bottom w:val="none" w:sz="0" w:space="0" w:color="000000"/>
@@ -1913,6 +1888,7 @@
         <w:trPr>
           <w:trHeight w:val="369" w:hRule="exact"/>
         </w:trPr>
+        body 6
         <w:tc>
           <w:tcPr>
             <w:gridSpan w:val="6"/>
@@ -1933,7 +1909,6 @@
           </w:tcPr>
           <w:p>
             <w:pPr>
-              <w:pStyle w:val="Normal"/>
               <w:jc w:val="left"/>
               <w:pBdr>
                 <w:bottom w:val="none" w:sz="0" w:space="0" w:color="000000"/>
@@ -1974,6 +1949,7 @@
         <w:trPr>
           <w:trHeight w:val="270" w:hRule="exact"/>
         </w:trPr>
+        body 7
         <w:tc>
           <w:tcPr>
             <w:tcBorders>
@@ -1993,7 +1969,6 @@
           </w:tcPr>
           <w:p>
             <w:pPr>
-              <w:pStyle w:val="Normal"/>
               <w:jc w:val="left"/>
               <w:pBdr>
                 <w:bottom w:val="none" w:sz="0" w:space="0" w:color="000000"/>
@@ -2048,7 +2023,6 @@
           </w:tcPr>
           <w:p>
             <w:pPr>
-              <w:pStyle w:val="Normal"/>
               <w:jc w:val="center"/>
               <w:pBdr>
                 <w:bottom w:val="none" w:sz="0" w:space="0" w:color="000000"/>
@@ -2103,7 +2077,6 @@
           </w:tcPr>
           <w:p>
             <w:pPr>
-              <w:pStyle w:val="Normal"/>
               <w:jc w:val="center"/>
               <w:pBdr>
                 <w:bottom w:val="none" w:sz="0" w:space="0" w:color="000000"/>
@@ -2158,7 +2131,6 @@
           </w:tcPr>
           <w:p>
             <w:pPr>
-              <w:pStyle w:val="Normal"/>
               <w:jc w:val="center"/>
               <w:pBdr>
                 <w:bottom w:val="none" w:sz="0" w:space="0" w:color="000000"/>
@@ -2213,7 +2185,6 @@
           </w:tcPr>
           <w:p>
             <w:pPr>
-              <w:pStyle w:val="Normal"/>
               <w:jc w:val="center"/>
               <w:pBdr>
                 <w:bottom w:val="none" w:sz="0" w:space="0" w:color="000000"/>
@@ -2268,7 +2239,6 @@
           </w:tcPr>
           <w:p>
             <w:pPr>
-              <w:pStyle w:val="Normal"/>
               <w:jc w:val="center"/>
               <w:pBdr>
                 <w:bottom w:val="none" w:sz="0" w:space="0" w:color="000000"/>
@@ -2309,26 +2279,26 @@
         <w:trPr>
           <w:trHeight w:val="270" w:hRule="exact"/>
         </w:trPr>
-        <w:tc>
-          <w:tcPr>
-            <w:tcBorders>
-              <w:bottom w:val="none" w:sz="0" w:space="0" w:color="000000"/>
-              <w:top w:val="none" w:sz="0" w:space="0" w:color="000000"/>
-              <w:left w:val="none" w:sz="0" w:space="0" w:color="000000"/>
-              <w:right w:val="none" w:sz="0" w:space="0" w:color="000000"/>
-            </w:tcBorders>
-            <w:shd w:val="clear" w:color="auto" w:fill="FFFFFF"/>
-            <w:tcMar>
-              <w:top w:w="0" w:type="dxa"/>
-              <w:bottom w:w="0" w:type="dxa"/>
-              <w:left w:w="0" w:type="dxa"/>
-              <w:right w:w="0" w:type="dxa"/>
-            </w:tcMar>
-            <w:vAlign w:val="center"/>
-          </w:tcPr>
-          <w:p>
-            <w:pPr>
-              <w:pStyle w:val="Normal"/>
+        body 8
+        <w:tc>
+          <w:tcPr>
+            <w:tcBorders>
+              <w:bottom w:val="none" w:sz="0" w:space="0" w:color="000000"/>
+              <w:top w:val="none" w:sz="0" w:space="0" w:color="000000"/>
+              <w:left w:val="none" w:sz="0" w:space="0" w:color="000000"/>
+              <w:right w:val="none" w:sz="0" w:space="0" w:color="000000"/>
+            </w:tcBorders>
+            <w:shd w:val="clear" w:color="auto" w:fill="FFFFFF"/>
+            <w:tcMar>
+              <w:top w:w="0" w:type="dxa"/>
+              <w:bottom w:w="0" w:type="dxa"/>
+              <w:left w:w="0" w:type="dxa"/>
+              <w:right w:w="0" w:type="dxa"/>
+            </w:tcMar>
+            <w:vAlign w:val="center"/>
+          </w:tcPr>
+          <w:p>
+            <w:pPr>
               <w:jc w:val="left"/>
               <w:pBdr>
                 <w:bottom w:val="none" w:sz="0" w:space="0" w:color="000000"/>
@@ -2383,7 +2353,6 @@
           </w:tcPr>
           <w:p>
             <w:pPr>
-              <w:pStyle w:val="Normal"/>
               <w:jc w:val="center"/>
               <w:pBdr>
                 <w:bottom w:val="none" w:sz="0" w:space="0" w:color="000000"/>
@@ -2438,7 +2407,6 @@
           </w:tcPr>
           <w:p>
             <w:pPr>
-              <w:pStyle w:val="Normal"/>
               <w:jc w:val="center"/>
               <w:pBdr>
                 <w:bottom w:val="none" w:sz="0" w:space="0" w:color="000000"/>
@@ -2493,7 +2461,6 @@
           </w:tcPr>
           <w:p>
             <w:pPr>
-              <w:pStyle w:val="Normal"/>
               <w:jc w:val="center"/>
               <w:pBdr>
                 <w:bottom w:val="none" w:sz="0" w:space="0" w:color="000000"/>
@@ -2548,7 +2515,6 @@
           </w:tcPr>
           <w:p>
             <w:pPr>
-              <w:pStyle w:val="Normal"/>
               <w:jc w:val="center"/>
               <w:pBdr>
                 <w:bottom w:val="none" w:sz="0" w:space="0" w:color="000000"/>
@@ -2603,7 +2569,6 @@
           </w:tcPr>
           <w:p>
             <w:pPr>
-              <w:pStyle w:val="Normal"/>
               <w:jc w:val="center"/>
               <w:pBdr>
                 <w:bottom w:val="none" w:sz="0" w:space="0" w:color="000000"/>
@@ -2644,6 +2609,7 @@
         <w:trPr>
           <w:trHeight w:val="369" w:hRule="exact"/>
         </w:trPr>
+        body 9
         <w:tc>
           <w:tcPr>
             <w:gridSpan w:val="6"/>
@@ -2664,7 +2630,6 @@
           </w:tcPr>
           <w:p>
             <w:pPr>
-              <w:pStyle w:val="Normal"/>
               <w:jc w:val="left"/>
               <w:pBdr>
                 <w:bottom w:val="none" w:sz="0" w:space="0" w:color="000000"/>
@@ -2705,6 +2670,7 @@
         <w:trPr>
           <w:trHeight w:val="270" w:hRule="exact"/>
         </w:trPr>
+        body10
         <w:tc>
           <w:tcPr>
             <w:tcBorders>
@@ -2724,7 +2690,6 @@
           </w:tcPr>
           <w:p>
             <w:pPr>
-              <w:pStyle w:val="Normal"/>
               <w:jc w:val="left"/>
               <w:pBdr>
                 <w:bottom w:val="none" w:sz="0" w:space="0" w:color="000000"/>
@@ -2779,7 +2744,6 @@
           </w:tcPr>
           <w:p>
             <w:pPr>
-              <w:pStyle w:val="Normal"/>
               <w:jc w:val="center"/>
               <w:pBdr>
                 <w:bottom w:val="none" w:sz="0" w:space="0" w:color="000000"/>
@@ -2834,7 +2798,6 @@
           </w:tcPr>
           <w:p>
             <w:pPr>
-              <w:pStyle w:val="Normal"/>
               <w:jc w:val="center"/>
               <w:pBdr>
                 <w:bottom w:val="none" w:sz="0" w:space="0" w:color="000000"/>
@@ -2889,7 +2852,6 @@
           </w:tcPr>
           <w:p>
             <w:pPr>
-              <w:pStyle w:val="Normal"/>
               <w:jc w:val="center"/>
               <w:pBdr>
                 <w:bottom w:val="none" w:sz="0" w:space="0" w:color="000000"/>
@@ -2944,7 +2906,6 @@
           </w:tcPr>
           <w:p>
             <w:pPr>
-              <w:pStyle w:val="Normal"/>
               <w:jc w:val="center"/>
               <w:pBdr>
                 <w:bottom w:val="none" w:sz="0" w:space="0" w:color="000000"/>
@@ -2999,7 +2960,6 @@
           </w:tcPr>
           <w:p>
             <w:pPr>
-              <w:pStyle w:val="Normal"/>
               <w:jc w:val="center"/>
               <w:pBdr>
                 <w:bottom w:val="none" w:sz="0" w:space="0" w:color="000000"/>
@@ -3040,26 +3000,26 @@
         <w:trPr>
           <w:trHeight w:val="270" w:hRule="exact"/>
         </w:trPr>
-        <w:tc>
-          <w:tcPr>
-            <w:tcBorders>
-              <w:bottom w:val="none" w:sz="0" w:space="0" w:color="000000"/>
-              <w:top w:val="none" w:sz="0" w:space="0" w:color="000000"/>
-              <w:left w:val="none" w:sz="0" w:space="0" w:color="000000"/>
-              <w:right w:val="none" w:sz="0" w:space="0" w:color="000000"/>
-            </w:tcBorders>
-            <w:shd w:val="clear" w:color="auto" w:fill="FFFFFF"/>
-            <w:tcMar>
-              <w:top w:w="0" w:type="dxa"/>
-              <w:bottom w:w="0" w:type="dxa"/>
-              <w:left w:w="0" w:type="dxa"/>
-              <w:right w:w="0" w:type="dxa"/>
-            </w:tcMar>
-            <w:vAlign w:val="center"/>
-          </w:tcPr>
-          <w:p>
-            <w:pPr>
-              <w:pStyle w:val="Normal"/>
+        body11
+        <w:tc>
+          <w:tcPr>
+            <w:tcBorders>
+              <w:bottom w:val="none" w:sz="0" w:space="0" w:color="000000"/>
+              <w:top w:val="none" w:sz="0" w:space="0" w:color="000000"/>
+              <w:left w:val="none" w:sz="0" w:space="0" w:color="000000"/>
+              <w:right w:val="none" w:sz="0" w:space="0" w:color="000000"/>
+            </w:tcBorders>
+            <w:shd w:val="clear" w:color="auto" w:fill="FFFFFF"/>
+            <w:tcMar>
+              <w:top w:w="0" w:type="dxa"/>
+              <w:bottom w:w="0" w:type="dxa"/>
+              <w:left w:w="0" w:type="dxa"/>
+              <w:right w:w="0" w:type="dxa"/>
+            </w:tcMar>
+            <w:vAlign w:val="center"/>
+          </w:tcPr>
+          <w:p>
+            <w:pPr>
               <w:jc w:val="left"/>
               <w:pBdr>
                 <w:bottom w:val="none" w:sz="0" w:space="0" w:color="000000"/>
@@ -3114,7 +3074,6 @@
           </w:tcPr>
           <w:p>
             <w:pPr>
-              <w:pStyle w:val="Normal"/>
               <w:jc w:val="center"/>
               <w:pBdr>
                 <w:bottom w:val="none" w:sz="0" w:space="0" w:color="000000"/>
@@ -3169,7 +3128,6 @@
           </w:tcPr>
           <w:p>
             <w:pPr>
-              <w:pStyle w:val="Normal"/>
               <w:jc w:val="center"/>
               <w:pBdr>
                 <w:bottom w:val="none" w:sz="0" w:space="0" w:color="000000"/>
@@ -3224,7 +3182,6 @@
           </w:tcPr>
           <w:p>
             <w:pPr>
-              <w:pStyle w:val="Normal"/>
               <w:jc w:val="center"/>
               <w:pBdr>
                 <w:bottom w:val="none" w:sz="0" w:space="0" w:color="000000"/>
@@ -3279,7 +3236,6 @@
           </w:tcPr>
           <w:p>
             <w:pPr>
-              <w:pStyle w:val="Normal"/>
               <w:jc w:val="center"/>
               <w:pBdr>
                 <w:bottom w:val="none" w:sz="0" w:space="0" w:color="000000"/>
@@ -3334,7 +3290,6 @@
           </w:tcPr>
           <w:p>
             <w:pPr>
-              <w:pStyle w:val="Normal"/>
               <w:jc w:val="center"/>
               <w:pBdr>
                 <w:bottom w:val="none" w:sz="0" w:space="0" w:color="000000"/>
@@ -3375,26 +3330,26 @@
         <w:trPr>
           <w:trHeight w:val="270" w:hRule="exact"/>
         </w:trPr>
-        <w:tc>
-          <w:tcPr>
-            <w:tcBorders>
-              <w:bottom w:val="none" w:sz="0" w:space="0" w:color="000000"/>
-              <w:top w:val="none" w:sz="0" w:space="0" w:color="000000"/>
-              <w:left w:val="none" w:sz="0" w:space="0" w:color="000000"/>
-              <w:right w:val="none" w:sz="0" w:space="0" w:color="000000"/>
-            </w:tcBorders>
-            <w:shd w:val="clear" w:color="auto" w:fill="FFFFFF"/>
-            <w:tcMar>
-              <w:top w:w="0" w:type="dxa"/>
-              <w:bottom w:w="0" w:type="dxa"/>
-              <w:left w:w="0" w:type="dxa"/>
-              <w:right w:w="0" w:type="dxa"/>
-            </w:tcMar>
-            <w:vAlign w:val="center"/>
-          </w:tcPr>
-          <w:p>
-            <w:pPr>
-              <w:pStyle w:val="Normal"/>
+        body12
+        <w:tc>
+          <w:tcPr>
+            <w:tcBorders>
+              <w:bottom w:val="none" w:sz="0" w:space="0" w:color="000000"/>
+              <w:top w:val="none" w:sz="0" w:space="0" w:color="000000"/>
+              <w:left w:val="none" w:sz="0" w:space="0" w:color="000000"/>
+              <w:right w:val="none" w:sz="0" w:space="0" w:color="000000"/>
+            </w:tcBorders>
+            <w:shd w:val="clear" w:color="auto" w:fill="FFFFFF"/>
+            <w:tcMar>
+              <w:top w:w="0" w:type="dxa"/>
+              <w:bottom w:w="0" w:type="dxa"/>
+              <w:left w:w="0" w:type="dxa"/>
+              <w:right w:w="0" w:type="dxa"/>
+            </w:tcMar>
+            <w:vAlign w:val="center"/>
+          </w:tcPr>
+          <w:p>
+            <w:pPr>
               <w:jc w:val="left"/>
               <w:pBdr>
                 <w:bottom w:val="none" w:sz="0" w:space="0" w:color="000000"/>
@@ -3449,7 +3404,6 @@
           </w:tcPr>
           <w:p>
             <w:pPr>
-              <w:pStyle w:val="Normal"/>
               <w:jc w:val="center"/>
               <w:pBdr>
                 <w:bottom w:val="none" w:sz="0" w:space="0" w:color="000000"/>
@@ -3504,7 +3458,6 @@
           </w:tcPr>
           <w:p>
             <w:pPr>
-              <w:pStyle w:val="Normal"/>
               <w:jc w:val="center"/>
               <w:pBdr>
                 <w:bottom w:val="none" w:sz="0" w:space="0" w:color="000000"/>
@@ -3559,7 +3512,6 @@
           </w:tcPr>
           <w:p>
             <w:pPr>
-              <w:pStyle w:val="Normal"/>
               <w:jc w:val="center"/>
               <w:pBdr>
                 <w:bottom w:val="none" w:sz="0" w:space="0" w:color="000000"/>
@@ -3614,7 +3566,6 @@
           </w:tcPr>
           <w:p>
             <w:pPr>
-              <w:pStyle w:val="Normal"/>
               <w:jc w:val="center"/>
               <w:pBdr>
                 <w:bottom w:val="none" w:sz="0" w:space="0" w:color="000000"/>
@@ -3669,7 +3620,6 @@
           </w:tcPr>
           <w:p>
             <w:pPr>
-              <w:pStyle w:val="Normal"/>
               <w:jc w:val="center"/>
               <w:pBdr>
                 <w:bottom w:val="none" w:sz="0" w:space="0" w:color="000000"/>
@@ -3710,26 +3660,26 @@
         <w:trPr>
           <w:trHeight w:val="270" w:hRule="exact"/>
         </w:trPr>
-        <w:tc>
-          <w:tcPr>
-            <w:tcBorders>
-              <w:bottom w:val="none" w:sz="0" w:space="0" w:color="000000"/>
-              <w:top w:val="none" w:sz="0" w:space="0" w:color="000000"/>
-              <w:left w:val="none" w:sz="0" w:space="0" w:color="000000"/>
-              <w:right w:val="none" w:sz="0" w:space="0" w:color="000000"/>
-            </w:tcBorders>
-            <w:shd w:val="clear" w:color="auto" w:fill="FFFFFF"/>
-            <w:tcMar>
-              <w:top w:w="0" w:type="dxa"/>
-              <w:bottom w:w="0" w:type="dxa"/>
-              <w:left w:w="0" w:type="dxa"/>
-              <w:right w:w="0" w:type="dxa"/>
-            </w:tcMar>
-            <w:vAlign w:val="center"/>
-          </w:tcPr>
-          <w:p>
-            <w:pPr>
-              <w:pStyle w:val="Normal"/>
+        body13
+        <w:tc>
+          <w:tcPr>
+            <w:tcBorders>
+              <w:bottom w:val="none" w:sz="0" w:space="0" w:color="000000"/>
+              <w:top w:val="none" w:sz="0" w:space="0" w:color="000000"/>
+              <w:left w:val="none" w:sz="0" w:space="0" w:color="000000"/>
+              <w:right w:val="none" w:sz="0" w:space="0" w:color="000000"/>
+            </w:tcBorders>
+            <w:shd w:val="clear" w:color="auto" w:fill="FFFFFF"/>
+            <w:tcMar>
+              <w:top w:w="0" w:type="dxa"/>
+              <w:bottom w:w="0" w:type="dxa"/>
+              <w:left w:w="0" w:type="dxa"/>
+              <w:right w:w="0" w:type="dxa"/>
+            </w:tcMar>
+            <w:vAlign w:val="center"/>
+          </w:tcPr>
+          <w:p>
+            <w:pPr>
               <w:jc w:val="left"/>
               <w:pBdr>
                 <w:bottom w:val="none" w:sz="0" w:space="0" w:color="000000"/>
@@ -3784,7 +3734,6 @@
           </w:tcPr>
           <w:p>
             <w:pPr>
-              <w:pStyle w:val="Normal"/>
               <w:jc w:val="center"/>
               <w:pBdr>
                 <w:bottom w:val="none" w:sz="0" w:space="0" w:color="000000"/>
@@ -3839,7 +3788,6 @@
           </w:tcPr>
           <w:p>
             <w:pPr>
-              <w:pStyle w:val="Normal"/>
               <w:jc w:val="center"/>
               <w:pBdr>
                 <w:bottom w:val="none" w:sz="0" w:space="0" w:color="000000"/>
@@ -3894,7 +3842,6 @@
           </w:tcPr>
           <w:p>
             <w:pPr>
-              <w:pStyle w:val="Normal"/>
               <w:jc w:val="center"/>
               <w:pBdr>
                 <w:bottom w:val="none" w:sz="0" w:space="0" w:color="000000"/>
@@ -3949,7 +3896,6 @@
           </w:tcPr>
           <w:p>
             <w:pPr>
-              <w:pStyle w:val="Normal"/>
               <w:jc w:val="center"/>
               <w:pBdr>
                 <w:bottom w:val="none" w:sz="0" w:space="0" w:color="000000"/>
@@ -4004,7 +3950,6 @@
           </w:tcPr>
           <w:p>
             <w:pPr>
-              <w:pStyle w:val="Normal"/>
               <w:jc w:val="center"/>
               <w:pBdr>
                 <w:bottom w:val="none" w:sz="0" w:space="0" w:color="000000"/>
@@ -4045,26 +3990,26 @@
         <w:trPr>
           <w:trHeight w:val="270" w:hRule="exact"/>
         </w:trPr>
-        <w:tc>
-          <w:tcPr>
-            <w:tcBorders>
-              <w:bottom w:val="none" w:sz="0" w:space="0" w:color="000000"/>
-              <w:top w:val="none" w:sz="0" w:space="0" w:color="000000"/>
-              <w:left w:val="none" w:sz="0" w:space="0" w:color="000000"/>
-              <w:right w:val="none" w:sz="0" w:space="0" w:color="000000"/>
-            </w:tcBorders>
-            <w:shd w:val="clear" w:color="auto" w:fill="FFFFFF"/>
-            <w:tcMar>
-              <w:top w:w="0" w:type="dxa"/>
-              <w:bottom w:w="0" w:type="dxa"/>
-              <w:left w:w="0" w:type="dxa"/>
-              <w:right w:w="0" w:type="dxa"/>
-            </w:tcMar>
-            <w:vAlign w:val="center"/>
-          </w:tcPr>
-          <w:p>
-            <w:pPr>
-              <w:pStyle w:val="Normal"/>
+        body14
+        <w:tc>
+          <w:tcPr>
+            <w:tcBorders>
+              <w:bottom w:val="none" w:sz="0" w:space="0" w:color="000000"/>
+              <w:top w:val="none" w:sz="0" w:space="0" w:color="000000"/>
+              <w:left w:val="none" w:sz="0" w:space="0" w:color="000000"/>
+              <w:right w:val="none" w:sz="0" w:space="0" w:color="000000"/>
+            </w:tcBorders>
+            <w:shd w:val="clear" w:color="auto" w:fill="FFFFFF"/>
+            <w:tcMar>
+              <w:top w:w="0" w:type="dxa"/>
+              <w:bottom w:w="0" w:type="dxa"/>
+              <w:left w:w="0" w:type="dxa"/>
+              <w:right w:w="0" w:type="dxa"/>
+            </w:tcMar>
+            <w:vAlign w:val="center"/>
+          </w:tcPr>
+          <w:p>
+            <w:pPr>
               <w:jc w:val="left"/>
               <w:pBdr>
                 <w:bottom w:val="none" w:sz="0" w:space="0" w:color="000000"/>
@@ -4119,7 +4064,6 @@
           </w:tcPr>
           <w:p>
             <w:pPr>
-              <w:pStyle w:val="Normal"/>
               <w:jc w:val="center"/>
               <w:pBdr>
                 <w:bottom w:val="none" w:sz="0" w:space="0" w:color="000000"/>
@@ -4174,7 +4118,6 @@
           </w:tcPr>
           <w:p>
             <w:pPr>
-              <w:pStyle w:val="Normal"/>
               <w:jc w:val="center"/>
               <w:pBdr>
                 <w:bottom w:val="none" w:sz="0" w:space="0" w:color="000000"/>
@@ -4229,7 +4172,6 @@
           </w:tcPr>
           <w:p>
             <w:pPr>
-              <w:pStyle w:val="Normal"/>
               <w:jc w:val="center"/>
               <w:pBdr>
                 <w:bottom w:val="none" w:sz="0" w:space="0" w:color="000000"/>
@@ -4284,7 +4226,6 @@
           </w:tcPr>
           <w:p>
             <w:pPr>
-              <w:pStyle w:val="Normal"/>
               <w:jc w:val="center"/>
               <w:pBdr>
                 <w:bottom w:val="none" w:sz="0" w:space="0" w:color="000000"/>
@@ -4339,7 +4280,6 @@
           </w:tcPr>
           <w:p>
             <w:pPr>
-              <w:pStyle w:val="Normal"/>
               <w:jc w:val="center"/>
               <w:pBdr>
                 <w:bottom w:val="none" w:sz="0" w:space="0" w:color="000000"/>
@@ -4380,26 +4320,26 @@
         <w:trPr>
           <w:trHeight w:val="270" w:hRule="exact"/>
         </w:trPr>
-        <w:tc>
-          <w:tcPr>
-            <w:tcBorders>
-              <w:bottom w:val="none" w:sz="0" w:space="0" w:color="000000"/>
-              <w:top w:val="none" w:sz="0" w:space="0" w:color="000000"/>
-              <w:left w:val="none" w:sz="0" w:space="0" w:color="000000"/>
-              <w:right w:val="none" w:sz="0" w:space="0" w:color="000000"/>
-            </w:tcBorders>
-            <w:shd w:val="clear" w:color="auto" w:fill="FFFFFF"/>
-            <w:tcMar>
-              <w:top w:w="0" w:type="dxa"/>
-              <w:bottom w:w="0" w:type="dxa"/>
-              <w:left w:w="0" w:type="dxa"/>
-              <w:right w:w="0" w:type="dxa"/>
-            </w:tcMar>
-            <w:vAlign w:val="center"/>
-          </w:tcPr>
-          <w:p>
-            <w:pPr>
-              <w:pStyle w:val="Normal"/>
+        body15
+        <w:tc>
+          <w:tcPr>
+            <w:tcBorders>
+              <w:bottom w:val="none" w:sz="0" w:space="0" w:color="000000"/>
+              <w:top w:val="none" w:sz="0" w:space="0" w:color="000000"/>
+              <w:left w:val="none" w:sz="0" w:space="0" w:color="000000"/>
+              <w:right w:val="none" w:sz="0" w:space="0" w:color="000000"/>
+            </w:tcBorders>
+            <w:shd w:val="clear" w:color="auto" w:fill="FFFFFF"/>
+            <w:tcMar>
+              <w:top w:w="0" w:type="dxa"/>
+              <w:bottom w:w="0" w:type="dxa"/>
+              <w:left w:w="0" w:type="dxa"/>
+              <w:right w:w="0" w:type="dxa"/>
+            </w:tcMar>
+            <w:vAlign w:val="center"/>
+          </w:tcPr>
+          <w:p>
+            <w:pPr>
               <w:jc w:val="left"/>
               <w:pBdr>
                 <w:bottom w:val="none" w:sz="0" w:space="0" w:color="000000"/>
@@ -4454,7 +4394,6 @@
           </w:tcPr>
           <w:p>
             <w:pPr>
-              <w:pStyle w:val="Normal"/>
               <w:jc w:val="center"/>
               <w:pBdr>
                 <w:bottom w:val="none" w:sz="0" w:space="0" w:color="000000"/>
@@ -4509,7 +4448,6 @@
           </w:tcPr>
           <w:p>
             <w:pPr>
-              <w:pStyle w:val="Normal"/>
               <w:jc w:val="center"/>
               <w:pBdr>
                 <w:bottom w:val="none" w:sz="0" w:space="0" w:color="000000"/>
@@ -4564,7 +4502,6 @@
           </w:tcPr>
           <w:p>
             <w:pPr>
-              <w:pStyle w:val="Normal"/>
               <w:jc w:val="center"/>
               <w:pBdr>
                 <w:bottom w:val="none" w:sz="0" w:space="0" w:color="000000"/>
@@ -4619,7 +4556,6 @@
           </w:tcPr>
           <w:p>
             <w:pPr>
-              <w:pStyle w:val="Normal"/>
               <w:jc w:val="center"/>
               <w:pBdr>
                 <w:bottom w:val="none" w:sz="0" w:space="0" w:color="000000"/>
@@ -4674,7 +4610,6 @@
           </w:tcPr>
           <w:p>
             <w:pPr>
-              <w:pStyle w:val="Normal"/>
               <w:jc w:val="center"/>
               <w:pBdr>
                 <w:bottom w:val="none" w:sz="0" w:space="0" w:color="000000"/>
@@ -4715,26 +4650,26 @@
         <w:trPr>
           <w:trHeight w:val="270" w:hRule="exact"/>
         </w:trPr>
-        <w:tc>
-          <w:tcPr>
-            <w:tcBorders>
-              <w:bottom w:val="none" w:sz="0" w:space="0" w:color="000000"/>
-              <w:top w:val="none" w:sz="0" w:space="0" w:color="000000"/>
-              <w:left w:val="none" w:sz="0" w:space="0" w:color="000000"/>
-              <w:right w:val="none" w:sz="0" w:space="0" w:color="000000"/>
-            </w:tcBorders>
-            <w:shd w:val="clear" w:color="auto" w:fill="FFFFFF"/>
-            <w:tcMar>
-              <w:top w:w="0" w:type="dxa"/>
-              <w:bottom w:w="0" w:type="dxa"/>
-              <w:left w:w="0" w:type="dxa"/>
-              <w:right w:w="0" w:type="dxa"/>
-            </w:tcMar>
-            <w:vAlign w:val="center"/>
-          </w:tcPr>
-          <w:p>
-            <w:pPr>
-              <w:pStyle w:val="Normal"/>
+        body16
+        <w:tc>
+          <w:tcPr>
+            <w:tcBorders>
+              <w:bottom w:val="none" w:sz="0" w:space="0" w:color="000000"/>
+              <w:top w:val="none" w:sz="0" w:space="0" w:color="000000"/>
+              <w:left w:val="none" w:sz="0" w:space="0" w:color="000000"/>
+              <w:right w:val="none" w:sz="0" w:space="0" w:color="000000"/>
+            </w:tcBorders>
+            <w:shd w:val="clear" w:color="auto" w:fill="FFFFFF"/>
+            <w:tcMar>
+              <w:top w:w="0" w:type="dxa"/>
+              <w:bottom w:w="0" w:type="dxa"/>
+              <w:left w:w="0" w:type="dxa"/>
+              <w:right w:w="0" w:type="dxa"/>
+            </w:tcMar>
+            <w:vAlign w:val="center"/>
+          </w:tcPr>
+          <w:p>
+            <w:pPr>
               <w:jc w:val="left"/>
               <w:pBdr>
                 <w:bottom w:val="none" w:sz="0" w:space="0" w:color="000000"/>
@@ -4789,7 +4724,6 @@
           </w:tcPr>
           <w:p>
             <w:pPr>
-              <w:pStyle w:val="Normal"/>
               <w:jc w:val="center"/>
               <w:pBdr>
                 <w:bottom w:val="none" w:sz="0" w:space="0" w:color="000000"/>
@@ -4844,7 +4778,6 @@
           </w:tcPr>
           <w:p>
             <w:pPr>
-              <w:pStyle w:val="Normal"/>
               <w:jc w:val="center"/>
               <w:pBdr>
                 <w:bottom w:val="none" w:sz="0" w:space="0" w:color="000000"/>
@@ -4899,7 +4832,6 @@
           </w:tcPr>
           <w:p>
             <w:pPr>
-              <w:pStyle w:val="Normal"/>
               <w:jc w:val="center"/>
               <w:pBdr>
                 <w:bottom w:val="none" w:sz="0" w:space="0" w:color="000000"/>
@@ -4954,7 +4886,6 @@
           </w:tcPr>
           <w:p>
             <w:pPr>
-              <w:pStyle w:val="Normal"/>
               <w:jc w:val="center"/>
               <w:pBdr>
                 <w:bottom w:val="none" w:sz="0" w:space="0" w:color="000000"/>
@@ -5009,7 +4940,6 @@
           </w:tcPr>
           <w:p>
             <w:pPr>
-              <w:pStyle w:val="Normal"/>
               <w:jc w:val="center"/>
               <w:pBdr>
                 <w:bottom w:val="none" w:sz="0" w:space="0" w:color="000000"/>
@@ -5050,26 +4980,26 @@
         <w:trPr>
           <w:trHeight w:val="270" w:hRule="exact"/>
         </w:trPr>
-        <w:tc>
-          <w:tcPr>
-            <w:tcBorders>
-              <w:bottom w:val="none" w:sz="0" w:space="0" w:color="000000"/>
-              <w:top w:val="none" w:sz="0" w:space="0" w:color="000000"/>
-              <w:left w:val="none" w:sz="0" w:space="0" w:color="000000"/>
-              <w:right w:val="none" w:sz="0" w:space="0" w:color="000000"/>
-            </w:tcBorders>
-            <w:shd w:val="clear" w:color="auto" w:fill="FFFFFF"/>
-            <w:tcMar>
-              <w:top w:w="0" w:type="dxa"/>
-              <w:bottom w:w="0" w:type="dxa"/>
-              <w:left w:w="0" w:type="dxa"/>
-              <w:right w:w="0" w:type="dxa"/>
-            </w:tcMar>
-            <w:vAlign w:val="center"/>
-          </w:tcPr>
-          <w:p>
-            <w:pPr>
-              <w:pStyle w:val="Normal"/>
+        body17
+        <w:tc>
+          <w:tcPr>
+            <w:tcBorders>
+              <w:bottom w:val="none" w:sz="0" w:space="0" w:color="000000"/>
+              <w:top w:val="none" w:sz="0" w:space="0" w:color="000000"/>
+              <w:left w:val="none" w:sz="0" w:space="0" w:color="000000"/>
+              <w:right w:val="none" w:sz="0" w:space="0" w:color="000000"/>
+            </w:tcBorders>
+            <w:shd w:val="clear" w:color="auto" w:fill="FFFFFF"/>
+            <w:tcMar>
+              <w:top w:w="0" w:type="dxa"/>
+              <w:bottom w:w="0" w:type="dxa"/>
+              <w:left w:w="0" w:type="dxa"/>
+              <w:right w:w="0" w:type="dxa"/>
+            </w:tcMar>
+            <w:vAlign w:val="center"/>
+          </w:tcPr>
+          <w:p>
+            <w:pPr>
               <w:jc w:val="left"/>
               <w:pBdr>
                 <w:bottom w:val="none" w:sz="0" w:space="0" w:color="000000"/>
@@ -5124,7 +5054,6 @@
           </w:tcPr>
           <w:p>
             <w:pPr>
-              <w:pStyle w:val="Normal"/>
               <w:jc w:val="center"/>
               <w:pBdr>
                 <w:bottom w:val="none" w:sz="0" w:space="0" w:color="000000"/>
@@ -5179,7 +5108,6 @@
           </w:tcPr>
           <w:p>
             <w:pPr>
-              <w:pStyle w:val="Normal"/>
               <w:jc w:val="center"/>
               <w:pBdr>
                 <w:bottom w:val="none" w:sz="0" w:space="0" w:color="000000"/>
@@ -5234,7 +5162,6 @@
           </w:tcPr>
           <w:p>
             <w:pPr>
-              <w:pStyle w:val="Normal"/>
               <w:jc w:val="center"/>
               <w:pBdr>
                 <w:bottom w:val="none" w:sz="0" w:space="0" w:color="000000"/>
@@ -5289,7 +5216,6 @@
           </w:tcPr>
           <w:p>
             <w:pPr>
-              <w:pStyle w:val="Normal"/>
               <w:jc w:val="center"/>
               <w:pBdr>
                 <w:bottom w:val="none" w:sz="0" w:space="0" w:color="000000"/>
@@ -5344,7 +5270,6 @@
           </w:tcPr>
           <w:p>
             <w:pPr>
-              <w:pStyle w:val="Normal"/>
               <w:jc w:val="center"/>
               <w:pBdr>
                 <w:bottom w:val="none" w:sz="0" w:space="0" w:color="000000"/>
@@ -5385,26 +5310,26 @@
         <w:trPr>
           <w:trHeight w:val="270" w:hRule="exact"/>
         </w:trPr>
-        <w:tc>
-          <w:tcPr>
-            <w:tcBorders>
-              <w:bottom w:val="none" w:sz="0" w:space="0" w:color="000000"/>
-              <w:top w:val="none" w:sz="0" w:space="0" w:color="000000"/>
-              <w:left w:val="none" w:sz="0" w:space="0" w:color="000000"/>
-              <w:right w:val="none" w:sz="0" w:space="0" w:color="000000"/>
-            </w:tcBorders>
-            <w:shd w:val="clear" w:color="auto" w:fill="FFFFFF"/>
-            <w:tcMar>
-              <w:top w:w="0" w:type="dxa"/>
-              <w:bottom w:w="0" w:type="dxa"/>
-              <w:left w:w="0" w:type="dxa"/>
-              <w:right w:w="0" w:type="dxa"/>
-            </w:tcMar>
-            <w:vAlign w:val="center"/>
-          </w:tcPr>
-          <w:p>
-            <w:pPr>
-              <w:pStyle w:val="Normal"/>
+        body18
+        <w:tc>
+          <w:tcPr>
+            <w:tcBorders>
+              <w:bottom w:val="none" w:sz="0" w:space="0" w:color="000000"/>
+              <w:top w:val="none" w:sz="0" w:space="0" w:color="000000"/>
+              <w:left w:val="none" w:sz="0" w:space="0" w:color="000000"/>
+              <w:right w:val="none" w:sz="0" w:space="0" w:color="000000"/>
+            </w:tcBorders>
+            <w:shd w:val="clear" w:color="auto" w:fill="FFFFFF"/>
+            <w:tcMar>
+              <w:top w:w="0" w:type="dxa"/>
+              <w:bottom w:w="0" w:type="dxa"/>
+              <w:left w:w="0" w:type="dxa"/>
+              <w:right w:w="0" w:type="dxa"/>
+            </w:tcMar>
+            <w:vAlign w:val="center"/>
+          </w:tcPr>
+          <w:p>
+            <w:pPr>
               <w:jc w:val="left"/>
               <w:pBdr>
                 <w:bottom w:val="none" w:sz="0" w:space="0" w:color="000000"/>
@@ -5459,7 +5384,6 @@
           </w:tcPr>
           <w:p>
             <w:pPr>
-              <w:pStyle w:val="Normal"/>
               <w:jc w:val="center"/>
               <w:pBdr>
                 <w:bottom w:val="none" w:sz="0" w:space="0" w:color="000000"/>
@@ -5514,7 +5438,6 @@
           </w:tcPr>
           <w:p>
             <w:pPr>
-              <w:pStyle w:val="Normal"/>
               <w:jc w:val="center"/>
               <w:pBdr>
                 <w:bottom w:val="none" w:sz="0" w:space="0" w:color="000000"/>
@@ -5569,7 +5492,6 @@
           </w:tcPr>
           <w:p>
             <w:pPr>
-              <w:pStyle w:val="Normal"/>
               <w:jc w:val="center"/>
               <w:pBdr>
                 <w:bottom w:val="none" w:sz="0" w:space="0" w:color="000000"/>
@@ -5624,7 +5546,6 @@
           </w:tcPr>
           <w:p>
             <w:pPr>
-              <w:pStyle w:val="Normal"/>
               <w:jc w:val="center"/>
               <w:pBdr>
                 <w:bottom w:val="none" w:sz="0" w:space="0" w:color="000000"/>
@@ -5679,7 +5600,6 @@
           </w:tcPr>
           <w:p>
             <w:pPr>
-              <w:pStyle w:val="Normal"/>
               <w:jc w:val="center"/>
               <w:pBdr>
                 <w:bottom w:val="none" w:sz="0" w:space="0" w:color="000000"/>
@@ -5720,26 +5640,26 @@
         <w:trPr>
           <w:trHeight w:val="270" w:hRule="exact"/>
         </w:trPr>
-        <w:tc>
-          <w:tcPr>
-            <w:tcBorders>
-              <w:bottom w:val="none" w:sz="0" w:space="0" w:color="000000"/>
-              <w:top w:val="none" w:sz="0" w:space="0" w:color="000000"/>
-              <w:left w:val="none" w:sz="0" w:space="0" w:color="000000"/>
-              <w:right w:val="none" w:sz="0" w:space="0" w:color="000000"/>
-            </w:tcBorders>
-            <w:shd w:val="clear" w:color="auto" w:fill="FFFFFF"/>
-            <w:tcMar>
-              <w:top w:w="0" w:type="dxa"/>
-              <w:bottom w:w="0" w:type="dxa"/>
-              <w:left w:w="0" w:type="dxa"/>
-              <w:right w:w="0" w:type="dxa"/>
-            </w:tcMar>
-            <w:vAlign w:val="center"/>
-          </w:tcPr>
-          <w:p>
-            <w:pPr>
-              <w:pStyle w:val="Normal"/>
+        body19
+        <w:tc>
+          <w:tcPr>
+            <w:tcBorders>
+              <w:bottom w:val="none" w:sz="0" w:space="0" w:color="000000"/>
+              <w:top w:val="none" w:sz="0" w:space="0" w:color="000000"/>
+              <w:left w:val="none" w:sz="0" w:space="0" w:color="000000"/>
+              <w:right w:val="none" w:sz="0" w:space="0" w:color="000000"/>
+            </w:tcBorders>
+            <w:shd w:val="clear" w:color="auto" w:fill="FFFFFF"/>
+            <w:tcMar>
+              <w:top w:w="0" w:type="dxa"/>
+              <w:bottom w:w="0" w:type="dxa"/>
+              <w:left w:w="0" w:type="dxa"/>
+              <w:right w:w="0" w:type="dxa"/>
+            </w:tcMar>
+            <w:vAlign w:val="center"/>
+          </w:tcPr>
+          <w:p>
+            <w:pPr>
               <w:jc w:val="left"/>
               <w:pBdr>
                 <w:bottom w:val="none" w:sz="0" w:space="0" w:color="000000"/>
@@ -5794,7 +5714,6 @@
           </w:tcPr>
           <w:p>
             <w:pPr>
-              <w:pStyle w:val="Normal"/>
               <w:jc w:val="center"/>
               <w:pBdr>
                 <w:bottom w:val="none" w:sz="0" w:space="0" w:color="000000"/>
@@ -5849,7 +5768,6 @@
           </w:tcPr>
           <w:p>
             <w:pPr>
-              <w:pStyle w:val="Normal"/>
               <w:jc w:val="center"/>
               <w:pBdr>
                 <w:bottom w:val="none" w:sz="0" w:space="0" w:color="000000"/>
@@ -5904,7 +5822,6 @@
           </w:tcPr>
           <w:p>
             <w:pPr>
-              <w:pStyle w:val="Normal"/>
               <w:jc w:val="center"/>
               <w:pBdr>
                 <w:bottom w:val="none" w:sz="0" w:space="0" w:color="000000"/>
@@ -5959,7 +5876,6 @@
           </w:tcPr>
           <w:p>
             <w:pPr>
-              <w:pStyle w:val="Normal"/>
               <w:jc w:val="center"/>
               <w:pBdr>
                 <w:bottom w:val="none" w:sz="0" w:space="0" w:color="000000"/>
@@ -6014,7 +5930,6 @@
           </w:tcPr>
           <w:p>
             <w:pPr>
-              <w:pStyle w:val="Normal"/>
               <w:jc w:val="center"/>
               <w:pBdr>
                 <w:bottom w:val="none" w:sz="0" w:space="0" w:color="000000"/>
@@ -6055,26 +5970,26 @@
         <w:trPr>
           <w:trHeight w:val="270" w:hRule="exact"/>
         </w:trPr>
-        <w:tc>
-          <w:tcPr>
-            <w:tcBorders>
-              <w:bottom w:val="none" w:sz="0" w:space="0" w:color="000000"/>
-              <w:top w:val="none" w:sz="0" w:space="0" w:color="000000"/>
-              <w:left w:val="none" w:sz="0" w:space="0" w:color="000000"/>
-              <w:right w:val="none" w:sz="0" w:space="0" w:color="000000"/>
-            </w:tcBorders>
-            <w:shd w:val="clear" w:color="auto" w:fill="FFFFFF"/>
-            <w:tcMar>
-              <w:top w:w="0" w:type="dxa"/>
-              <w:bottom w:w="0" w:type="dxa"/>
-              <w:left w:w="0" w:type="dxa"/>
-              <w:right w:w="0" w:type="dxa"/>
-            </w:tcMar>
-            <w:vAlign w:val="center"/>
-          </w:tcPr>
-          <w:p>
-            <w:pPr>
-              <w:pStyle w:val="Normal"/>
+        body20
+        <w:tc>
+          <w:tcPr>
+            <w:tcBorders>
+              <w:bottom w:val="none" w:sz="0" w:space="0" w:color="000000"/>
+              <w:top w:val="none" w:sz="0" w:space="0" w:color="000000"/>
+              <w:left w:val="none" w:sz="0" w:space="0" w:color="000000"/>
+              <w:right w:val="none" w:sz="0" w:space="0" w:color="000000"/>
+            </w:tcBorders>
+            <w:shd w:val="clear" w:color="auto" w:fill="FFFFFF"/>
+            <w:tcMar>
+              <w:top w:w="0" w:type="dxa"/>
+              <w:bottom w:w="0" w:type="dxa"/>
+              <w:left w:w="0" w:type="dxa"/>
+              <w:right w:w="0" w:type="dxa"/>
+            </w:tcMar>
+            <w:vAlign w:val="center"/>
+          </w:tcPr>
+          <w:p>
+            <w:pPr>
               <w:jc w:val="left"/>
               <w:pBdr>
                 <w:bottom w:val="none" w:sz="0" w:space="0" w:color="000000"/>
@@ -6129,7 +6044,6 @@
           </w:tcPr>
           <w:p>
             <w:pPr>
-              <w:pStyle w:val="Normal"/>
               <w:jc w:val="center"/>
               <w:pBdr>
                 <w:bottom w:val="none" w:sz="0" w:space="0" w:color="000000"/>
@@ -6184,7 +6098,6 @@
           </w:tcPr>
           <w:p>
             <w:pPr>
-              <w:pStyle w:val="Normal"/>
               <w:jc w:val="center"/>
               <w:pBdr>
                 <w:bottom w:val="none" w:sz="0" w:space="0" w:color="000000"/>
@@ -6239,7 +6152,6 @@
           </w:tcPr>
           <w:p>
             <w:pPr>
-              <w:pStyle w:val="Normal"/>
               <w:jc w:val="center"/>
               <w:pBdr>
                 <w:bottom w:val="none" w:sz="0" w:space="0" w:color="000000"/>
@@ -6294,7 +6206,6 @@
           </w:tcPr>
           <w:p>
             <w:pPr>
-              <w:pStyle w:val="Normal"/>
               <w:jc w:val="center"/>
               <w:pBdr>
                 <w:bottom w:val="none" w:sz="0" w:space="0" w:color="000000"/>
@@ -6349,7 +6260,6 @@
           </w:tcPr>
           <w:p>
             <w:pPr>
-              <w:pStyle w:val="Normal"/>
               <w:jc w:val="center"/>
               <w:pBdr>
                 <w:bottom w:val="none" w:sz="0" w:space="0" w:color="000000"/>
@@ -6390,26 +6300,26 @@
         <w:trPr>
           <w:trHeight w:val="270" w:hRule="exact"/>
         </w:trPr>
-        <w:tc>
-          <w:tcPr>
-            <w:tcBorders>
-              <w:bottom w:val="none" w:sz="0" w:space="0" w:color="000000"/>
-              <w:top w:val="none" w:sz="0" w:space="0" w:color="000000"/>
-              <w:left w:val="none" w:sz="0" w:space="0" w:color="000000"/>
-              <w:right w:val="none" w:sz="0" w:space="0" w:color="000000"/>
-            </w:tcBorders>
-            <w:shd w:val="clear" w:color="auto" w:fill="FFFFFF"/>
-            <w:tcMar>
-              <w:top w:w="0" w:type="dxa"/>
-              <w:bottom w:w="0" w:type="dxa"/>
-              <w:left w:w="0" w:type="dxa"/>
-              <w:right w:w="0" w:type="dxa"/>
-            </w:tcMar>
-            <w:vAlign w:val="center"/>
-          </w:tcPr>
-          <w:p>
-            <w:pPr>
-              <w:pStyle w:val="Normal"/>
+        body21
+        <w:tc>
+          <w:tcPr>
+            <w:tcBorders>
+              <w:bottom w:val="none" w:sz="0" w:space="0" w:color="000000"/>
+              <w:top w:val="none" w:sz="0" w:space="0" w:color="000000"/>
+              <w:left w:val="none" w:sz="0" w:space="0" w:color="000000"/>
+              <w:right w:val="none" w:sz="0" w:space="0" w:color="000000"/>
+            </w:tcBorders>
+            <w:shd w:val="clear" w:color="auto" w:fill="FFFFFF"/>
+            <w:tcMar>
+              <w:top w:w="0" w:type="dxa"/>
+              <w:bottom w:w="0" w:type="dxa"/>
+              <w:left w:w="0" w:type="dxa"/>
+              <w:right w:w="0" w:type="dxa"/>
+            </w:tcMar>
+            <w:vAlign w:val="center"/>
+          </w:tcPr>
+          <w:p>
+            <w:pPr>
               <w:jc w:val="left"/>
               <w:pBdr>
                 <w:bottom w:val="none" w:sz="0" w:space="0" w:color="000000"/>
@@ -6464,7 +6374,6 @@
           </w:tcPr>
           <w:p>
             <w:pPr>
-              <w:pStyle w:val="Normal"/>
               <w:jc w:val="center"/>
               <w:pBdr>
                 <w:bottom w:val="none" w:sz="0" w:space="0" w:color="000000"/>
@@ -6519,7 +6428,6 @@
           </w:tcPr>
           <w:p>
             <w:pPr>
-              <w:pStyle w:val="Normal"/>
               <w:jc w:val="center"/>
               <w:pBdr>
                 <w:bottom w:val="none" w:sz="0" w:space="0" w:color="000000"/>
@@ -6574,7 +6482,6 @@
           </w:tcPr>
           <w:p>
             <w:pPr>
-              <w:pStyle w:val="Normal"/>
               <w:jc w:val="center"/>
               <w:pBdr>
                 <w:bottom w:val="none" w:sz="0" w:space="0" w:color="000000"/>
@@ -6629,7 +6536,6 @@
           </w:tcPr>
           <w:p>
             <w:pPr>
-              <w:pStyle w:val="Normal"/>
               <w:jc w:val="center"/>
               <w:pBdr>
                 <w:bottom w:val="none" w:sz="0" w:space="0" w:color="000000"/>
@@ -6684,7 +6590,6 @@
           </w:tcPr>
           <w:p>
             <w:pPr>
-              <w:pStyle w:val="Normal"/>
               <w:jc w:val="center"/>
               <w:pBdr>
                 <w:bottom w:val="none" w:sz="0" w:space="0" w:color="000000"/>
@@ -6725,6 +6630,7 @@
         <w:trPr>
           <w:trHeight w:val="369" w:hRule="exact"/>
         </w:trPr>
+        body22
         <w:tc>
           <w:tcPr>
             <w:gridSpan w:val="6"/>
@@ -6745,7 +6651,6 @@
           </w:tcPr>
           <w:p>
             <w:pPr>
-              <w:pStyle w:val="Normal"/>
               <w:jc w:val="left"/>
               <w:pBdr>
                 <w:bottom w:val="none" w:sz="0" w:space="0" w:color="000000"/>
@@ -6786,6 +6691,7 @@
         <w:trPr>
           <w:trHeight w:val="270" w:hRule="exact"/>
         </w:trPr>
+        body23
         <w:tc>
           <w:tcPr>
             <w:tcBorders>
@@ -6805,7 +6711,6 @@
           </w:tcPr>
           <w:p>
             <w:pPr>
-              <w:pStyle w:val="Normal"/>
               <w:jc w:val="left"/>
               <w:pBdr>
                 <w:bottom w:val="none" w:sz="0" w:space="0" w:color="000000"/>
@@ -6860,7 +6765,6 @@
           </w:tcPr>
           <w:p>
             <w:pPr>
-              <w:pStyle w:val="Normal"/>
               <w:jc w:val="center"/>
               <w:pBdr>
                 <w:bottom w:val="none" w:sz="0" w:space="0" w:color="000000"/>
@@ -6915,7 +6819,6 @@
           </w:tcPr>
           <w:p>
             <w:pPr>
-              <w:pStyle w:val="Normal"/>
               <w:jc w:val="center"/>
               <w:pBdr>
                 <w:bottom w:val="none" w:sz="0" w:space="0" w:color="000000"/>
@@ -6970,7 +6873,6 @@
           </w:tcPr>
           <w:p>
             <w:pPr>
-              <w:pStyle w:val="Normal"/>
               <w:jc w:val="center"/>
               <w:pBdr>
                 <w:bottom w:val="none" w:sz="0" w:space="0" w:color="000000"/>
@@ -7025,7 +6927,6 @@
           </w:tcPr>
           <w:p>
             <w:pPr>
-              <w:pStyle w:val="Normal"/>
               <w:jc w:val="center"/>
               <w:pBdr>
                 <w:bottom w:val="none" w:sz="0" w:space="0" w:color="000000"/>
@@ -7080,7 +6981,6 @@
           </w:tcPr>
           <w:p>
             <w:pPr>
-              <w:pStyle w:val="Normal"/>
               <w:jc w:val="center"/>
               <w:pBdr>
                 <w:bottom w:val="none" w:sz="0" w:space="0" w:color="000000"/>
@@ -7121,26 +7021,26 @@
         <w:trPr>
           <w:trHeight w:val="270" w:hRule="exact"/>
         </w:trPr>
-        <w:tc>
-          <w:tcPr>
-            <w:tcBorders>
-              <w:bottom w:val="none" w:sz="0" w:space="0" w:color="000000"/>
-              <w:top w:val="none" w:sz="0" w:space="0" w:color="000000"/>
-              <w:left w:val="none" w:sz="0" w:space="0" w:color="000000"/>
-              <w:right w:val="none" w:sz="0" w:space="0" w:color="000000"/>
-            </w:tcBorders>
-            <w:shd w:val="clear" w:color="auto" w:fill="FFFFFF"/>
-            <w:tcMar>
-              <w:top w:w="0" w:type="dxa"/>
-              <w:bottom w:w="0" w:type="dxa"/>
-              <w:left w:w="0" w:type="dxa"/>
-              <w:right w:w="0" w:type="dxa"/>
-            </w:tcMar>
-            <w:vAlign w:val="center"/>
-          </w:tcPr>
-          <w:p>
-            <w:pPr>
-              <w:pStyle w:val="Normal"/>
+        body24
+        <w:tc>
+          <w:tcPr>
+            <w:tcBorders>
+              <w:bottom w:val="none" w:sz="0" w:space="0" w:color="000000"/>
+              <w:top w:val="none" w:sz="0" w:space="0" w:color="000000"/>
+              <w:left w:val="none" w:sz="0" w:space="0" w:color="000000"/>
+              <w:right w:val="none" w:sz="0" w:space="0" w:color="000000"/>
+            </w:tcBorders>
+            <w:shd w:val="clear" w:color="auto" w:fill="FFFFFF"/>
+            <w:tcMar>
+              <w:top w:w="0" w:type="dxa"/>
+              <w:bottom w:w="0" w:type="dxa"/>
+              <w:left w:w="0" w:type="dxa"/>
+              <w:right w:w="0" w:type="dxa"/>
+            </w:tcMar>
+            <w:vAlign w:val="center"/>
+          </w:tcPr>
+          <w:p>
+            <w:pPr>
               <w:jc w:val="left"/>
               <w:pBdr>
                 <w:bottom w:val="none" w:sz="0" w:space="0" w:color="000000"/>
@@ -7195,7 +7095,6 @@
           </w:tcPr>
           <w:p>
             <w:pPr>
-              <w:pStyle w:val="Normal"/>
               <w:jc w:val="center"/>
               <w:pBdr>
                 <w:bottom w:val="none" w:sz="0" w:space="0" w:color="000000"/>
@@ -7250,7 +7149,6 @@
           </w:tcPr>
           <w:p>
             <w:pPr>
-              <w:pStyle w:val="Normal"/>
               <w:jc w:val="center"/>
               <w:pBdr>
                 <w:bottom w:val="none" w:sz="0" w:space="0" w:color="000000"/>
@@ -7305,7 +7203,6 @@
           </w:tcPr>
           <w:p>
             <w:pPr>
-              <w:pStyle w:val="Normal"/>
               <w:jc w:val="center"/>
               <w:pBdr>
                 <w:bottom w:val="none" w:sz="0" w:space="0" w:color="000000"/>
@@ -7360,7 +7257,6 @@
           </w:tcPr>
           <w:p>
             <w:pPr>
-              <w:pStyle w:val="Normal"/>
               <w:jc w:val="center"/>
               <w:pBdr>
                 <w:bottom w:val="none" w:sz="0" w:space="0" w:color="000000"/>
@@ -7415,7 +7311,6 @@
           </w:tcPr>
           <w:p>
             <w:pPr>
-              <w:pStyle w:val="Normal"/>
               <w:jc w:val="center"/>
               <w:pBdr>
                 <w:bottom w:val="none" w:sz="0" w:space="0" w:color="000000"/>
@@ -7456,26 +7351,26 @@
         <w:trPr>
           <w:trHeight w:val="270" w:hRule="exact"/>
         </w:trPr>
-        <w:tc>
-          <w:tcPr>
-            <w:tcBorders>
-              <w:bottom w:val="none" w:sz="0" w:space="0" w:color="000000"/>
-              <w:top w:val="none" w:sz="0" w:space="0" w:color="000000"/>
-              <w:left w:val="none" w:sz="0" w:space="0" w:color="000000"/>
-              <w:right w:val="none" w:sz="0" w:space="0" w:color="000000"/>
-            </w:tcBorders>
-            <w:shd w:val="clear" w:color="auto" w:fill="FFFFFF"/>
-            <w:tcMar>
-              <w:top w:w="0" w:type="dxa"/>
-              <w:bottom w:w="0" w:type="dxa"/>
-              <w:left w:w="0" w:type="dxa"/>
-              <w:right w:w="0" w:type="dxa"/>
-            </w:tcMar>
-            <w:vAlign w:val="center"/>
-          </w:tcPr>
-          <w:p>
-            <w:pPr>
-              <w:pStyle w:val="Normal"/>
+        body25
+        <w:tc>
+          <w:tcPr>
+            <w:tcBorders>
+              <w:bottom w:val="none" w:sz="0" w:space="0" w:color="000000"/>
+              <w:top w:val="none" w:sz="0" w:space="0" w:color="000000"/>
+              <w:left w:val="none" w:sz="0" w:space="0" w:color="000000"/>
+              <w:right w:val="none" w:sz="0" w:space="0" w:color="000000"/>
+            </w:tcBorders>
+            <w:shd w:val="clear" w:color="auto" w:fill="FFFFFF"/>
+            <w:tcMar>
+              <w:top w:w="0" w:type="dxa"/>
+              <w:bottom w:w="0" w:type="dxa"/>
+              <w:left w:w="0" w:type="dxa"/>
+              <w:right w:w="0" w:type="dxa"/>
+            </w:tcMar>
+            <w:vAlign w:val="center"/>
+          </w:tcPr>
+          <w:p>
+            <w:pPr>
               <w:jc w:val="left"/>
               <w:pBdr>
                 <w:bottom w:val="none" w:sz="0" w:space="0" w:color="000000"/>
@@ -7530,7 +7425,6 @@
           </w:tcPr>
           <w:p>
             <w:pPr>
-              <w:pStyle w:val="Normal"/>
               <w:jc w:val="center"/>
               <w:pBdr>
                 <w:bottom w:val="none" w:sz="0" w:space="0" w:color="000000"/>
@@ -7585,7 +7479,6 @@
           </w:tcPr>
           <w:p>
             <w:pPr>
-              <w:pStyle w:val="Normal"/>
               <w:jc w:val="center"/>
               <w:pBdr>
                 <w:bottom w:val="none" w:sz="0" w:space="0" w:color="000000"/>
@@ -7640,7 +7533,6 @@
           </w:tcPr>
           <w:p>
             <w:pPr>
-              <w:pStyle w:val="Normal"/>
               <w:jc w:val="center"/>
               <w:pBdr>
                 <w:bottom w:val="none" w:sz="0" w:space="0" w:color="000000"/>
@@ -7695,7 +7587,6 @@
           </w:tcPr>
           <w:p>
             <w:pPr>
-              <w:pStyle w:val="Normal"/>
               <w:jc w:val="center"/>
               <w:pBdr>
                 <w:bottom w:val="none" w:sz="0" w:space="0" w:color="000000"/>
@@ -7750,7 +7641,6 @@
           </w:tcPr>
           <w:p>
             <w:pPr>
-              <w:pStyle w:val="Normal"/>
               <w:jc w:val="center"/>
               <w:pBdr>
                 <w:bottom w:val="none" w:sz="0" w:space="0" w:color="000000"/>
@@ -7789,11 +7679,12 @@
       </w:tr>
     </w:tbl>
     <w:sectPr>
+      <w:footerReference w:officer="true" r:id="rId7" w:type="default">
+</w:footerReference>
+      <w:pgMar w:header="708" w:bottom="1417" w:top="1417" w:right="1417" w:left="1417" w:footer="708" w:gutter="0"/>
+      <w:pgSz w:h="16838" w:w="11906" w:orient="portrait"/>
       <w:type w:val="continuous"/>
-      <w:pgSz w:w="11900" w:h="16840"/>
-      <w:pgMar w:top="1417" w:right="1417" w:bottom="1417" w:left="1417" w:header="708" w:footer="708" w:gutter="0"/>
-      <w:cols w:space="708"/>
-      <w:docGrid w:linePitch="360"/>
+      <w:cols/>
     </w:sectPr>
   </w:body>
 </w:document>
@@ -7802,6 +7693,37 @@
 <file path=word/comments.xml><?xml version="1.0" encoding="utf-8"?>
 <w:comments xmlns:wpc="http://schemas.microsoft.com/office/word/2010/wordprocessingCanvas" xmlns:mo="http://schemas.microsoft.com/office/mac/office/2008/main" xmlns:mc="http://schemas.openxmlformats.org/markup-compatibility/2006" xmlns:mv="urn:schemas-microsoft-com:mac:vml" xmlns:o="urn:schemas-microsoft-com:office:office" xmlns:r="http://schemas.openxmlformats.org/officeDocument/2006/relationships" xmlns:m="http://schemas.openxmlformats.org/officeDocument/2006/math" xmlns:v="urn:schemas-microsoft-com:vml" xmlns:wp14="http://schemas.microsoft.com/office/word/2010/wordprocessingDrawing" xmlns:wp="http://schemas.openxmlformats.org/drawingml/2006/wordprocessingDrawing" xmlns:w10="urn:schemas-microsoft-com:office:word" xmlns:w="http://schemas.openxmlformats.org/wordprocessingml/2006/main" xmlns:w14="http://schemas.microsoft.com/office/word/2010/wordml" xmlns:wpg="http://schemas.microsoft.com/office/word/2010/wordprocessingGroup" xmlns:wpi="http://schemas.microsoft.com/office/word/2010/wordprocessingInk" xmlns:wne="http://schemas.microsoft.com/office/word/2006/wordml" xmlns:wps="http://schemas.microsoft.com/office/word/2010/wordprocessingShape" mc:Ignorable="w14 wp14">
 </w:comments>
+</file>
+
+<file path=word/footer1.xml><?xml version="1.0" encoding="utf-8"?>
+<w:ftr xmlns:wpc="http://schemas.microsoft.com/office/word/2010/wordprocessingCanvas" xmlns:cx="http://schemas.microsoft.com/office/drawing/2014/chartex" xmlns:cx1="http://schemas.microsoft.com/office/drawing/2015/9/8/chartex" xmlns:cx2="http://schemas.microsoft.com/office/drawing/2015/10/21/chartex" xmlns:cx3="http://schemas.microsoft.com/office/drawing/2016/5/9/chartex" xmlns:cx4="http://schemas.microsoft.com/office/drawing/2016/5/10/chartex" xmlns:cx5="http://schemas.microsoft.com/office/drawing/2016/5/11/chartex" xmlns:cx6="http://schemas.microsoft.com/office/drawing/2016/5/12/chartex" xmlns:cx7="http://schemas.microsoft.com/office/drawing/2016/5/13/chartex" xmlns:cx8="http://schemas.microsoft.com/office/drawing/2016/5/14/chartex" xmlns:mc="http://schemas.openxmlformats.org/markup-compatibility/2006" xmlns:aink="http://schemas.microsoft.com/office/drawing/2016/ink" xmlns:am3d="http://schemas.microsoft.com/office/drawing/2017/model3d" xmlns:o="urn:schemas-microsoft-com:office:office" xmlns:oel="http://schemas.microsoft.com/office/2019/extlst" xmlns:r="http://schemas.openxmlformats.org/officeDocument/2006/relationships" xmlns:m="http://schemas.openxmlformats.org/officeDocument/2006/math" xmlns:v="urn:schemas-microsoft-com:vml" xmlns:wp14="http://schemas.microsoft.com/office/word/2010/wordprocessingDrawing" xmlns:wp="http://schemas.openxmlformats.org/drawingml/2006/wordprocessingDrawing" xmlns:w10="urn:schemas-microsoft-com:office:word" xmlns:w="http://schemas.openxmlformats.org/wordprocessingml/2006/main" xmlns:w14="http://schemas.microsoft.com/office/word/2010/wordml" xmlns:w15="http://schemas.microsoft.com/office/word/2012/wordml" xmlns:w16cex="http://schemas.microsoft.com/office/word/2018/wordml/cex" xmlns:w16cid="http://schemas.microsoft.com/office/word/2016/wordml/cid" xmlns:w16="http://schemas.microsoft.com/office/word/2018/wordml" xmlns:w16sdtdh="http://schemas.microsoft.com/office/word/2020/wordml/sdtdatahash" xmlns:w16se="http://schemas.microsoft.com/office/word/2015/wordml/symex" xmlns:wpg="http://schemas.microsoft.com/office/word/2010/wordprocessingGroup" xmlns:wpi="http://schemas.microsoft.com/office/word/2010/wordprocessingInk" xmlns:wne="http://schemas.microsoft.com/office/word/2006/wordml" xmlns:wps="http://schemas.microsoft.com/office/word/2010/wordprocessingShape" mc:Ignorable="w14 w15 w16se w16cid w16 w16cex w16sdtdh wp14">
+  <w:p>
+    <w:pPr>
+      <w:jc w:val="left"/>
+      <w:pBdr>
+        <w:bottom w:val="none" w:sz="0" w:space="0" w:color="000000"/>
+        <w:top w:val="none" w:sz="0" w:space="0" w:color="000000"/>
+        <w:left w:val="none" w:sz="0" w:space="0" w:color="000000"/>
+        <w:right w:val="none" w:sz="0" w:space="0" w:color="000000"/>
+      </w:pBdr>
+      <w:spacing w:after="0" w:before="0" w:line="240"/>
+      <w:ind w:left="0" w:right="0" w:firstLine="0" w:firstLineChars="0"/>
+    </w:pPr>
+    <w:r>
+      <w:rPr>
+        <w:rFonts w:ascii="Arial" w:hAnsi="Arial" w:eastAsia="Arial" w:cs="Arial"/>
+        <w:i w:val="true"/>
+        <w:b w:val="true"/>
+        <w:u w:val="none"/>
+        <w:strike w:val="false"/>
+        <w:sz w:val="16"/>
+        <w:szCs w:val="16"/>
+        <w:color w:val="000000"/>
+      </w:rPr>
+      <w:t xml:space="preserve">Created with TernTables v1.6.3. Please cite: Preston JD, Abadiotakis H, Tang A, Aslam MV, Rust CJ, Chan JL. TernTables: Publication-ready summary tables and statistical testing for clinical research. R package version 1.6.3, 2026. Available at: https://github.com/jdpreston30/TernTables (Web interface: https://tern-tables.com)</w:t>
+    </w:r>
+  </w:p>
+</w:ftr>
 </file>
 
 <file path=word/footnotes.xml><?xml version="1.0" encoding="utf-8"?>

--- a/development/tools/run-vignette/tables/Tern_3_group.docx
+++ b/development/tools/run-vignette/tables/Tern_3_group.docx
@@ -21,7 +21,6 @@
           <w:trHeight w:val="842" w:hRule="auto"/>
           <w:tblHeader/>
         </w:trPr>
-        header 1
         <w:tc>
           <w:tcPr>
             <w:tcBorders>
@@ -41,6 +40,7 @@
           </w:tcPr>
           <w:p>
             <w:pPr>
+              <w:pStyle w:val="Normal"/>
               <w:jc w:val="left"/>
               <w:pBdr>
                 <w:bottom w:val="none" w:sz="0" w:space="0" w:color="000000"/>
@@ -121,6 +121,7 @@
           </w:tcPr>
           <w:p>
             <w:pPr>
+              <w:pStyle w:val="Normal"/>
               <w:jc w:val="center"/>
               <w:pBdr>
                 <w:bottom w:val="none" w:sz="0" w:space="0" w:color="000000"/>
@@ -201,6 +202,7 @@
           </w:tcPr>
           <w:p>
             <w:pPr>
+              <w:pStyle w:val="Normal"/>
               <w:jc w:val="center"/>
               <w:pBdr>
                 <w:bottom w:val="none" w:sz="0" w:space="0" w:color="000000"/>
@@ -281,6 +283,7 @@
           </w:tcPr>
           <w:p>
             <w:pPr>
+              <w:pStyle w:val="Normal"/>
               <w:jc w:val="center"/>
               <w:pBdr>
                 <w:bottom w:val="none" w:sz="0" w:space="0" w:color="000000"/>
@@ -387,6 +390,7 @@
           </w:tcPr>
           <w:p>
             <w:pPr>
+              <w:pStyle w:val="Normal"/>
               <w:jc w:val="center"/>
               <w:pBdr>
                 <w:bottom w:val="none" w:sz="0" w:space="0" w:color="000000"/>
@@ -467,6 +471,7 @@
           </w:tcPr>
           <w:p>
             <w:pPr>
+              <w:pStyle w:val="Normal"/>
               <w:jc w:val="center"/>
               <w:pBdr>
                 <w:bottom w:val="none" w:sz="0" w:space="0" w:color="000000"/>
@@ -507,7 +512,6 @@
         <w:trPr>
           <w:trHeight w:val="369" w:hRule="exact"/>
         </w:trPr>
-        body 1
         <w:tc>
           <w:tcPr>
             <w:gridSpan w:val="6"/>
@@ -528,6 +532,7 @@
           </w:tcPr>
           <w:p>
             <w:pPr>
+              <w:pStyle w:val="Normal"/>
               <w:jc w:val="left"/>
               <w:pBdr>
                 <w:bottom w:val="none" w:sz="0" w:space="0" w:color="000000"/>
@@ -568,7 +573,6 @@
         <w:trPr>
           <w:trHeight w:val="270" w:hRule="exact"/>
         </w:trPr>
-        body 2
         <w:tc>
           <w:tcPr>
             <w:tcBorders>
@@ -588,6 +592,7 @@
           </w:tcPr>
           <w:p>
             <w:pPr>
+              <w:pStyle w:val="Normal"/>
               <w:jc w:val="left"/>
               <w:pBdr>
                 <w:bottom w:val="none" w:sz="0" w:space="0" w:color="000000"/>
@@ -642,6 +647,7 @@
           </w:tcPr>
           <w:p>
             <w:pPr>
+              <w:pStyle w:val="Normal"/>
               <w:jc w:val="center"/>
               <w:pBdr>
                 <w:bottom w:val="none" w:sz="0" w:space="0" w:color="000000"/>
@@ -696,6 +702,7 @@
           </w:tcPr>
           <w:p>
             <w:pPr>
+              <w:pStyle w:val="Normal"/>
               <w:jc w:val="center"/>
               <w:pBdr>
                 <w:bottom w:val="none" w:sz="0" w:space="0" w:color="000000"/>
@@ -750,6 +757,7 @@
           </w:tcPr>
           <w:p>
             <w:pPr>
+              <w:pStyle w:val="Normal"/>
               <w:jc w:val="center"/>
               <w:pBdr>
                 <w:bottom w:val="none" w:sz="0" w:space="0" w:color="000000"/>
@@ -804,6 +812,7 @@
           </w:tcPr>
           <w:p>
             <w:pPr>
+              <w:pStyle w:val="Normal"/>
               <w:jc w:val="center"/>
               <w:pBdr>
                 <w:bottom w:val="none" w:sz="0" w:space="0" w:color="000000"/>
@@ -858,6 +867,7 @@
           </w:tcPr>
           <w:p>
             <w:pPr>
+              <w:pStyle w:val="Normal"/>
               <w:jc w:val="center"/>
               <w:pBdr>
                 <w:bottom w:val="none" w:sz="0" w:space="0" w:color="000000"/>
@@ -898,26 +908,26 @@
         <w:trPr>
           <w:trHeight w:val="270" w:hRule="exact"/>
         </w:trPr>
-        body 3
-        <w:tc>
-          <w:tcPr>
-            <w:tcBorders>
-              <w:bottom w:val="none" w:sz="0" w:space="0" w:color="000000"/>
-              <w:top w:val="none" w:sz="0" w:space="0" w:color="000000"/>
-              <w:left w:val="none" w:sz="0" w:space="0" w:color="000000"/>
-              <w:right w:val="none" w:sz="0" w:space="0" w:color="000000"/>
-            </w:tcBorders>
-            <w:shd w:val="clear" w:color="auto" w:fill="FFFFFF"/>
-            <w:tcMar>
-              <w:top w:w="0" w:type="dxa"/>
-              <w:bottom w:w="0" w:type="dxa"/>
-              <w:left w:w="0" w:type="dxa"/>
-              <w:right w:w="0" w:type="dxa"/>
-            </w:tcMar>
-            <w:vAlign w:val="center"/>
-          </w:tcPr>
-          <w:p>
-            <w:pPr>
+        <w:tc>
+          <w:tcPr>
+            <w:tcBorders>
+              <w:bottom w:val="none" w:sz="0" w:space="0" w:color="000000"/>
+              <w:top w:val="none" w:sz="0" w:space="0" w:color="000000"/>
+              <w:left w:val="none" w:sz="0" w:space="0" w:color="000000"/>
+              <w:right w:val="none" w:sz="0" w:space="0" w:color="000000"/>
+            </w:tcBorders>
+            <w:shd w:val="clear" w:color="auto" w:fill="FFFFFF"/>
+            <w:tcMar>
+              <w:top w:w="0" w:type="dxa"/>
+              <w:bottom w:w="0" w:type="dxa"/>
+              <w:left w:w="0" w:type="dxa"/>
+              <w:right w:w="0" w:type="dxa"/>
+            </w:tcMar>
+            <w:vAlign w:val="center"/>
+          </w:tcPr>
+          <w:p>
+            <w:pPr>
+              <w:pStyle w:val="Normal"/>
               <w:jc w:val="left"/>
               <w:pBdr>
                 <w:bottom w:val="none" w:sz="0" w:space="0" w:color="000000"/>
@@ -972,6 +982,7 @@
           </w:tcPr>
           <w:p>
             <w:pPr>
+              <w:pStyle w:val="Normal"/>
               <w:jc w:val="center"/>
               <w:pBdr>
                 <w:bottom w:val="none" w:sz="0" w:space="0" w:color="000000"/>
@@ -1026,6 +1037,7 @@
           </w:tcPr>
           <w:p>
             <w:pPr>
+              <w:pStyle w:val="Normal"/>
               <w:jc w:val="center"/>
               <w:pBdr>
                 <w:bottom w:val="none" w:sz="0" w:space="0" w:color="000000"/>
@@ -1080,6 +1092,7 @@
           </w:tcPr>
           <w:p>
             <w:pPr>
+              <w:pStyle w:val="Normal"/>
               <w:jc w:val="center"/>
               <w:pBdr>
                 <w:bottom w:val="none" w:sz="0" w:space="0" w:color="000000"/>
@@ -1134,6 +1147,7 @@
           </w:tcPr>
           <w:p>
             <w:pPr>
+              <w:pStyle w:val="Normal"/>
               <w:jc w:val="center"/>
               <w:pBdr>
                 <w:bottom w:val="none" w:sz="0" w:space="0" w:color="000000"/>
@@ -1188,6 +1202,7 @@
           </w:tcPr>
           <w:p>
             <w:pPr>
+              <w:pStyle w:val="Normal"/>
               <w:jc w:val="center"/>
               <w:pBdr>
                 <w:bottom w:val="none" w:sz="0" w:space="0" w:color="000000"/>
@@ -1228,26 +1243,26 @@
         <w:trPr>
           <w:trHeight w:val="270" w:hRule="exact"/>
         </w:trPr>
-        body 4
-        <w:tc>
-          <w:tcPr>
-            <w:tcBorders>
-              <w:bottom w:val="none" w:sz="0" w:space="0" w:color="000000"/>
-              <w:top w:val="none" w:sz="0" w:space="0" w:color="000000"/>
-              <w:left w:val="none" w:sz="0" w:space="0" w:color="000000"/>
-              <w:right w:val="none" w:sz="0" w:space="0" w:color="000000"/>
-            </w:tcBorders>
-            <w:shd w:val="clear" w:color="auto" w:fill="FFFFFF"/>
-            <w:tcMar>
-              <w:top w:w="0" w:type="dxa"/>
-              <w:bottom w:w="0" w:type="dxa"/>
-              <w:left w:w="0" w:type="dxa"/>
-              <w:right w:w="0" w:type="dxa"/>
-            </w:tcMar>
-            <w:vAlign w:val="center"/>
-          </w:tcPr>
-          <w:p>
-            <w:pPr>
+        <w:tc>
+          <w:tcPr>
+            <w:tcBorders>
+              <w:bottom w:val="none" w:sz="0" w:space="0" w:color="000000"/>
+              <w:top w:val="none" w:sz="0" w:space="0" w:color="000000"/>
+              <w:left w:val="none" w:sz="0" w:space="0" w:color="000000"/>
+              <w:right w:val="none" w:sz="0" w:space="0" w:color="000000"/>
+            </w:tcBorders>
+            <w:shd w:val="clear" w:color="auto" w:fill="FFFFFF"/>
+            <w:tcMar>
+              <w:top w:w="0" w:type="dxa"/>
+              <w:bottom w:w="0" w:type="dxa"/>
+              <w:left w:w="0" w:type="dxa"/>
+              <w:right w:w="0" w:type="dxa"/>
+            </w:tcMar>
+            <w:vAlign w:val="center"/>
+          </w:tcPr>
+          <w:p>
+            <w:pPr>
+              <w:pStyle w:val="Normal"/>
               <w:jc w:val="left"/>
               <w:pBdr>
                 <w:bottom w:val="none" w:sz="0" w:space="0" w:color="000000"/>
@@ -1302,6 +1317,7 @@
           </w:tcPr>
           <w:p>
             <w:pPr>
+              <w:pStyle w:val="Normal"/>
               <w:jc w:val="center"/>
               <w:pBdr>
                 <w:bottom w:val="none" w:sz="0" w:space="0" w:color="000000"/>
@@ -1356,6 +1372,7 @@
           </w:tcPr>
           <w:p>
             <w:pPr>
+              <w:pStyle w:val="Normal"/>
               <w:jc w:val="center"/>
               <w:pBdr>
                 <w:bottom w:val="none" w:sz="0" w:space="0" w:color="000000"/>
@@ -1410,6 +1427,7 @@
           </w:tcPr>
           <w:p>
             <w:pPr>
+              <w:pStyle w:val="Normal"/>
               <w:jc w:val="center"/>
               <w:pBdr>
                 <w:bottom w:val="none" w:sz="0" w:space="0" w:color="000000"/>
@@ -1464,6 +1482,7 @@
           </w:tcPr>
           <w:p>
             <w:pPr>
+              <w:pStyle w:val="Normal"/>
               <w:jc w:val="center"/>
               <w:pBdr>
                 <w:bottom w:val="none" w:sz="0" w:space="0" w:color="000000"/>
@@ -1518,6 +1537,7 @@
           </w:tcPr>
           <w:p>
             <w:pPr>
+              <w:pStyle w:val="Normal"/>
               <w:jc w:val="center"/>
               <w:pBdr>
                 <w:bottom w:val="none" w:sz="0" w:space="0" w:color="000000"/>
@@ -1558,26 +1578,26 @@
         <w:trPr>
           <w:trHeight w:val="270" w:hRule="exact"/>
         </w:trPr>
-        body 5
-        <w:tc>
-          <w:tcPr>
-            <w:tcBorders>
-              <w:bottom w:val="none" w:sz="0" w:space="0" w:color="000000"/>
-              <w:top w:val="none" w:sz="0" w:space="0" w:color="000000"/>
-              <w:left w:val="none" w:sz="0" w:space="0" w:color="000000"/>
-              <w:right w:val="none" w:sz="0" w:space="0" w:color="000000"/>
-            </w:tcBorders>
-            <w:shd w:val="clear" w:color="auto" w:fill="FFFFFF"/>
-            <w:tcMar>
-              <w:top w:w="0" w:type="dxa"/>
-              <w:bottom w:w="0" w:type="dxa"/>
-              <w:left w:w="0" w:type="dxa"/>
-              <w:right w:w="0" w:type="dxa"/>
-            </w:tcMar>
-            <w:vAlign w:val="center"/>
-          </w:tcPr>
-          <w:p>
-            <w:pPr>
+        <w:tc>
+          <w:tcPr>
+            <w:tcBorders>
+              <w:bottom w:val="none" w:sz="0" w:space="0" w:color="000000"/>
+              <w:top w:val="none" w:sz="0" w:space="0" w:color="000000"/>
+              <w:left w:val="none" w:sz="0" w:space="0" w:color="000000"/>
+              <w:right w:val="none" w:sz="0" w:space="0" w:color="000000"/>
+            </w:tcBorders>
+            <w:shd w:val="clear" w:color="auto" w:fill="FFFFFF"/>
+            <w:tcMar>
+              <w:top w:w="0" w:type="dxa"/>
+              <w:bottom w:w="0" w:type="dxa"/>
+              <w:left w:w="0" w:type="dxa"/>
+              <w:right w:w="0" w:type="dxa"/>
+            </w:tcMar>
+            <w:vAlign w:val="center"/>
+          </w:tcPr>
+          <w:p>
+            <w:pPr>
+              <w:pStyle w:val="Normal"/>
               <w:jc w:val="left"/>
               <w:pBdr>
                 <w:bottom w:val="none" w:sz="0" w:space="0" w:color="000000"/>
@@ -1632,6 +1652,7 @@
           </w:tcPr>
           <w:p>
             <w:pPr>
+              <w:pStyle w:val="Normal"/>
               <w:jc w:val="center"/>
               <w:pBdr>
                 <w:bottom w:val="none" w:sz="0" w:space="0" w:color="000000"/>
@@ -1686,6 +1707,7 @@
           </w:tcPr>
           <w:p>
             <w:pPr>
+              <w:pStyle w:val="Normal"/>
               <w:jc w:val="center"/>
               <w:pBdr>
                 <w:bottom w:val="none" w:sz="0" w:space="0" w:color="000000"/>
@@ -1740,6 +1762,7 @@
           </w:tcPr>
           <w:p>
             <w:pPr>
+              <w:pStyle w:val="Normal"/>
               <w:jc w:val="center"/>
               <w:pBdr>
                 <w:bottom w:val="none" w:sz="0" w:space="0" w:color="000000"/>
@@ -1794,6 +1817,7 @@
           </w:tcPr>
           <w:p>
             <w:pPr>
+              <w:pStyle w:val="Normal"/>
               <w:jc w:val="center"/>
               <w:pBdr>
                 <w:bottom w:val="none" w:sz="0" w:space="0" w:color="000000"/>
@@ -1848,6 +1872,7 @@
           </w:tcPr>
           <w:p>
             <w:pPr>
+              <w:pStyle w:val="Normal"/>
               <w:jc w:val="center"/>
               <w:pBdr>
                 <w:bottom w:val="none" w:sz="0" w:space="0" w:color="000000"/>
@@ -1888,7 +1913,6 @@
         <w:trPr>
           <w:trHeight w:val="369" w:hRule="exact"/>
         </w:trPr>
-        body 6
         <w:tc>
           <w:tcPr>
             <w:gridSpan w:val="6"/>
@@ -1909,6 +1933,7 @@
           </w:tcPr>
           <w:p>
             <w:pPr>
+              <w:pStyle w:val="Normal"/>
               <w:jc w:val="left"/>
               <w:pBdr>
                 <w:bottom w:val="none" w:sz="0" w:space="0" w:color="000000"/>
@@ -1949,7 +1974,6 @@
         <w:trPr>
           <w:trHeight w:val="270" w:hRule="exact"/>
         </w:trPr>
-        body 7
         <w:tc>
           <w:tcPr>
             <w:tcBorders>
@@ -1969,6 +1993,7 @@
           </w:tcPr>
           <w:p>
             <w:pPr>
+              <w:pStyle w:val="Normal"/>
               <w:jc w:val="left"/>
               <w:pBdr>
                 <w:bottom w:val="none" w:sz="0" w:space="0" w:color="000000"/>
@@ -2023,6 +2048,7 @@
           </w:tcPr>
           <w:p>
             <w:pPr>
+              <w:pStyle w:val="Normal"/>
               <w:jc w:val="center"/>
               <w:pBdr>
                 <w:bottom w:val="none" w:sz="0" w:space="0" w:color="000000"/>
@@ -2077,6 +2103,7 @@
           </w:tcPr>
           <w:p>
             <w:pPr>
+              <w:pStyle w:val="Normal"/>
               <w:jc w:val="center"/>
               <w:pBdr>
                 <w:bottom w:val="none" w:sz="0" w:space="0" w:color="000000"/>
@@ -2131,6 +2158,7 @@
           </w:tcPr>
           <w:p>
             <w:pPr>
+              <w:pStyle w:val="Normal"/>
               <w:jc w:val="center"/>
               <w:pBdr>
                 <w:bottom w:val="none" w:sz="0" w:space="0" w:color="000000"/>
@@ -2185,6 +2213,7 @@
           </w:tcPr>
           <w:p>
             <w:pPr>
+              <w:pStyle w:val="Normal"/>
               <w:jc w:val="center"/>
               <w:pBdr>
                 <w:bottom w:val="none" w:sz="0" w:space="0" w:color="000000"/>
@@ -2239,6 +2268,7 @@
           </w:tcPr>
           <w:p>
             <w:pPr>
+              <w:pStyle w:val="Normal"/>
               <w:jc w:val="center"/>
               <w:pBdr>
                 <w:bottom w:val="none" w:sz="0" w:space="0" w:color="000000"/>
@@ -2279,26 +2309,26 @@
         <w:trPr>
           <w:trHeight w:val="270" w:hRule="exact"/>
         </w:trPr>
-        body 8
-        <w:tc>
-          <w:tcPr>
-            <w:tcBorders>
-              <w:bottom w:val="none" w:sz="0" w:space="0" w:color="000000"/>
-              <w:top w:val="none" w:sz="0" w:space="0" w:color="000000"/>
-              <w:left w:val="none" w:sz="0" w:space="0" w:color="000000"/>
-              <w:right w:val="none" w:sz="0" w:space="0" w:color="000000"/>
-            </w:tcBorders>
-            <w:shd w:val="clear" w:color="auto" w:fill="FFFFFF"/>
-            <w:tcMar>
-              <w:top w:w="0" w:type="dxa"/>
-              <w:bottom w:w="0" w:type="dxa"/>
-              <w:left w:w="0" w:type="dxa"/>
-              <w:right w:w="0" w:type="dxa"/>
-            </w:tcMar>
-            <w:vAlign w:val="center"/>
-          </w:tcPr>
-          <w:p>
-            <w:pPr>
+        <w:tc>
+          <w:tcPr>
+            <w:tcBorders>
+              <w:bottom w:val="none" w:sz="0" w:space="0" w:color="000000"/>
+              <w:top w:val="none" w:sz="0" w:space="0" w:color="000000"/>
+              <w:left w:val="none" w:sz="0" w:space="0" w:color="000000"/>
+              <w:right w:val="none" w:sz="0" w:space="0" w:color="000000"/>
+            </w:tcBorders>
+            <w:shd w:val="clear" w:color="auto" w:fill="FFFFFF"/>
+            <w:tcMar>
+              <w:top w:w="0" w:type="dxa"/>
+              <w:bottom w:w="0" w:type="dxa"/>
+              <w:left w:w="0" w:type="dxa"/>
+              <w:right w:w="0" w:type="dxa"/>
+            </w:tcMar>
+            <w:vAlign w:val="center"/>
+          </w:tcPr>
+          <w:p>
+            <w:pPr>
+              <w:pStyle w:val="Normal"/>
               <w:jc w:val="left"/>
               <w:pBdr>
                 <w:bottom w:val="none" w:sz="0" w:space="0" w:color="000000"/>
@@ -2353,6 +2383,7 @@
           </w:tcPr>
           <w:p>
             <w:pPr>
+              <w:pStyle w:val="Normal"/>
               <w:jc w:val="center"/>
               <w:pBdr>
                 <w:bottom w:val="none" w:sz="0" w:space="0" w:color="000000"/>
@@ -2407,6 +2438,7 @@
           </w:tcPr>
           <w:p>
             <w:pPr>
+              <w:pStyle w:val="Normal"/>
               <w:jc w:val="center"/>
               <w:pBdr>
                 <w:bottom w:val="none" w:sz="0" w:space="0" w:color="000000"/>
@@ -2461,6 +2493,7 @@
           </w:tcPr>
           <w:p>
             <w:pPr>
+              <w:pStyle w:val="Normal"/>
               <w:jc w:val="center"/>
               <w:pBdr>
                 <w:bottom w:val="none" w:sz="0" w:space="0" w:color="000000"/>
@@ -2515,6 +2548,7 @@
           </w:tcPr>
           <w:p>
             <w:pPr>
+              <w:pStyle w:val="Normal"/>
               <w:jc w:val="center"/>
               <w:pBdr>
                 <w:bottom w:val="none" w:sz="0" w:space="0" w:color="000000"/>
@@ -2569,6 +2603,7 @@
           </w:tcPr>
           <w:p>
             <w:pPr>
+              <w:pStyle w:val="Normal"/>
               <w:jc w:val="center"/>
               <w:pBdr>
                 <w:bottom w:val="none" w:sz="0" w:space="0" w:color="000000"/>
@@ -2609,7 +2644,6 @@
         <w:trPr>
           <w:trHeight w:val="369" w:hRule="exact"/>
         </w:trPr>
-        body 9
         <w:tc>
           <w:tcPr>
             <w:gridSpan w:val="6"/>
@@ -2630,6 +2664,7 @@
           </w:tcPr>
           <w:p>
             <w:pPr>
+              <w:pStyle w:val="Normal"/>
               <w:jc w:val="left"/>
               <w:pBdr>
                 <w:bottom w:val="none" w:sz="0" w:space="0" w:color="000000"/>
@@ -2670,7 +2705,6 @@
         <w:trPr>
           <w:trHeight w:val="270" w:hRule="exact"/>
         </w:trPr>
-        body10
         <w:tc>
           <w:tcPr>
             <w:tcBorders>
@@ -2690,6 +2724,7 @@
           </w:tcPr>
           <w:p>
             <w:pPr>
+              <w:pStyle w:val="Normal"/>
               <w:jc w:val="left"/>
               <w:pBdr>
                 <w:bottom w:val="none" w:sz="0" w:space="0" w:color="000000"/>
@@ -2744,6 +2779,7 @@
           </w:tcPr>
           <w:p>
             <w:pPr>
+              <w:pStyle w:val="Normal"/>
               <w:jc w:val="center"/>
               <w:pBdr>
                 <w:bottom w:val="none" w:sz="0" w:space="0" w:color="000000"/>
@@ -2798,6 +2834,7 @@
           </w:tcPr>
           <w:p>
             <w:pPr>
+              <w:pStyle w:val="Normal"/>
               <w:jc w:val="center"/>
               <w:pBdr>
                 <w:bottom w:val="none" w:sz="0" w:space="0" w:color="000000"/>
@@ -2852,6 +2889,7 @@
           </w:tcPr>
           <w:p>
             <w:pPr>
+              <w:pStyle w:val="Normal"/>
               <w:jc w:val="center"/>
               <w:pBdr>
                 <w:bottom w:val="none" w:sz="0" w:space="0" w:color="000000"/>
@@ -2906,6 +2944,7 @@
           </w:tcPr>
           <w:p>
             <w:pPr>
+              <w:pStyle w:val="Normal"/>
               <w:jc w:val="center"/>
               <w:pBdr>
                 <w:bottom w:val="none" w:sz="0" w:space="0" w:color="000000"/>
@@ -2960,6 +2999,7 @@
           </w:tcPr>
           <w:p>
             <w:pPr>
+              <w:pStyle w:val="Normal"/>
               <w:jc w:val="center"/>
               <w:pBdr>
                 <w:bottom w:val="none" w:sz="0" w:space="0" w:color="000000"/>
@@ -3000,26 +3040,26 @@
         <w:trPr>
           <w:trHeight w:val="270" w:hRule="exact"/>
         </w:trPr>
-        body11
-        <w:tc>
-          <w:tcPr>
-            <w:tcBorders>
-              <w:bottom w:val="none" w:sz="0" w:space="0" w:color="000000"/>
-              <w:top w:val="none" w:sz="0" w:space="0" w:color="000000"/>
-              <w:left w:val="none" w:sz="0" w:space="0" w:color="000000"/>
-              <w:right w:val="none" w:sz="0" w:space="0" w:color="000000"/>
-            </w:tcBorders>
-            <w:shd w:val="clear" w:color="auto" w:fill="FFFFFF"/>
-            <w:tcMar>
-              <w:top w:w="0" w:type="dxa"/>
-              <w:bottom w:w="0" w:type="dxa"/>
-              <w:left w:w="0" w:type="dxa"/>
-              <w:right w:w="0" w:type="dxa"/>
-            </w:tcMar>
-            <w:vAlign w:val="center"/>
-          </w:tcPr>
-          <w:p>
-            <w:pPr>
+        <w:tc>
+          <w:tcPr>
+            <w:tcBorders>
+              <w:bottom w:val="none" w:sz="0" w:space="0" w:color="000000"/>
+              <w:top w:val="none" w:sz="0" w:space="0" w:color="000000"/>
+              <w:left w:val="none" w:sz="0" w:space="0" w:color="000000"/>
+              <w:right w:val="none" w:sz="0" w:space="0" w:color="000000"/>
+            </w:tcBorders>
+            <w:shd w:val="clear" w:color="auto" w:fill="FFFFFF"/>
+            <w:tcMar>
+              <w:top w:w="0" w:type="dxa"/>
+              <w:bottom w:w="0" w:type="dxa"/>
+              <w:left w:w="0" w:type="dxa"/>
+              <w:right w:w="0" w:type="dxa"/>
+            </w:tcMar>
+            <w:vAlign w:val="center"/>
+          </w:tcPr>
+          <w:p>
+            <w:pPr>
+              <w:pStyle w:val="Normal"/>
               <w:jc w:val="left"/>
               <w:pBdr>
                 <w:bottom w:val="none" w:sz="0" w:space="0" w:color="000000"/>
@@ -3074,6 +3114,7 @@
           </w:tcPr>
           <w:p>
             <w:pPr>
+              <w:pStyle w:val="Normal"/>
               <w:jc w:val="center"/>
               <w:pBdr>
                 <w:bottom w:val="none" w:sz="0" w:space="0" w:color="000000"/>
@@ -3128,6 +3169,7 @@
           </w:tcPr>
           <w:p>
             <w:pPr>
+              <w:pStyle w:val="Normal"/>
               <w:jc w:val="center"/>
               <w:pBdr>
                 <w:bottom w:val="none" w:sz="0" w:space="0" w:color="000000"/>
@@ -3182,6 +3224,7 @@
           </w:tcPr>
           <w:p>
             <w:pPr>
+              <w:pStyle w:val="Normal"/>
               <w:jc w:val="center"/>
               <w:pBdr>
                 <w:bottom w:val="none" w:sz="0" w:space="0" w:color="000000"/>
@@ -3236,6 +3279,7 @@
           </w:tcPr>
           <w:p>
             <w:pPr>
+              <w:pStyle w:val="Normal"/>
               <w:jc w:val="center"/>
               <w:pBdr>
                 <w:bottom w:val="none" w:sz="0" w:space="0" w:color="000000"/>
@@ -3290,6 +3334,7 @@
           </w:tcPr>
           <w:p>
             <w:pPr>
+              <w:pStyle w:val="Normal"/>
               <w:jc w:val="center"/>
               <w:pBdr>
                 <w:bottom w:val="none" w:sz="0" w:space="0" w:color="000000"/>
@@ -3330,26 +3375,26 @@
         <w:trPr>
           <w:trHeight w:val="270" w:hRule="exact"/>
         </w:trPr>
-        body12
-        <w:tc>
-          <w:tcPr>
-            <w:tcBorders>
-              <w:bottom w:val="none" w:sz="0" w:space="0" w:color="000000"/>
-              <w:top w:val="none" w:sz="0" w:space="0" w:color="000000"/>
-              <w:left w:val="none" w:sz="0" w:space="0" w:color="000000"/>
-              <w:right w:val="none" w:sz="0" w:space="0" w:color="000000"/>
-            </w:tcBorders>
-            <w:shd w:val="clear" w:color="auto" w:fill="FFFFFF"/>
-            <w:tcMar>
-              <w:top w:w="0" w:type="dxa"/>
-              <w:bottom w:w="0" w:type="dxa"/>
-              <w:left w:w="0" w:type="dxa"/>
-              <w:right w:w="0" w:type="dxa"/>
-            </w:tcMar>
-            <w:vAlign w:val="center"/>
-          </w:tcPr>
-          <w:p>
-            <w:pPr>
+        <w:tc>
+          <w:tcPr>
+            <w:tcBorders>
+              <w:bottom w:val="none" w:sz="0" w:space="0" w:color="000000"/>
+              <w:top w:val="none" w:sz="0" w:space="0" w:color="000000"/>
+              <w:left w:val="none" w:sz="0" w:space="0" w:color="000000"/>
+              <w:right w:val="none" w:sz="0" w:space="0" w:color="000000"/>
+            </w:tcBorders>
+            <w:shd w:val="clear" w:color="auto" w:fill="FFFFFF"/>
+            <w:tcMar>
+              <w:top w:w="0" w:type="dxa"/>
+              <w:bottom w:w="0" w:type="dxa"/>
+              <w:left w:w="0" w:type="dxa"/>
+              <w:right w:w="0" w:type="dxa"/>
+            </w:tcMar>
+            <w:vAlign w:val="center"/>
+          </w:tcPr>
+          <w:p>
+            <w:pPr>
+              <w:pStyle w:val="Normal"/>
               <w:jc w:val="left"/>
               <w:pBdr>
                 <w:bottom w:val="none" w:sz="0" w:space="0" w:color="000000"/>
@@ -3404,6 +3449,7 @@
           </w:tcPr>
           <w:p>
             <w:pPr>
+              <w:pStyle w:val="Normal"/>
               <w:jc w:val="center"/>
               <w:pBdr>
                 <w:bottom w:val="none" w:sz="0" w:space="0" w:color="000000"/>
@@ -3458,6 +3504,7 @@
           </w:tcPr>
           <w:p>
             <w:pPr>
+              <w:pStyle w:val="Normal"/>
               <w:jc w:val="center"/>
               <w:pBdr>
                 <w:bottom w:val="none" w:sz="0" w:space="0" w:color="000000"/>
@@ -3512,6 +3559,7 @@
           </w:tcPr>
           <w:p>
             <w:pPr>
+              <w:pStyle w:val="Normal"/>
               <w:jc w:val="center"/>
               <w:pBdr>
                 <w:bottom w:val="none" w:sz="0" w:space="0" w:color="000000"/>
@@ -3566,6 +3614,7 @@
           </w:tcPr>
           <w:p>
             <w:pPr>
+              <w:pStyle w:val="Normal"/>
               <w:jc w:val="center"/>
               <w:pBdr>
                 <w:bottom w:val="none" w:sz="0" w:space="0" w:color="000000"/>
@@ -3620,6 +3669,7 @@
           </w:tcPr>
           <w:p>
             <w:pPr>
+              <w:pStyle w:val="Normal"/>
               <w:jc w:val="center"/>
               <w:pBdr>
                 <w:bottom w:val="none" w:sz="0" w:space="0" w:color="000000"/>
@@ -3660,26 +3710,26 @@
         <w:trPr>
           <w:trHeight w:val="270" w:hRule="exact"/>
         </w:trPr>
-        body13
-        <w:tc>
-          <w:tcPr>
-            <w:tcBorders>
-              <w:bottom w:val="none" w:sz="0" w:space="0" w:color="000000"/>
-              <w:top w:val="none" w:sz="0" w:space="0" w:color="000000"/>
-              <w:left w:val="none" w:sz="0" w:space="0" w:color="000000"/>
-              <w:right w:val="none" w:sz="0" w:space="0" w:color="000000"/>
-            </w:tcBorders>
-            <w:shd w:val="clear" w:color="auto" w:fill="FFFFFF"/>
-            <w:tcMar>
-              <w:top w:w="0" w:type="dxa"/>
-              <w:bottom w:w="0" w:type="dxa"/>
-              <w:left w:w="0" w:type="dxa"/>
-              <w:right w:w="0" w:type="dxa"/>
-            </w:tcMar>
-            <w:vAlign w:val="center"/>
-          </w:tcPr>
-          <w:p>
-            <w:pPr>
+        <w:tc>
+          <w:tcPr>
+            <w:tcBorders>
+              <w:bottom w:val="none" w:sz="0" w:space="0" w:color="000000"/>
+              <w:top w:val="none" w:sz="0" w:space="0" w:color="000000"/>
+              <w:left w:val="none" w:sz="0" w:space="0" w:color="000000"/>
+              <w:right w:val="none" w:sz="0" w:space="0" w:color="000000"/>
+            </w:tcBorders>
+            <w:shd w:val="clear" w:color="auto" w:fill="FFFFFF"/>
+            <w:tcMar>
+              <w:top w:w="0" w:type="dxa"/>
+              <w:bottom w:w="0" w:type="dxa"/>
+              <w:left w:w="0" w:type="dxa"/>
+              <w:right w:w="0" w:type="dxa"/>
+            </w:tcMar>
+            <w:vAlign w:val="center"/>
+          </w:tcPr>
+          <w:p>
+            <w:pPr>
+              <w:pStyle w:val="Normal"/>
               <w:jc w:val="left"/>
               <w:pBdr>
                 <w:bottom w:val="none" w:sz="0" w:space="0" w:color="000000"/>
@@ -3734,6 +3784,7 @@
           </w:tcPr>
           <w:p>
             <w:pPr>
+              <w:pStyle w:val="Normal"/>
               <w:jc w:val="center"/>
               <w:pBdr>
                 <w:bottom w:val="none" w:sz="0" w:space="0" w:color="000000"/>
@@ -3788,6 +3839,7 @@
           </w:tcPr>
           <w:p>
             <w:pPr>
+              <w:pStyle w:val="Normal"/>
               <w:jc w:val="center"/>
               <w:pBdr>
                 <w:bottom w:val="none" w:sz="0" w:space="0" w:color="000000"/>
@@ -3842,6 +3894,7 @@
           </w:tcPr>
           <w:p>
             <w:pPr>
+              <w:pStyle w:val="Normal"/>
               <w:jc w:val="center"/>
               <w:pBdr>
                 <w:bottom w:val="none" w:sz="0" w:space="0" w:color="000000"/>
@@ -3896,6 +3949,7 @@
           </w:tcPr>
           <w:p>
             <w:pPr>
+              <w:pStyle w:val="Normal"/>
               <w:jc w:val="center"/>
               <w:pBdr>
                 <w:bottom w:val="none" w:sz="0" w:space="0" w:color="000000"/>
@@ -3950,6 +4004,7 @@
           </w:tcPr>
           <w:p>
             <w:pPr>
+              <w:pStyle w:val="Normal"/>
               <w:jc w:val="center"/>
               <w:pBdr>
                 <w:bottom w:val="none" w:sz="0" w:space="0" w:color="000000"/>
@@ -3990,26 +4045,26 @@
         <w:trPr>
           <w:trHeight w:val="270" w:hRule="exact"/>
         </w:trPr>
-        body14
-        <w:tc>
-          <w:tcPr>
-            <w:tcBorders>
-              <w:bottom w:val="none" w:sz="0" w:space="0" w:color="000000"/>
-              <w:top w:val="none" w:sz="0" w:space="0" w:color="000000"/>
-              <w:left w:val="none" w:sz="0" w:space="0" w:color="000000"/>
-              <w:right w:val="none" w:sz="0" w:space="0" w:color="000000"/>
-            </w:tcBorders>
-            <w:shd w:val="clear" w:color="auto" w:fill="FFFFFF"/>
-            <w:tcMar>
-              <w:top w:w="0" w:type="dxa"/>
-              <w:bottom w:w="0" w:type="dxa"/>
-              <w:left w:w="0" w:type="dxa"/>
-              <w:right w:w="0" w:type="dxa"/>
-            </w:tcMar>
-            <w:vAlign w:val="center"/>
-          </w:tcPr>
-          <w:p>
-            <w:pPr>
+        <w:tc>
+          <w:tcPr>
+            <w:tcBorders>
+              <w:bottom w:val="none" w:sz="0" w:space="0" w:color="000000"/>
+              <w:top w:val="none" w:sz="0" w:space="0" w:color="000000"/>
+              <w:left w:val="none" w:sz="0" w:space="0" w:color="000000"/>
+              <w:right w:val="none" w:sz="0" w:space="0" w:color="000000"/>
+            </w:tcBorders>
+            <w:shd w:val="clear" w:color="auto" w:fill="FFFFFF"/>
+            <w:tcMar>
+              <w:top w:w="0" w:type="dxa"/>
+              <w:bottom w:w="0" w:type="dxa"/>
+              <w:left w:w="0" w:type="dxa"/>
+              <w:right w:w="0" w:type="dxa"/>
+            </w:tcMar>
+            <w:vAlign w:val="center"/>
+          </w:tcPr>
+          <w:p>
+            <w:pPr>
+              <w:pStyle w:val="Normal"/>
               <w:jc w:val="left"/>
               <w:pBdr>
                 <w:bottom w:val="none" w:sz="0" w:space="0" w:color="000000"/>
@@ -4064,6 +4119,7 @@
           </w:tcPr>
           <w:p>
             <w:pPr>
+              <w:pStyle w:val="Normal"/>
               <w:jc w:val="center"/>
               <w:pBdr>
                 <w:bottom w:val="none" w:sz="0" w:space="0" w:color="000000"/>
@@ -4118,6 +4174,7 @@
           </w:tcPr>
           <w:p>
             <w:pPr>
+              <w:pStyle w:val="Normal"/>
               <w:jc w:val="center"/>
               <w:pBdr>
                 <w:bottom w:val="none" w:sz="0" w:space="0" w:color="000000"/>
@@ -4172,6 +4229,7 @@
           </w:tcPr>
           <w:p>
             <w:pPr>
+              <w:pStyle w:val="Normal"/>
               <w:jc w:val="center"/>
               <w:pBdr>
                 <w:bottom w:val="none" w:sz="0" w:space="0" w:color="000000"/>
@@ -4226,6 +4284,7 @@
           </w:tcPr>
           <w:p>
             <w:pPr>
+              <w:pStyle w:val="Normal"/>
               <w:jc w:val="center"/>
               <w:pBdr>
                 <w:bottom w:val="none" w:sz="0" w:space="0" w:color="000000"/>
@@ -4280,6 +4339,7 @@
           </w:tcPr>
           <w:p>
             <w:pPr>
+              <w:pStyle w:val="Normal"/>
               <w:jc w:val="center"/>
               <w:pBdr>
                 <w:bottom w:val="none" w:sz="0" w:space="0" w:color="000000"/>
@@ -4320,26 +4380,26 @@
         <w:trPr>
           <w:trHeight w:val="270" w:hRule="exact"/>
         </w:trPr>
-        body15
-        <w:tc>
-          <w:tcPr>
-            <w:tcBorders>
-              <w:bottom w:val="none" w:sz="0" w:space="0" w:color="000000"/>
-              <w:top w:val="none" w:sz="0" w:space="0" w:color="000000"/>
-              <w:left w:val="none" w:sz="0" w:space="0" w:color="000000"/>
-              <w:right w:val="none" w:sz="0" w:space="0" w:color="000000"/>
-            </w:tcBorders>
-            <w:shd w:val="clear" w:color="auto" w:fill="FFFFFF"/>
-            <w:tcMar>
-              <w:top w:w="0" w:type="dxa"/>
-              <w:bottom w:w="0" w:type="dxa"/>
-              <w:left w:w="0" w:type="dxa"/>
-              <w:right w:w="0" w:type="dxa"/>
-            </w:tcMar>
-            <w:vAlign w:val="center"/>
-          </w:tcPr>
-          <w:p>
-            <w:pPr>
+        <w:tc>
+          <w:tcPr>
+            <w:tcBorders>
+              <w:bottom w:val="none" w:sz="0" w:space="0" w:color="000000"/>
+              <w:top w:val="none" w:sz="0" w:space="0" w:color="000000"/>
+              <w:left w:val="none" w:sz="0" w:space="0" w:color="000000"/>
+              <w:right w:val="none" w:sz="0" w:space="0" w:color="000000"/>
+            </w:tcBorders>
+            <w:shd w:val="clear" w:color="auto" w:fill="FFFFFF"/>
+            <w:tcMar>
+              <w:top w:w="0" w:type="dxa"/>
+              <w:bottom w:w="0" w:type="dxa"/>
+              <w:left w:w="0" w:type="dxa"/>
+              <w:right w:w="0" w:type="dxa"/>
+            </w:tcMar>
+            <w:vAlign w:val="center"/>
+          </w:tcPr>
+          <w:p>
+            <w:pPr>
+              <w:pStyle w:val="Normal"/>
               <w:jc w:val="left"/>
               <w:pBdr>
                 <w:bottom w:val="none" w:sz="0" w:space="0" w:color="000000"/>
@@ -4394,6 +4454,7 @@
           </w:tcPr>
           <w:p>
             <w:pPr>
+              <w:pStyle w:val="Normal"/>
               <w:jc w:val="center"/>
               <w:pBdr>
                 <w:bottom w:val="none" w:sz="0" w:space="0" w:color="000000"/>
@@ -4448,6 +4509,7 @@
           </w:tcPr>
           <w:p>
             <w:pPr>
+              <w:pStyle w:val="Normal"/>
               <w:jc w:val="center"/>
               <w:pBdr>
                 <w:bottom w:val="none" w:sz="0" w:space="0" w:color="000000"/>
@@ -4502,6 +4564,7 @@
           </w:tcPr>
           <w:p>
             <w:pPr>
+              <w:pStyle w:val="Normal"/>
               <w:jc w:val="center"/>
               <w:pBdr>
                 <w:bottom w:val="none" w:sz="0" w:space="0" w:color="000000"/>
@@ -4556,6 +4619,7 @@
           </w:tcPr>
           <w:p>
             <w:pPr>
+              <w:pStyle w:val="Normal"/>
               <w:jc w:val="center"/>
               <w:pBdr>
                 <w:bottom w:val="none" w:sz="0" w:space="0" w:color="000000"/>
@@ -4610,6 +4674,7 @@
           </w:tcPr>
           <w:p>
             <w:pPr>
+              <w:pStyle w:val="Normal"/>
               <w:jc w:val="center"/>
               <w:pBdr>
                 <w:bottom w:val="none" w:sz="0" w:space="0" w:color="000000"/>
@@ -4650,26 +4715,26 @@
         <w:trPr>
           <w:trHeight w:val="270" w:hRule="exact"/>
         </w:trPr>
-        body16
-        <w:tc>
-          <w:tcPr>
-            <w:tcBorders>
-              <w:bottom w:val="none" w:sz="0" w:space="0" w:color="000000"/>
-              <w:top w:val="none" w:sz="0" w:space="0" w:color="000000"/>
-              <w:left w:val="none" w:sz="0" w:space="0" w:color="000000"/>
-              <w:right w:val="none" w:sz="0" w:space="0" w:color="000000"/>
-            </w:tcBorders>
-            <w:shd w:val="clear" w:color="auto" w:fill="FFFFFF"/>
-            <w:tcMar>
-              <w:top w:w="0" w:type="dxa"/>
-              <w:bottom w:w="0" w:type="dxa"/>
-              <w:left w:w="0" w:type="dxa"/>
-              <w:right w:w="0" w:type="dxa"/>
-            </w:tcMar>
-            <w:vAlign w:val="center"/>
-          </w:tcPr>
-          <w:p>
-            <w:pPr>
+        <w:tc>
+          <w:tcPr>
+            <w:tcBorders>
+              <w:bottom w:val="none" w:sz="0" w:space="0" w:color="000000"/>
+              <w:top w:val="none" w:sz="0" w:space="0" w:color="000000"/>
+              <w:left w:val="none" w:sz="0" w:space="0" w:color="000000"/>
+              <w:right w:val="none" w:sz="0" w:space="0" w:color="000000"/>
+            </w:tcBorders>
+            <w:shd w:val="clear" w:color="auto" w:fill="FFFFFF"/>
+            <w:tcMar>
+              <w:top w:w="0" w:type="dxa"/>
+              <w:bottom w:w="0" w:type="dxa"/>
+              <w:left w:w="0" w:type="dxa"/>
+              <w:right w:w="0" w:type="dxa"/>
+            </w:tcMar>
+            <w:vAlign w:val="center"/>
+          </w:tcPr>
+          <w:p>
+            <w:pPr>
+              <w:pStyle w:val="Normal"/>
               <w:jc w:val="left"/>
               <w:pBdr>
                 <w:bottom w:val="none" w:sz="0" w:space="0" w:color="000000"/>
@@ -4724,6 +4789,7 @@
           </w:tcPr>
           <w:p>
             <w:pPr>
+              <w:pStyle w:val="Normal"/>
               <w:jc w:val="center"/>
               <w:pBdr>
                 <w:bottom w:val="none" w:sz="0" w:space="0" w:color="000000"/>
@@ -4778,6 +4844,7 @@
           </w:tcPr>
           <w:p>
             <w:pPr>
+              <w:pStyle w:val="Normal"/>
               <w:jc w:val="center"/>
               <w:pBdr>
                 <w:bottom w:val="none" w:sz="0" w:space="0" w:color="000000"/>
@@ -4832,6 +4899,7 @@
           </w:tcPr>
           <w:p>
             <w:pPr>
+              <w:pStyle w:val="Normal"/>
               <w:jc w:val="center"/>
               <w:pBdr>
                 <w:bottom w:val="none" w:sz="0" w:space="0" w:color="000000"/>
@@ -4886,6 +4954,7 @@
           </w:tcPr>
           <w:p>
             <w:pPr>
+              <w:pStyle w:val="Normal"/>
               <w:jc w:val="center"/>
               <w:pBdr>
                 <w:bottom w:val="none" w:sz="0" w:space="0" w:color="000000"/>
@@ -4940,6 +5009,7 @@
           </w:tcPr>
           <w:p>
             <w:pPr>
+              <w:pStyle w:val="Normal"/>
               <w:jc w:val="center"/>
               <w:pBdr>
                 <w:bottom w:val="none" w:sz="0" w:space="0" w:color="000000"/>
@@ -4980,26 +5050,26 @@
         <w:trPr>
           <w:trHeight w:val="270" w:hRule="exact"/>
         </w:trPr>
-        body17
-        <w:tc>
-          <w:tcPr>
-            <w:tcBorders>
-              <w:bottom w:val="none" w:sz="0" w:space="0" w:color="000000"/>
-              <w:top w:val="none" w:sz="0" w:space="0" w:color="000000"/>
-              <w:left w:val="none" w:sz="0" w:space="0" w:color="000000"/>
-              <w:right w:val="none" w:sz="0" w:space="0" w:color="000000"/>
-            </w:tcBorders>
-            <w:shd w:val="clear" w:color="auto" w:fill="FFFFFF"/>
-            <w:tcMar>
-              <w:top w:w="0" w:type="dxa"/>
-              <w:bottom w:w="0" w:type="dxa"/>
-              <w:left w:w="0" w:type="dxa"/>
-              <w:right w:w="0" w:type="dxa"/>
-            </w:tcMar>
-            <w:vAlign w:val="center"/>
-          </w:tcPr>
-          <w:p>
-            <w:pPr>
+        <w:tc>
+          <w:tcPr>
+            <w:tcBorders>
+              <w:bottom w:val="none" w:sz="0" w:space="0" w:color="000000"/>
+              <w:top w:val="none" w:sz="0" w:space="0" w:color="000000"/>
+              <w:left w:val="none" w:sz="0" w:space="0" w:color="000000"/>
+              <w:right w:val="none" w:sz="0" w:space="0" w:color="000000"/>
+            </w:tcBorders>
+            <w:shd w:val="clear" w:color="auto" w:fill="FFFFFF"/>
+            <w:tcMar>
+              <w:top w:w="0" w:type="dxa"/>
+              <w:bottom w:w="0" w:type="dxa"/>
+              <w:left w:w="0" w:type="dxa"/>
+              <w:right w:w="0" w:type="dxa"/>
+            </w:tcMar>
+            <w:vAlign w:val="center"/>
+          </w:tcPr>
+          <w:p>
+            <w:pPr>
+              <w:pStyle w:val="Normal"/>
               <w:jc w:val="left"/>
               <w:pBdr>
                 <w:bottom w:val="none" w:sz="0" w:space="0" w:color="000000"/>
@@ -5054,6 +5124,7 @@
           </w:tcPr>
           <w:p>
             <w:pPr>
+              <w:pStyle w:val="Normal"/>
               <w:jc w:val="center"/>
               <w:pBdr>
                 <w:bottom w:val="none" w:sz="0" w:space="0" w:color="000000"/>
@@ -5108,6 +5179,7 @@
           </w:tcPr>
           <w:p>
             <w:pPr>
+              <w:pStyle w:val="Normal"/>
               <w:jc w:val="center"/>
               <w:pBdr>
                 <w:bottom w:val="none" w:sz="0" w:space="0" w:color="000000"/>
@@ -5162,6 +5234,7 @@
           </w:tcPr>
           <w:p>
             <w:pPr>
+              <w:pStyle w:val="Normal"/>
               <w:jc w:val="center"/>
               <w:pBdr>
                 <w:bottom w:val="none" w:sz="0" w:space="0" w:color="000000"/>
@@ -5216,6 +5289,7 @@
           </w:tcPr>
           <w:p>
             <w:pPr>
+              <w:pStyle w:val="Normal"/>
               <w:jc w:val="center"/>
               <w:pBdr>
                 <w:bottom w:val="none" w:sz="0" w:space="0" w:color="000000"/>
@@ -5270,6 +5344,7 @@
           </w:tcPr>
           <w:p>
             <w:pPr>
+              <w:pStyle w:val="Normal"/>
               <w:jc w:val="center"/>
               <w:pBdr>
                 <w:bottom w:val="none" w:sz="0" w:space="0" w:color="000000"/>
@@ -5310,26 +5385,26 @@
         <w:trPr>
           <w:trHeight w:val="270" w:hRule="exact"/>
         </w:trPr>
-        body18
-        <w:tc>
-          <w:tcPr>
-            <w:tcBorders>
-              <w:bottom w:val="none" w:sz="0" w:space="0" w:color="000000"/>
-              <w:top w:val="none" w:sz="0" w:space="0" w:color="000000"/>
-              <w:left w:val="none" w:sz="0" w:space="0" w:color="000000"/>
-              <w:right w:val="none" w:sz="0" w:space="0" w:color="000000"/>
-            </w:tcBorders>
-            <w:shd w:val="clear" w:color="auto" w:fill="FFFFFF"/>
-            <w:tcMar>
-              <w:top w:w="0" w:type="dxa"/>
-              <w:bottom w:w="0" w:type="dxa"/>
-              <w:left w:w="0" w:type="dxa"/>
-              <w:right w:w="0" w:type="dxa"/>
-            </w:tcMar>
-            <w:vAlign w:val="center"/>
-          </w:tcPr>
-          <w:p>
-            <w:pPr>
+        <w:tc>
+          <w:tcPr>
+            <w:tcBorders>
+              <w:bottom w:val="none" w:sz="0" w:space="0" w:color="000000"/>
+              <w:top w:val="none" w:sz="0" w:space="0" w:color="000000"/>
+              <w:left w:val="none" w:sz="0" w:space="0" w:color="000000"/>
+              <w:right w:val="none" w:sz="0" w:space="0" w:color="000000"/>
+            </w:tcBorders>
+            <w:shd w:val="clear" w:color="auto" w:fill="FFFFFF"/>
+            <w:tcMar>
+              <w:top w:w="0" w:type="dxa"/>
+              <w:bottom w:w="0" w:type="dxa"/>
+              <w:left w:w="0" w:type="dxa"/>
+              <w:right w:w="0" w:type="dxa"/>
+            </w:tcMar>
+            <w:vAlign w:val="center"/>
+          </w:tcPr>
+          <w:p>
+            <w:pPr>
+              <w:pStyle w:val="Normal"/>
               <w:jc w:val="left"/>
               <w:pBdr>
                 <w:bottom w:val="none" w:sz="0" w:space="0" w:color="000000"/>
@@ -5384,6 +5459,7 @@
           </w:tcPr>
           <w:p>
             <w:pPr>
+              <w:pStyle w:val="Normal"/>
               <w:jc w:val="center"/>
               <w:pBdr>
                 <w:bottom w:val="none" w:sz="0" w:space="0" w:color="000000"/>
@@ -5438,6 +5514,7 @@
           </w:tcPr>
           <w:p>
             <w:pPr>
+              <w:pStyle w:val="Normal"/>
               <w:jc w:val="center"/>
               <w:pBdr>
                 <w:bottom w:val="none" w:sz="0" w:space="0" w:color="000000"/>
@@ -5492,6 +5569,7 @@
           </w:tcPr>
           <w:p>
             <w:pPr>
+              <w:pStyle w:val="Normal"/>
               <w:jc w:val="center"/>
               <w:pBdr>
                 <w:bottom w:val="none" w:sz="0" w:space="0" w:color="000000"/>
@@ -5546,6 +5624,7 @@
           </w:tcPr>
           <w:p>
             <w:pPr>
+              <w:pStyle w:val="Normal"/>
               <w:jc w:val="center"/>
               <w:pBdr>
                 <w:bottom w:val="none" w:sz="0" w:space="0" w:color="000000"/>
@@ -5600,6 +5679,7 @@
           </w:tcPr>
           <w:p>
             <w:pPr>
+              <w:pStyle w:val="Normal"/>
               <w:jc w:val="center"/>
               <w:pBdr>
                 <w:bottom w:val="none" w:sz="0" w:space="0" w:color="000000"/>
@@ -5640,26 +5720,26 @@
         <w:trPr>
           <w:trHeight w:val="270" w:hRule="exact"/>
         </w:trPr>
-        body19
-        <w:tc>
-          <w:tcPr>
-            <w:tcBorders>
-              <w:bottom w:val="none" w:sz="0" w:space="0" w:color="000000"/>
-              <w:top w:val="none" w:sz="0" w:space="0" w:color="000000"/>
-              <w:left w:val="none" w:sz="0" w:space="0" w:color="000000"/>
-              <w:right w:val="none" w:sz="0" w:space="0" w:color="000000"/>
-            </w:tcBorders>
-            <w:shd w:val="clear" w:color="auto" w:fill="FFFFFF"/>
-            <w:tcMar>
-              <w:top w:w="0" w:type="dxa"/>
-              <w:bottom w:w="0" w:type="dxa"/>
-              <w:left w:w="0" w:type="dxa"/>
-              <w:right w:w="0" w:type="dxa"/>
-            </w:tcMar>
-            <w:vAlign w:val="center"/>
-          </w:tcPr>
-          <w:p>
-            <w:pPr>
+        <w:tc>
+          <w:tcPr>
+            <w:tcBorders>
+              <w:bottom w:val="none" w:sz="0" w:space="0" w:color="000000"/>
+              <w:top w:val="none" w:sz="0" w:space="0" w:color="000000"/>
+              <w:left w:val="none" w:sz="0" w:space="0" w:color="000000"/>
+              <w:right w:val="none" w:sz="0" w:space="0" w:color="000000"/>
+            </w:tcBorders>
+            <w:shd w:val="clear" w:color="auto" w:fill="FFFFFF"/>
+            <w:tcMar>
+              <w:top w:w="0" w:type="dxa"/>
+              <w:bottom w:w="0" w:type="dxa"/>
+              <w:left w:w="0" w:type="dxa"/>
+              <w:right w:w="0" w:type="dxa"/>
+            </w:tcMar>
+            <w:vAlign w:val="center"/>
+          </w:tcPr>
+          <w:p>
+            <w:pPr>
+              <w:pStyle w:val="Normal"/>
               <w:jc w:val="left"/>
               <w:pBdr>
                 <w:bottom w:val="none" w:sz="0" w:space="0" w:color="000000"/>
@@ -5714,6 +5794,7 @@
           </w:tcPr>
           <w:p>
             <w:pPr>
+              <w:pStyle w:val="Normal"/>
               <w:jc w:val="center"/>
               <w:pBdr>
                 <w:bottom w:val="none" w:sz="0" w:space="0" w:color="000000"/>
@@ -5768,6 +5849,7 @@
           </w:tcPr>
           <w:p>
             <w:pPr>
+              <w:pStyle w:val="Normal"/>
               <w:jc w:val="center"/>
               <w:pBdr>
                 <w:bottom w:val="none" w:sz="0" w:space="0" w:color="000000"/>
@@ -5822,6 +5904,7 @@
           </w:tcPr>
           <w:p>
             <w:pPr>
+              <w:pStyle w:val="Normal"/>
               <w:jc w:val="center"/>
               <w:pBdr>
                 <w:bottom w:val="none" w:sz="0" w:space="0" w:color="000000"/>
@@ -5876,6 +5959,7 @@
           </w:tcPr>
           <w:p>
             <w:pPr>
+              <w:pStyle w:val="Normal"/>
               <w:jc w:val="center"/>
               <w:pBdr>
                 <w:bottom w:val="none" w:sz="0" w:space="0" w:color="000000"/>
@@ -5930,6 +6014,7 @@
           </w:tcPr>
           <w:p>
             <w:pPr>
+              <w:pStyle w:val="Normal"/>
               <w:jc w:val="center"/>
               <w:pBdr>
                 <w:bottom w:val="none" w:sz="0" w:space="0" w:color="000000"/>
@@ -5970,26 +6055,26 @@
         <w:trPr>
           <w:trHeight w:val="270" w:hRule="exact"/>
         </w:trPr>
-        body20
-        <w:tc>
-          <w:tcPr>
-            <w:tcBorders>
-              <w:bottom w:val="none" w:sz="0" w:space="0" w:color="000000"/>
-              <w:top w:val="none" w:sz="0" w:space="0" w:color="000000"/>
-              <w:left w:val="none" w:sz="0" w:space="0" w:color="000000"/>
-              <w:right w:val="none" w:sz="0" w:space="0" w:color="000000"/>
-            </w:tcBorders>
-            <w:shd w:val="clear" w:color="auto" w:fill="FFFFFF"/>
-            <w:tcMar>
-              <w:top w:w="0" w:type="dxa"/>
-              <w:bottom w:w="0" w:type="dxa"/>
-              <w:left w:w="0" w:type="dxa"/>
-              <w:right w:w="0" w:type="dxa"/>
-            </w:tcMar>
-            <w:vAlign w:val="center"/>
-          </w:tcPr>
-          <w:p>
-            <w:pPr>
+        <w:tc>
+          <w:tcPr>
+            <w:tcBorders>
+              <w:bottom w:val="none" w:sz="0" w:space="0" w:color="000000"/>
+              <w:top w:val="none" w:sz="0" w:space="0" w:color="000000"/>
+              <w:left w:val="none" w:sz="0" w:space="0" w:color="000000"/>
+              <w:right w:val="none" w:sz="0" w:space="0" w:color="000000"/>
+            </w:tcBorders>
+            <w:shd w:val="clear" w:color="auto" w:fill="FFFFFF"/>
+            <w:tcMar>
+              <w:top w:w="0" w:type="dxa"/>
+              <w:bottom w:w="0" w:type="dxa"/>
+              <w:left w:w="0" w:type="dxa"/>
+              <w:right w:w="0" w:type="dxa"/>
+            </w:tcMar>
+            <w:vAlign w:val="center"/>
+          </w:tcPr>
+          <w:p>
+            <w:pPr>
+              <w:pStyle w:val="Normal"/>
               <w:jc w:val="left"/>
               <w:pBdr>
                 <w:bottom w:val="none" w:sz="0" w:space="0" w:color="000000"/>
@@ -6044,6 +6129,7 @@
           </w:tcPr>
           <w:p>
             <w:pPr>
+              <w:pStyle w:val="Normal"/>
               <w:jc w:val="center"/>
               <w:pBdr>
                 <w:bottom w:val="none" w:sz="0" w:space="0" w:color="000000"/>
@@ -6098,6 +6184,7 @@
           </w:tcPr>
           <w:p>
             <w:pPr>
+              <w:pStyle w:val="Normal"/>
               <w:jc w:val="center"/>
               <w:pBdr>
                 <w:bottom w:val="none" w:sz="0" w:space="0" w:color="000000"/>
@@ -6152,6 +6239,7 @@
           </w:tcPr>
           <w:p>
             <w:pPr>
+              <w:pStyle w:val="Normal"/>
               <w:jc w:val="center"/>
               <w:pBdr>
                 <w:bottom w:val="none" w:sz="0" w:space="0" w:color="000000"/>
@@ -6206,6 +6294,7 @@
           </w:tcPr>
           <w:p>
             <w:pPr>
+              <w:pStyle w:val="Normal"/>
               <w:jc w:val="center"/>
               <w:pBdr>
                 <w:bottom w:val="none" w:sz="0" w:space="0" w:color="000000"/>
@@ -6260,6 +6349,7 @@
           </w:tcPr>
           <w:p>
             <w:pPr>
+              <w:pStyle w:val="Normal"/>
               <w:jc w:val="center"/>
               <w:pBdr>
                 <w:bottom w:val="none" w:sz="0" w:space="0" w:color="000000"/>
@@ -6300,26 +6390,26 @@
         <w:trPr>
           <w:trHeight w:val="270" w:hRule="exact"/>
         </w:trPr>
-        body21
-        <w:tc>
-          <w:tcPr>
-            <w:tcBorders>
-              <w:bottom w:val="none" w:sz="0" w:space="0" w:color="000000"/>
-              <w:top w:val="none" w:sz="0" w:space="0" w:color="000000"/>
-              <w:left w:val="none" w:sz="0" w:space="0" w:color="000000"/>
-              <w:right w:val="none" w:sz="0" w:space="0" w:color="000000"/>
-            </w:tcBorders>
-            <w:shd w:val="clear" w:color="auto" w:fill="FFFFFF"/>
-            <w:tcMar>
-              <w:top w:w="0" w:type="dxa"/>
-              <w:bottom w:w="0" w:type="dxa"/>
-              <w:left w:w="0" w:type="dxa"/>
-              <w:right w:w="0" w:type="dxa"/>
-            </w:tcMar>
-            <w:vAlign w:val="center"/>
-          </w:tcPr>
-          <w:p>
-            <w:pPr>
+        <w:tc>
+          <w:tcPr>
+            <w:tcBorders>
+              <w:bottom w:val="none" w:sz="0" w:space="0" w:color="000000"/>
+              <w:top w:val="none" w:sz="0" w:space="0" w:color="000000"/>
+              <w:left w:val="none" w:sz="0" w:space="0" w:color="000000"/>
+              <w:right w:val="none" w:sz="0" w:space="0" w:color="000000"/>
+            </w:tcBorders>
+            <w:shd w:val="clear" w:color="auto" w:fill="FFFFFF"/>
+            <w:tcMar>
+              <w:top w:w="0" w:type="dxa"/>
+              <w:bottom w:w="0" w:type="dxa"/>
+              <w:left w:w="0" w:type="dxa"/>
+              <w:right w:w="0" w:type="dxa"/>
+            </w:tcMar>
+            <w:vAlign w:val="center"/>
+          </w:tcPr>
+          <w:p>
+            <w:pPr>
+              <w:pStyle w:val="Normal"/>
               <w:jc w:val="left"/>
               <w:pBdr>
                 <w:bottom w:val="none" w:sz="0" w:space="0" w:color="000000"/>
@@ -6374,6 +6464,7 @@
           </w:tcPr>
           <w:p>
             <w:pPr>
+              <w:pStyle w:val="Normal"/>
               <w:jc w:val="center"/>
               <w:pBdr>
                 <w:bottom w:val="none" w:sz="0" w:space="0" w:color="000000"/>
@@ -6428,6 +6519,7 @@
           </w:tcPr>
           <w:p>
             <w:pPr>
+              <w:pStyle w:val="Normal"/>
               <w:jc w:val="center"/>
               <w:pBdr>
                 <w:bottom w:val="none" w:sz="0" w:space="0" w:color="000000"/>
@@ -6482,6 +6574,7 @@
           </w:tcPr>
           <w:p>
             <w:pPr>
+              <w:pStyle w:val="Normal"/>
               <w:jc w:val="center"/>
               <w:pBdr>
                 <w:bottom w:val="none" w:sz="0" w:space="0" w:color="000000"/>
@@ -6536,6 +6629,7 @@
           </w:tcPr>
           <w:p>
             <w:pPr>
+              <w:pStyle w:val="Normal"/>
               <w:jc w:val="center"/>
               <w:pBdr>
                 <w:bottom w:val="none" w:sz="0" w:space="0" w:color="000000"/>
@@ -6590,6 +6684,7 @@
           </w:tcPr>
           <w:p>
             <w:pPr>
+              <w:pStyle w:val="Normal"/>
               <w:jc w:val="center"/>
               <w:pBdr>
                 <w:bottom w:val="none" w:sz="0" w:space="0" w:color="000000"/>
@@ -6630,7 +6725,6 @@
         <w:trPr>
           <w:trHeight w:val="369" w:hRule="exact"/>
         </w:trPr>
-        body22
         <w:tc>
           <w:tcPr>
             <w:gridSpan w:val="6"/>
@@ -6651,6 +6745,7 @@
           </w:tcPr>
           <w:p>
             <w:pPr>
+              <w:pStyle w:val="Normal"/>
               <w:jc w:val="left"/>
               <w:pBdr>
                 <w:bottom w:val="none" w:sz="0" w:space="0" w:color="000000"/>
@@ -6691,7 +6786,6 @@
         <w:trPr>
           <w:trHeight w:val="270" w:hRule="exact"/>
         </w:trPr>
-        body23
         <w:tc>
           <w:tcPr>
             <w:tcBorders>
@@ -6711,6 +6805,7 @@
           </w:tcPr>
           <w:p>
             <w:pPr>
+              <w:pStyle w:val="Normal"/>
               <w:jc w:val="left"/>
               <w:pBdr>
                 <w:bottom w:val="none" w:sz="0" w:space="0" w:color="000000"/>
@@ -6765,6 +6860,7 @@
           </w:tcPr>
           <w:p>
             <w:pPr>
+              <w:pStyle w:val="Normal"/>
               <w:jc w:val="center"/>
               <w:pBdr>
                 <w:bottom w:val="none" w:sz="0" w:space="0" w:color="000000"/>
@@ -6819,6 +6915,7 @@
           </w:tcPr>
           <w:p>
             <w:pPr>
+              <w:pStyle w:val="Normal"/>
               <w:jc w:val="center"/>
               <w:pBdr>
                 <w:bottom w:val="none" w:sz="0" w:space="0" w:color="000000"/>
@@ -6873,6 +6970,7 @@
           </w:tcPr>
           <w:p>
             <w:pPr>
+              <w:pStyle w:val="Normal"/>
               <w:jc w:val="center"/>
               <w:pBdr>
                 <w:bottom w:val="none" w:sz="0" w:space="0" w:color="000000"/>
@@ -6927,6 +7025,7 @@
           </w:tcPr>
           <w:p>
             <w:pPr>
+              <w:pStyle w:val="Normal"/>
               <w:jc w:val="center"/>
               <w:pBdr>
                 <w:bottom w:val="none" w:sz="0" w:space="0" w:color="000000"/>
@@ -6981,6 +7080,7 @@
           </w:tcPr>
           <w:p>
             <w:pPr>
+              <w:pStyle w:val="Normal"/>
               <w:jc w:val="center"/>
               <w:pBdr>
                 <w:bottom w:val="none" w:sz="0" w:space="0" w:color="000000"/>
@@ -7021,26 +7121,26 @@
         <w:trPr>
           <w:trHeight w:val="270" w:hRule="exact"/>
         </w:trPr>
-        body24
-        <w:tc>
-          <w:tcPr>
-            <w:tcBorders>
-              <w:bottom w:val="none" w:sz="0" w:space="0" w:color="000000"/>
-              <w:top w:val="none" w:sz="0" w:space="0" w:color="000000"/>
-              <w:left w:val="none" w:sz="0" w:space="0" w:color="000000"/>
-              <w:right w:val="none" w:sz="0" w:space="0" w:color="000000"/>
-            </w:tcBorders>
-            <w:shd w:val="clear" w:color="auto" w:fill="FFFFFF"/>
-            <w:tcMar>
-              <w:top w:w="0" w:type="dxa"/>
-              <w:bottom w:w="0" w:type="dxa"/>
-              <w:left w:w="0" w:type="dxa"/>
-              <w:right w:w="0" w:type="dxa"/>
-            </w:tcMar>
-            <w:vAlign w:val="center"/>
-          </w:tcPr>
-          <w:p>
-            <w:pPr>
+        <w:tc>
+          <w:tcPr>
+            <w:tcBorders>
+              <w:bottom w:val="none" w:sz="0" w:space="0" w:color="000000"/>
+              <w:top w:val="none" w:sz="0" w:space="0" w:color="000000"/>
+              <w:left w:val="none" w:sz="0" w:space="0" w:color="000000"/>
+              <w:right w:val="none" w:sz="0" w:space="0" w:color="000000"/>
+            </w:tcBorders>
+            <w:shd w:val="clear" w:color="auto" w:fill="FFFFFF"/>
+            <w:tcMar>
+              <w:top w:w="0" w:type="dxa"/>
+              <w:bottom w:w="0" w:type="dxa"/>
+              <w:left w:w="0" w:type="dxa"/>
+              <w:right w:w="0" w:type="dxa"/>
+            </w:tcMar>
+            <w:vAlign w:val="center"/>
+          </w:tcPr>
+          <w:p>
+            <w:pPr>
+              <w:pStyle w:val="Normal"/>
               <w:jc w:val="left"/>
               <w:pBdr>
                 <w:bottom w:val="none" w:sz="0" w:space="0" w:color="000000"/>
@@ -7095,6 +7195,7 @@
           </w:tcPr>
           <w:p>
             <w:pPr>
+              <w:pStyle w:val="Normal"/>
               <w:jc w:val="center"/>
               <w:pBdr>
                 <w:bottom w:val="none" w:sz="0" w:space="0" w:color="000000"/>
@@ -7149,6 +7250,7 @@
           </w:tcPr>
           <w:p>
             <w:pPr>
+              <w:pStyle w:val="Normal"/>
               <w:jc w:val="center"/>
               <w:pBdr>
                 <w:bottom w:val="none" w:sz="0" w:space="0" w:color="000000"/>
@@ -7203,6 +7305,7 @@
           </w:tcPr>
           <w:p>
             <w:pPr>
+              <w:pStyle w:val="Normal"/>
               <w:jc w:val="center"/>
               <w:pBdr>
                 <w:bottom w:val="none" w:sz="0" w:space="0" w:color="000000"/>
@@ -7257,6 +7360,7 @@
           </w:tcPr>
           <w:p>
             <w:pPr>
+              <w:pStyle w:val="Normal"/>
               <w:jc w:val="center"/>
               <w:pBdr>
                 <w:bottom w:val="none" w:sz="0" w:space="0" w:color="000000"/>
@@ -7311,6 +7415,7 @@
           </w:tcPr>
           <w:p>
             <w:pPr>
+              <w:pStyle w:val="Normal"/>
               <w:jc w:val="center"/>
               <w:pBdr>
                 <w:bottom w:val="none" w:sz="0" w:space="0" w:color="000000"/>
@@ -7351,26 +7456,26 @@
         <w:trPr>
           <w:trHeight w:val="270" w:hRule="exact"/>
         </w:trPr>
-        body25
-        <w:tc>
-          <w:tcPr>
-            <w:tcBorders>
-              <w:bottom w:val="none" w:sz="0" w:space="0" w:color="000000"/>
-              <w:top w:val="none" w:sz="0" w:space="0" w:color="000000"/>
-              <w:left w:val="none" w:sz="0" w:space="0" w:color="000000"/>
-              <w:right w:val="none" w:sz="0" w:space="0" w:color="000000"/>
-            </w:tcBorders>
-            <w:shd w:val="clear" w:color="auto" w:fill="FFFFFF"/>
-            <w:tcMar>
-              <w:top w:w="0" w:type="dxa"/>
-              <w:bottom w:w="0" w:type="dxa"/>
-              <w:left w:w="0" w:type="dxa"/>
-              <w:right w:w="0" w:type="dxa"/>
-            </w:tcMar>
-            <w:vAlign w:val="center"/>
-          </w:tcPr>
-          <w:p>
-            <w:pPr>
+        <w:tc>
+          <w:tcPr>
+            <w:tcBorders>
+              <w:bottom w:val="none" w:sz="0" w:space="0" w:color="000000"/>
+              <w:top w:val="none" w:sz="0" w:space="0" w:color="000000"/>
+              <w:left w:val="none" w:sz="0" w:space="0" w:color="000000"/>
+              <w:right w:val="none" w:sz="0" w:space="0" w:color="000000"/>
+            </w:tcBorders>
+            <w:shd w:val="clear" w:color="auto" w:fill="FFFFFF"/>
+            <w:tcMar>
+              <w:top w:w="0" w:type="dxa"/>
+              <w:bottom w:w="0" w:type="dxa"/>
+              <w:left w:w="0" w:type="dxa"/>
+              <w:right w:w="0" w:type="dxa"/>
+            </w:tcMar>
+            <w:vAlign w:val="center"/>
+          </w:tcPr>
+          <w:p>
+            <w:pPr>
+              <w:pStyle w:val="Normal"/>
               <w:jc w:val="left"/>
               <w:pBdr>
                 <w:bottom w:val="none" w:sz="0" w:space="0" w:color="000000"/>
@@ -7425,6 +7530,7 @@
           </w:tcPr>
           <w:p>
             <w:pPr>
+              <w:pStyle w:val="Normal"/>
               <w:jc w:val="center"/>
               <w:pBdr>
                 <w:bottom w:val="none" w:sz="0" w:space="0" w:color="000000"/>
@@ -7479,6 +7585,7 @@
           </w:tcPr>
           <w:p>
             <w:pPr>
+              <w:pStyle w:val="Normal"/>
               <w:jc w:val="center"/>
               <w:pBdr>
                 <w:bottom w:val="none" w:sz="0" w:space="0" w:color="000000"/>
@@ -7533,6 +7640,7 @@
           </w:tcPr>
           <w:p>
             <w:pPr>
+              <w:pStyle w:val="Normal"/>
               <w:jc w:val="center"/>
               <w:pBdr>
                 <w:bottom w:val="none" w:sz="0" w:space="0" w:color="000000"/>
@@ -7587,6 +7695,7 @@
           </w:tcPr>
           <w:p>
             <w:pPr>
+              <w:pStyle w:val="Normal"/>
               <w:jc w:val="center"/>
               <w:pBdr>
                 <w:bottom w:val="none" w:sz="0" w:space="0" w:color="000000"/>
@@ -7641,6 +7750,7 @@
           </w:tcPr>
           <w:p>
             <w:pPr>
+              <w:pStyle w:val="Normal"/>
               <w:jc w:val="center"/>
               <w:pBdr>
                 <w:bottom w:val="none" w:sz="0" w:space="0" w:color="000000"/>
